--- a/public/assets/CV/CV Corporativo - Softtek_ESP.docx
+++ b/public/assets/CV/CV Corporativo - Softtek_ESP.docx
@@ -420,8 +420,8 @@
                                 <w:rPr>
                                   <w:rFonts w:ascii="Avenir Next LT Pro" w:hAnsi="Avenir Next LT Pro"/>
                                   <w:color w:val="FFFFFF" w:themeColor="background1"/>
-                                  <w:sz w:val="21"/>
-                                  <w:szCs w:val="21"/>
+                                  <w:sz w:val="20"/>
+                                  <w:szCs w:val="20"/>
                                   <w:lang w:val="es-MX"/>
                                 </w:rPr>
                               </w:pPr>
@@ -429,8 +429,8 @@
                                 <w:rPr>
                                   <w:rFonts w:ascii="Avenir Next LT Pro" w:hAnsi="Avenir Next LT Pro"/>
                                   <w:color w:val="FFFFFF" w:themeColor="background1"/>
-                                  <w:sz w:val="21"/>
-                                  <w:szCs w:val="21"/>
+                                  <w:sz w:val="20"/>
+                                  <w:szCs w:val="20"/>
                                   <w:lang w:val="es-MX"/>
                                 </w:rPr>
                                 <w:t>Java</w:t>
@@ -447,8 +447,8 @@
                                 <w:rPr>
                                   <w:rFonts w:ascii="Avenir Next LT Pro" w:hAnsi="Avenir Next LT Pro"/>
                                   <w:color w:val="FFFFFF" w:themeColor="background1"/>
-                                  <w:sz w:val="21"/>
-                                  <w:szCs w:val="21"/>
+                                  <w:sz w:val="20"/>
+                                  <w:szCs w:val="20"/>
                                   <w:lang w:val="es-MX"/>
                                 </w:rPr>
                               </w:pPr>
@@ -456,62 +456,11 @@
                                 <w:rPr>
                                   <w:rFonts w:ascii="Avenir Next LT Pro" w:hAnsi="Avenir Next LT Pro"/>
                                   <w:color w:val="FFFFFF" w:themeColor="background1"/>
-                                  <w:sz w:val="21"/>
-                                  <w:szCs w:val="21"/>
+                                  <w:sz w:val="20"/>
+                                  <w:szCs w:val="20"/>
                                   <w:lang w:val="es-MX"/>
                                 </w:rPr>
-                                <w:t xml:space="preserve">Spring </w:t>
-                              </w:r>
-                              <w:proofErr w:type="spellStart"/>
-                              <w:r>
-                                <w:rPr>
-                                  <w:rFonts w:ascii="Avenir Next LT Pro" w:hAnsi="Avenir Next LT Pro"/>
-                                  <w:color w:val="FFFFFF" w:themeColor="background1"/>
-                                  <w:sz w:val="21"/>
-                                  <w:szCs w:val="21"/>
-                                  <w:lang w:val="es-MX"/>
-                                </w:rPr>
-                                <w:t>Boot</w:t>
-                              </w:r>
-                              <w:proofErr w:type="spellEnd"/>
-                            </w:p>
-                            <w:p>
-                              <w:pPr>
-                                <w:pStyle w:val="Prrafodelista"/>
-                                <w:numPr>
-                                  <w:ilvl w:val="0"/>
-                                  <w:numId w:val="1"/>
-                                </w:numPr>
-                                <w:spacing w:line="360" w:lineRule="auto"/>
-                                <w:rPr>
-                                  <w:rFonts w:ascii="Avenir Next LT Pro" w:hAnsi="Avenir Next LT Pro"/>
-                                  <w:color w:val="FFFFFF" w:themeColor="background1"/>
-                                  <w:sz w:val="21"/>
-                                  <w:szCs w:val="21"/>
-                                  <w:lang w:val="es-MX"/>
-                                </w:rPr>
-                              </w:pPr>
-                              <w:proofErr w:type="spellStart"/>
-                              <w:r>
-                                <w:rPr>
-                                  <w:rFonts w:ascii="Avenir Next LT Pro" w:hAnsi="Avenir Next LT Pro"/>
-                                  <w:color w:val="FFFFFF" w:themeColor="background1"/>
-                                  <w:sz w:val="21"/>
-                                  <w:szCs w:val="21"/>
-                                  <w:lang w:val="es-MX"/>
-                                </w:rPr>
-                                <w:t>Hibernate</w:t>
-                              </w:r>
-                              <w:proofErr w:type="spellEnd"/>
-                              <w:r>
-                                <w:rPr>
-                                  <w:rFonts w:ascii="Avenir Next LT Pro" w:hAnsi="Avenir Next LT Pro"/>
-                                  <w:color w:val="FFFFFF" w:themeColor="background1"/>
-                                  <w:sz w:val="21"/>
-                                  <w:szCs w:val="21"/>
-                                  <w:lang w:val="es-MX"/>
-                                </w:rPr>
-                                <w:t xml:space="preserve"> / JPA</w:t>
+                                <w:t>Spring Boot</w:t>
                               </w:r>
                             </w:p>
                             <w:p>
@@ -525,32 +474,20 @@
                                 <w:rPr>
                                   <w:rFonts w:ascii="Avenir Next LT Pro" w:hAnsi="Avenir Next LT Pro"/>
                                   <w:color w:val="FFFFFF" w:themeColor="background1"/>
-                                  <w:sz w:val="21"/>
-                                  <w:szCs w:val="21"/>
+                                  <w:sz w:val="20"/>
+                                  <w:szCs w:val="20"/>
                                   <w:lang w:val="es-MX"/>
                                 </w:rPr>
                               </w:pPr>
-                              <w:proofErr w:type="spellStart"/>
                               <w:r>
                                 <w:rPr>
                                   <w:rFonts w:ascii="Avenir Next LT Pro" w:hAnsi="Avenir Next LT Pro"/>
                                   <w:color w:val="FFFFFF" w:themeColor="background1"/>
-                                  <w:sz w:val="21"/>
-                                  <w:szCs w:val="21"/>
+                                  <w:sz w:val="20"/>
+                                  <w:szCs w:val="20"/>
                                   <w:lang w:val="es-MX"/>
                                 </w:rPr>
-                                <w:t>APIs</w:t>
-                              </w:r>
-                              <w:proofErr w:type="spellEnd"/>
-                              <w:r>
-                                <w:rPr>
-                                  <w:rFonts w:ascii="Avenir Next LT Pro" w:hAnsi="Avenir Next LT Pro"/>
-                                  <w:color w:val="FFFFFF" w:themeColor="background1"/>
-                                  <w:sz w:val="21"/>
-                                  <w:szCs w:val="21"/>
-                                  <w:lang w:val="es-MX"/>
-                                </w:rPr>
-                                <w:t xml:space="preserve"> REST</w:t>
+                                <w:t>Hibernate / JPA</w:t>
                               </w:r>
                             </w:p>
                             <w:p>
@@ -564,8 +501,8 @@
                                 <w:rPr>
                                   <w:rFonts w:ascii="Avenir Next LT Pro" w:hAnsi="Avenir Next LT Pro"/>
                                   <w:color w:val="FFFFFF" w:themeColor="background1"/>
-                                  <w:sz w:val="21"/>
-                                  <w:szCs w:val="21"/>
+                                  <w:sz w:val="20"/>
+                                  <w:szCs w:val="20"/>
                                   <w:lang w:val="es-MX"/>
                                 </w:rPr>
                               </w:pPr>
@@ -573,8 +510,35 @@
                                 <w:rPr>
                                   <w:rFonts w:ascii="Avenir Next LT Pro" w:hAnsi="Avenir Next LT Pro"/>
                                   <w:color w:val="FFFFFF" w:themeColor="background1"/>
-                                  <w:sz w:val="21"/>
-                                  <w:szCs w:val="21"/>
+                                  <w:sz w:val="20"/>
+                                  <w:szCs w:val="20"/>
+                                  <w:lang w:val="es-MX"/>
+                                </w:rPr>
+                                <w:t>APIs REST</w:t>
+                              </w:r>
+                            </w:p>
+                            <w:p>
+                              <w:pPr>
+                                <w:pStyle w:val="Prrafodelista"/>
+                                <w:numPr>
+                                  <w:ilvl w:val="0"/>
+                                  <w:numId w:val="1"/>
+                                </w:numPr>
+                                <w:spacing w:line="360" w:lineRule="auto"/>
+                                <w:rPr>
+                                  <w:rFonts w:ascii="Avenir Next LT Pro" w:hAnsi="Avenir Next LT Pro"/>
+                                  <w:color w:val="FFFFFF" w:themeColor="background1"/>
+                                  <w:sz w:val="20"/>
+                                  <w:szCs w:val="20"/>
+                                  <w:lang w:val="es-MX"/>
+                                </w:rPr>
+                              </w:pPr>
+                              <w:r>
+                                <w:rPr>
+                                  <w:rFonts w:ascii="Avenir Next LT Pro" w:hAnsi="Avenir Next LT Pro"/>
+                                  <w:color w:val="FFFFFF" w:themeColor="background1"/>
+                                  <w:sz w:val="20"/>
+                                  <w:szCs w:val="20"/>
                                   <w:lang w:val="es-MX"/>
                                 </w:rPr>
                                 <w:t xml:space="preserve">JavaScript / </w:t>
@@ -584,8 +548,8 @@
                                 <w:rPr>
                                   <w:rFonts w:ascii="Avenir Next LT Pro" w:hAnsi="Avenir Next LT Pro"/>
                                   <w:color w:val="FFFFFF" w:themeColor="background1"/>
-                                  <w:sz w:val="21"/>
-                                  <w:szCs w:val="21"/>
+                                  <w:sz w:val="20"/>
+                                  <w:szCs w:val="20"/>
                                   <w:lang w:val="es-MX"/>
                                 </w:rPr>
                                 <w:t>TypeScript</w:t>
@@ -603,23 +567,21 @@
                                 <w:rPr>
                                   <w:rFonts w:ascii="Avenir Next LT Pro" w:hAnsi="Avenir Next LT Pro"/>
                                   <w:color w:val="FFFFFF" w:themeColor="background1"/>
-                                  <w:sz w:val="21"/>
-                                  <w:szCs w:val="21"/>
+                                  <w:sz w:val="20"/>
+                                  <w:szCs w:val="20"/>
                                   <w:lang w:val="es-MX"/>
                                 </w:rPr>
                               </w:pPr>
-                              <w:proofErr w:type="spellStart"/>
                               <w:r>
                                 <w:rPr>
                                   <w:rFonts w:ascii="Avenir Next LT Pro" w:hAnsi="Avenir Next LT Pro"/>
                                   <w:color w:val="FFFFFF" w:themeColor="background1"/>
-                                  <w:sz w:val="21"/>
-                                  <w:szCs w:val="21"/>
+                                  <w:sz w:val="20"/>
+                                  <w:szCs w:val="20"/>
                                   <w:lang w:val="es-MX"/>
                                 </w:rPr>
                                 <w:t>React</w:t>
                               </w:r>
-                              <w:proofErr w:type="spellEnd"/>
                             </w:p>
                             <w:p>
                               <w:pPr>
@@ -632,8 +594,8 @@
                                 <w:rPr>
                                   <w:rFonts w:ascii="Avenir Next LT Pro" w:hAnsi="Avenir Next LT Pro"/>
                                   <w:color w:val="FFFFFF" w:themeColor="background1"/>
-                                  <w:sz w:val="21"/>
-                                  <w:szCs w:val="21"/>
+                                  <w:sz w:val="20"/>
+                                  <w:szCs w:val="20"/>
                                   <w:lang w:val="es-MX"/>
                                 </w:rPr>
                               </w:pPr>
@@ -641,8 +603,8 @@
                                 <w:rPr>
                                   <w:rFonts w:ascii="Avenir Next LT Pro" w:hAnsi="Avenir Next LT Pro"/>
                                   <w:color w:val="FFFFFF" w:themeColor="background1"/>
-                                  <w:sz w:val="21"/>
-                                  <w:szCs w:val="21"/>
+                                  <w:sz w:val="20"/>
+                                  <w:szCs w:val="20"/>
                                   <w:lang w:val="es-MX"/>
                                 </w:rPr>
                                 <w:t>SQL (PostgreSQL / MySQL)</w:t>
@@ -659,8 +621,33 @@
                                 <w:rPr>
                                   <w:rFonts w:ascii="Avenir Next LT Pro" w:hAnsi="Avenir Next LT Pro"/>
                                   <w:color w:val="FFFFFF" w:themeColor="background1"/>
-                                  <w:sz w:val="21"/>
-                                  <w:szCs w:val="21"/>
+                                  <w:sz w:val="20"/>
+                                  <w:szCs w:val="20"/>
+                                  <w:lang w:val="es-MX"/>
+                                </w:rPr>
+                              </w:pPr>
+                              <w:r>
+                                <w:rPr>
+                                  <w:rFonts w:ascii="Avenir Next LT Pro" w:hAnsi="Avenir Next LT Pro"/>
+                                  <w:sz w:val="20"/>
+                                  <w:szCs w:val="20"/>
+                                </w:rPr>
+                                <w:t>MongoDB</w:t>
+                              </w:r>
+                            </w:p>
+                            <w:p>
+                              <w:pPr>
+                                <w:pStyle w:val="Prrafodelista"/>
+                                <w:numPr>
+                                  <w:ilvl w:val="0"/>
+                                  <w:numId w:val="1"/>
+                                </w:numPr>
+                                <w:spacing w:line="360" w:lineRule="auto"/>
+                                <w:rPr>
+                                  <w:rFonts w:ascii="Avenir Next LT Pro" w:hAnsi="Avenir Next LT Pro"/>
+                                  <w:color w:val="FFFFFF" w:themeColor="background1"/>
+                                  <w:sz w:val="20"/>
+                                  <w:szCs w:val="20"/>
                                   <w:lang w:val="es-MX"/>
                                 </w:rPr>
                               </w:pPr>
@@ -668,8 +655,8 @@
                                 <w:rPr>
                                   <w:rFonts w:ascii="Avenir Next LT Pro" w:hAnsi="Avenir Next LT Pro"/>
                                   <w:color w:val="FFFFFF" w:themeColor="background1"/>
-                                  <w:sz w:val="21"/>
-                                  <w:szCs w:val="21"/>
+                                  <w:sz w:val="20"/>
+                                  <w:szCs w:val="20"/>
                                   <w:lang w:val="es-MX"/>
                                 </w:rPr>
                                 <w:t>Git / GitHub</w:t>
@@ -686,8 +673,8 @@
                                 <w:rPr>
                                   <w:rFonts w:ascii="Avenir Next LT Pro" w:hAnsi="Avenir Next LT Pro"/>
                                   <w:color w:val="FFFFFF" w:themeColor="background1"/>
-                                  <w:sz w:val="21"/>
-                                  <w:szCs w:val="21"/>
+                                  <w:sz w:val="20"/>
+                                  <w:szCs w:val="20"/>
                                   <w:lang w:val="es-MX"/>
                                 </w:rPr>
                               </w:pPr>
@@ -695,8 +682,8 @@
                                 <w:rPr>
                                   <w:rFonts w:ascii="Avenir Next LT Pro" w:hAnsi="Avenir Next LT Pro"/>
                                   <w:color w:val="FFFFFF" w:themeColor="background1"/>
-                                  <w:sz w:val="21"/>
-                                  <w:szCs w:val="21"/>
+                                  <w:sz w:val="20"/>
+                                  <w:szCs w:val="20"/>
                                   <w:lang w:val="es-MX"/>
                                 </w:rPr>
                                 <w:t>Maven</w:t>
@@ -713,8 +700,8 @@
                                 <w:rPr>
                                   <w:rFonts w:ascii="Avenir Next LT Pro" w:hAnsi="Avenir Next LT Pro"/>
                                   <w:color w:val="FFFFFF" w:themeColor="background1"/>
-                                  <w:sz w:val="21"/>
-                                  <w:szCs w:val="21"/>
+                                  <w:sz w:val="20"/>
+                                  <w:szCs w:val="20"/>
                                   <w:lang w:val="es-MX"/>
                                 </w:rPr>
                               </w:pPr>
@@ -722,8 +709,8 @@
                                 <w:rPr>
                                   <w:rFonts w:ascii="Avenir Next LT Pro" w:hAnsi="Avenir Next LT Pro"/>
                                   <w:color w:val="FFFFFF" w:themeColor="background1"/>
-                                  <w:sz w:val="21"/>
-                                  <w:szCs w:val="21"/>
+                                  <w:sz w:val="20"/>
+                                  <w:szCs w:val="20"/>
                                   <w:lang w:val="es-MX"/>
                                 </w:rPr>
                                 <w:t>Jenkins (CI/CD)</w:t>
@@ -740,8 +727,33 @@
                                 <w:rPr>
                                   <w:rFonts w:ascii="Avenir Next LT Pro" w:hAnsi="Avenir Next LT Pro"/>
                                   <w:color w:val="FFFFFF" w:themeColor="background1"/>
-                                  <w:sz w:val="21"/>
-                                  <w:szCs w:val="21"/>
+                                  <w:sz w:val="20"/>
+                                  <w:szCs w:val="20"/>
+                                  <w:lang w:val="es-MX"/>
+                                </w:rPr>
+                              </w:pPr>
+                              <w:r>
+                                <w:rPr>
+                                  <w:rFonts w:ascii="Avenir Next LT Pro" w:hAnsi="Avenir Next LT Pro"/>
+                                  <w:sz w:val="20"/>
+                                  <w:szCs w:val="20"/>
+                                </w:rPr>
+                                <w:t>Elasticsearch</w:t>
+                              </w:r>
+                            </w:p>
+                            <w:p>
+                              <w:pPr>
+                                <w:pStyle w:val="Prrafodelista"/>
+                                <w:numPr>
+                                  <w:ilvl w:val="0"/>
+                                  <w:numId w:val="1"/>
+                                </w:numPr>
+                                <w:spacing w:line="360" w:lineRule="auto"/>
+                                <w:rPr>
+                                  <w:rFonts w:ascii="Avenir Next LT Pro" w:hAnsi="Avenir Next LT Pro"/>
+                                  <w:color w:val="FFFFFF" w:themeColor="background1"/>
+                                  <w:sz w:val="20"/>
+                                  <w:szCs w:val="20"/>
                                   <w:lang w:val="es-MX"/>
                                 </w:rPr>
                               </w:pPr>
@@ -749,8 +761,8 @@
                                 <w:rPr>
                                   <w:rFonts w:ascii="Avenir Next LT Pro" w:hAnsi="Avenir Next LT Pro"/>
                                   <w:color w:val="FFFFFF" w:themeColor="background1"/>
-                                  <w:sz w:val="21"/>
-                                  <w:szCs w:val="21"/>
+                                  <w:sz w:val="20"/>
+                                  <w:szCs w:val="20"/>
                                   <w:lang w:val="es-MX"/>
                                 </w:rPr>
                                 <w:t>Scrum / Agile</w:t>
@@ -767,8 +779,8 @@
                                 <w:rPr>
                                   <w:rFonts w:ascii="Avenir Next LT Pro" w:hAnsi="Avenir Next LT Pro"/>
                                   <w:color w:val="FFFFFF" w:themeColor="background1"/>
-                                  <w:sz w:val="21"/>
-                                  <w:szCs w:val="21"/>
+                                  <w:sz w:val="20"/>
+                                  <w:szCs w:val="20"/>
                                   <w:lang w:val="es-MX"/>
                                 </w:rPr>
                               </w:pPr>
@@ -776,8 +788,8 @@
                                 <w:rPr>
                                   <w:rFonts w:ascii="Avenir Next LT Pro" w:hAnsi="Avenir Next LT Pro"/>
                                   <w:color w:val="FFFFFF" w:themeColor="background1"/>
-                                  <w:sz w:val="21"/>
-                                  <w:szCs w:val="21"/>
+                                  <w:sz w:val="20"/>
+                                  <w:szCs w:val="20"/>
                                   <w:lang w:val="es-MX"/>
                                 </w:rPr>
                                 <w:t>Comunicación efectiva</w:t>
@@ -794,8 +806,8 @@
                                 <w:rPr>
                                   <w:rFonts w:ascii="Avenir Next LT Pro" w:hAnsi="Avenir Next LT Pro"/>
                                   <w:color w:val="FFFFFF" w:themeColor="background1"/>
-                                  <w:sz w:val="21"/>
-                                  <w:szCs w:val="21"/>
+                                  <w:sz w:val="20"/>
+                                  <w:szCs w:val="20"/>
                                   <w:lang w:val="es-MX"/>
                                 </w:rPr>
                               </w:pPr>
@@ -803,8 +815,8 @@
                                 <w:rPr>
                                   <w:rFonts w:ascii="Avenir Next LT Pro" w:hAnsi="Avenir Next LT Pro"/>
                                   <w:color w:val="FFFFFF" w:themeColor="background1"/>
-                                  <w:sz w:val="21"/>
-                                  <w:szCs w:val="21"/>
+                                  <w:sz w:val="20"/>
+                                  <w:szCs w:val="20"/>
                                   <w:lang w:val="es-MX"/>
                                 </w:rPr>
                                 <w:t>Trabajo en equipo</w:t>
@@ -821,8 +833,8 @@
                                 <w:rPr>
                                   <w:rFonts w:ascii="Avenir Next LT Pro" w:hAnsi="Avenir Next LT Pro"/>
                                   <w:color w:val="FFFFFF" w:themeColor="background1"/>
-                                  <w:sz w:val="21"/>
-                                  <w:szCs w:val="21"/>
+                                  <w:sz w:val="20"/>
+                                  <w:szCs w:val="20"/>
                                   <w:lang w:val="es-MX"/>
                                 </w:rPr>
                               </w:pPr>
@@ -830,8 +842,8 @@
                                 <w:rPr>
                                   <w:rFonts w:ascii="Avenir Next LT Pro" w:hAnsi="Avenir Next LT Pro"/>
                                   <w:color w:val="FFFFFF" w:themeColor="background1"/>
-                                  <w:sz w:val="21"/>
-                                  <w:szCs w:val="21"/>
+                                  <w:sz w:val="20"/>
+                                  <w:szCs w:val="20"/>
                                   <w:lang w:val="es-MX"/>
                                 </w:rPr>
                                 <w:t>Adaptabilidad</w:t>
@@ -848,8 +860,8 @@
                                 <w:rPr>
                                   <w:rFonts w:ascii="Avenir Next LT Pro" w:hAnsi="Avenir Next LT Pro"/>
                                   <w:color w:val="FFFFFF" w:themeColor="background1"/>
-                                  <w:sz w:val="21"/>
-                                  <w:szCs w:val="21"/>
+                                  <w:sz w:val="20"/>
+                                  <w:szCs w:val="20"/>
                                   <w:lang w:val="es-MX"/>
                                 </w:rPr>
                               </w:pPr>
@@ -857,8 +869,8 @@
                                 <w:rPr>
                                   <w:rFonts w:ascii="Avenir Next LT Pro" w:hAnsi="Avenir Next LT Pro"/>
                                   <w:color w:val="FFFFFF" w:themeColor="background1"/>
-                                  <w:sz w:val="21"/>
-                                  <w:szCs w:val="21"/>
+                                  <w:sz w:val="20"/>
+                                  <w:szCs w:val="20"/>
                                   <w:lang w:val="es-MX"/>
                                 </w:rPr>
                                 <w:t>Gestión del tiempo</w:t>
@@ -875,26 +887,293 @@
                                 <w:rPr>
                                   <w:rFonts w:ascii="Avenir Next LT Pro" w:hAnsi="Avenir Next LT Pro"/>
                                   <w:color w:val="FFFFFF" w:themeColor="background1"/>
-                                  <w:sz w:val="21"/>
-                                  <w:szCs w:val="21"/>
+                                  <w:sz w:val="20"/>
+                                  <w:szCs w:val="20"/>
                                   <w:lang w:val="es-MX"/>
                                 </w:rPr>
                               </w:pPr>
                               <w:r>
                                 <w:rPr>
                                   <w:rFonts w:ascii="Avenir Next LT Pro" w:hAnsi="Avenir Next LT Pro"/>
-                                  <w:color w:val="FFFFFF" w:themeColor="background1"/>
-                                  <w:sz w:val="21"/>
-                                  <w:szCs w:val="21"/>
-                                  <w:lang w:val="es-MX"/>
+                                  <w:sz w:val="20"/>
+                                  <w:szCs w:val="20"/>
                                 </w:rPr>
-                                <w:t>Atención al detalle</w:t>
+                                <w:t>Prompt engineering</w:t>
                               </w:r>
                             </w:p>
                             <w:p>
                               <w:pPr>
+                                <w:pStyle w:val="Prrafodelista"/>
+                                <w:numPr>
+                                  <w:ilvl w:val="0"/>
+                                  <w:numId w:val="1"/>
+                                </w:numPr>
+                                <w:rPr>
+                                  <w:rFonts w:ascii="Avenir Next LT Pro" w:eastAsia="Times New Roman" w:hAnsi="Avenir Next LT Pro" w:cs="Times New Roman"/>
+                                  <w:kern w:val="0"/>
+                                  <w:sz w:val="20"/>
+                                  <w:szCs w:val="20"/>
+                                  <w:lang w:val="es-MX" w:eastAsia="es-MX"/>
+                                  <w14:ligatures w14:val="none"/>
+                                </w:rPr>
+                              </w:pPr>
+                              <w:r>
+                                <w:rPr>
+                                  <w:rFonts w:ascii="Avenir Next LT Pro" w:eastAsia="Times New Roman" w:hAnsi="Avenir Next LT Pro" w:cs="Times New Roman"/>
+                                  <w:kern w:val="0"/>
+                                  <w:sz w:val="20"/>
+                                  <w:szCs w:val="20"/>
+                                  <w:lang w:val="es-MX" w:eastAsia="es-MX"/>
+                                  <w14:ligatures w14:val="none"/>
+                                </w:rPr>
+                                <w:t xml:space="preserve">Microservicios </w:t>
+                              </w:r>
+                            </w:p>
+                            <w:p>
+                              <w:pPr>
+                                <w:pStyle w:val="Prrafodelista"/>
+                                <w:numPr>
+                                  <w:ilvl w:val="0"/>
+                                  <w:numId w:val="1"/>
+                                </w:numPr>
+                                <w:rPr>
+                                  <w:rFonts w:ascii="Avenir Next LT Pro" w:eastAsia="Times New Roman" w:hAnsi="Avenir Next LT Pro" w:cs="Times New Roman"/>
+                                  <w:kern w:val="0"/>
+                                  <w:sz w:val="20"/>
+                                  <w:szCs w:val="20"/>
+                                  <w:lang w:val="es-MX" w:eastAsia="es-MX"/>
+                                  <w14:ligatures w14:val="none"/>
+                                </w:rPr>
+                              </w:pPr>
+                              <w:r>
+                                <w:rPr>
+                                  <w:rFonts w:ascii="Avenir Next LT Pro" w:eastAsia="Times New Roman" w:hAnsi="Avenir Next LT Pro" w:cs="Times New Roman"/>
+                                  <w:kern w:val="0"/>
+                                  <w:sz w:val="20"/>
+                                  <w:szCs w:val="20"/>
+                                  <w:lang w:val="es-MX" w:eastAsia="es-MX"/>
+                                  <w14:ligatures w14:val="none"/>
+                                </w:rPr>
+                                <w:t xml:space="preserve">Docker </w:t>
+                              </w:r>
+                            </w:p>
+                            <w:p>
+                              <w:pPr>
+                                <w:pStyle w:val="Prrafodelista"/>
+                                <w:numPr>
+                                  <w:ilvl w:val="0"/>
+                                  <w:numId w:val="1"/>
+                                </w:numPr>
+                                <w:rPr>
+                                  <w:rFonts w:ascii="Avenir Next LT Pro" w:eastAsia="Times New Roman" w:hAnsi="Avenir Next LT Pro" w:cs="Times New Roman"/>
+                                  <w:kern w:val="0"/>
+                                  <w:sz w:val="20"/>
+                                  <w:szCs w:val="20"/>
+                                  <w:lang w:val="es-MX" w:eastAsia="es-MX"/>
+                                  <w14:ligatures w14:val="none"/>
+                                </w:rPr>
+                              </w:pPr>
+                              <w:proofErr w:type="spellStart"/>
+                              <w:r>
+                                <w:rPr>
+                                  <w:rFonts w:ascii="Avenir Next LT Pro" w:eastAsia="Times New Roman" w:hAnsi="Avenir Next LT Pro" w:cs="Times New Roman"/>
+                                  <w:kern w:val="0"/>
+                                  <w:sz w:val="20"/>
+                                  <w:szCs w:val="20"/>
+                                  <w:lang w:val="es-MX" w:eastAsia="es-MX"/>
+                                  <w14:ligatures w14:val="none"/>
+                                </w:rPr>
+                                <w:t>Kubernetes</w:t>
+                              </w:r>
+                              <w:proofErr w:type="spellEnd"/>
+                              <w:r>
+                                <w:rPr>
+                                  <w:rFonts w:ascii="Avenir Next LT Pro" w:eastAsia="Times New Roman" w:hAnsi="Avenir Next LT Pro" w:cs="Times New Roman"/>
+                                  <w:kern w:val="0"/>
+                                  <w:sz w:val="20"/>
+                                  <w:szCs w:val="20"/>
+                                  <w:lang w:val="es-MX" w:eastAsia="es-MX"/>
+                                  <w14:ligatures w14:val="none"/>
+                                </w:rPr>
+                                <w:t xml:space="preserve"> </w:t>
+                              </w:r>
+                            </w:p>
+                            <w:p>
+                              <w:pPr>
+                                <w:pStyle w:val="Prrafodelista"/>
+                                <w:numPr>
+                                  <w:ilvl w:val="0"/>
+                                  <w:numId w:val="1"/>
+                                </w:numPr>
+                                <w:rPr>
+                                  <w:rFonts w:ascii="Avenir Next LT Pro" w:eastAsia="Times New Roman" w:hAnsi="Avenir Next LT Pro" w:cs="Times New Roman"/>
+                                  <w:kern w:val="0"/>
+                                  <w:sz w:val="20"/>
+                                  <w:szCs w:val="20"/>
+                                  <w:lang w:val="es-MX" w:eastAsia="es-MX"/>
+                                  <w14:ligatures w14:val="none"/>
+                                </w:rPr>
+                              </w:pPr>
+                              <w:r>
+                                <w:rPr>
+                                  <w:rFonts w:ascii="Avenir Next LT Pro" w:eastAsia="Times New Roman" w:hAnsi="Avenir Next LT Pro" w:cs="Times New Roman"/>
+                                  <w:kern w:val="0"/>
+                                  <w:sz w:val="20"/>
+                                  <w:szCs w:val="20"/>
+                                  <w:lang w:val="es-MX" w:eastAsia="es-MX"/>
+                                  <w14:ligatures w14:val="none"/>
+                                </w:rPr>
+                                <w:t>C</w:t>
+                              </w:r>
+                              <w:r>
+                                <w:rPr>
+                                  <w:rFonts w:ascii="Avenir Next LT Pro" w:eastAsia="Times New Roman" w:hAnsi="Avenir Next LT Pro" w:cs="Times New Roman"/>
+                                  <w:kern w:val="0"/>
+                                  <w:sz w:val="20"/>
+                                  <w:szCs w:val="20"/>
+                                  <w:lang w:val="es-MX" w:eastAsia="es-MX"/>
+                                  <w14:ligatures w14:val="none"/>
+                                </w:rPr>
+                                <w:t xml:space="preserve">loud (AWS / Azure / GCP) </w:t>
+                              </w:r>
+                            </w:p>
+                            <w:p>
+                              <w:pPr>
+                                <w:pStyle w:val="Prrafodelista"/>
+                                <w:numPr>
+                                  <w:ilvl w:val="0"/>
+                                  <w:numId w:val="1"/>
+                                </w:numPr>
                                 <w:spacing w:line="360" w:lineRule="auto"/>
-                                <w:ind w:left="340"/>
+                                <w:rPr>
+                                  <w:rFonts w:ascii="Avenir Next LT Pro" w:hAnsi="Avenir Next LT Pro"/>
+                                  <w:color w:val="FFFFFF" w:themeColor="background1"/>
+                                  <w:sz w:val="20"/>
+                                  <w:szCs w:val="20"/>
+                                  <w:lang w:val="es-MX"/>
+                                </w:rPr>
+                              </w:pPr>
+                              <w:proofErr w:type="spellStart"/>
+                              <w:r>
+                                <w:rPr>
+                                  <w:rFonts w:ascii="Avenir Next LT Pro" w:eastAsia="Times New Roman" w:hAnsi="Avenir Next LT Pro" w:cs="Times New Roman"/>
+                                  <w:kern w:val="0"/>
+                                  <w:sz w:val="20"/>
+                                  <w:szCs w:val="20"/>
+                                  <w:lang w:val="es-MX" w:eastAsia="es-MX"/>
+                                  <w14:ligatures w14:val="none"/>
+                                </w:rPr>
+                                <w:t>Testing</w:t>
+                              </w:r>
+                              <w:proofErr w:type="spellEnd"/>
+                              <w:r>
+                                <w:rPr>
+                                  <w:rFonts w:ascii="Avenir Next LT Pro" w:eastAsia="Times New Roman" w:hAnsi="Avenir Next LT Pro" w:cs="Times New Roman"/>
+                                  <w:kern w:val="0"/>
+                                  <w:sz w:val="20"/>
+                                  <w:szCs w:val="20"/>
+                                  <w:lang w:val="es-MX" w:eastAsia="es-MX"/>
+                                  <w14:ligatures w14:val="none"/>
+                                </w:rPr>
+                                <w:t xml:space="preserve"> (</w:t>
+                              </w:r>
+                              <w:proofErr w:type="spellStart"/>
+                              <w:r>
+                                <w:rPr>
+                                  <w:rFonts w:ascii="Avenir Next LT Pro" w:eastAsia="Times New Roman" w:hAnsi="Avenir Next LT Pro" w:cs="Times New Roman"/>
+                                  <w:kern w:val="0"/>
+                                  <w:sz w:val="20"/>
+                                  <w:szCs w:val="20"/>
+                                  <w:lang w:val="es-MX" w:eastAsia="es-MX"/>
+                                  <w14:ligatures w14:val="none"/>
+                                </w:rPr>
+                                <w:t>JUnit</w:t>
+                              </w:r>
+                              <w:proofErr w:type="spellEnd"/>
+                              <w:r>
+                                <w:rPr>
+                                  <w:rFonts w:ascii="Avenir Next LT Pro" w:eastAsia="Times New Roman" w:hAnsi="Avenir Next LT Pro" w:cs="Times New Roman"/>
+                                  <w:kern w:val="0"/>
+                                  <w:sz w:val="20"/>
+                                  <w:szCs w:val="20"/>
+                                  <w:lang w:val="es-MX" w:eastAsia="es-MX"/>
+                                  <w14:ligatures w14:val="none"/>
+                                </w:rPr>
+                                <w:t xml:space="preserve"> / </w:t>
+                              </w:r>
+                              <w:proofErr w:type="spellStart"/>
+                              <w:r>
+                                <w:rPr>
+                                  <w:rFonts w:ascii="Avenir Next LT Pro" w:eastAsia="Times New Roman" w:hAnsi="Avenir Next LT Pro" w:cs="Times New Roman"/>
+                                  <w:kern w:val="0"/>
+                                  <w:sz w:val="20"/>
+                                  <w:szCs w:val="20"/>
+                                  <w:lang w:val="es-MX" w:eastAsia="es-MX"/>
+                                  <w14:ligatures w14:val="none"/>
+                                </w:rPr>
+                                <w:t>Mockito</w:t>
+                              </w:r>
+                              <w:proofErr w:type="spellEnd"/>
+                              <w:r>
+                                <w:rPr>
+                                  <w:rFonts w:ascii="Avenir Next LT Pro" w:eastAsia="Times New Roman" w:hAnsi="Avenir Next LT Pro" w:cs="Times New Roman"/>
+                                  <w:kern w:val="0"/>
+                                  <w:sz w:val="20"/>
+                                  <w:szCs w:val="20"/>
+                                  <w:lang w:val="es-MX" w:eastAsia="es-MX"/>
+                                  <w14:ligatures w14:val="none"/>
+                                </w:rPr>
+                                <w:t>)</w:t>
+                              </w:r>
+                            </w:p>
+                            <w:p>
+                              <w:pPr>
+                                <w:pStyle w:val="Prrafodelista"/>
+                                <w:numPr>
+                                  <w:ilvl w:val="0"/>
+                                  <w:numId w:val="1"/>
+                                </w:numPr>
+                                <w:spacing w:line="360" w:lineRule="auto"/>
+                                <w:rPr>
+                                  <w:rFonts w:ascii="Avenir Next LT Pro" w:hAnsi="Avenir Next LT Pro"/>
+                                  <w:color w:val="FFFFFF" w:themeColor="background1"/>
+                                  <w:sz w:val="20"/>
+                                  <w:szCs w:val="20"/>
+                                  <w:lang w:val="es-MX"/>
+                                </w:rPr>
+                              </w:pPr>
+                              <w:proofErr w:type="spellStart"/>
+                              <w:r>
+                                <w:rPr>
+                                  <w:rFonts w:ascii="Avenir Next LT Pro" w:hAnsi="Avenir Next LT Pro"/>
+                                  <w:sz w:val="20"/>
+                                  <w:szCs w:val="20"/>
+                                </w:rPr>
+                                <w:t>Resolución</w:t>
+                              </w:r>
+                              <w:proofErr w:type="spellEnd"/>
+                              <w:r>
+                                <w:rPr>
+                                  <w:rFonts w:ascii="Avenir Next LT Pro" w:hAnsi="Avenir Next LT Pro"/>
+                                  <w:sz w:val="20"/>
+                                  <w:szCs w:val="20"/>
+                                </w:rPr>
+                                <w:t xml:space="preserve"> de </w:t>
+                              </w:r>
+                              <w:proofErr w:type="spellStart"/>
+                              <w:r>
+                                <w:rPr>
+                                  <w:rFonts w:ascii="Avenir Next LT Pro" w:hAnsi="Avenir Next LT Pro"/>
+                                  <w:sz w:val="20"/>
+                                  <w:szCs w:val="20"/>
+                                </w:rPr>
+                                <w:t>problemas</w:t>
+                              </w:r>
+                              <w:proofErr w:type="spellEnd"/>
+                            </w:p>
+                            <w:p>
+                              <w:pPr>
+                                <w:spacing w:line="360" w:lineRule="auto"/>
                                 <w:rPr>
                                   <w:rFonts w:ascii="Avenir Next LT Pro" w:hAnsi="Avenir Next LT Pro"/>
                                   <w:color w:val="FFFFFF" w:themeColor="background1"/>
@@ -909,100 +1188,7 @@
                                   <w:sz w:val="21"/>
                                   <w:szCs w:val="21"/>
                                 </w:rPr>
-                                <w:t>___________________________</w:t>
-                              </w:r>
-                            </w:p>
-                            <w:p>
-                              <w:pPr>
-                                <w:spacing w:line="216" w:lineRule="auto"/>
-                                <w:ind w:left="340"/>
-                                <w:rPr>
-                                  <w:rFonts w:ascii="Avenir Next LT Pro" w:hAnsi="Avenir Next LT Pro"/>
-                                  <w:color w:val="FFFFFF" w:themeColor="background1"/>
-                                  <w:sz w:val="21"/>
-                                  <w:szCs w:val="21"/>
-                                </w:rPr>
-                              </w:pPr>
-                            </w:p>
-                            <w:p>
-                              <w:pPr>
-                                <w:spacing w:line="216" w:lineRule="auto"/>
-                                <w:ind w:left="340"/>
-                                <w:rPr>
-                                  <w:rFonts w:ascii="Avenir Next LT Pro" w:hAnsi="Avenir Next LT Pro"/>
-                                  <w:b/>
-                                  <w:bCs/>
-                                  <w:color w:val="FFFFFF" w:themeColor="background1"/>
-                                  <w:sz w:val="21"/>
-                                  <w:szCs w:val="21"/>
-                                </w:rPr>
-                              </w:pPr>
-                              <w:r>
-                                <w:rPr>
-                                  <w:rFonts w:ascii="Avenir Next LT Pro" w:hAnsi="Avenir Next LT Pro"/>
-                                  <w:b/>
-                                  <w:bCs/>
-                                  <w:color w:val="FFFFFF" w:themeColor="background1"/>
-                                  <w:sz w:val="21"/>
-                                  <w:szCs w:val="21"/>
-                                </w:rPr>
-                                <w:t>IDIOMAS</w:t>
-                              </w:r>
-                            </w:p>
-                            <w:p>
-                              <w:pPr>
-                                <w:spacing w:line="216" w:lineRule="auto"/>
-                                <w:ind w:left="340"/>
-                                <w:rPr>
-                                  <w:rFonts w:ascii="Avenir Next LT Pro" w:hAnsi="Avenir Next LT Pro"/>
-                                  <w:color w:val="FFFFFF" w:themeColor="background1"/>
-                                  <w:sz w:val="21"/>
-                                  <w:szCs w:val="21"/>
-                                </w:rPr>
-                              </w:pPr>
-                            </w:p>
-                            <w:p>
-                              <w:pPr>
-                                <w:spacing w:line="216" w:lineRule="auto"/>
-                                <w:ind w:left="340"/>
-                                <w:rPr>
-                                  <w:rFonts w:ascii="Avenir Next LT Pro" w:hAnsi="Avenir Next LT Pro"/>
-                                  <w:color w:val="FFFFFF" w:themeColor="background1"/>
-                                  <w:sz w:val="21"/>
-                                  <w:szCs w:val="21"/>
-                                </w:rPr>
-                              </w:pPr>
-                              <w:proofErr w:type="spellStart"/>
-                              <w:r>
-                                <w:rPr>
-                                  <w:rFonts w:ascii="Avenir Next LT Pro" w:hAnsi="Avenir Next LT Pro"/>
-                                  <w:color w:val="FFFFFF" w:themeColor="background1"/>
-                                  <w:sz w:val="21"/>
-                                  <w:szCs w:val="21"/>
-                                </w:rPr>
-                                <w:t>Español</w:t>
-                              </w:r>
-                              <w:proofErr w:type="spellEnd"/>
-                            </w:p>
-                            <w:p>
-                              <w:pPr>
-                                <w:spacing w:line="216" w:lineRule="auto"/>
-                                <w:ind w:left="340"/>
-                                <w:rPr>
-                                  <w:rFonts w:ascii="Avenir Next LT Pro" w:hAnsi="Avenir Next LT Pro"/>
-                                  <w:color w:val="FFFFFF" w:themeColor="background1"/>
-                                  <w:sz w:val="21"/>
-                                  <w:szCs w:val="21"/>
-                                </w:rPr>
-                              </w:pPr>
-                              <w:r>
-                                <w:rPr>
-                                  <w:rFonts w:ascii="Avenir Next LT Pro" w:hAnsi="Avenir Next LT Pro"/>
-                                  <w:color w:val="FFFFFF" w:themeColor="background1"/>
-                                  <w:sz w:val="21"/>
-                                  <w:szCs w:val="21"/>
-                                </w:rPr>
-                                <w:t>Fluent Advanced 96% -</w:t>
+                                <w:t xml:space="preserve">     </w:t>
                               </w:r>
                               <w:r>
                                 <w:rPr>
@@ -1011,106 +1197,7 @@
                                   <w:sz w:val="21"/>
                                   <w:szCs w:val="21"/>
                                 </w:rPr>
-                                <w:t xml:space="preserve"> </w:t>
-                              </w:r>
-                              <w:r>
-                                <w:rPr>
-                                  <w:rFonts w:ascii="Avenir Next LT Pro" w:hAnsi="Avenir Next LT Pro"/>
-                                  <w:color w:val="FFFFFF" w:themeColor="background1"/>
-                                  <w:sz w:val="21"/>
-                                  <w:szCs w:val="21"/>
-                                </w:rPr>
-                                <w:t xml:space="preserve">100% </w:t>
-                              </w:r>
-                            </w:p>
-                            <w:p>
-                              <w:pPr>
-                                <w:spacing w:line="216" w:lineRule="auto"/>
-                                <w:ind w:left="340"/>
-                                <w:rPr>
-                                  <w:rFonts w:ascii="Avenir Next LT Pro" w:hAnsi="Avenir Next LT Pro"/>
-                                  <w:color w:val="FFFFFF" w:themeColor="background1"/>
-                                  <w:sz w:val="21"/>
-                                  <w:szCs w:val="21"/>
-                                </w:rPr>
-                              </w:pPr>
-                            </w:p>
-                            <w:p>
-                              <w:pPr>
-                                <w:spacing w:line="216" w:lineRule="auto"/>
-                                <w:ind w:left="340"/>
-                                <w:rPr>
-                                  <w:rFonts w:ascii="Avenir Next LT Pro" w:hAnsi="Avenir Next LT Pro"/>
-                                  <w:color w:val="FFFFFF" w:themeColor="background1"/>
-                                  <w:sz w:val="21"/>
-                                  <w:szCs w:val="21"/>
-                                </w:rPr>
-                              </w:pPr>
-                              <w:r>
-                                <w:rPr>
-                                  <w:rFonts w:ascii="Avenir Next LT Pro" w:hAnsi="Avenir Next LT Pro"/>
-                                  <w:color w:val="FFFFFF" w:themeColor="background1"/>
-                                  <w:sz w:val="21"/>
-                                  <w:szCs w:val="21"/>
-                                </w:rPr>
-                                <w:t>Ingles</w:t>
-                              </w:r>
-                            </w:p>
-                            <w:p>
-                              <w:pPr>
-                                <w:spacing w:line="216" w:lineRule="auto"/>
-                                <w:ind w:left="340"/>
-                                <w:rPr>
-                                  <w:rFonts w:ascii="Avenir Next LT Pro" w:hAnsi="Avenir Next LT Pro"/>
-                                  <w:color w:val="FFFFFF" w:themeColor="background1"/>
-                                  <w:sz w:val="21"/>
-                                  <w:szCs w:val="21"/>
-                                </w:rPr>
-                              </w:pPr>
-                              <w:r>
-                                <w:rPr>
-                                  <w:rFonts w:ascii="Avenir Next LT Pro" w:hAnsi="Avenir Next LT Pro"/>
-                                  <w:color w:val="FFFFFF" w:themeColor="background1"/>
-                                  <w:sz w:val="21"/>
-                                  <w:szCs w:val="21"/>
-                                </w:rPr>
-                                <w:t>Lower Intermediate 31</w:t>
-                              </w:r>
-                              <w:r>
-                                <w:rPr>
-                                  <w:rFonts w:ascii="Avenir Next LT Pro" w:hAnsi="Avenir Next LT Pro"/>
-                                  <w:color w:val="FFFFFF" w:themeColor="background1"/>
-                                  <w:sz w:val="21"/>
-                                  <w:szCs w:val="21"/>
-                                </w:rPr>
-                                <w:t xml:space="preserve">% </w:t>
-                              </w:r>
-                              <w:r>
-                                <w:rPr>
-                                  <w:rFonts w:ascii="Avenir Next LT Pro" w:hAnsi="Avenir Next LT Pro"/>
-                                  <w:color w:val="FFFFFF" w:themeColor="background1"/>
-                                  <w:sz w:val="21"/>
-                                  <w:szCs w:val="21"/>
-                                </w:rPr>
-                                <w:t>-</w:t>
-                              </w:r>
-                              <w:r>
-                                <w:rPr>
-                                  <w:rFonts w:ascii="Avenir Next LT Pro" w:hAnsi="Avenir Next LT Pro"/>
-                                  <w:color w:val="FFFFFF" w:themeColor="background1"/>
-                                  <w:sz w:val="21"/>
-                                  <w:szCs w:val="21"/>
-                                </w:rPr>
-                                <w:t xml:space="preserve"> </w:t>
-                              </w:r>
-                              <w:r>
-                                <w:rPr>
-                                  <w:rFonts w:ascii="Avenir Next LT Pro" w:hAnsi="Avenir Next LT Pro"/>
-                                  <w:color w:val="FFFFFF" w:themeColor="background1"/>
-                                  <w:sz w:val="21"/>
-                                  <w:szCs w:val="21"/>
-                                </w:rPr>
-                                <w:t>50%</w:t>
+                                <w:t>___________________________</w:t>
                               </w:r>
                             </w:p>
                             <w:p>
@@ -1561,8 +1648,8 @@
                           <w:rPr>
                             <w:rFonts w:ascii="Avenir Next LT Pro" w:hAnsi="Avenir Next LT Pro"/>
                             <w:color w:val="FFFFFF" w:themeColor="background1"/>
-                            <w:sz w:val="21"/>
-                            <w:szCs w:val="21"/>
+                            <w:sz w:val="20"/>
+                            <w:szCs w:val="20"/>
                             <w:lang w:val="es-MX"/>
                           </w:rPr>
                         </w:pPr>
@@ -1570,8 +1657,8 @@
                           <w:rPr>
                             <w:rFonts w:ascii="Avenir Next LT Pro" w:hAnsi="Avenir Next LT Pro"/>
                             <w:color w:val="FFFFFF" w:themeColor="background1"/>
-                            <w:sz w:val="21"/>
-                            <w:szCs w:val="21"/>
+                            <w:sz w:val="20"/>
+                            <w:szCs w:val="20"/>
                             <w:lang w:val="es-MX"/>
                           </w:rPr>
                           <w:t>Java</w:t>
@@ -1588,8 +1675,8 @@
                           <w:rPr>
                             <w:rFonts w:ascii="Avenir Next LT Pro" w:hAnsi="Avenir Next LT Pro"/>
                             <w:color w:val="FFFFFF" w:themeColor="background1"/>
-                            <w:sz w:val="21"/>
-                            <w:szCs w:val="21"/>
+                            <w:sz w:val="20"/>
+                            <w:szCs w:val="20"/>
                             <w:lang w:val="es-MX"/>
                           </w:rPr>
                         </w:pPr>
@@ -1597,62 +1684,11 @@
                           <w:rPr>
                             <w:rFonts w:ascii="Avenir Next LT Pro" w:hAnsi="Avenir Next LT Pro"/>
                             <w:color w:val="FFFFFF" w:themeColor="background1"/>
-                            <w:sz w:val="21"/>
-                            <w:szCs w:val="21"/>
+                            <w:sz w:val="20"/>
+                            <w:szCs w:val="20"/>
                             <w:lang w:val="es-MX"/>
                           </w:rPr>
-                          <w:t xml:space="preserve">Spring </w:t>
-                        </w:r>
-                        <w:proofErr w:type="spellStart"/>
-                        <w:r>
-                          <w:rPr>
-                            <w:rFonts w:ascii="Avenir Next LT Pro" w:hAnsi="Avenir Next LT Pro"/>
-                            <w:color w:val="FFFFFF" w:themeColor="background1"/>
-                            <w:sz w:val="21"/>
-                            <w:szCs w:val="21"/>
-                            <w:lang w:val="es-MX"/>
-                          </w:rPr>
-                          <w:t>Boot</w:t>
-                        </w:r>
-                        <w:proofErr w:type="spellEnd"/>
-                      </w:p>
-                      <w:p>
-                        <w:pPr>
-                          <w:pStyle w:val="Prrafodelista"/>
-                          <w:numPr>
-                            <w:ilvl w:val="0"/>
-                            <w:numId w:val="1"/>
-                          </w:numPr>
-                          <w:spacing w:line="360" w:lineRule="auto"/>
-                          <w:rPr>
-                            <w:rFonts w:ascii="Avenir Next LT Pro" w:hAnsi="Avenir Next LT Pro"/>
-                            <w:color w:val="FFFFFF" w:themeColor="background1"/>
-                            <w:sz w:val="21"/>
-                            <w:szCs w:val="21"/>
-                            <w:lang w:val="es-MX"/>
-                          </w:rPr>
-                        </w:pPr>
-                        <w:proofErr w:type="spellStart"/>
-                        <w:r>
-                          <w:rPr>
-                            <w:rFonts w:ascii="Avenir Next LT Pro" w:hAnsi="Avenir Next LT Pro"/>
-                            <w:color w:val="FFFFFF" w:themeColor="background1"/>
-                            <w:sz w:val="21"/>
-                            <w:szCs w:val="21"/>
-                            <w:lang w:val="es-MX"/>
-                          </w:rPr>
-                          <w:t>Hibernate</w:t>
-                        </w:r>
-                        <w:proofErr w:type="spellEnd"/>
-                        <w:r>
-                          <w:rPr>
-                            <w:rFonts w:ascii="Avenir Next LT Pro" w:hAnsi="Avenir Next LT Pro"/>
-                            <w:color w:val="FFFFFF" w:themeColor="background1"/>
-                            <w:sz w:val="21"/>
-                            <w:szCs w:val="21"/>
-                            <w:lang w:val="es-MX"/>
-                          </w:rPr>
-                          <w:t xml:space="preserve"> / JPA</w:t>
+                          <w:t>Spring Boot</w:t>
                         </w:r>
                       </w:p>
                       <w:p>
@@ -1666,32 +1702,20 @@
                           <w:rPr>
                             <w:rFonts w:ascii="Avenir Next LT Pro" w:hAnsi="Avenir Next LT Pro"/>
                             <w:color w:val="FFFFFF" w:themeColor="background1"/>
-                            <w:sz w:val="21"/>
-                            <w:szCs w:val="21"/>
+                            <w:sz w:val="20"/>
+                            <w:szCs w:val="20"/>
                             <w:lang w:val="es-MX"/>
                           </w:rPr>
                         </w:pPr>
-                        <w:proofErr w:type="spellStart"/>
                         <w:r>
                           <w:rPr>
                             <w:rFonts w:ascii="Avenir Next LT Pro" w:hAnsi="Avenir Next LT Pro"/>
                             <w:color w:val="FFFFFF" w:themeColor="background1"/>
-                            <w:sz w:val="21"/>
-                            <w:szCs w:val="21"/>
+                            <w:sz w:val="20"/>
+                            <w:szCs w:val="20"/>
                             <w:lang w:val="es-MX"/>
                           </w:rPr>
-                          <w:t>APIs</w:t>
-                        </w:r>
-                        <w:proofErr w:type="spellEnd"/>
-                        <w:r>
-                          <w:rPr>
-                            <w:rFonts w:ascii="Avenir Next LT Pro" w:hAnsi="Avenir Next LT Pro"/>
-                            <w:color w:val="FFFFFF" w:themeColor="background1"/>
-                            <w:sz w:val="21"/>
-                            <w:szCs w:val="21"/>
-                            <w:lang w:val="es-MX"/>
-                          </w:rPr>
-                          <w:t xml:space="preserve"> REST</w:t>
+                          <w:t>Hibernate / JPA</w:t>
                         </w:r>
                       </w:p>
                       <w:p>
@@ -1705,8 +1729,8 @@
                           <w:rPr>
                             <w:rFonts w:ascii="Avenir Next LT Pro" w:hAnsi="Avenir Next LT Pro"/>
                             <w:color w:val="FFFFFF" w:themeColor="background1"/>
-                            <w:sz w:val="21"/>
-                            <w:szCs w:val="21"/>
+                            <w:sz w:val="20"/>
+                            <w:szCs w:val="20"/>
                             <w:lang w:val="es-MX"/>
                           </w:rPr>
                         </w:pPr>
@@ -1714,8 +1738,35 @@
                           <w:rPr>
                             <w:rFonts w:ascii="Avenir Next LT Pro" w:hAnsi="Avenir Next LT Pro"/>
                             <w:color w:val="FFFFFF" w:themeColor="background1"/>
-                            <w:sz w:val="21"/>
-                            <w:szCs w:val="21"/>
+                            <w:sz w:val="20"/>
+                            <w:szCs w:val="20"/>
+                            <w:lang w:val="es-MX"/>
+                          </w:rPr>
+                          <w:t>APIs REST</w:t>
+                        </w:r>
+                      </w:p>
+                      <w:p>
+                        <w:pPr>
+                          <w:pStyle w:val="Prrafodelista"/>
+                          <w:numPr>
+                            <w:ilvl w:val="0"/>
+                            <w:numId w:val="1"/>
+                          </w:numPr>
+                          <w:spacing w:line="360" w:lineRule="auto"/>
+                          <w:rPr>
+                            <w:rFonts w:ascii="Avenir Next LT Pro" w:hAnsi="Avenir Next LT Pro"/>
+                            <w:color w:val="FFFFFF" w:themeColor="background1"/>
+                            <w:sz w:val="20"/>
+                            <w:szCs w:val="20"/>
+                            <w:lang w:val="es-MX"/>
+                          </w:rPr>
+                        </w:pPr>
+                        <w:r>
+                          <w:rPr>
+                            <w:rFonts w:ascii="Avenir Next LT Pro" w:hAnsi="Avenir Next LT Pro"/>
+                            <w:color w:val="FFFFFF" w:themeColor="background1"/>
+                            <w:sz w:val="20"/>
+                            <w:szCs w:val="20"/>
                             <w:lang w:val="es-MX"/>
                           </w:rPr>
                           <w:t xml:space="preserve">JavaScript / </w:t>
@@ -1725,8 +1776,8 @@
                           <w:rPr>
                             <w:rFonts w:ascii="Avenir Next LT Pro" w:hAnsi="Avenir Next LT Pro"/>
                             <w:color w:val="FFFFFF" w:themeColor="background1"/>
-                            <w:sz w:val="21"/>
-                            <w:szCs w:val="21"/>
+                            <w:sz w:val="20"/>
+                            <w:szCs w:val="20"/>
                             <w:lang w:val="es-MX"/>
                           </w:rPr>
                           <w:t>TypeScript</w:t>
@@ -1744,23 +1795,21 @@
                           <w:rPr>
                             <w:rFonts w:ascii="Avenir Next LT Pro" w:hAnsi="Avenir Next LT Pro"/>
                             <w:color w:val="FFFFFF" w:themeColor="background1"/>
-                            <w:sz w:val="21"/>
-                            <w:szCs w:val="21"/>
+                            <w:sz w:val="20"/>
+                            <w:szCs w:val="20"/>
                             <w:lang w:val="es-MX"/>
                           </w:rPr>
                         </w:pPr>
-                        <w:proofErr w:type="spellStart"/>
                         <w:r>
                           <w:rPr>
                             <w:rFonts w:ascii="Avenir Next LT Pro" w:hAnsi="Avenir Next LT Pro"/>
                             <w:color w:val="FFFFFF" w:themeColor="background1"/>
-                            <w:sz w:val="21"/>
-                            <w:szCs w:val="21"/>
+                            <w:sz w:val="20"/>
+                            <w:szCs w:val="20"/>
                             <w:lang w:val="es-MX"/>
                           </w:rPr>
                           <w:t>React</w:t>
                         </w:r>
-                        <w:proofErr w:type="spellEnd"/>
                       </w:p>
                       <w:p>
                         <w:pPr>
@@ -1773,8 +1822,8 @@
                           <w:rPr>
                             <w:rFonts w:ascii="Avenir Next LT Pro" w:hAnsi="Avenir Next LT Pro"/>
                             <w:color w:val="FFFFFF" w:themeColor="background1"/>
-                            <w:sz w:val="21"/>
-                            <w:szCs w:val="21"/>
+                            <w:sz w:val="20"/>
+                            <w:szCs w:val="20"/>
                             <w:lang w:val="es-MX"/>
                           </w:rPr>
                         </w:pPr>
@@ -1782,8 +1831,8 @@
                           <w:rPr>
                             <w:rFonts w:ascii="Avenir Next LT Pro" w:hAnsi="Avenir Next LT Pro"/>
                             <w:color w:val="FFFFFF" w:themeColor="background1"/>
-                            <w:sz w:val="21"/>
-                            <w:szCs w:val="21"/>
+                            <w:sz w:val="20"/>
+                            <w:szCs w:val="20"/>
                             <w:lang w:val="es-MX"/>
                           </w:rPr>
                           <w:t>SQL (PostgreSQL / MySQL)</w:t>
@@ -1800,8 +1849,33 @@
                           <w:rPr>
                             <w:rFonts w:ascii="Avenir Next LT Pro" w:hAnsi="Avenir Next LT Pro"/>
                             <w:color w:val="FFFFFF" w:themeColor="background1"/>
-                            <w:sz w:val="21"/>
-                            <w:szCs w:val="21"/>
+                            <w:sz w:val="20"/>
+                            <w:szCs w:val="20"/>
+                            <w:lang w:val="es-MX"/>
+                          </w:rPr>
+                        </w:pPr>
+                        <w:r>
+                          <w:rPr>
+                            <w:rFonts w:ascii="Avenir Next LT Pro" w:hAnsi="Avenir Next LT Pro"/>
+                            <w:sz w:val="20"/>
+                            <w:szCs w:val="20"/>
+                          </w:rPr>
+                          <w:t>MongoDB</w:t>
+                        </w:r>
+                      </w:p>
+                      <w:p>
+                        <w:pPr>
+                          <w:pStyle w:val="Prrafodelista"/>
+                          <w:numPr>
+                            <w:ilvl w:val="0"/>
+                            <w:numId w:val="1"/>
+                          </w:numPr>
+                          <w:spacing w:line="360" w:lineRule="auto"/>
+                          <w:rPr>
+                            <w:rFonts w:ascii="Avenir Next LT Pro" w:hAnsi="Avenir Next LT Pro"/>
+                            <w:color w:val="FFFFFF" w:themeColor="background1"/>
+                            <w:sz w:val="20"/>
+                            <w:szCs w:val="20"/>
                             <w:lang w:val="es-MX"/>
                           </w:rPr>
                         </w:pPr>
@@ -1809,8 +1883,8 @@
                           <w:rPr>
                             <w:rFonts w:ascii="Avenir Next LT Pro" w:hAnsi="Avenir Next LT Pro"/>
                             <w:color w:val="FFFFFF" w:themeColor="background1"/>
-                            <w:sz w:val="21"/>
-                            <w:szCs w:val="21"/>
+                            <w:sz w:val="20"/>
+                            <w:szCs w:val="20"/>
                             <w:lang w:val="es-MX"/>
                           </w:rPr>
                           <w:t>Git / GitHub</w:t>
@@ -1827,8 +1901,8 @@
                           <w:rPr>
                             <w:rFonts w:ascii="Avenir Next LT Pro" w:hAnsi="Avenir Next LT Pro"/>
                             <w:color w:val="FFFFFF" w:themeColor="background1"/>
-                            <w:sz w:val="21"/>
-                            <w:szCs w:val="21"/>
+                            <w:sz w:val="20"/>
+                            <w:szCs w:val="20"/>
                             <w:lang w:val="es-MX"/>
                           </w:rPr>
                         </w:pPr>
@@ -1836,8 +1910,8 @@
                           <w:rPr>
                             <w:rFonts w:ascii="Avenir Next LT Pro" w:hAnsi="Avenir Next LT Pro"/>
                             <w:color w:val="FFFFFF" w:themeColor="background1"/>
-                            <w:sz w:val="21"/>
-                            <w:szCs w:val="21"/>
+                            <w:sz w:val="20"/>
+                            <w:szCs w:val="20"/>
                             <w:lang w:val="es-MX"/>
                           </w:rPr>
                           <w:t>Maven</w:t>
@@ -1854,8 +1928,8 @@
                           <w:rPr>
                             <w:rFonts w:ascii="Avenir Next LT Pro" w:hAnsi="Avenir Next LT Pro"/>
                             <w:color w:val="FFFFFF" w:themeColor="background1"/>
-                            <w:sz w:val="21"/>
-                            <w:szCs w:val="21"/>
+                            <w:sz w:val="20"/>
+                            <w:szCs w:val="20"/>
                             <w:lang w:val="es-MX"/>
                           </w:rPr>
                         </w:pPr>
@@ -1863,8 +1937,8 @@
                           <w:rPr>
                             <w:rFonts w:ascii="Avenir Next LT Pro" w:hAnsi="Avenir Next LT Pro"/>
                             <w:color w:val="FFFFFF" w:themeColor="background1"/>
-                            <w:sz w:val="21"/>
-                            <w:szCs w:val="21"/>
+                            <w:sz w:val="20"/>
+                            <w:szCs w:val="20"/>
                             <w:lang w:val="es-MX"/>
                           </w:rPr>
                           <w:t>Jenkins (CI/CD)</w:t>
@@ -1881,8 +1955,33 @@
                           <w:rPr>
                             <w:rFonts w:ascii="Avenir Next LT Pro" w:hAnsi="Avenir Next LT Pro"/>
                             <w:color w:val="FFFFFF" w:themeColor="background1"/>
-                            <w:sz w:val="21"/>
-                            <w:szCs w:val="21"/>
+                            <w:sz w:val="20"/>
+                            <w:szCs w:val="20"/>
+                            <w:lang w:val="es-MX"/>
+                          </w:rPr>
+                        </w:pPr>
+                        <w:r>
+                          <w:rPr>
+                            <w:rFonts w:ascii="Avenir Next LT Pro" w:hAnsi="Avenir Next LT Pro"/>
+                            <w:sz w:val="20"/>
+                            <w:szCs w:val="20"/>
+                          </w:rPr>
+                          <w:t>Elasticsearch</w:t>
+                        </w:r>
+                      </w:p>
+                      <w:p>
+                        <w:pPr>
+                          <w:pStyle w:val="Prrafodelista"/>
+                          <w:numPr>
+                            <w:ilvl w:val="0"/>
+                            <w:numId w:val="1"/>
+                          </w:numPr>
+                          <w:spacing w:line="360" w:lineRule="auto"/>
+                          <w:rPr>
+                            <w:rFonts w:ascii="Avenir Next LT Pro" w:hAnsi="Avenir Next LT Pro"/>
+                            <w:color w:val="FFFFFF" w:themeColor="background1"/>
+                            <w:sz w:val="20"/>
+                            <w:szCs w:val="20"/>
                             <w:lang w:val="es-MX"/>
                           </w:rPr>
                         </w:pPr>
@@ -1890,8 +1989,8 @@
                           <w:rPr>
                             <w:rFonts w:ascii="Avenir Next LT Pro" w:hAnsi="Avenir Next LT Pro"/>
                             <w:color w:val="FFFFFF" w:themeColor="background1"/>
-                            <w:sz w:val="21"/>
-                            <w:szCs w:val="21"/>
+                            <w:sz w:val="20"/>
+                            <w:szCs w:val="20"/>
                             <w:lang w:val="es-MX"/>
                           </w:rPr>
                           <w:t>Scrum / Agile</w:t>
@@ -1908,8 +2007,8 @@
                           <w:rPr>
                             <w:rFonts w:ascii="Avenir Next LT Pro" w:hAnsi="Avenir Next LT Pro"/>
                             <w:color w:val="FFFFFF" w:themeColor="background1"/>
-                            <w:sz w:val="21"/>
-                            <w:szCs w:val="21"/>
+                            <w:sz w:val="20"/>
+                            <w:szCs w:val="20"/>
                             <w:lang w:val="es-MX"/>
                           </w:rPr>
                         </w:pPr>
@@ -1917,8 +2016,8 @@
                           <w:rPr>
                             <w:rFonts w:ascii="Avenir Next LT Pro" w:hAnsi="Avenir Next LT Pro"/>
                             <w:color w:val="FFFFFF" w:themeColor="background1"/>
-                            <w:sz w:val="21"/>
-                            <w:szCs w:val="21"/>
+                            <w:sz w:val="20"/>
+                            <w:szCs w:val="20"/>
                             <w:lang w:val="es-MX"/>
                           </w:rPr>
                           <w:t>Comunicación efectiva</w:t>
@@ -1935,8 +2034,8 @@
                           <w:rPr>
                             <w:rFonts w:ascii="Avenir Next LT Pro" w:hAnsi="Avenir Next LT Pro"/>
                             <w:color w:val="FFFFFF" w:themeColor="background1"/>
-                            <w:sz w:val="21"/>
-                            <w:szCs w:val="21"/>
+                            <w:sz w:val="20"/>
+                            <w:szCs w:val="20"/>
                             <w:lang w:val="es-MX"/>
                           </w:rPr>
                         </w:pPr>
@@ -1944,8 +2043,8 @@
                           <w:rPr>
                             <w:rFonts w:ascii="Avenir Next LT Pro" w:hAnsi="Avenir Next LT Pro"/>
                             <w:color w:val="FFFFFF" w:themeColor="background1"/>
-                            <w:sz w:val="21"/>
-                            <w:szCs w:val="21"/>
+                            <w:sz w:val="20"/>
+                            <w:szCs w:val="20"/>
                             <w:lang w:val="es-MX"/>
                           </w:rPr>
                           <w:t>Trabajo en equipo</w:t>
@@ -1962,8 +2061,8 @@
                           <w:rPr>
                             <w:rFonts w:ascii="Avenir Next LT Pro" w:hAnsi="Avenir Next LT Pro"/>
                             <w:color w:val="FFFFFF" w:themeColor="background1"/>
-                            <w:sz w:val="21"/>
-                            <w:szCs w:val="21"/>
+                            <w:sz w:val="20"/>
+                            <w:szCs w:val="20"/>
                             <w:lang w:val="es-MX"/>
                           </w:rPr>
                         </w:pPr>
@@ -1971,8 +2070,8 @@
                           <w:rPr>
                             <w:rFonts w:ascii="Avenir Next LT Pro" w:hAnsi="Avenir Next LT Pro"/>
                             <w:color w:val="FFFFFF" w:themeColor="background1"/>
-                            <w:sz w:val="21"/>
-                            <w:szCs w:val="21"/>
+                            <w:sz w:val="20"/>
+                            <w:szCs w:val="20"/>
                             <w:lang w:val="es-MX"/>
                           </w:rPr>
                           <w:t>Adaptabilidad</w:t>
@@ -1989,8 +2088,8 @@
                           <w:rPr>
                             <w:rFonts w:ascii="Avenir Next LT Pro" w:hAnsi="Avenir Next LT Pro"/>
                             <w:color w:val="FFFFFF" w:themeColor="background1"/>
-                            <w:sz w:val="21"/>
-                            <w:szCs w:val="21"/>
+                            <w:sz w:val="20"/>
+                            <w:szCs w:val="20"/>
                             <w:lang w:val="es-MX"/>
                           </w:rPr>
                         </w:pPr>
@@ -1998,8 +2097,8 @@
                           <w:rPr>
                             <w:rFonts w:ascii="Avenir Next LT Pro" w:hAnsi="Avenir Next LT Pro"/>
                             <w:color w:val="FFFFFF" w:themeColor="background1"/>
-                            <w:sz w:val="21"/>
-                            <w:szCs w:val="21"/>
+                            <w:sz w:val="20"/>
+                            <w:szCs w:val="20"/>
                             <w:lang w:val="es-MX"/>
                           </w:rPr>
                           <w:t>Gestión del tiempo</w:t>
@@ -2016,26 +2115,293 @@
                           <w:rPr>
                             <w:rFonts w:ascii="Avenir Next LT Pro" w:hAnsi="Avenir Next LT Pro"/>
                             <w:color w:val="FFFFFF" w:themeColor="background1"/>
-                            <w:sz w:val="21"/>
-                            <w:szCs w:val="21"/>
+                            <w:sz w:val="20"/>
+                            <w:szCs w:val="20"/>
                             <w:lang w:val="es-MX"/>
                           </w:rPr>
                         </w:pPr>
                         <w:r>
                           <w:rPr>
                             <w:rFonts w:ascii="Avenir Next LT Pro" w:hAnsi="Avenir Next LT Pro"/>
-                            <w:color w:val="FFFFFF" w:themeColor="background1"/>
-                            <w:sz w:val="21"/>
-                            <w:szCs w:val="21"/>
-                            <w:lang w:val="es-MX"/>
+                            <w:sz w:val="20"/>
+                            <w:szCs w:val="20"/>
                           </w:rPr>
-                          <w:t>Atención al detalle</w:t>
+                          <w:t>Prompt engineering</w:t>
                         </w:r>
                       </w:p>
                       <w:p>
                         <w:pPr>
+                          <w:pStyle w:val="Prrafodelista"/>
+                          <w:numPr>
+                            <w:ilvl w:val="0"/>
+                            <w:numId w:val="1"/>
+                          </w:numPr>
+                          <w:rPr>
+                            <w:rFonts w:ascii="Avenir Next LT Pro" w:eastAsia="Times New Roman" w:hAnsi="Avenir Next LT Pro" w:cs="Times New Roman"/>
+                            <w:kern w:val="0"/>
+                            <w:sz w:val="20"/>
+                            <w:szCs w:val="20"/>
+                            <w:lang w:val="es-MX" w:eastAsia="es-MX"/>
+                            <w14:ligatures w14:val="none"/>
+                          </w:rPr>
+                        </w:pPr>
+                        <w:r>
+                          <w:rPr>
+                            <w:rFonts w:ascii="Avenir Next LT Pro" w:eastAsia="Times New Roman" w:hAnsi="Avenir Next LT Pro" w:cs="Times New Roman"/>
+                            <w:kern w:val="0"/>
+                            <w:sz w:val="20"/>
+                            <w:szCs w:val="20"/>
+                            <w:lang w:val="es-MX" w:eastAsia="es-MX"/>
+                            <w14:ligatures w14:val="none"/>
+                          </w:rPr>
+                          <w:t xml:space="preserve">Microservicios </w:t>
+                        </w:r>
+                      </w:p>
+                      <w:p>
+                        <w:pPr>
+                          <w:pStyle w:val="Prrafodelista"/>
+                          <w:numPr>
+                            <w:ilvl w:val="0"/>
+                            <w:numId w:val="1"/>
+                          </w:numPr>
+                          <w:rPr>
+                            <w:rFonts w:ascii="Avenir Next LT Pro" w:eastAsia="Times New Roman" w:hAnsi="Avenir Next LT Pro" w:cs="Times New Roman"/>
+                            <w:kern w:val="0"/>
+                            <w:sz w:val="20"/>
+                            <w:szCs w:val="20"/>
+                            <w:lang w:val="es-MX" w:eastAsia="es-MX"/>
+                            <w14:ligatures w14:val="none"/>
+                          </w:rPr>
+                        </w:pPr>
+                        <w:r>
+                          <w:rPr>
+                            <w:rFonts w:ascii="Avenir Next LT Pro" w:eastAsia="Times New Roman" w:hAnsi="Avenir Next LT Pro" w:cs="Times New Roman"/>
+                            <w:kern w:val="0"/>
+                            <w:sz w:val="20"/>
+                            <w:szCs w:val="20"/>
+                            <w:lang w:val="es-MX" w:eastAsia="es-MX"/>
+                            <w14:ligatures w14:val="none"/>
+                          </w:rPr>
+                          <w:t xml:space="preserve">Docker </w:t>
+                        </w:r>
+                      </w:p>
+                      <w:p>
+                        <w:pPr>
+                          <w:pStyle w:val="Prrafodelista"/>
+                          <w:numPr>
+                            <w:ilvl w:val="0"/>
+                            <w:numId w:val="1"/>
+                          </w:numPr>
+                          <w:rPr>
+                            <w:rFonts w:ascii="Avenir Next LT Pro" w:eastAsia="Times New Roman" w:hAnsi="Avenir Next LT Pro" w:cs="Times New Roman"/>
+                            <w:kern w:val="0"/>
+                            <w:sz w:val="20"/>
+                            <w:szCs w:val="20"/>
+                            <w:lang w:val="es-MX" w:eastAsia="es-MX"/>
+                            <w14:ligatures w14:val="none"/>
+                          </w:rPr>
+                        </w:pPr>
+                        <w:proofErr w:type="spellStart"/>
+                        <w:r>
+                          <w:rPr>
+                            <w:rFonts w:ascii="Avenir Next LT Pro" w:eastAsia="Times New Roman" w:hAnsi="Avenir Next LT Pro" w:cs="Times New Roman"/>
+                            <w:kern w:val="0"/>
+                            <w:sz w:val="20"/>
+                            <w:szCs w:val="20"/>
+                            <w:lang w:val="es-MX" w:eastAsia="es-MX"/>
+                            <w14:ligatures w14:val="none"/>
+                          </w:rPr>
+                          <w:t>Kubernetes</w:t>
+                        </w:r>
+                        <w:proofErr w:type="spellEnd"/>
+                        <w:r>
+                          <w:rPr>
+                            <w:rFonts w:ascii="Avenir Next LT Pro" w:eastAsia="Times New Roman" w:hAnsi="Avenir Next LT Pro" w:cs="Times New Roman"/>
+                            <w:kern w:val="0"/>
+                            <w:sz w:val="20"/>
+                            <w:szCs w:val="20"/>
+                            <w:lang w:val="es-MX" w:eastAsia="es-MX"/>
+                            <w14:ligatures w14:val="none"/>
+                          </w:rPr>
+                          <w:t xml:space="preserve"> </w:t>
+                        </w:r>
+                      </w:p>
+                      <w:p>
+                        <w:pPr>
+                          <w:pStyle w:val="Prrafodelista"/>
+                          <w:numPr>
+                            <w:ilvl w:val="0"/>
+                            <w:numId w:val="1"/>
+                          </w:numPr>
+                          <w:rPr>
+                            <w:rFonts w:ascii="Avenir Next LT Pro" w:eastAsia="Times New Roman" w:hAnsi="Avenir Next LT Pro" w:cs="Times New Roman"/>
+                            <w:kern w:val="0"/>
+                            <w:sz w:val="20"/>
+                            <w:szCs w:val="20"/>
+                            <w:lang w:val="es-MX" w:eastAsia="es-MX"/>
+                            <w14:ligatures w14:val="none"/>
+                          </w:rPr>
+                        </w:pPr>
+                        <w:r>
+                          <w:rPr>
+                            <w:rFonts w:ascii="Avenir Next LT Pro" w:eastAsia="Times New Roman" w:hAnsi="Avenir Next LT Pro" w:cs="Times New Roman"/>
+                            <w:kern w:val="0"/>
+                            <w:sz w:val="20"/>
+                            <w:szCs w:val="20"/>
+                            <w:lang w:val="es-MX" w:eastAsia="es-MX"/>
+                            <w14:ligatures w14:val="none"/>
+                          </w:rPr>
+                          <w:t>C</w:t>
+                        </w:r>
+                        <w:r>
+                          <w:rPr>
+                            <w:rFonts w:ascii="Avenir Next LT Pro" w:eastAsia="Times New Roman" w:hAnsi="Avenir Next LT Pro" w:cs="Times New Roman"/>
+                            <w:kern w:val="0"/>
+                            <w:sz w:val="20"/>
+                            <w:szCs w:val="20"/>
+                            <w:lang w:val="es-MX" w:eastAsia="es-MX"/>
+                            <w14:ligatures w14:val="none"/>
+                          </w:rPr>
+                          <w:t xml:space="preserve">loud (AWS / Azure / GCP) </w:t>
+                        </w:r>
+                      </w:p>
+                      <w:p>
+                        <w:pPr>
+                          <w:pStyle w:val="Prrafodelista"/>
+                          <w:numPr>
+                            <w:ilvl w:val="0"/>
+                            <w:numId w:val="1"/>
+                          </w:numPr>
                           <w:spacing w:line="360" w:lineRule="auto"/>
-                          <w:ind w:left="340"/>
+                          <w:rPr>
+                            <w:rFonts w:ascii="Avenir Next LT Pro" w:hAnsi="Avenir Next LT Pro"/>
+                            <w:color w:val="FFFFFF" w:themeColor="background1"/>
+                            <w:sz w:val="20"/>
+                            <w:szCs w:val="20"/>
+                            <w:lang w:val="es-MX"/>
+                          </w:rPr>
+                        </w:pPr>
+                        <w:proofErr w:type="spellStart"/>
+                        <w:r>
+                          <w:rPr>
+                            <w:rFonts w:ascii="Avenir Next LT Pro" w:eastAsia="Times New Roman" w:hAnsi="Avenir Next LT Pro" w:cs="Times New Roman"/>
+                            <w:kern w:val="0"/>
+                            <w:sz w:val="20"/>
+                            <w:szCs w:val="20"/>
+                            <w:lang w:val="es-MX" w:eastAsia="es-MX"/>
+                            <w14:ligatures w14:val="none"/>
+                          </w:rPr>
+                          <w:t>Testing</w:t>
+                        </w:r>
+                        <w:proofErr w:type="spellEnd"/>
+                        <w:r>
+                          <w:rPr>
+                            <w:rFonts w:ascii="Avenir Next LT Pro" w:eastAsia="Times New Roman" w:hAnsi="Avenir Next LT Pro" w:cs="Times New Roman"/>
+                            <w:kern w:val="0"/>
+                            <w:sz w:val="20"/>
+                            <w:szCs w:val="20"/>
+                            <w:lang w:val="es-MX" w:eastAsia="es-MX"/>
+                            <w14:ligatures w14:val="none"/>
+                          </w:rPr>
+                          <w:t xml:space="preserve"> (</w:t>
+                        </w:r>
+                        <w:proofErr w:type="spellStart"/>
+                        <w:r>
+                          <w:rPr>
+                            <w:rFonts w:ascii="Avenir Next LT Pro" w:eastAsia="Times New Roman" w:hAnsi="Avenir Next LT Pro" w:cs="Times New Roman"/>
+                            <w:kern w:val="0"/>
+                            <w:sz w:val="20"/>
+                            <w:szCs w:val="20"/>
+                            <w:lang w:val="es-MX" w:eastAsia="es-MX"/>
+                            <w14:ligatures w14:val="none"/>
+                          </w:rPr>
+                          <w:t>JUnit</w:t>
+                        </w:r>
+                        <w:proofErr w:type="spellEnd"/>
+                        <w:r>
+                          <w:rPr>
+                            <w:rFonts w:ascii="Avenir Next LT Pro" w:eastAsia="Times New Roman" w:hAnsi="Avenir Next LT Pro" w:cs="Times New Roman"/>
+                            <w:kern w:val="0"/>
+                            <w:sz w:val="20"/>
+                            <w:szCs w:val="20"/>
+                            <w:lang w:val="es-MX" w:eastAsia="es-MX"/>
+                            <w14:ligatures w14:val="none"/>
+                          </w:rPr>
+                          <w:t xml:space="preserve"> / </w:t>
+                        </w:r>
+                        <w:proofErr w:type="spellStart"/>
+                        <w:r>
+                          <w:rPr>
+                            <w:rFonts w:ascii="Avenir Next LT Pro" w:eastAsia="Times New Roman" w:hAnsi="Avenir Next LT Pro" w:cs="Times New Roman"/>
+                            <w:kern w:val="0"/>
+                            <w:sz w:val="20"/>
+                            <w:szCs w:val="20"/>
+                            <w:lang w:val="es-MX" w:eastAsia="es-MX"/>
+                            <w14:ligatures w14:val="none"/>
+                          </w:rPr>
+                          <w:t>Mockito</w:t>
+                        </w:r>
+                        <w:proofErr w:type="spellEnd"/>
+                        <w:r>
+                          <w:rPr>
+                            <w:rFonts w:ascii="Avenir Next LT Pro" w:eastAsia="Times New Roman" w:hAnsi="Avenir Next LT Pro" w:cs="Times New Roman"/>
+                            <w:kern w:val="0"/>
+                            <w:sz w:val="20"/>
+                            <w:szCs w:val="20"/>
+                            <w:lang w:val="es-MX" w:eastAsia="es-MX"/>
+                            <w14:ligatures w14:val="none"/>
+                          </w:rPr>
+                          <w:t>)</w:t>
+                        </w:r>
+                      </w:p>
+                      <w:p>
+                        <w:pPr>
+                          <w:pStyle w:val="Prrafodelista"/>
+                          <w:numPr>
+                            <w:ilvl w:val="0"/>
+                            <w:numId w:val="1"/>
+                          </w:numPr>
+                          <w:spacing w:line="360" w:lineRule="auto"/>
+                          <w:rPr>
+                            <w:rFonts w:ascii="Avenir Next LT Pro" w:hAnsi="Avenir Next LT Pro"/>
+                            <w:color w:val="FFFFFF" w:themeColor="background1"/>
+                            <w:sz w:val="20"/>
+                            <w:szCs w:val="20"/>
+                            <w:lang w:val="es-MX"/>
+                          </w:rPr>
+                        </w:pPr>
+                        <w:proofErr w:type="spellStart"/>
+                        <w:r>
+                          <w:rPr>
+                            <w:rFonts w:ascii="Avenir Next LT Pro" w:hAnsi="Avenir Next LT Pro"/>
+                            <w:sz w:val="20"/>
+                            <w:szCs w:val="20"/>
+                          </w:rPr>
+                          <w:t>Resolución</w:t>
+                        </w:r>
+                        <w:proofErr w:type="spellEnd"/>
+                        <w:r>
+                          <w:rPr>
+                            <w:rFonts w:ascii="Avenir Next LT Pro" w:hAnsi="Avenir Next LT Pro"/>
+                            <w:sz w:val="20"/>
+                            <w:szCs w:val="20"/>
+                          </w:rPr>
+                          <w:t xml:space="preserve"> de </w:t>
+                        </w:r>
+                        <w:proofErr w:type="spellStart"/>
+                        <w:r>
+                          <w:rPr>
+                            <w:rFonts w:ascii="Avenir Next LT Pro" w:hAnsi="Avenir Next LT Pro"/>
+                            <w:sz w:val="20"/>
+                            <w:szCs w:val="20"/>
+                          </w:rPr>
+                          <w:t>problemas</w:t>
+                        </w:r>
+                        <w:proofErr w:type="spellEnd"/>
+                      </w:p>
+                      <w:p>
+                        <w:pPr>
+                          <w:spacing w:line="360" w:lineRule="auto"/>
                           <w:rPr>
                             <w:rFonts w:ascii="Avenir Next LT Pro" w:hAnsi="Avenir Next LT Pro"/>
                             <w:color w:val="FFFFFF" w:themeColor="background1"/>
@@ -2050,100 +2416,7 @@
                             <w:sz w:val="21"/>
                             <w:szCs w:val="21"/>
                           </w:rPr>
-                          <w:t>___________________________</w:t>
-                        </w:r>
-                      </w:p>
-                      <w:p>
-                        <w:pPr>
-                          <w:spacing w:line="216" w:lineRule="auto"/>
-                          <w:ind w:left="340"/>
-                          <w:rPr>
-                            <w:rFonts w:ascii="Avenir Next LT Pro" w:hAnsi="Avenir Next LT Pro"/>
-                            <w:color w:val="FFFFFF" w:themeColor="background1"/>
-                            <w:sz w:val="21"/>
-                            <w:szCs w:val="21"/>
-                          </w:rPr>
-                        </w:pPr>
-                      </w:p>
-                      <w:p>
-                        <w:pPr>
-                          <w:spacing w:line="216" w:lineRule="auto"/>
-                          <w:ind w:left="340"/>
-                          <w:rPr>
-                            <w:rFonts w:ascii="Avenir Next LT Pro" w:hAnsi="Avenir Next LT Pro"/>
-                            <w:b/>
-                            <w:bCs/>
-                            <w:color w:val="FFFFFF" w:themeColor="background1"/>
-                            <w:sz w:val="21"/>
-                            <w:szCs w:val="21"/>
-                          </w:rPr>
-                        </w:pPr>
-                        <w:r>
-                          <w:rPr>
-                            <w:rFonts w:ascii="Avenir Next LT Pro" w:hAnsi="Avenir Next LT Pro"/>
-                            <w:b/>
-                            <w:bCs/>
-                            <w:color w:val="FFFFFF" w:themeColor="background1"/>
-                            <w:sz w:val="21"/>
-                            <w:szCs w:val="21"/>
-                          </w:rPr>
-                          <w:t>IDIOMAS</w:t>
-                        </w:r>
-                      </w:p>
-                      <w:p>
-                        <w:pPr>
-                          <w:spacing w:line="216" w:lineRule="auto"/>
-                          <w:ind w:left="340"/>
-                          <w:rPr>
-                            <w:rFonts w:ascii="Avenir Next LT Pro" w:hAnsi="Avenir Next LT Pro"/>
-                            <w:color w:val="FFFFFF" w:themeColor="background1"/>
-                            <w:sz w:val="21"/>
-                            <w:szCs w:val="21"/>
-                          </w:rPr>
-                        </w:pPr>
-                      </w:p>
-                      <w:p>
-                        <w:pPr>
-                          <w:spacing w:line="216" w:lineRule="auto"/>
-                          <w:ind w:left="340"/>
-                          <w:rPr>
-                            <w:rFonts w:ascii="Avenir Next LT Pro" w:hAnsi="Avenir Next LT Pro"/>
-                            <w:color w:val="FFFFFF" w:themeColor="background1"/>
-                            <w:sz w:val="21"/>
-                            <w:szCs w:val="21"/>
-                          </w:rPr>
-                        </w:pPr>
-                        <w:proofErr w:type="spellStart"/>
-                        <w:r>
-                          <w:rPr>
-                            <w:rFonts w:ascii="Avenir Next LT Pro" w:hAnsi="Avenir Next LT Pro"/>
-                            <w:color w:val="FFFFFF" w:themeColor="background1"/>
-                            <w:sz w:val="21"/>
-                            <w:szCs w:val="21"/>
-                          </w:rPr>
-                          <w:t>Español</w:t>
-                        </w:r>
-                        <w:proofErr w:type="spellEnd"/>
-                      </w:p>
-                      <w:p>
-                        <w:pPr>
-                          <w:spacing w:line="216" w:lineRule="auto"/>
-                          <w:ind w:left="340"/>
-                          <w:rPr>
-                            <w:rFonts w:ascii="Avenir Next LT Pro" w:hAnsi="Avenir Next LT Pro"/>
-                            <w:color w:val="FFFFFF" w:themeColor="background1"/>
-                            <w:sz w:val="21"/>
-                            <w:szCs w:val="21"/>
-                          </w:rPr>
-                        </w:pPr>
-                        <w:r>
-                          <w:rPr>
-                            <w:rFonts w:ascii="Avenir Next LT Pro" w:hAnsi="Avenir Next LT Pro"/>
-                            <w:color w:val="FFFFFF" w:themeColor="background1"/>
-                            <w:sz w:val="21"/>
-                            <w:szCs w:val="21"/>
-                          </w:rPr>
-                          <w:t>Fluent Advanced 96% -</w:t>
+                          <w:t xml:space="preserve">     </w:t>
                         </w:r>
                         <w:r>
                           <w:rPr>
@@ -2152,106 +2425,7 @@
                             <w:sz w:val="21"/>
                             <w:szCs w:val="21"/>
                           </w:rPr>
-                          <w:t xml:space="preserve"> </w:t>
-                        </w:r>
-                        <w:r>
-                          <w:rPr>
-                            <w:rFonts w:ascii="Avenir Next LT Pro" w:hAnsi="Avenir Next LT Pro"/>
-                            <w:color w:val="FFFFFF" w:themeColor="background1"/>
-                            <w:sz w:val="21"/>
-                            <w:szCs w:val="21"/>
-                          </w:rPr>
-                          <w:t xml:space="preserve">100% </w:t>
-                        </w:r>
-                      </w:p>
-                      <w:p>
-                        <w:pPr>
-                          <w:spacing w:line="216" w:lineRule="auto"/>
-                          <w:ind w:left="340"/>
-                          <w:rPr>
-                            <w:rFonts w:ascii="Avenir Next LT Pro" w:hAnsi="Avenir Next LT Pro"/>
-                            <w:color w:val="FFFFFF" w:themeColor="background1"/>
-                            <w:sz w:val="21"/>
-                            <w:szCs w:val="21"/>
-                          </w:rPr>
-                        </w:pPr>
-                      </w:p>
-                      <w:p>
-                        <w:pPr>
-                          <w:spacing w:line="216" w:lineRule="auto"/>
-                          <w:ind w:left="340"/>
-                          <w:rPr>
-                            <w:rFonts w:ascii="Avenir Next LT Pro" w:hAnsi="Avenir Next LT Pro"/>
-                            <w:color w:val="FFFFFF" w:themeColor="background1"/>
-                            <w:sz w:val="21"/>
-                            <w:szCs w:val="21"/>
-                          </w:rPr>
-                        </w:pPr>
-                        <w:r>
-                          <w:rPr>
-                            <w:rFonts w:ascii="Avenir Next LT Pro" w:hAnsi="Avenir Next LT Pro"/>
-                            <w:color w:val="FFFFFF" w:themeColor="background1"/>
-                            <w:sz w:val="21"/>
-                            <w:szCs w:val="21"/>
-                          </w:rPr>
-                          <w:t>Ingles</w:t>
-                        </w:r>
-                      </w:p>
-                      <w:p>
-                        <w:pPr>
-                          <w:spacing w:line="216" w:lineRule="auto"/>
-                          <w:ind w:left="340"/>
-                          <w:rPr>
-                            <w:rFonts w:ascii="Avenir Next LT Pro" w:hAnsi="Avenir Next LT Pro"/>
-                            <w:color w:val="FFFFFF" w:themeColor="background1"/>
-                            <w:sz w:val="21"/>
-                            <w:szCs w:val="21"/>
-                          </w:rPr>
-                        </w:pPr>
-                        <w:r>
-                          <w:rPr>
-                            <w:rFonts w:ascii="Avenir Next LT Pro" w:hAnsi="Avenir Next LT Pro"/>
-                            <w:color w:val="FFFFFF" w:themeColor="background1"/>
-                            <w:sz w:val="21"/>
-                            <w:szCs w:val="21"/>
-                          </w:rPr>
-                          <w:t>Lower Intermediate 31</w:t>
-                        </w:r>
-                        <w:r>
-                          <w:rPr>
-                            <w:rFonts w:ascii="Avenir Next LT Pro" w:hAnsi="Avenir Next LT Pro"/>
-                            <w:color w:val="FFFFFF" w:themeColor="background1"/>
-                            <w:sz w:val="21"/>
-                            <w:szCs w:val="21"/>
-                          </w:rPr>
-                          <w:t xml:space="preserve">% </w:t>
-                        </w:r>
-                        <w:r>
-                          <w:rPr>
-                            <w:rFonts w:ascii="Avenir Next LT Pro" w:hAnsi="Avenir Next LT Pro"/>
-                            <w:color w:val="FFFFFF" w:themeColor="background1"/>
-                            <w:sz w:val="21"/>
-                            <w:szCs w:val="21"/>
-                          </w:rPr>
-                          <w:t>-</w:t>
-                        </w:r>
-                        <w:r>
-                          <w:rPr>
-                            <w:rFonts w:ascii="Avenir Next LT Pro" w:hAnsi="Avenir Next LT Pro"/>
-                            <w:color w:val="FFFFFF" w:themeColor="background1"/>
-                            <w:sz w:val="21"/>
-                            <w:szCs w:val="21"/>
-                          </w:rPr>
-                          <w:t xml:space="preserve"> </w:t>
-                        </w:r>
-                        <w:r>
-                          <w:rPr>
-                            <w:rFonts w:ascii="Avenir Next LT Pro" w:hAnsi="Avenir Next LT Pro"/>
-                            <w:color w:val="FFFFFF" w:themeColor="background1"/>
-                            <w:sz w:val="21"/>
-                            <w:szCs w:val="21"/>
-                          </w:rPr>
-                          <w:t>50%</w:t>
+                          <w:t>___________________________</w:t>
                         </w:r>
                       </w:p>
                       <w:p>
@@ -2308,21 +2482,8 @@
           <w:szCs w:val="44"/>
           <w:lang w:val="es-MX"/>
         </w:rPr>
-        <w:t xml:space="preserve">Uziel Sanchez </w:t>
+        <w:t>Uziel Sanchez Marin</w:t>
       </w:r>
-      <w:proofErr w:type="spellStart"/>
-      <w:r>
-        <w:rPr>
-          <w:rFonts w:ascii="Avenir Next LT Pro" w:hAnsi="Avenir Next LT Pro"/>
-          <w:b/>
-          <w:bCs/>
-          <w:sz w:val="44"/>
-          <w:szCs w:val="44"/>
-          <w:lang w:val="es-MX"/>
-        </w:rPr>
-        <w:t>Marin</w:t>
-      </w:r>
-      <w:proofErr w:type="spellEnd"/>
     </w:p>
     <w:p>
       <w:pPr>
@@ -2344,6 +2505,8 @@
           <w:rFonts w:ascii="Avenir Next LT Pro" w:hAnsi="Avenir Next LT Pro"/>
           <w:b/>
           <w:bCs/>
+          <w:sz w:val="22"/>
+          <w:szCs w:val="22"/>
           <w:lang w:val="es-MX"/>
         </w:rPr>
       </w:pPr>
@@ -2352,6 +2515,8 @@
           <w:rFonts w:ascii="Avenir Next LT Pro" w:hAnsi="Avenir Next LT Pro"/>
           <w:b/>
           <w:bCs/>
+          <w:sz w:val="22"/>
+          <w:szCs w:val="22"/>
           <w:lang w:val="es-MX"/>
         </w:rPr>
         <w:t xml:space="preserve">RESUMEN PROFESIONAL </w:t>
@@ -2360,105 +2525,75 @@
     <w:p>
       <w:pPr>
         <w:spacing w:line="276" w:lineRule="auto"/>
+        <w:jc w:val="both"/>
+        <w:rPr>
+          <w:rFonts w:ascii="Avenir Next LT Pro" w:hAnsi="Avenir Next LT Pro"/>
+          <w:sz w:val="18"/>
+          <w:szCs w:val="18"/>
+          <w:lang w:val="es-MX"/>
+        </w:rPr>
+      </w:pPr>
+      <w:r>
+        <w:rPr>
+          <w:rFonts w:ascii="Avenir Next LT Pro" w:hAnsi="Avenir Next LT Pro"/>
+          <w:sz w:val="18"/>
+          <w:szCs w:val="18"/>
+          <w:lang w:val="es-MX"/>
+        </w:rPr>
+        <w:t>Desarrollador Backend con más de 3 años de experiencia en el desarrollo de aplicaciones web y diseño de APIs REST, especializado en Java y Spring Boot. Experiencia en construcción de arquitecturas escalables, integración de servicios y optimización de rendimiento en entornos productivos.</w:t>
+      </w:r>
+    </w:p>
+    <w:p>
+      <w:pPr>
+        <w:spacing w:line="276" w:lineRule="auto"/>
+        <w:jc w:val="both"/>
+        <w:rPr>
+          <w:rFonts w:ascii="Avenir Next LT Pro" w:hAnsi="Avenir Next LT Pro"/>
+          <w:sz w:val="18"/>
+          <w:szCs w:val="18"/>
+          <w:lang w:val="es-MX"/>
+        </w:rPr>
+      </w:pPr>
+      <w:r>
+        <w:rPr>
+          <w:rFonts w:ascii="Avenir Next LT Pro" w:hAnsi="Avenir Next LT Pro"/>
+          <w:sz w:val="18"/>
+          <w:szCs w:val="18"/>
+          <w:lang w:val="es-MX"/>
+        </w:rPr>
+        <w:t>He trabajado con bases de datos relacionales y NoSQL (MongoDB), implementando soluciones de cacheo con Redis y motores de búsqueda como Elasticsearch para mejorar la eficiencia en el acceso a datos. Participación en proyectos enfocados en comercio y servicios, desarrollando soluciones completas desde el diseño hasta el despliegue.</w:t>
+      </w:r>
+    </w:p>
+    <w:p>
+      <w:pPr>
+        <w:spacing w:line="276" w:lineRule="auto"/>
+        <w:rPr>
+          <w:rFonts w:ascii="Avenir Next LT Pro" w:hAnsi="Avenir Next LT Pro"/>
+          <w:sz w:val="20"/>
+          <w:szCs w:val="20"/>
+          <w:lang w:val="es-MX"/>
+        </w:rPr>
+      </w:pPr>
+    </w:p>
+    <w:p>
+      <w:pPr>
+        <w:spacing w:line="276" w:lineRule="auto"/>
         <w:rPr>
           <w:rFonts w:ascii="Avenir Next LT Pro" w:hAnsi="Avenir Next LT Pro"/>
           <w:b/>
           <w:bCs/>
-          <w:sz w:val="12"/>
-          <w:szCs w:val="12"/>
+          <w:sz w:val="22"/>
+          <w:szCs w:val="22"/>
           <w:lang w:val="es-MX"/>
         </w:rPr>
       </w:pPr>
-    </w:p>
-    <w:p>
-      <w:pPr>
-        <w:pBdr>
-          <w:bottom w:val="single" w:sz="6" w:space="1" w:color="auto"/>
-        </w:pBdr>
-        <w:spacing w:line="276" w:lineRule="auto"/>
-        <w:rPr>
-          <w:rFonts w:ascii="Avenir Next LT Pro" w:hAnsi="Avenir Next LT Pro"/>
-          <w:sz w:val="21"/>
-          <w:szCs w:val="21"/>
-          <w:lang w:val="es-MX"/>
-        </w:rPr>
-      </w:pPr>
       <w:r>
-        <w:rPr>
-          <w:rFonts w:ascii="Avenir Next LT Pro" w:hAnsi="Avenir Next LT Pro"/>
-          <w:sz w:val="21"/>
-          <w:szCs w:val="21"/>
-          <w:lang w:val="es-MX"/>
-        </w:rPr>
-        <w:t xml:space="preserve">3+ años de experiencia con el rol de Desarrollador Full </w:t>
-      </w:r>
-      <w:proofErr w:type="spellStart"/>
-      <w:r>
-        <w:rPr>
-          <w:rFonts w:ascii="Avenir Next LT Pro" w:hAnsi="Avenir Next LT Pro"/>
-          <w:sz w:val="21"/>
-          <w:szCs w:val="21"/>
-          <w:lang w:val="es-MX"/>
-        </w:rPr>
-        <w:t>Stack</w:t>
-      </w:r>
-      <w:proofErr w:type="spellEnd"/>
-      <w:r>
-        <w:rPr>
-          <w:rFonts w:ascii="Avenir Next LT Pro" w:hAnsi="Avenir Next LT Pro"/>
-          <w:sz w:val="21"/>
-          <w:szCs w:val="21"/>
-          <w:lang w:val="es-MX"/>
-        </w:rPr>
-        <w:t xml:space="preserve">, desempeñando actividades de desarrollo de aplicaciones web, creación de </w:t>
-      </w:r>
-      <w:proofErr w:type="spellStart"/>
-      <w:r>
-        <w:rPr>
-          <w:rFonts w:ascii="Avenir Next LT Pro" w:hAnsi="Avenir Next LT Pro"/>
-          <w:sz w:val="21"/>
-          <w:szCs w:val="21"/>
-          <w:lang w:val="es-MX"/>
-        </w:rPr>
-        <w:t>APIs</w:t>
-      </w:r>
-      <w:proofErr w:type="spellEnd"/>
-      <w:r>
-        <w:rPr>
-          <w:rFonts w:ascii="Avenir Next LT Pro" w:hAnsi="Avenir Next LT Pro"/>
-          <w:sz w:val="21"/>
-          <w:szCs w:val="21"/>
-          <w:lang w:val="es-MX"/>
-        </w:rPr>
-        <w:t xml:space="preserve"> REST, integración frontend-backend y optimización de sistemas, con participación activa en proyectos nacionales. Conocimiento de negocio en empresas de sector tecnología, comercio y servicios.</w:t>
-      </w:r>
-    </w:p>
-    <w:p>
-      <w:pPr>
-        <w:spacing w:line="276" w:lineRule="auto"/>
-        <w:rPr>
-          <w:rFonts w:ascii="Avenir Next LT Pro" w:hAnsi="Avenir Next LT Pro"/>
-          <w:sz w:val="21"/>
-          <w:szCs w:val="21"/>
-          <w:lang w:val="es-MX"/>
-        </w:rPr>
-      </w:pPr>
-    </w:p>
-    <w:p>
-      <w:pPr>
-        <w:spacing w:line="276" w:lineRule="auto"/>
         <w:rPr>
           <w:rFonts w:ascii="Avenir Next LT Pro" w:hAnsi="Avenir Next LT Pro"/>
           <w:b/>
           <w:bCs/>
-          <w:lang w:val="es-MX"/>
-        </w:rPr>
-      </w:pPr>
-      <w:r>
-        <w:rPr>
-          <w:rFonts w:ascii="Avenir Next LT Pro" w:hAnsi="Avenir Next LT Pro"/>
-          <w:b/>
-          <w:bCs/>
+          <w:sz w:val="22"/>
+          <w:szCs w:val="22"/>
           <w:lang w:val="es-MX"/>
         </w:rPr>
         <w:t>EXPERIENCIA PROFESIONAL</w:t>
@@ -2466,79 +2601,232 @@
     </w:p>
     <w:p>
       <w:pPr>
-        <w:spacing w:before="100" w:beforeAutospacing="1" w:after="100" w:afterAutospacing="1"/>
-        <w:outlineLvl w:val="2"/>
-        <w:rPr>
-          <w:rFonts w:ascii="Avenir Next LT Pro" w:eastAsia="Times New Roman" w:hAnsi="Avenir Next LT Pro" w:cs="Times New Roman"/>
+        <w:spacing w:line="276" w:lineRule="auto"/>
+        <w:rPr>
+          <w:rFonts w:ascii="Avenir Next LT Pro" w:hAnsi="Avenir Next LT Pro"/>
           <w:b/>
           <w:bCs/>
-          <w:kern w:val="0"/>
-          <w:sz w:val="21"/>
-          <w:szCs w:val="21"/>
-          <w:lang w:val="es-MX" w:eastAsia="es-MX"/>
-          <w14:ligatures w14:val="none"/>
+          <w:sz w:val="20"/>
+          <w:szCs w:val="20"/>
+          <w:lang w:val="es-MX"/>
         </w:rPr>
       </w:pPr>
       <w:r>
         <w:rPr>
-          <w:rFonts w:ascii="Avenir Next LT Pro" w:eastAsia="Times New Roman" w:hAnsi="Avenir Next LT Pro" w:cs="Times New Roman"/>
+          <w:rStyle w:val="Textoennegrita"/>
+          <w:rFonts w:ascii="Avenir Next LT Pro" w:hAnsi="Avenir Next LT Pro"/>
+          <w:sz w:val="20"/>
+          <w:szCs w:val="20"/>
+          <w:lang w:val="es-MX"/>
+        </w:rPr>
+        <w:t>Desarrollador</w:t>
+      </w:r>
+      <w:r>
+        <w:rPr>
+          <w:rStyle w:val="Textoennegrita"/>
+          <w:rFonts w:ascii="Avenir Next LT Pro" w:hAnsi="Avenir Next LT Pro"/>
+          <w:sz w:val="20"/>
+          <w:szCs w:val="20"/>
+        </w:rPr>
+        <w:t xml:space="preserve"> Java (Academia APX) – </w:t>
+      </w:r>
+      <w:r>
+        <w:rPr>
+          <w:rStyle w:val="whitespace-normal"/>
+          <w:rFonts w:ascii="Avenir Next LT Pro" w:hAnsi="Avenir Next LT Pro"/>
           <w:b/>
           <w:bCs/>
-          <w:kern w:val="0"/>
-          <w:sz w:val="21"/>
-          <w:szCs w:val="21"/>
-          <w:lang w:val="es-MX" w:eastAsia="es-MX"/>
-          <w14:ligatures w14:val="none"/>
-        </w:rPr>
-        <w:t xml:space="preserve">Desarrollador Full </w:t>
+          <w:sz w:val="20"/>
+          <w:szCs w:val="20"/>
+        </w:rPr>
+        <w:t>Softtek</w:t>
       </w:r>
-      <w:proofErr w:type="spellStart"/>
       <w:r>
         <w:rPr>
-          <w:rFonts w:ascii="Avenir Next LT Pro" w:eastAsia="Times New Roman" w:hAnsi="Avenir Next LT Pro" w:cs="Times New Roman"/>
-          <w:b/>
-          <w:bCs/>
-          <w:kern w:val="0"/>
-          <w:sz w:val="21"/>
-          <w:szCs w:val="21"/>
-          <w:lang w:val="es-MX" w:eastAsia="es-MX"/>
-          <w14:ligatures w14:val="none"/>
-        </w:rPr>
-        <w:t>Stack</w:t>
+          <w:rFonts w:ascii="Avenir Next LT Pro" w:hAnsi="Avenir Next LT Pro"/>
+          <w:sz w:val="20"/>
+          <w:szCs w:val="20"/>
+        </w:rPr>
+        <w:t xml:space="preserve"> | Estado de México</w:t>
       </w:r>
-      <w:proofErr w:type="spellEnd"/>
       <w:r>
         <w:rPr>
-          <w:rFonts w:ascii="Avenir Next LT Pro" w:eastAsia="Times New Roman" w:hAnsi="Avenir Next LT Pro" w:cs="Times New Roman"/>
-          <w:b/>
-          <w:bCs/>
-          <w:kern w:val="0"/>
-          <w:sz w:val="21"/>
-          <w:szCs w:val="21"/>
-          <w:lang w:val="es-MX" w:eastAsia="es-MX"/>
-          <w14:ligatures w14:val="none"/>
-        </w:rPr>
-        <w:t xml:space="preserve"> – SERVET | Estado de México</w:t>
+          <w:rFonts w:ascii="Avenir Next LT Pro" w:hAnsi="Avenir Next LT Pro"/>
+          <w:sz w:val="20"/>
+          <w:szCs w:val="20"/>
+        </w:rPr>
+        <w:br/>
+      </w:r>
+      <w:proofErr w:type="gramStart"/>
+      <w:r>
+        <w:rPr>
+          <w:rStyle w:val="Textoennegrita"/>
+          <w:rFonts w:ascii="Avenir Next LT Pro" w:hAnsi="Avenir Next LT Pro"/>
+          <w:sz w:val="20"/>
+          <w:szCs w:val="20"/>
+        </w:rPr>
+        <w:t>Marzo</w:t>
+      </w:r>
+      <w:proofErr w:type="gramEnd"/>
+      <w:r>
+        <w:rPr>
+          <w:rStyle w:val="Textoennegrita"/>
+          <w:rFonts w:ascii="Avenir Next LT Pro" w:hAnsi="Avenir Next LT Pro"/>
+          <w:sz w:val="20"/>
+          <w:szCs w:val="20"/>
+        </w:rPr>
+        <w:t xml:space="preserve"> 2025 – Actualidad</w:t>
       </w:r>
     </w:p>
     <w:p>
       <w:pPr>
-        <w:spacing w:before="100" w:beforeAutospacing="1" w:after="100" w:afterAutospacing="1"/>
-        <w:rPr>
-          <w:rFonts w:ascii="Avenir Next LT Pro" w:eastAsia="Times New Roman" w:hAnsi="Avenir Next LT Pro" w:cs="Times New Roman"/>
-          <w:kern w:val="0"/>
-          <w:sz w:val="21"/>
-          <w:szCs w:val="21"/>
-          <w:lang w:val="es-MX" w:eastAsia="es-MX"/>
-          <w14:ligatures w14:val="none"/>
+        <w:pStyle w:val="NormalWeb"/>
+        <w:rPr>
+          <w:rFonts w:ascii="Avenir Next LT Pro" w:hAnsi="Avenir Next LT Pro"/>
+          <w:sz w:val="19"/>
+          <w:szCs w:val="19"/>
         </w:rPr>
       </w:pPr>
       <w:r>
         <w:rPr>
-          <w:rFonts w:ascii="Avenir Next LT Pro" w:eastAsia="Times New Roman" w:hAnsi="Avenir Next LT Pro" w:cs="Times New Roman"/>
-          <w:kern w:val="0"/>
-          <w:sz w:val="21"/>
-          <w:szCs w:val="21"/>
+          <w:rFonts w:ascii="Avenir Next LT Pro" w:hAnsi="Avenir Next LT Pro"/>
+          <w:sz w:val="19"/>
+          <w:szCs w:val="19"/>
+        </w:rPr>
+        <w:t>Actualmente formo parte de la academia de Java APX en Softtek, enfocada en el fortalecimiento técnico y alineación a estándares corporativos de desarrollo backend.</w:t>
+      </w:r>
+    </w:p>
+    <w:p>
+      <w:pPr>
+        <w:pStyle w:val="NormalWeb"/>
+        <w:rPr>
+          <w:rFonts w:ascii="Avenir Next LT Pro" w:hAnsi="Avenir Next LT Pro"/>
+          <w:sz w:val="19"/>
+          <w:szCs w:val="19"/>
+        </w:rPr>
+      </w:pPr>
+      <w:r>
+        <w:rPr>
+          <w:rFonts w:ascii="Avenir Next LT Pro" w:hAnsi="Avenir Next LT Pro"/>
+          <w:sz w:val="19"/>
+          <w:szCs w:val="19"/>
+        </w:rPr>
+        <w:t>• Refuerzo de conocimientos en Java mediante la aplicación de programación orientada a objetos (POO), patrones de diseño y principios SOLID.</w:t>
+      </w:r>
+      <w:r>
+        <w:rPr>
+          <w:rFonts w:ascii="Avenir Next LT Pro" w:hAnsi="Avenir Next LT Pro"/>
+          <w:sz w:val="19"/>
+          <w:szCs w:val="19"/>
+        </w:rPr>
+        <w:br/>
+        <w:t>• Desarrollo y consumo de APIs REST, aplicando buenas prácticas en el diseño de servicios.</w:t>
+      </w:r>
+      <w:r>
+        <w:rPr>
+          <w:rFonts w:ascii="Avenir Next LT Pro" w:hAnsi="Avenir Next LT Pro"/>
+          <w:sz w:val="19"/>
+          <w:szCs w:val="19"/>
+        </w:rPr>
+        <w:br/>
+        <w:t>• Uso de control de versiones con Git, siguiendo estándares de desarrollo colaborativo.</w:t>
+      </w:r>
+      <w:r>
+        <w:rPr>
+          <w:rFonts w:ascii="Avenir Next LT Pro" w:hAnsi="Avenir Next LT Pro"/>
+          <w:sz w:val="19"/>
+          <w:szCs w:val="19"/>
+        </w:rPr>
+        <w:br/>
+        <w:t xml:space="preserve">• Formación en arquitectura APX, alineada a lineamientos de </w:t>
+      </w:r>
+      <w:r>
+        <w:rPr>
+          <w:rStyle w:val="whitespace-normal"/>
+          <w:rFonts w:ascii="Avenir Next LT Pro" w:eastAsiaTheme="majorEastAsia" w:hAnsi="Avenir Next LT Pro"/>
+          <w:sz w:val="19"/>
+          <w:szCs w:val="19"/>
+        </w:rPr>
+        <w:t>BBVA</w:t>
+      </w:r>
+      <w:r>
+        <w:rPr>
+          <w:rFonts w:ascii="Avenir Next LT Pro" w:hAnsi="Avenir Next LT Pro"/>
+          <w:sz w:val="19"/>
+          <w:szCs w:val="19"/>
+        </w:rPr>
+        <w:t xml:space="preserve"> para desarrollo backend empresarial.</w:t>
+      </w:r>
+      <w:r>
+        <w:rPr>
+          <w:rFonts w:ascii="Avenir Next LT Pro" w:hAnsi="Avenir Next LT Pro"/>
+          <w:sz w:val="19"/>
+          <w:szCs w:val="19"/>
+        </w:rPr>
+        <w:br/>
+        <w:t>• Preparación activa para evaluaciones técnicas y certificaciones en tecnologías backend.</w:t>
+      </w:r>
+      <w:r>
+        <w:rPr>
+          <w:rFonts w:ascii="Avenir Next LT Pro" w:hAnsi="Avenir Next LT Pro"/>
+          <w:sz w:val="19"/>
+          <w:szCs w:val="19"/>
+        </w:rPr>
+        <w:br/>
+        <w:t>• Uso de herramientas de inteligencia artificial como apoyo en análisis, desarrollo y optimización de soluciones.</w:t>
+      </w:r>
+    </w:p>
+    <w:p>
+      <w:pPr>
+        <w:spacing w:line="360" w:lineRule="auto"/>
+        <w:outlineLvl w:val="2"/>
+        <w:rPr>
+          <w:rFonts w:ascii="Avenir Next LT Pro" w:eastAsia="Times New Roman" w:hAnsi="Avenir Next LT Pro" w:cs="Times New Roman"/>
+          <w:b/>
+          <w:bCs/>
+          <w:kern w:val="0"/>
+          <w:sz w:val="20"/>
+          <w:szCs w:val="20"/>
+          <w:lang w:val="es-MX" w:eastAsia="es-MX"/>
+          <w14:ligatures w14:val="none"/>
+        </w:rPr>
+      </w:pPr>
+      <w:r>
+        <w:rPr>
+          <w:rFonts w:ascii="Avenir Next LT Pro" w:eastAsia="Times New Roman" w:hAnsi="Avenir Next LT Pro" w:cs="Times New Roman"/>
+          <w:b/>
+          <w:bCs/>
+          <w:kern w:val="0"/>
+          <w:sz w:val="20"/>
+          <w:szCs w:val="20"/>
+          <w:lang w:val="es-MX" w:eastAsia="es-MX"/>
+          <w14:ligatures w14:val="none"/>
+        </w:rPr>
+        <w:t>Desarrollador Full Stack – SERVET | Estado de México</w:t>
+      </w:r>
+    </w:p>
+    <w:p>
+      <w:pPr>
+        <w:spacing w:line="360" w:lineRule="auto"/>
+        <w:rPr>
+          <w:rFonts w:ascii="Avenir Next LT Pro" w:eastAsia="Times New Roman" w:hAnsi="Avenir Next LT Pro" w:cs="Times New Roman"/>
+          <w:b/>
+          <w:bCs/>
+          <w:kern w:val="0"/>
+          <w:sz w:val="20"/>
+          <w:szCs w:val="20"/>
+          <w:lang w:val="es-MX" w:eastAsia="es-MX"/>
+          <w14:ligatures w14:val="none"/>
+        </w:rPr>
+      </w:pPr>
+      <w:r>
+        <w:rPr>
+          <w:rFonts w:ascii="Avenir Next LT Pro" w:eastAsia="Times New Roman" w:hAnsi="Avenir Next LT Pro" w:cs="Times New Roman"/>
+          <w:b/>
+          <w:bCs/>
+          <w:kern w:val="0"/>
+          <w:sz w:val="20"/>
+          <w:szCs w:val="20"/>
           <w:lang w:val="es-MX" w:eastAsia="es-MX"/>
           <w14:ligatures w14:val="none"/>
         </w:rPr>
@@ -2548,9 +2836,11 @@
       <w:r>
         <w:rPr>
           <w:rFonts w:ascii="Avenir Next LT Pro" w:eastAsia="Times New Roman" w:hAnsi="Avenir Next LT Pro" w:cs="Times New Roman"/>
-          <w:kern w:val="0"/>
-          <w:sz w:val="21"/>
-          <w:szCs w:val="21"/>
+          <w:b/>
+          <w:bCs/>
+          <w:kern w:val="0"/>
+          <w:sz w:val="20"/>
+          <w:szCs w:val="20"/>
           <w:lang w:val="es-MX" w:eastAsia="es-MX"/>
           <w14:ligatures w14:val="none"/>
         </w:rPr>
@@ -2560,9 +2850,11 @@
       <w:r>
         <w:rPr>
           <w:rFonts w:ascii="Avenir Next LT Pro" w:eastAsia="Times New Roman" w:hAnsi="Avenir Next LT Pro" w:cs="Times New Roman"/>
-          <w:kern w:val="0"/>
-          <w:sz w:val="21"/>
-          <w:szCs w:val="21"/>
+          <w:b/>
+          <w:bCs/>
+          <w:kern w:val="0"/>
+          <w:sz w:val="20"/>
+          <w:szCs w:val="20"/>
           <w:lang w:val="es-MX" w:eastAsia="es-MX"/>
           <w14:ligatures w14:val="none"/>
         </w:rPr>
@@ -2572,11 +2864,12 @@
     <w:p>
       <w:pPr>
         <w:spacing w:before="100" w:beforeAutospacing="1" w:after="100" w:afterAutospacing="1"/>
-        <w:rPr>
-          <w:rFonts w:ascii="Avenir Next LT Pro" w:eastAsia="Times New Roman" w:hAnsi="Avenir Next LT Pro" w:cs="Times New Roman"/>
-          <w:kern w:val="0"/>
-          <w:sz w:val="21"/>
-          <w:szCs w:val="21"/>
+        <w:outlineLvl w:val="2"/>
+        <w:rPr>
+          <w:rFonts w:ascii="Avenir Next LT Pro" w:eastAsia="Times New Roman" w:hAnsi="Avenir Next LT Pro" w:cs="Times New Roman"/>
+          <w:kern w:val="0"/>
+          <w:sz w:val="19"/>
+          <w:szCs w:val="19"/>
           <w:lang w:val="es-MX" w:eastAsia="es-MX"/>
           <w14:ligatures w14:val="none"/>
         </w:rPr>
@@ -2585,46 +2878,27 @@
         <w:rPr>
           <w:rFonts w:ascii="Avenir Next LT Pro" w:eastAsia="Times New Roman" w:hAnsi="Avenir Next LT Pro" w:cs="Times New Roman"/>
           <w:kern w:val="0"/>
-          <w:sz w:val="21"/>
-          <w:szCs w:val="21"/>
-          <w:lang w:val="es-MX" w:eastAsia="es-MX"/>
-          <w14:ligatures w14:val="none"/>
-        </w:rPr>
-        <w:t xml:space="preserve">Desarrollo de una solución integral tipo POS para comercios, enfocada en </w:t>
-      </w:r>
-      <w:proofErr w:type="spellStart"/>
-      <w:r>
-        <w:rPr>
-          <w:rFonts w:ascii="Avenir Next LT Pro" w:eastAsia="Times New Roman" w:hAnsi="Avenir Next LT Pro" w:cs="Times New Roman"/>
-          <w:kern w:val="0"/>
-          <w:sz w:val="21"/>
-          <w:szCs w:val="21"/>
-          <w:lang w:val="es-MX" w:eastAsia="es-MX"/>
-          <w14:ligatures w14:val="none"/>
-        </w:rPr>
-        <w:t>backend</w:t>
-      </w:r>
-      <w:proofErr w:type="spellEnd"/>
-      <w:r>
-        <w:rPr>
-          <w:rFonts w:ascii="Avenir Next LT Pro" w:eastAsia="Times New Roman" w:hAnsi="Avenir Next LT Pro" w:cs="Times New Roman"/>
-          <w:kern w:val="0"/>
-          <w:sz w:val="21"/>
-          <w:szCs w:val="21"/>
-          <w:lang w:val="es-MX" w:eastAsia="es-MX"/>
-          <w14:ligatures w14:val="none"/>
-        </w:rPr>
-        <w:t>, seguridad y rendimiento. Responsable del diseño de arquitectura, integración de servicios y despliegues automatizados para entornos productivos.</w:t>
+          <w:sz w:val="19"/>
+          <w:szCs w:val="19"/>
+          <w:lang w:val="es-MX" w:eastAsia="es-MX"/>
+          <w14:ligatures w14:val="none"/>
+        </w:rPr>
+        <w:t>Desarrollé una solución integral tipo POS para comercios, enfocada en rendimiento, seguridad y escalabilidad, participando desde el diseño de arquitectura hasta el despliegue en producción.</w:t>
       </w:r>
     </w:p>
     <w:p>
       <w:pPr>
+        <w:numPr>
+          <w:ilvl w:val="0"/>
+          <w:numId w:val="5"/>
+        </w:numPr>
         <w:spacing w:before="100" w:beforeAutospacing="1" w:after="100" w:afterAutospacing="1"/>
-        <w:rPr>
-          <w:rFonts w:ascii="Avenir Next LT Pro" w:eastAsia="Times New Roman" w:hAnsi="Avenir Next LT Pro" w:cs="Times New Roman"/>
-          <w:kern w:val="0"/>
-          <w:sz w:val="21"/>
-          <w:szCs w:val="21"/>
+        <w:outlineLvl w:val="2"/>
+        <w:rPr>
+          <w:rFonts w:ascii="Avenir Next LT Pro" w:eastAsia="Times New Roman" w:hAnsi="Avenir Next LT Pro" w:cs="Times New Roman"/>
+          <w:kern w:val="0"/>
+          <w:sz w:val="19"/>
+          <w:szCs w:val="19"/>
           <w:lang w:val="es-MX" w:eastAsia="es-MX"/>
           <w14:ligatures w14:val="none"/>
         </w:rPr>
@@ -2633,226 +2907,27 @@
         <w:rPr>
           <w:rFonts w:ascii="Avenir Next LT Pro" w:eastAsia="Times New Roman" w:hAnsi="Avenir Next LT Pro" w:cs="Times New Roman"/>
           <w:kern w:val="0"/>
-          <w:sz w:val="21"/>
-          <w:szCs w:val="21"/>
-          <w:lang w:val="es-MX" w:eastAsia="es-MX"/>
-          <w14:ligatures w14:val="none"/>
-        </w:rPr>
-        <w:t xml:space="preserve">• Diseño y desarrollo de arquitectura con Spring </w:t>
-      </w:r>
-      <w:proofErr w:type="spellStart"/>
-      <w:r>
-        <w:rPr>
-          <w:rFonts w:ascii="Avenir Next LT Pro" w:eastAsia="Times New Roman" w:hAnsi="Avenir Next LT Pro" w:cs="Times New Roman"/>
-          <w:kern w:val="0"/>
-          <w:sz w:val="21"/>
-          <w:szCs w:val="21"/>
-          <w:lang w:val="es-MX" w:eastAsia="es-MX"/>
-          <w14:ligatures w14:val="none"/>
-        </w:rPr>
-        <w:t>Boot</w:t>
-      </w:r>
-      <w:proofErr w:type="spellEnd"/>
-      <w:r>
-        <w:rPr>
-          <w:rFonts w:ascii="Avenir Next LT Pro" w:eastAsia="Times New Roman" w:hAnsi="Avenir Next LT Pro" w:cs="Times New Roman"/>
-          <w:kern w:val="0"/>
-          <w:sz w:val="21"/>
-          <w:szCs w:val="21"/>
-          <w:lang w:val="es-MX" w:eastAsia="es-MX"/>
-          <w14:ligatures w14:val="none"/>
-        </w:rPr>
-        <w:t xml:space="preserve"> (MVC, REST </w:t>
-      </w:r>
-      <w:proofErr w:type="spellStart"/>
-      <w:r>
-        <w:rPr>
-          <w:rFonts w:ascii="Avenir Next LT Pro" w:eastAsia="Times New Roman" w:hAnsi="Avenir Next LT Pro" w:cs="Times New Roman"/>
-          <w:kern w:val="0"/>
-          <w:sz w:val="21"/>
-          <w:szCs w:val="21"/>
-          <w:lang w:val="es-MX" w:eastAsia="es-MX"/>
-          <w14:ligatures w14:val="none"/>
-        </w:rPr>
-        <w:t>APIs</w:t>
-      </w:r>
-      <w:proofErr w:type="spellEnd"/>
-      <w:r>
-        <w:rPr>
-          <w:rFonts w:ascii="Avenir Next LT Pro" w:eastAsia="Times New Roman" w:hAnsi="Avenir Next LT Pro" w:cs="Times New Roman"/>
-          <w:kern w:val="0"/>
-          <w:sz w:val="21"/>
-          <w:szCs w:val="21"/>
-          <w:lang w:val="es-MX" w:eastAsia="es-MX"/>
-          <w14:ligatures w14:val="none"/>
-        </w:rPr>
-        <w:t xml:space="preserve">, </w:t>
-      </w:r>
-      <w:proofErr w:type="spellStart"/>
-      <w:r>
-        <w:rPr>
-          <w:rFonts w:ascii="Avenir Next LT Pro" w:eastAsia="Times New Roman" w:hAnsi="Avenir Next LT Pro" w:cs="Times New Roman"/>
-          <w:kern w:val="0"/>
-          <w:sz w:val="21"/>
-          <w:szCs w:val="21"/>
-          <w:lang w:val="es-MX" w:eastAsia="es-MX"/>
-          <w14:ligatures w14:val="none"/>
-        </w:rPr>
-        <w:t>WebSockets</w:t>
-      </w:r>
-      <w:proofErr w:type="spellEnd"/>
-      <w:r>
-        <w:rPr>
-          <w:rFonts w:ascii="Avenir Next LT Pro" w:eastAsia="Times New Roman" w:hAnsi="Avenir Next LT Pro" w:cs="Times New Roman"/>
-          <w:kern w:val="0"/>
-          <w:sz w:val="21"/>
-          <w:szCs w:val="21"/>
-          <w:lang w:val="es-MX" w:eastAsia="es-MX"/>
-          <w14:ligatures w14:val="none"/>
-        </w:rPr>
-        <w:t>).</w:t>
-      </w:r>
-      <w:r>
-        <w:rPr>
-          <w:rFonts w:ascii="Avenir Next LT Pro" w:eastAsia="Times New Roman" w:hAnsi="Avenir Next LT Pro" w:cs="Times New Roman"/>
-          <w:kern w:val="0"/>
-          <w:sz w:val="21"/>
-          <w:szCs w:val="21"/>
-          <w:lang w:val="es-MX" w:eastAsia="es-MX"/>
-          <w14:ligatures w14:val="none"/>
-        </w:rPr>
-        <w:br/>
-        <w:t>• Implementación de autenticación JWT, roles y control de accesos.</w:t>
-      </w:r>
-      <w:r>
-        <w:rPr>
-          <w:rFonts w:ascii="Avenir Next LT Pro" w:eastAsia="Times New Roman" w:hAnsi="Avenir Next LT Pro" w:cs="Times New Roman"/>
-          <w:kern w:val="0"/>
-          <w:sz w:val="21"/>
-          <w:szCs w:val="21"/>
-          <w:lang w:val="es-MX" w:eastAsia="es-MX"/>
-          <w14:ligatures w14:val="none"/>
-        </w:rPr>
-        <w:br/>
-        <w:t xml:space="preserve">• Desarrollo de POS con inventarios </w:t>
-      </w:r>
-      <w:proofErr w:type="spellStart"/>
-      <w:r>
-        <w:rPr>
-          <w:rFonts w:ascii="Avenir Next LT Pro" w:eastAsia="Times New Roman" w:hAnsi="Avenir Next LT Pro" w:cs="Times New Roman"/>
-          <w:kern w:val="0"/>
-          <w:sz w:val="21"/>
-          <w:szCs w:val="21"/>
-          <w:lang w:val="es-MX" w:eastAsia="es-MX"/>
-          <w14:ligatures w14:val="none"/>
-        </w:rPr>
-        <w:t>multi-almacén</w:t>
-      </w:r>
-      <w:proofErr w:type="spellEnd"/>
-      <w:r>
-        <w:rPr>
-          <w:rFonts w:ascii="Avenir Next LT Pro" w:eastAsia="Times New Roman" w:hAnsi="Avenir Next LT Pro" w:cs="Times New Roman"/>
-          <w:kern w:val="0"/>
-          <w:sz w:val="21"/>
-          <w:szCs w:val="21"/>
-          <w:lang w:val="es-MX" w:eastAsia="es-MX"/>
-          <w14:ligatures w14:val="none"/>
-        </w:rPr>
-        <w:t xml:space="preserve">, </w:t>
-      </w:r>
-      <w:proofErr w:type="spellStart"/>
-      <w:r>
-        <w:rPr>
-          <w:rFonts w:ascii="Avenir Next LT Pro" w:eastAsia="Times New Roman" w:hAnsi="Avenir Next LT Pro" w:cs="Times New Roman"/>
-          <w:kern w:val="0"/>
-          <w:sz w:val="21"/>
-          <w:szCs w:val="21"/>
-          <w:lang w:val="es-MX" w:eastAsia="es-MX"/>
-          <w14:ligatures w14:val="none"/>
-        </w:rPr>
-        <w:t>dashboards</w:t>
-      </w:r>
-      <w:proofErr w:type="spellEnd"/>
-      <w:r>
-        <w:rPr>
-          <w:rFonts w:ascii="Avenir Next LT Pro" w:eastAsia="Times New Roman" w:hAnsi="Avenir Next LT Pro" w:cs="Times New Roman"/>
-          <w:kern w:val="0"/>
-          <w:sz w:val="21"/>
-          <w:szCs w:val="21"/>
-          <w:lang w:val="es-MX" w:eastAsia="es-MX"/>
-          <w14:ligatures w14:val="none"/>
-        </w:rPr>
-        <w:t xml:space="preserve"> y reportes CSV/PDF.</w:t>
-      </w:r>
-      <w:r>
-        <w:rPr>
-          <w:rFonts w:ascii="Avenir Next LT Pro" w:eastAsia="Times New Roman" w:hAnsi="Avenir Next LT Pro" w:cs="Times New Roman"/>
-          <w:kern w:val="0"/>
-          <w:sz w:val="21"/>
-          <w:szCs w:val="21"/>
-          <w:lang w:val="es-MX" w:eastAsia="es-MX"/>
-          <w14:ligatures w14:val="none"/>
-        </w:rPr>
-        <w:br/>
-        <w:t xml:space="preserve">• Optimización de rendimiento con Redis, índices en base de datos y </w:t>
-      </w:r>
-      <w:proofErr w:type="spellStart"/>
-      <w:r>
-        <w:rPr>
-          <w:rFonts w:ascii="Avenir Next LT Pro" w:eastAsia="Times New Roman" w:hAnsi="Avenir Next LT Pro" w:cs="Times New Roman"/>
-          <w:kern w:val="0"/>
-          <w:sz w:val="21"/>
-          <w:szCs w:val="21"/>
-          <w:lang w:val="es-MX" w:eastAsia="es-MX"/>
-          <w14:ligatures w14:val="none"/>
-        </w:rPr>
-        <w:t>lazy</w:t>
-      </w:r>
-      <w:proofErr w:type="spellEnd"/>
-      <w:r>
-        <w:rPr>
-          <w:rFonts w:ascii="Avenir Next LT Pro" w:eastAsia="Times New Roman" w:hAnsi="Avenir Next LT Pro" w:cs="Times New Roman"/>
-          <w:kern w:val="0"/>
-          <w:sz w:val="21"/>
-          <w:szCs w:val="21"/>
-          <w:lang w:val="es-MX" w:eastAsia="es-MX"/>
-          <w14:ligatures w14:val="none"/>
-        </w:rPr>
-        <w:t xml:space="preserve"> </w:t>
-      </w:r>
-      <w:proofErr w:type="spellStart"/>
-      <w:r>
-        <w:rPr>
-          <w:rFonts w:ascii="Avenir Next LT Pro" w:eastAsia="Times New Roman" w:hAnsi="Avenir Next LT Pro" w:cs="Times New Roman"/>
-          <w:kern w:val="0"/>
-          <w:sz w:val="21"/>
-          <w:szCs w:val="21"/>
-          <w:lang w:val="es-MX" w:eastAsia="es-MX"/>
-          <w14:ligatures w14:val="none"/>
-        </w:rPr>
-        <w:t>loading</w:t>
-      </w:r>
-      <w:proofErr w:type="spellEnd"/>
-      <w:r>
-        <w:rPr>
-          <w:rFonts w:ascii="Avenir Next LT Pro" w:eastAsia="Times New Roman" w:hAnsi="Avenir Next LT Pro" w:cs="Times New Roman"/>
-          <w:kern w:val="0"/>
-          <w:sz w:val="21"/>
-          <w:szCs w:val="21"/>
-          <w:lang w:val="es-MX" w:eastAsia="es-MX"/>
-          <w14:ligatures w14:val="none"/>
-        </w:rPr>
-        <w:t>.</w:t>
+          <w:sz w:val="19"/>
+          <w:szCs w:val="19"/>
+          <w:lang w:val="es-MX" w:eastAsia="es-MX"/>
+          <w14:ligatures w14:val="none"/>
+        </w:rPr>
+        <w:t xml:space="preserve">Diseñé e implementé la arquitectura backend con Spring Boot (MVC, APIs REST y WebSockets), permitiendo comunicación eficiente entre servicios y clientes en tiempo real. </w:t>
       </w:r>
     </w:p>
     <w:p>
       <w:pPr>
+        <w:numPr>
+          <w:ilvl w:val="0"/>
+          <w:numId w:val="5"/>
+        </w:numPr>
         <w:spacing w:before="100" w:beforeAutospacing="1" w:after="100" w:afterAutospacing="1"/>
-        <w:rPr>
-          <w:rFonts w:ascii="Avenir Next LT Pro" w:eastAsia="Times New Roman" w:hAnsi="Avenir Next LT Pro" w:cs="Times New Roman"/>
-          <w:kern w:val="0"/>
-          <w:sz w:val="21"/>
-          <w:szCs w:val="21"/>
+        <w:outlineLvl w:val="2"/>
+        <w:rPr>
+          <w:rFonts w:ascii="Avenir Next LT Pro" w:eastAsia="Times New Roman" w:hAnsi="Avenir Next LT Pro" w:cs="Times New Roman"/>
+          <w:kern w:val="0"/>
+          <w:sz w:val="19"/>
+          <w:szCs w:val="19"/>
           <w:lang w:val="es-MX" w:eastAsia="es-MX"/>
           <w14:ligatures w14:val="none"/>
         </w:rPr>
@@ -2860,183 +2935,28 @@
       <w:r>
         <w:rPr>
           <w:rFonts w:ascii="Avenir Next LT Pro" w:eastAsia="Times New Roman" w:hAnsi="Avenir Next LT Pro" w:cs="Times New Roman"/>
-          <w:b/>
-          <w:bCs/>
-          <w:kern w:val="0"/>
-          <w:sz w:val="21"/>
-          <w:szCs w:val="21"/>
-          <w:lang w:val="es-MX" w:eastAsia="es-MX"/>
-          <w14:ligatures w14:val="none"/>
-        </w:rPr>
-        <w:t>Herramientas:</w:t>
-      </w:r>
-      <w:r>
-        <w:rPr>
-          <w:rFonts w:ascii="Avenir Next LT Pro" w:eastAsia="Times New Roman" w:hAnsi="Avenir Next LT Pro" w:cs="Times New Roman"/>
-          <w:kern w:val="0"/>
-          <w:sz w:val="21"/>
-          <w:szCs w:val="21"/>
-          <w:lang w:val="es-MX" w:eastAsia="es-MX"/>
-          <w14:ligatures w14:val="none"/>
-        </w:rPr>
-        <w:t xml:space="preserve"> Java, Spring </w:t>
-      </w:r>
-      <w:proofErr w:type="spellStart"/>
-      <w:r>
-        <w:rPr>
-          <w:rFonts w:ascii="Avenir Next LT Pro" w:eastAsia="Times New Roman" w:hAnsi="Avenir Next LT Pro" w:cs="Times New Roman"/>
-          <w:kern w:val="0"/>
-          <w:sz w:val="21"/>
-          <w:szCs w:val="21"/>
-          <w:lang w:val="es-MX" w:eastAsia="es-MX"/>
-          <w14:ligatures w14:val="none"/>
-        </w:rPr>
-        <w:t>Boot</w:t>
-      </w:r>
-      <w:proofErr w:type="spellEnd"/>
-      <w:r>
-        <w:rPr>
-          <w:rFonts w:ascii="Avenir Next LT Pro" w:eastAsia="Times New Roman" w:hAnsi="Avenir Next LT Pro" w:cs="Times New Roman"/>
-          <w:kern w:val="0"/>
-          <w:sz w:val="21"/>
-          <w:szCs w:val="21"/>
-          <w:lang w:val="es-MX" w:eastAsia="es-MX"/>
-          <w14:ligatures w14:val="none"/>
-        </w:rPr>
-        <w:t xml:space="preserve">, </w:t>
-      </w:r>
-      <w:proofErr w:type="spellStart"/>
-      <w:r>
-        <w:rPr>
-          <w:rFonts w:ascii="Avenir Next LT Pro" w:eastAsia="Times New Roman" w:hAnsi="Avenir Next LT Pro" w:cs="Times New Roman"/>
-          <w:kern w:val="0"/>
-          <w:sz w:val="21"/>
-          <w:szCs w:val="21"/>
-          <w:lang w:val="es-MX" w:eastAsia="es-MX"/>
-          <w14:ligatures w14:val="none"/>
-        </w:rPr>
-        <w:t>Hibernate</w:t>
-      </w:r>
-      <w:proofErr w:type="spellEnd"/>
-      <w:r>
-        <w:rPr>
-          <w:rFonts w:ascii="Avenir Next LT Pro" w:eastAsia="Times New Roman" w:hAnsi="Avenir Next LT Pro" w:cs="Times New Roman"/>
-          <w:kern w:val="0"/>
-          <w:sz w:val="21"/>
-          <w:szCs w:val="21"/>
-          <w:lang w:val="es-MX" w:eastAsia="es-MX"/>
-          <w14:ligatures w14:val="none"/>
-        </w:rPr>
-        <w:t xml:space="preserve">, </w:t>
-      </w:r>
-      <w:proofErr w:type="spellStart"/>
-      <w:r>
-        <w:rPr>
-          <w:rFonts w:ascii="Avenir Next LT Pro" w:eastAsia="Times New Roman" w:hAnsi="Avenir Next LT Pro" w:cs="Times New Roman"/>
-          <w:kern w:val="0"/>
-          <w:sz w:val="21"/>
-          <w:szCs w:val="21"/>
-          <w:lang w:val="es-MX" w:eastAsia="es-MX"/>
-          <w14:ligatures w14:val="none"/>
-        </w:rPr>
-        <w:t>Thymeleaf</w:t>
-      </w:r>
-      <w:proofErr w:type="spellEnd"/>
-      <w:r>
-        <w:rPr>
-          <w:rFonts w:ascii="Avenir Next LT Pro" w:eastAsia="Times New Roman" w:hAnsi="Avenir Next LT Pro" w:cs="Times New Roman"/>
-          <w:kern w:val="0"/>
-          <w:sz w:val="21"/>
-          <w:szCs w:val="21"/>
-          <w:lang w:val="es-MX" w:eastAsia="es-MX"/>
-          <w14:ligatures w14:val="none"/>
-        </w:rPr>
-        <w:t xml:space="preserve">, HSQLDB, Redis, JWT, Maven, Jenkins, </w:t>
-      </w:r>
-      <w:proofErr w:type="spellStart"/>
-      <w:r>
-        <w:rPr>
-          <w:rFonts w:ascii="Avenir Next LT Pro" w:eastAsia="Times New Roman" w:hAnsi="Avenir Next LT Pro" w:cs="Times New Roman"/>
-          <w:kern w:val="0"/>
-          <w:sz w:val="21"/>
-          <w:szCs w:val="21"/>
-          <w:lang w:val="es-MX" w:eastAsia="es-MX"/>
-          <w14:ligatures w14:val="none"/>
-        </w:rPr>
-        <w:t>WebSockets</w:t>
-      </w:r>
-      <w:proofErr w:type="spellEnd"/>
-      <w:r>
-        <w:rPr>
-          <w:rFonts w:ascii="Avenir Next LT Pro" w:eastAsia="Times New Roman" w:hAnsi="Avenir Next LT Pro" w:cs="Times New Roman"/>
-          <w:kern w:val="0"/>
-          <w:sz w:val="21"/>
-          <w:szCs w:val="21"/>
-          <w:lang w:val="es-MX" w:eastAsia="es-MX"/>
-          <w14:ligatures w14:val="none"/>
-        </w:rPr>
-        <w:t xml:space="preserve">, </w:t>
-      </w:r>
-      <w:proofErr w:type="spellStart"/>
-      <w:r>
-        <w:rPr>
-          <w:rFonts w:ascii="Avenir Next LT Pro" w:eastAsia="Times New Roman" w:hAnsi="Avenir Next LT Pro" w:cs="Times New Roman"/>
-          <w:kern w:val="0"/>
-          <w:sz w:val="21"/>
-          <w:szCs w:val="21"/>
-          <w:lang w:val="es-MX" w:eastAsia="es-MX"/>
-          <w14:ligatures w14:val="none"/>
-        </w:rPr>
-        <w:t>JMeter</w:t>
-      </w:r>
-      <w:proofErr w:type="spellEnd"/>
-      <w:r>
-        <w:rPr>
-          <w:rFonts w:ascii="Avenir Next LT Pro" w:eastAsia="Times New Roman" w:hAnsi="Avenir Next LT Pro" w:cs="Times New Roman"/>
-          <w:kern w:val="0"/>
-          <w:sz w:val="21"/>
-          <w:szCs w:val="21"/>
-          <w:lang w:val="es-MX" w:eastAsia="es-MX"/>
-          <w14:ligatures w14:val="none"/>
-        </w:rPr>
-        <w:t xml:space="preserve">, </w:t>
-      </w:r>
-      <w:proofErr w:type="spellStart"/>
-      <w:r>
-        <w:rPr>
-          <w:rFonts w:ascii="Avenir Next LT Pro" w:eastAsia="Times New Roman" w:hAnsi="Avenir Next LT Pro" w:cs="Times New Roman"/>
-          <w:kern w:val="0"/>
-          <w:sz w:val="21"/>
-          <w:szCs w:val="21"/>
-          <w:lang w:val="es-MX" w:eastAsia="es-MX"/>
-          <w14:ligatures w14:val="none"/>
-        </w:rPr>
-        <w:t>APIs</w:t>
-      </w:r>
-      <w:proofErr w:type="spellEnd"/>
-      <w:r>
-        <w:rPr>
-          <w:rFonts w:ascii="Avenir Next LT Pro" w:eastAsia="Times New Roman" w:hAnsi="Avenir Next LT Pro" w:cs="Times New Roman"/>
-          <w:kern w:val="0"/>
-          <w:sz w:val="21"/>
-          <w:szCs w:val="21"/>
-          <w:lang w:val="es-MX" w:eastAsia="es-MX"/>
-          <w14:ligatures w14:val="none"/>
-        </w:rPr>
-        <w:t xml:space="preserve"> REST.</w:t>
+          <w:kern w:val="0"/>
+          <w:sz w:val="19"/>
+          <w:szCs w:val="19"/>
+          <w:lang w:val="es-MX" w:eastAsia="es-MX"/>
+          <w14:ligatures w14:val="none"/>
+        </w:rPr>
+        <w:t xml:space="preserve">Implementé autenticación y autorización con JWT, gestionando roles y control de accesos para asegurar la plataforma. </w:t>
       </w:r>
     </w:p>
     <w:p>
       <w:pPr>
+        <w:numPr>
+          <w:ilvl w:val="0"/>
+          <w:numId w:val="5"/>
+        </w:numPr>
         <w:spacing w:before="100" w:beforeAutospacing="1" w:after="100" w:afterAutospacing="1"/>
         <w:outlineLvl w:val="2"/>
         <w:rPr>
           <w:rFonts w:ascii="Avenir Next LT Pro" w:eastAsia="Times New Roman" w:hAnsi="Avenir Next LT Pro" w:cs="Times New Roman"/>
-          <w:b/>
-          <w:bCs/>
-          <w:kern w:val="0"/>
-          <w:sz w:val="21"/>
-          <w:szCs w:val="21"/>
+          <w:kern w:val="0"/>
+          <w:sz w:val="19"/>
+          <w:szCs w:val="19"/>
           <w:lang w:val="es-MX" w:eastAsia="es-MX"/>
           <w14:ligatures w14:val="none"/>
         </w:rPr>
@@ -3044,53 +2964,28 @@
       <w:r>
         <w:rPr>
           <w:rFonts w:ascii="Avenir Next LT Pro" w:eastAsia="Times New Roman" w:hAnsi="Avenir Next LT Pro" w:cs="Times New Roman"/>
-          <w:b/>
-          <w:bCs/>
-          <w:kern w:val="0"/>
-          <w:sz w:val="21"/>
-          <w:szCs w:val="21"/>
-          <w:lang w:val="es-MX" w:eastAsia="es-MX"/>
-          <w14:ligatures w14:val="none"/>
-        </w:rPr>
-        <w:t xml:space="preserve">Desarrollador Full </w:t>
-      </w:r>
-      <w:proofErr w:type="spellStart"/>
-      <w:r>
-        <w:rPr>
-          <w:rFonts w:ascii="Avenir Next LT Pro" w:eastAsia="Times New Roman" w:hAnsi="Avenir Next LT Pro" w:cs="Times New Roman"/>
-          <w:b/>
-          <w:bCs/>
-          <w:kern w:val="0"/>
-          <w:sz w:val="21"/>
-          <w:szCs w:val="21"/>
-          <w:lang w:val="es-MX" w:eastAsia="es-MX"/>
-          <w14:ligatures w14:val="none"/>
-        </w:rPr>
-        <w:t>Stack</w:t>
-      </w:r>
-      <w:proofErr w:type="spellEnd"/>
-      <w:r>
-        <w:rPr>
-          <w:rFonts w:ascii="Avenir Next LT Pro" w:eastAsia="Times New Roman" w:hAnsi="Avenir Next LT Pro" w:cs="Times New Roman"/>
-          <w:b/>
-          <w:bCs/>
-          <w:kern w:val="0"/>
-          <w:sz w:val="21"/>
-          <w:szCs w:val="21"/>
-          <w:lang w:val="es-MX" w:eastAsia="es-MX"/>
-          <w14:ligatures w14:val="none"/>
-        </w:rPr>
-        <w:t xml:space="preserve"> – Sistema de Punto de Venta | Trabajo Independiente | Estado de México</w:t>
+          <w:kern w:val="0"/>
+          <w:sz w:val="19"/>
+          <w:szCs w:val="19"/>
+          <w:lang w:val="es-MX" w:eastAsia="es-MX"/>
+          <w14:ligatures w14:val="none"/>
+        </w:rPr>
+        <w:t xml:space="preserve">Desarrollé un sistema POS con inventarios multi-almacén, dashboards y generación de reportes (CSV/PDF), optimizando la operación comercial. </w:t>
       </w:r>
     </w:p>
     <w:p>
       <w:pPr>
+        <w:numPr>
+          <w:ilvl w:val="0"/>
+          <w:numId w:val="5"/>
+        </w:numPr>
         <w:spacing w:before="100" w:beforeAutospacing="1" w:after="100" w:afterAutospacing="1"/>
-        <w:rPr>
-          <w:rFonts w:ascii="Avenir Next LT Pro" w:eastAsia="Times New Roman" w:hAnsi="Avenir Next LT Pro" w:cs="Times New Roman"/>
-          <w:kern w:val="0"/>
-          <w:sz w:val="21"/>
-          <w:szCs w:val="21"/>
+        <w:outlineLvl w:val="2"/>
+        <w:rPr>
+          <w:rFonts w:ascii="Avenir Next LT Pro" w:eastAsia="Times New Roman" w:hAnsi="Avenir Next LT Pro" w:cs="Times New Roman"/>
+          <w:kern w:val="0"/>
+          <w:sz w:val="19"/>
+          <w:szCs w:val="19"/>
           <w:lang w:val="es-MX" w:eastAsia="es-MX"/>
           <w14:ligatures w14:val="none"/>
         </w:rPr>
@@ -3099,46 +2994,27 @@
         <w:rPr>
           <w:rFonts w:ascii="Avenir Next LT Pro" w:eastAsia="Times New Roman" w:hAnsi="Avenir Next LT Pro" w:cs="Times New Roman"/>
           <w:kern w:val="0"/>
-          <w:sz w:val="21"/>
-          <w:szCs w:val="21"/>
-          <w:lang w:val="es-MX" w:eastAsia="es-MX"/>
-          <w14:ligatures w14:val="none"/>
-        </w:rPr>
-        <w:t xml:space="preserve">Agosto 2024 – </w:t>
-      </w:r>
-      <w:proofErr w:type="gramStart"/>
-      <w:r>
-        <w:rPr>
-          <w:rFonts w:ascii="Avenir Next LT Pro" w:eastAsia="Times New Roman" w:hAnsi="Avenir Next LT Pro" w:cs="Times New Roman"/>
-          <w:kern w:val="0"/>
-          <w:sz w:val="21"/>
-          <w:szCs w:val="21"/>
-          <w:lang w:val="es-MX" w:eastAsia="es-MX"/>
-          <w14:ligatures w14:val="none"/>
-        </w:rPr>
-        <w:t>Febrero</w:t>
-      </w:r>
-      <w:proofErr w:type="gramEnd"/>
-      <w:r>
-        <w:rPr>
-          <w:rFonts w:ascii="Avenir Next LT Pro" w:eastAsia="Times New Roman" w:hAnsi="Avenir Next LT Pro" w:cs="Times New Roman"/>
-          <w:kern w:val="0"/>
-          <w:sz w:val="21"/>
-          <w:szCs w:val="21"/>
-          <w:lang w:val="es-MX" w:eastAsia="es-MX"/>
-          <w14:ligatures w14:val="none"/>
-        </w:rPr>
-        <w:t xml:space="preserve"> 2025</w:t>
+          <w:sz w:val="19"/>
+          <w:szCs w:val="19"/>
+          <w:lang w:val="es-MX" w:eastAsia="es-MX"/>
+          <w14:ligatures w14:val="none"/>
+        </w:rPr>
+        <w:t xml:space="preserve">Mejoré el rendimiento del sistema mediante Redis, indexación en base de datos y lazy loading, reduciendo tiempos de respuesta en operaciones críticas. </w:t>
       </w:r>
     </w:p>
     <w:p>
       <w:pPr>
+        <w:numPr>
+          <w:ilvl w:val="0"/>
+          <w:numId w:val="5"/>
+        </w:numPr>
         <w:spacing w:before="100" w:beforeAutospacing="1" w:after="100" w:afterAutospacing="1"/>
-        <w:rPr>
-          <w:rFonts w:ascii="Avenir Next LT Pro" w:eastAsia="Times New Roman" w:hAnsi="Avenir Next LT Pro" w:cs="Times New Roman"/>
-          <w:kern w:val="0"/>
-          <w:sz w:val="21"/>
-          <w:szCs w:val="21"/>
+        <w:outlineLvl w:val="2"/>
+        <w:rPr>
+          <w:rFonts w:ascii="Avenir Next LT Pro" w:eastAsia="Times New Roman" w:hAnsi="Avenir Next LT Pro" w:cs="Times New Roman"/>
+          <w:kern w:val="0"/>
+          <w:sz w:val="19"/>
+          <w:szCs w:val="19"/>
           <w:lang w:val="es-MX" w:eastAsia="es-MX"/>
           <w14:ligatures w14:val="none"/>
         </w:rPr>
@@ -3147,46 +3023,27 @@
         <w:rPr>
           <w:rFonts w:ascii="Avenir Next LT Pro" w:eastAsia="Times New Roman" w:hAnsi="Avenir Next LT Pro" w:cs="Times New Roman"/>
           <w:kern w:val="0"/>
-          <w:sz w:val="21"/>
-          <w:szCs w:val="21"/>
-          <w:lang w:val="es-MX" w:eastAsia="es-MX"/>
-          <w14:ligatures w14:val="none"/>
-        </w:rPr>
-        <w:t xml:space="preserve">Diseño e implementación de un sistema POS completo para control de ventas e inventarios. Participación </w:t>
-      </w:r>
-      <w:proofErr w:type="spellStart"/>
-      <w:r>
-        <w:rPr>
-          <w:rFonts w:ascii="Avenir Next LT Pro" w:eastAsia="Times New Roman" w:hAnsi="Avenir Next LT Pro" w:cs="Times New Roman"/>
-          <w:kern w:val="0"/>
-          <w:sz w:val="21"/>
-          <w:szCs w:val="21"/>
-          <w:lang w:val="es-MX" w:eastAsia="es-MX"/>
-          <w14:ligatures w14:val="none"/>
-        </w:rPr>
-        <w:t>end-to-end</w:t>
-      </w:r>
-      <w:proofErr w:type="spellEnd"/>
-      <w:r>
-        <w:rPr>
-          <w:rFonts w:ascii="Avenir Next LT Pro" w:eastAsia="Times New Roman" w:hAnsi="Avenir Next LT Pro" w:cs="Times New Roman"/>
-          <w:kern w:val="0"/>
-          <w:sz w:val="21"/>
-          <w:szCs w:val="21"/>
-          <w:lang w:val="es-MX" w:eastAsia="es-MX"/>
-          <w14:ligatures w14:val="none"/>
-        </w:rPr>
-        <w:t xml:space="preserve"> desde análisis hasta entrega final del proyecto.</w:t>
+          <w:sz w:val="19"/>
+          <w:szCs w:val="19"/>
+          <w:lang w:val="es-MX" w:eastAsia="es-MX"/>
+          <w14:ligatures w14:val="none"/>
+        </w:rPr>
+        <w:t xml:space="preserve">Implementé un modelo de persistencia híbrida (MongoDB + bases relacionales), mejorando la escalabilidad y flexibilidad en el manejo de datos. </w:t>
       </w:r>
     </w:p>
     <w:p>
       <w:pPr>
+        <w:numPr>
+          <w:ilvl w:val="0"/>
+          <w:numId w:val="5"/>
+        </w:numPr>
         <w:spacing w:before="100" w:beforeAutospacing="1" w:after="100" w:afterAutospacing="1"/>
-        <w:rPr>
-          <w:rFonts w:ascii="Avenir Next LT Pro" w:eastAsia="Times New Roman" w:hAnsi="Avenir Next LT Pro" w:cs="Times New Roman"/>
-          <w:kern w:val="0"/>
-          <w:sz w:val="21"/>
-          <w:szCs w:val="21"/>
+        <w:outlineLvl w:val="2"/>
+        <w:rPr>
+          <w:rFonts w:ascii="Avenir Next LT Pro" w:eastAsia="Times New Roman" w:hAnsi="Avenir Next LT Pro" w:cs="Times New Roman"/>
+          <w:kern w:val="0"/>
+          <w:sz w:val="19"/>
+          <w:szCs w:val="19"/>
           <w:lang w:val="es-MX" w:eastAsia="es-MX"/>
           <w14:ligatures w14:val="none"/>
         </w:rPr>
@@ -3195,46 +3052,34 @@
         <w:rPr>
           <w:rFonts w:ascii="Avenir Next LT Pro" w:eastAsia="Times New Roman" w:hAnsi="Avenir Next LT Pro" w:cs="Times New Roman"/>
           <w:kern w:val="0"/>
-          <w:sz w:val="21"/>
-          <w:szCs w:val="21"/>
-          <w:lang w:val="es-MX" w:eastAsia="es-MX"/>
-          <w14:ligatures w14:val="none"/>
-        </w:rPr>
-        <w:t>• Desarrollo de POS con lectura de códigos de barras, ventas e inventarios.</w:t>
+          <w:sz w:val="19"/>
+          <w:szCs w:val="19"/>
+          <w:lang w:val="es-MX" w:eastAsia="es-MX"/>
+          <w14:ligatures w14:val="none"/>
+        </w:rPr>
+        <w:t>Automaticé</w:t>
       </w:r>
       <w:r>
         <w:rPr>
           <w:rFonts w:ascii="Avenir Next LT Pro" w:eastAsia="Times New Roman" w:hAnsi="Avenir Next LT Pro" w:cs="Times New Roman"/>
           <w:kern w:val="0"/>
-          <w:sz w:val="21"/>
-          <w:szCs w:val="21"/>
-          <w:lang w:val="es-MX" w:eastAsia="es-MX"/>
-          <w14:ligatures w14:val="none"/>
-        </w:rPr>
-        <w:br/>
-        <w:t>• Implementación de roles, permisos y autenticación segura.</w:t>
-      </w:r>
-      <w:r>
-        <w:rPr>
-          <w:rFonts w:ascii="Avenir Next LT Pro" w:eastAsia="Times New Roman" w:hAnsi="Avenir Next LT Pro" w:cs="Times New Roman"/>
-          <w:kern w:val="0"/>
-          <w:sz w:val="21"/>
-          <w:szCs w:val="21"/>
-          <w:lang w:val="es-MX" w:eastAsia="es-MX"/>
-          <w14:ligatures w14:val="none"/>
-        </w:rPr>
-        <w:br/>
-        <w:t>• Optimización y refactorización de base de datos para mejorar rendimiento y escalabilidad.</w:t>
+          <w:sz w:val="19"/>
+          <w:szCs w:val="19"/>
+          <w:lang w:val="es-MX" w:eastAsia="es-MX"/>
+          <w14:ligatures w14:val="none"/>
+        </w:rPr>
+        <w:t xml:space="preserve"> procesos de construcción y despliegue utilizando herramientas de integración continua. </w:t>
       </w:r>
     </w:p>
     <w:p>
       <w:pPr>
         <w:spacing w:before="100" w:beforeAutospacing="1" w:after="100" w:afterAutospacing="1"/>
-        <w:rPr>
-          <w:rFonts w:ascii="Avenir Next LT Pro" w:eastAsia="Times New Roman" w:hAnsi="Avenir Next LT Pro" w:cs="Times New Roman"/>
-          <w:kern w:val="0"/>
-          <w:sz w:val="21"/>
-          <w:szCs w:val="21"/>
+        <w:outlineLvl w:val="2"/>
+        <w:rPr>
+          <w:rFonts w:ascii="Avenir Next LT Pro" w:eastAsia="Times New Roman" w:hAnsi="Avenir Next LT Pro" w:cs="Times New Roman"/>
+          <w:kern w:val="0"/>
+          <w:sz w:val="19"/>
+          <w:szCs w:val="19"/>
           <w:lang w:val="es-MX" w:eastAsia="es-MX"/>
           <w14:ligatures w14:val="none"/>
         </w:rPr>
@@ -3245,71 +3090,23 @@
           <w:b/>
           <w:bCs/>
           <w:kern w:val="0"/>
-          <w:sz w:val="21"/>
-          <w:szCs w:val="21"/>
-          <w:lang w:val="es-MX" w:eastAsia="es-MX"/>
-          <w14:ligatures w14:val="none"/>
-        </w:rPr>
-        <w:t>Herramientas:</w:t>
+          <w:sz w:val="19"/>
+          <w:szCs w:val="19"/>
+          <w:lang w:val="es-MX" w:eastAsia="es-MX"/>
+          <w14:ligatures w14:val="none"/>
+        </w:rPr>
+        <w:t>Tecnologías:</w:t>
       </w:r>
       <w:r>
         <w:rPr>
           <w:rFonts w:ascii="Avenir Next LT Pro" w:eastAsia="Times New Roman" w:hAnsi="Avenir Next LT Pro" w:cs="Times New Roman"/>
           <w:kern w:val="0"/>
-          <w:sz w:val="21"/>
-          <w:szCs w:val="21"/>
-          <w:lang w:val="es-MX" w:eastAsia="es-MX"/>
-          <w14:ligatures w14:val="none"/>
-        </w:rPr>
-        <w:t xml:space="preserve"> Java, Spring </w:t>
-      </w:r>
-      <w:proofErr w:type="spellStart"/>
-      <w:r>
-        <w:rPr>
-          <w:rFonts w:ascii="Avenir Next LT Pro" w:eastAsia="Times New Roman" w:hAnsi="Avenir Next LT Pro" w:cs="Times New Roman"/>
-          <w:kern w:val="0"/>
-          <w:sz w:val="21"/>
-          <w:szCs w:val="21"/>
-          <w:lang w:val="es-MX" w:eastAsia="es-MX"/>
-          <w14:ligatures w14:val="none"/>
-        </w:rPr>
-        <w:t>Boot</w:t>
-      </w:r>
-      <w:proofErr w:type="spellEnd"/>
-      <w:r>
-        <w:rPr>
-          <w:rFonts w:ascii="Avenir Next LT Pro" w:eastAsia="Times New Roman" w:hAnsi="Avenir Next LT Pro" w:cs="Times New Roman"/>
-          <w:kern w:val="0"/>
-          <w:sz w:val="21"/>
-          <w:szCs w:val="21"/>
-          <w:lang w:val="es-MX" w:eastAsia="es-MX"/>
-          <w14:ligatures w14:val="none"/>
-        </w:rPr>
-        <w:t xml:space="preserve">, SQL, MySQL/HSQLDB, </w:t>
-      </w:r>
-      <w:proofErr w:type="spellStart"/>
-      <w:r>
-        <w:rPr>
-          <w:rFonts w:ascii="Avenir Next LT Pro" w:eastAsia="Times New Roman" w:hAnsi="Avenir Next LT Pro" w:cs="Times New Roman"/>
-          <w:kern w:val="0"/>
-          <w:sz w:val="21"/>
-          <w:szCs w:val="21"/>
-          <w:lang w:val="es-MX" w:eastAsia="es-MX"/>
-          <w14:ligatures w14:val="none"/>
-        </w:rPr>
-        <w:t>APIs</w:t>
-      </w:r>
-      <w:proofErr w:type="spellEnd"/>
-      <w:r>
-        <w:rPr>
-          <w:rFonts w:ascii="Avenir Next LT Pro" w:eastAsia="Times New Roman" w:hAnsi="Avenir Next LT Pro" w:cs="Times New Roman"/>
-          <w:kern w:val="0"/>
-          <w:sz w:val="21"/>
-          <w:szCs w:val="21"/>
-          <w:lang w:val="es-MX" w:eastAsia="es-MX"/>
-          <w14:ligatures w14:val="none"/>
-        </w:rPr>
-        <w:t xml:space="preserve"> REST, Git.</w:t>
+          <w:sz w:val="19"/>
+          <w:szCs w:val="19"/>
+          <w:lang w:val="es-MX" w:eastAsia="es-MX"/>
+          <w14:ligatures w14:val="none"/>
+        </w:rPr>
+        <w:t xml:space="preserve"> Java, Spring Boot, Hibernate, MongoDB, Elasticsearch, Redis, JWT, Maven, Jenkins, WebSockets, APIs REST.</w:t>
       </w:r>
     </w:p>
     <w:p>
@@ -3318,11 +3115,9 @@
         <w:outlineLvl w:val="2"/>
         <w:rPr>
           <w:rFonts w:ascii="Avenir Next LT Pro" w:eastAsia="Times New Roman" w:hAnsi="Avenir Next LT Pro" w:cs="Times New Roman"/>
-          <w:b/>
-          <w:bCs/>
-          <w:kern w:val="0"/>
-          <w:sz w:val="21"/>
-          <w:szCs w:val="21"/>
+          <w:kern w:val="0"/>
+          <w:sz w:val="19"/>
+          <w:szCs w:val="19"/>
           <w:lang w:val="es-MX" w:eastAsia="es-MX"/>
           <w14:ligatures w14:val="none"/>
         </w:rPr>
@@ -3334,43 +3129,9 @@
         <w:outlineLvl w:val="2"/>
         <w:rPr>
           <w:rFonts w:ascii="Avenir Next LT Pro" w:eastAsia="Times New Roman" w:hAnsi="Avenir Next LT Pro" w:cs="Times New Roman"/>
-          <w:b/>
-          <w:bCs/>
-          <w:kern w:val="0"/>
-          <w:sz w:val="21"/>
-          <w:szCs w:val="21"/>
-          <w:lang w:val="es-MX" w:eastAsia="es-MX"/>
-          <w14:ligatures w14:val="none"/>
-        </w:rPr>
-      </w:pPr>
-    </w:p>
-    <w:p>
-      <w:pPr>
-        <w:spacing w:before="100" w:beforeAutospacing="1" w:after="100" w:afterAutospacing="1"/>
-        <w:outlineLvl w:val="2"/>
-        <w:rPr>
-          <w:rFonts w:ascii="Avenir Next LT Pro" w:eastAsia="Times New Roman" w:hAnsi="Avenir Next LT Pro" w:cs="Times New Roman"/>
-          <w:b/>
-          <w:bCs/>
-          <w:kern w:val="0"/>
-          <w:sz w:val="21"/>
-          <w:szCs w:val="21"/>
-          <w:lang w:val="es-MX" w:eastAsia="es-MX"/>
-          <w14:ligatures w14:val="none"/>
-        </w:rPr>
-      </w:pPr>
-    </w:p>
-    <w:p>
-      <w:pPr>
-        <w:spacing w:before="100" w:beforeAutospacing="1" w:after="100" w:afterAutospacing="1"/>
-        <w:outlineLvl w:val="2"/>
-        <w:rPr>
-          <w:rFonts w:ascii="Avenir Next LT Pro" w:eastAsia="Times New Roman" w:hAnsi="Avenir Next LT Pro" w:cs="Times New Roman"/>
-          <w:b/>
-          <w:bCs/>
-          <w:kern w:val="0"/>
-          <w:sz w:val="21"/>
-          <w:szCs w:val="21"/>
+          <w:kern w:val="0"/>
+          <w:sz w:val="22"/>
+          <w:szCs w:val="22"/>
           <w:lang w:val="es-MX" w:eastAsia="es-MX"/>
           <w14:ligatures w14:val="none"/>
         </w:rPr>
@@ -3378,21 +3139,23 @@
       <w:r>
         <w:rPr>
           <w:noProof/>
+          <w:sz w:val="26"/>
+          <w:szCs w:val="28"/>
         </w:rPr>
         <w:lastRenderedPageBreak/>
         <mc:AlternateContent>
           <mc:Choice Requires="wps">
             <w:drawing>
-              <wp:anchor distT="0" distB="0" distL="114300" distR="114300" simplePos="0" relativeHeight="251661312" behindDoc="0" locked="0" layoutInCell="1" allowOverlap="1" wp14:anchorId="1F4B07E7" wp14:editId="0D361C4A">
+              <wp:anchor distT="0" distB="0" distL="114300" distR="114300" simplePos="0" relativeHeight="251661312" behindDoc="0" locked="0" layoutInCell="1" allowOverlap="1" wp14:anchorId="1F4B07E7" wp14:editId="1A9A6547">
                 <wp:simplePos x="0" y="0"/>
                 <wp:positionH relativeFrom="page">
-                  <wp:posOffset>0</wp:posOffset>
+                  <wp:align>left</wp:align>
                 </wp:positionH>
-                <wp:positionV relativeFrom="margin">
-                  <wp:posOffset>-636270</wp:posOffset>
+                <wp:positionV relativeFrom="page">
+                  <wp:align>top</wp:align>
                 </wp:positionV>
-                <wp:extent cx="2424430" cy="10057765"/>
-                <wp:effectExtent l="0" t="0" r="13970" b="19685"/>
+                <wp:extent cx="2433636" cy="10111740"/>
+                <wp:effectExtent l="0" t="0" r="24130" b="22860"/>
                 <wp:wrapSquare wrapText="bothSides"/>
                 <wp:docPr id="651540954" name="Rectangle 2"/>
                 <wp:cNvGraphicFramePr>
@@ -3407,7 +3170,7 @@
                       <wps:spPr>
                         <a:xfrm>
                           <a:off x="0" y="0"/>
-                          <a:ext cx="2424430" cy="10057765"/>
+                          <a:ext cx="2433636" cy="10111740"/>
                         </a:xfrm>
                         <a:prstGeom prst="rect">
                           <a:avLst/>
@@ -3444,25 +3207,15 @@
                         <w:txbxContent>
                           <w:p>
                             <w:pPr>
-                              <w:jc w:val="center"/>
+                              <w:spacing w:line="216" w:lineRule="auto"/>
+                              <w:ind w:left="340"/>
                               <w:rPr>
                                 <w:rFonts w:ascii="Avenir Next LT Pro" w:hAnsi="Avenir Next LT Pro"/>
                                 <w:b/>
                                 <w:bCs/>
-                                <w:sz w:val="28"/>
-                                <w:szCs w:val="28"/>
-                              </w:rPr>
-                            </w:pPr>
-                          </w:p>
-                          <w:p>
-                            <w:pPr>
-                              <w:jc w:val="center"/>
-                              <w:rPr>
-                                <w:rFonts w:ascii="Avenir Next LT Pro" w:hAnsi="Avenir Next LT Pro"/>
-                                <w:b/>
-                                <w:bCs/>
-                                <w:sz w:val="28"/>
-                                <w:szCs w:val="28"/>
+                                <w:color w:val="FFFFFF" w:themeColor="background1"/>
+                                <w:sz w:val="20"/>
+                                <w:szCs w:val="20"/>
                               </w:rPr>
                             </w:pPr>
                           </w:p>
@@ -3475,8 +3228,122 @@
                                 <w:b/>
                                 <w:bCs/>
                                 <w:color w:val="FFFFFF" w:themeColor="background1"/>
-                                <w:sz w:val="21"/>
-                                <w:szCs w:val="21"/>
+                                <w:sz w:val="20"/>
+                                <w:szCs w:val="20"/>
+                              </w:rPr>
+                            </w:pPr>
+                            <w:r>
+                              <w:rPr>
+                                <w:rFonts w:ascii="Avenir Next LT Pro" w:hAnsi="Avenir Next LT Pro"/>
+                                <w:b/>
+                                <w:bCs/>
+                                <w:color w:val="FFFFFF" w:themeColor="background1"/>
+                                <w:sz w:val="20"/>
+                                <w:szCs w:val="20"/>
+                              </w:rPr>
+                              <w:t>IDIOMAS</w:t>
+                            </w:r>
+                          </w:p>
+                          <w:p>
+                            <w:pPr>
+                              <w:spacing w:line="216" w:lineRule="auto"/>
+                              <w:ind w:left="340"/>
+                              <w:rPr>
+                                <w:rFonts w:ascii="Avenir Next LT Pro" w:hAnsi="Avenir Next LT Pro"/>
+                                <w:b/>
+                                <w:bCs/>
+                                <w:color w:val="FFFFFF" w:themeColor="background1"/>
+                                <w:sz w:val="20"/>
+                                <w:szCs w:val="20"/>
+                              </w:rPr>
+                            </w:pPr>
+                          </w:p>
+                          <w:p>
+                            <w:pPr>
+                              <w:spacing w:line="216" w:lineRule="auto"/>
+                              <w:ind w:firstLine="340"/>
+                              <w:rPr>
+                                <w:rFonts w:ascii="Avenir Next LT Pro" w:hAnsi="Avenir Next LT Pro"/>
+                                <w:color w:val="FFFFFF" w:themeColor="background1"/>
+                                <w:sz w:val="18"/>
+                                <w:szCs w:val="18"/>
+                              </w:rPr>
+                            </w:pPr>
+                            <w:r>
+                              <w:rPr>
+                                <w:rFonts w:ascii="Avenir Next LT Pro" w:hAnsi="Avenir Next LT Pro"/>
+                                <w:color w:val="FFFFFF" w:themeColor="background1"/>
+                                <w:sz w:val="18"/>
+                                <w:szCs w:val="18"/>
+                              </w:rPr>
+                              <w:t>Ingles</w:t>
+                            </w:r>
+                          </w:p>
+                          <w:p>
+                            <w:pPr>
+                              <w:spacing w:line="216" w:lineRule="auto"/>
+                              <w:ind w:left="340"/>
+                              <w:rPr>
+                                <w:rFonts w:ascii="Avenir Next LT Pro" w:hAnsi="Avenir Next LT Pro"/>
+                                <w:color w:val="FFFFFF" w:themeColor="background1"/>
+                                <w:sz w:val="18"/>
+                                <w:szCs w:val="18"/>
+                              </w:rPr>
+                            </w:pPr>
+                            <w:r>
+                              <w:rPr>
+                                <w:rFonts w:ascii="Avenir Next LT Pro" w:hAnsi="Avenir Next LT Pro"/>
+                                <w:color w:val="FFFFFF" w:themeColor="background1"/>
+                                <w:sz w:val="18"/>
+                                <w:szCs w:val="18"/>
+                              </w:rPr>
+                              <w:t>Lower Intermediate 31% - 50%</w:t>
+                            </w:r>
+                          </w:p>
+                          <w:p>
+                            <w:pPr>
+                              <w:spacing w:line="216" w:lineRule="auto"/>
+                              <w:ind w:left="340"/>
+                              <w:rPr>
+                                <w:rFonts w:ascii="Avenir Next LT Pro" w:hAnsi="Avenir Next LT Pro"/>
+                                <w:color w:val="FFFFFF" w:themeColor="background1"/>
+                                <w:sz w:val="20"/>
+                                <w:szCs w:val="20"/>
+                              </w:rPr>
+                            </w:pPr>
+                          </w:p>
+                          <w:p>
+                            <w:pPr>
+                              <w:spacing w:line="360" w:lineRule="auto"/>
+                              <w:ind w:left="340"/>
+                              <w:rPr>
+                                <w:rFonts w:ascii="Avenir Next LT Pro" w:hAnsi="Avenir Next LT Pro"/>
+                                <w:color w:val="FFFFFF" w:themeColor="background1"/>
+                                <w:sz w:val="20"/>
+                                <w:szCs w:val="20"/>
+                              </w:rPr>
+                            </w:pPr>
+                            <w:r>
+                              <w:rPr>
+                                <w:rFonts w:ascii="Avenir Next LT Pro" w:hAnsi="Avenir Next LT Pro"/>
+                                <w:color w:val="FFFFFF" w:themeColor="background1"/>
+                                <w:sz w:val="20"/>
+                                <w:szCs w:val="20"/>
+                              </w:rPr>
+                              <w:t>___________________________</w:t>
+                            </w:r>
+                          </w:p>
+                          <w:p>
+                            <w:pPr>
+                              <w:spacing w:line="216" w:lineRule="auto"/>
+                              <w:ind w:left="340"/>
+                              <w:rPr>
+                                <w:rFonts w:ascii="Avenir Next LT Pro" w:hAnsi="Avenir Next LT Pro"/>
+                                <w:b/>
+                                <w:bCs/>
+                                <w:color w:val="FFFFFF" w:themeColor="background1"/>
+                                <w:sz w:val="20"/>
+                                <w:szCs w:val="20"/>
                                 <w:lang w:val="es-MX"/>
                               </w:rPr>
                             </w:pPr>
@@ -3490,8 +3357,8 @@
                                 <w:b/>
                                 <w:bCs/>
                                 <w:color w:val="FFFFFF" w:themeColor="background1"/>
-                                <w:sz w:val="21"/>
-                                <w:szCs w:val="21"/>
+                                <w:sz w:val="20"/>
+                                <w:szCs w:val="20"/>
                                 <w:lang w:val="es-MX"/>
                               </w:rPr>
                             </w:pPr>
@@ -3501,23 +3368,11 @@
                                 <w:b/>
                                 <w:bCs/>
                                 <w:color w:val="FFFFFF" w:themeColor="background1"/>
-                                <w:sz w:val="21"/>
-                                <w:szCs w:val="21"/>
-                                <w:lang w:val="es-MX"/>
-                              </w:rPr>
-                              <w:t xml:space="preserve">EDUCACIÓN </w:t>
-                            </w:r>
-                            <w:r>
-                              <w:rPr>
-                                <w:rFonts w:ascii="Avenir Next LT Pro" w:hAnsi="Avenir Next LT Pro"/>
-                                <w:b/>
-                                <w:bCs/>
-                                <w:color w:val="FFFFFF" w:themeColor="background1"/>
-                                <w:sz w:val="21"/>
-                                <w:szCs w:val="21"/>
-                                <w:lang w:val="es-MX"/>
-                              </w:rPr>
-                              <w:t xml:space="preserve"> </w:t>
+                                <w:sz w:val="20"/>
+                                <w:szCs w:val="20"/>
+                                <w:lang w:val="es-MX"/>
+                              </w:rPr>
+                              <w:t xml:space="preserve">EDUCACIÓN  </w:t>
                             </w:r>
                           </w:p>
                           <w:p>
@@ -3529,8 +3384,8 @@
                                 <w:b/>
                                 <w:bCs/>
                                 <w:color w:val="FFFFFF" w:themeColor="background1"/>
-                                <w:sz w:val="21"/>
-                                <w:szCs w:val="21"/>
+                                <w:sz w:val="20"/>
+                                <w:szCs w:val="20"/>
                                 <w:lang w:val="es-MX"/>
                               </w:rPr>
                             </w:pPr>
@@ -3541,18 +3396,22 @@
                               <w:ind w:left="340"/>
                               <w:rPr>
                                 <w:rFonts w:ascii="Avenir Next LT Pro" w:hAnsi="Avenir Next LT Pro"/>
-                                <w:color w:val="FFFFFF" w:themeColor="background1"/>
-                                <w:sz w:val="21"/>
-                                <w:szCs w:val="21"/>
+                                <w:b/>
+                                <w:bCs/>
+                                <w:color w:val="FFFFFF" w:themeColor="background1"/>
+                                <w:sz w:val="18"/>
+                                <w:szCs w:val="18"/>
                                 <w:lang w:val="es-MX"/>
                               </w:rPr>
                             </w:pPr>
                             <w:r>
                               <w:rPr>
                                 <w:rFonts w:ascii="Avenir Next LT Pro" w:hAnsi="Avenir Next LT Pro"/>
-                                <w:color w:val="FFFFFF" w:themeColor="background1"/>
-                                <w:sz w:val="21"/>
-                                <w:szCs w:val="21"/>
+                                <w:b/>
+                                <w:bCs/>
+                                <w:color w:val="FFFFFF" w:themeColor="background1"/>
+                                <w:sz w:val="18"/>
+                                <w:szCs w:val="18"/>
                                 <w:lang w:val="es-MX"/>
                               </w:rPr>
                               <w:t>Ingeniería en Sistemas Computacionales</w:t>
@@ -3565,8 +3424,8 @@
                               <w:rPr>
                                 <w:rFonts w:ascii="Avenir Next LT Pro" w:hAnsi="Avenir Next LT Pro"/>
                                 <w:color w:val="FFFFFF" w:themeColor="background1"/>
-                                <w:sz w:val="21"/>
-                                <w:szCs w:val="21"/>
+                                <w:sz w:val="18"/>
+                                <w:szCs w:val="18"/>
                                 <w:lang w:val="es-MX"/>
                               </w:rPr>
                             </w:pPr>
@@ -3574,8 +3433,8 @@
                               <w:rPr>
                                 <w:rFonts w:ascii="Avenir Next LT Pro" w:hAnsi="Avenir Next LT Pro"/>
                                 <w:color w:val="FFFFFF" w:themeColor="background1"/>
-                                <w:sz w:val="21"/>
-                                <w:szCs w:val="21"/>
+                                <w:sz w:val="18"/>
+                                <w:szCs w:val="18"/>
                                 <w:lang w:val="es-MX"/>
                               </w:rPr>
                               <w:t>Universidad Bancaria de México</w:t>
@@ -3588,8 +3447,8 @@
                               <w:rPr>
                                 <w:rFonts w:ascii="Avenir Next LT Pro" w:hAnsi="Avenir Next LT Pro"/>
                                 <w:color w:val="FFFFFF" w:themeColor="background1"/>
-                                <w:sz w:val="21"/>
-                                <w:szCs w:val="21"/>
+                                <w:sz w:val="18"/>
+                                <w:szCs w:val="18"/>
                                 <w:lang w:val="es-MX"/>
                               </w:rPr>
                             </w:pPr>
@@ -3597,29 +3456,19 @@
                               <w:rPr>
                                 <w:rFonts w:ascii="Avenir Next LT Pro" w:hAnsi="Avenir Next LT Pro"/>
                                 <w:color w:val="FFFFFF" w:themeColor="background1"/>
-                                <w:sz w:val="21"/>
-                                <w:szCs w:val="21"/>
-                                <w:lang w:val="es-MX"/>
-                              </w:rPr>
-                              <w:t>Septiembre 2021 –</w:t>
-                            </w:r>
-                            <w:r>
-                              <w:rPr>
-                                <w:rFonts w:ascii="Avenir Next LT Pro" w:hAnsi="Avenir Next LT Pro"/>
-                                <w:color w:val="FFFFFF" w:themeColor="background1"/>
-                                <w:sz w:val="21"/>
-                                <w:szCs w:val="21"/>
-                                <w:lang w:val="es-MX"/>
-                              </w:rPr>
-                              <w:t xml:space="preserve"> </w:t>
+                                <w:sz w:val="18"/>
+                                <w:szCs w:val="18"/>
+                                <w:lang w:val="es-MX"/>
+                              </w:rPr>
+                              <w:t xml:space="preserve">Septiembre 2021 – </w:t>
                             </w:r>
                             <w:proofErr w:type="gramStart"/>
                             <w:r>
                               <w:rPr>
                                 <w:rFonts w:ascii="Avenir Next LT Pro" w:hAnsi="Avenir Next LT Pro"/>
                                 <w:color w:val="FFFFFF" w:themeColor="background1"/>
-                                <w:sz w:val="21"/>
-                                <w:szCs w:val="21"/>
+                                <w:sz w:val="18"/>
+                                <w:szCs w:val="18"/>
                                 <w:lang w:val="es-MX"/>
                               </w:rPr>
                               <w:t>Abril</w:t>
@@ -3629,8 +3478,8 @@
                               <w:rPr>
                                 <w:rFonts w:ascii="Avenir Next LT Pro" w:hAnsi="Avenir Next LT Pro"/>
                                 <w:color w:val="FFFFFF" w:themeColor="background1"/>
-                                <w:sz w:val="21"/>
-                                <w:szCs w:val="21"/>
+                                <w:sz w:val="18"/>
+                                <w:szCs w:val="18"/>
                                 <w:lang w:val="es-MX"/>
                               </w:rPr>
                               <w:t xml:space="preserve"> 2025</w:t>
@@ -3643,8 +3492,8 @@
                               <w:rPr>
                                 <w:rFonts w:ascii="Avenir Next LT Pro" w:hAnsi="Avenir Next LT Pro"/>
                                 <w:color w:val="FFFFFF" w:themeColor="background1"/>
-                                <w:sz w:val="21"/>
-                                <w:szCs w:val="21"/>
+                                <w:sz w:val="18"/>
+                                <w:szCs w:val="18"/>
                                 <w:lang w:val="es-MX"/>
                               </w:rPr>
                             </w:pPr>
@@ -3652,8 +3501,8 @@
                               <w:rPr>
                                 <w:rFonts w:ascii="Avenir Next LT Pro" w:hAnsi="Avenir Next LT Pro"/>
                                 <w:color w:val="FFFFFF" w:themeColor="background1"/>
-                                <w:sz w:val="21"/>
-                                <w:szCs w:val="21"/>
+                                <w:sz w:val="18"/>
+                                <w:szCs w:val="18"/>
                                 <w:lang w:val="es-MX"/>
                               </w:rPr>
                               <w:t>Estado de México, México</w:t>
@@ -3666,17 +3515,193 @@
                               <w:rPr>
                                 <w:rFonts w:ascii="Avenir Next LT Pro" w:hAnsi="Avenir Next LT Pro"/>
                                 <w:color w:val="FFFFFF" w:themeColor="background1"/>
-                                <w:sz w:val="21"/>
-                                <w:szCs w:val="21"/>
+                                <w:sz w:val="18"/>
+                                <w:szCs w:val="18"/>
+                                <w:lang w:val="es-MX"/>
+                              </w:rPr>
+                            </w:pPr>
+                          </w:p>
+                          <w:p>
+                            <w:pPr>
+                              <w:spacing w:line="360" w:lineRule="auto"/>
+                              <w:ind w:left="340"/>
+                              <w:rPr>
+                                <w:rFonts w:ascii="Avenir Next LT Pro" w:hAnsi="Avenir Next LT Pro"/>
+                                <w:color w:val="FFFFFF" w:themeColor="background1"/>
+                                <w:sz w:val="18"/>
+                                <w:szCs w:val="18"/>
                                 <w:lang w:val="es-MX"/>
                               </w:rPr>
                             </w:pPr>
                             <w:r>
                               <w:rPr>
                                 <w:rFonts w:ascii="Avenir Next LT Pro" w:hAnsi="Avenir Next LT Pro"/>
-                                <w:color w:val="FFFFFF" w:themeColor="background1"/>
-                                <w:sz w:val="21"/>
-                                <w:szCs w:val="21"/>
+                                <w:b/>
+                                <w:bCs/>
+                                <w:color w:val="FFFFFF" w:themeColor="background1"/>
+                                <w:sz w:val="18"/>
+                                <w:szCs w:val="18"/>
+                              </w:rPr>
+                              <w:t xml:space="preserve">Técnico </w:t>
+                            </w:r>
+                            <w:proofErr w:type="spellStart"/>
+                            <w:r>
+                              <w:rPr>
+                                <w:rFonts w:ascii="Avenir Next LT Pro" w:hAnsi="Avenir Next LT Pro"/>
+                                <w:b/>
+                                <w:bCs/>
+                                <w:color w:val="FFFFFF" w:themeColor="background1"/>
+                                <w:sz w:val="18"/>
+                                <w:szCs w:val="18"/>
+                              </w:rPr>
+                              <w:t>en</w:t>
+                            </w:r>
+                            <w:proofErr w:type="spellEnd"/>
+                            <w:r>
+                              <w:rPr>
+                                <w:rFonts w:ascii="Avenir Next LT Pro" w:hAnsi="Avenir Next LT Pro"/>
+                                <w:b/>
+                                <w:bCs/>
+                                <w:color w:val="FFFFFF" w:themeColor="background1"/>
+                                <w:sz w:val="18"/>
+                                <w:szCs w:val="18"/>
+                              </w:rPr>
+                              <w:t xml:space="preserve"> </w:t>
+                            </w:r>
+                            <w:proofErr w:type="spellStart"/>
+                            <w:r>
+                              <w:rPr>
+                                <w:rFonts w:ascii="Avenir Next LT Pro" w:hAnsi="Avenir Next LT Pro"/>
+                                <w:b/>
+                                <w:bCs/>
+                                <w:color w:val="FFFFFF" w:themeColor="background1"/>
+                                <w:sz w:val="18"/>
+                                <w:szCs w:val="18"/>
+                              </w:rPr>
+                              <w:t>Programación</w:t>
+                            </w:r>
+                            <w:proofErr w:type="spellEnd"/>
+                            <w:r>
+                              <w:rPr>
+                                <w:rFonts w:ascii="Avenir Next LT Pro" w:hAnsi="Avenir Next LT Pro"/>
+                                <w:color w:val="FFFFFF" w:themeColor="background1"/>
+                                <w:sz w:val="18"/>
+                                <w:szCs w:val="18"/>
+                              </w:rPr>
+                              <w:br/>
+                              <w:t xml:space="preserve">Universidad </w:t>
+                            </w:r>
+                            <w:proofErr w:type="spellStart"/>
+                            <w:r>
+                              <w:rPr>
+                                <w:rFonts w:ascii="Avenir Next LT Pro" w:hAnsi="Avenir Next LT Pro"/>
+                                <w:color w:val="FFFFFF" w:themeColor="background1"/>
+                                <w:sz w:val="18"/>
+                                <w:szCs w:val="18"/>
+                              </w:rPr>
+                              <w:t>Bancaria</w:t>
+                            </w:r>
+                            <w:proofErr w:type="spellEnd"/>
+                            <w:r>
+                              <w:rPr>
+                                <w:rFonts w:ascii="Avenir Next LT Pro" w:hAnsi="Avenir Next LT Pro"/>
+                                <w:color w:val="FFFFFF" w:themeColor="background1"/>
+                                <w:sz w:val="18"/>
+                                <w:szCs w:val="18"/>
+                              </w:rPr>
+                              <w:t xml:space="preserve"> de México</w:t>
+                            </w:r>
+                            <w:r>
+                              <w:rPr>
+                                <w:rFonts w:ascii="Avenir Next LT Pro" w:hAnsi="Avenir Next LT Pro"/>
+                                <w:color w:val="FFFFFF" w:themeColor="background1"/>
+                                <w:sz w:val="18"/>
+                                <w:szCs w:val="18"/>
+                              </w:rPr>
+                              <w:br/>
+                            </w:r>
+                            <w:proofErr w:type="spellStart"/>
+                            <w:r>
+                              <w:rPr>
+                                <w:rFonts w:ascii="Avenir Next LT Pro" w:hAnsi="Avenir Next LT Pro"/>
+                                <w:color w:val="FFFFFF" w:themeColor="background1"/>
+                                <w:sz w:val="18"/>
+                                <w:szCs w:val="18"/>
+                              </w:rPr>
+                              <w:t>Septiembre</w:t>
+                            </w:r>
+                            <w:proofErr w:type="spellEnd"/>
+                            <w:r>
+                              <w:rPr>
+                                <w:rFonts w:ascii="Avenir Next LT Pro" w:hAnsi="Avenir Next LT Pro"/>
+                                <w:color w:val="FFFFFF" w:themeColor="background1"/>
+                                <w:sz w:val="18"/>
+                                <w:szCs w:val="18"/>
+                              </w:rPr>
+                              <w:t xml:space="preserve"> 2017 – </w:t>
+                            </w:r>
+                            <w:proofErr w:type="spellStart"/>
+                            <w:r>
+                              <w:rPr>
+                                <w:rFonts w:ascii="Avenir Next LT Pro" w:hAnsi="Avenir Next LT Pro"/>
+                                <w:color w:val="FFFFFF" w:themeColor="background1"/>
+                                <w:sz w:val="18"/>
+                                <w:szCs w:val="18"/>
+                              </w:rPr>
+                              <w:t>Noviembre</w:t>
+                            </w:r>
+                            <w:proofErr w:type="spellEnd"/>
+                            <w:r>
+                              <w:rPr>
+                                <w:rFonts w:ascii="Avenir Next LT Pro" w:hAnsi="Avenir Next LT Pro"/>
+                                <w:color w:val="FFFFFF" w:themeColor="background1"/>
+                                <w:sz w:val="18"/>
+                                <w:szCs w:val="18"/>
+                              </w:rPr>
+                              <w:t xml:space="preserve"> 2020</w:t>
+                            </w:r>
+                            <w:r>
+                              <w:rPr>
+                                <w:rFonts w:ascii="Avenir Next LT Pro" w:hAnsi="Avenir Next LT Pro"/>
+                                <w:color w:val="FFFFFF" w:themeColor="background1"/>
+                                <w:sz w:val="18"/>
+                                <w:szCs w:val="18"/>
+                              </w:rPr>
+                              <w:br/>
+                              <w:t>Estado de México, México</w:t>
+                            </w:r>
+                          </w:p>
+                          <w:p>
+                            <w:pPr>
+                              <w:spacing w:line="360" w:lineRule="auto"/>
+                              <w:ind w:left="340"/>
+                              <w:rPr>
+                                <w:rFonts w:ascii="Avenir Next LT Pro" w:hAnsi="Avenir Next LT Pro"/>
+                                <w:color w:val="FFFFFF" w:themeColor="background1"/>
+                                <w:sz w:val="20"/>
+                                <w:szCs w:val="20"/>
+                                <w:lang w:val="es-MX"/>
+                              </w:rPr>
+                            </w:pPr>
+                          </w:p>
+                          <w:p>
+                            <w:pPr>
+                              <w:spacing w:line="360" w:lineRule="auto"/>
+                              <w:ind w:left="340"/>
+                              <w:rPr>
+                                <w:rFonts w:ascii="Avenir Next LT Pro" w:hAnsi="Avenir Next LT Pro"/>
+                                <w:color w:val="FFFFFF" w:themeColor="background1"/>
+                                <w:sz w:val="20"/>
+                                <w:szCs w:val="20"/>
+                                <w:lang w:val="es-MX"/>
+                              </w:rPr>
+                            </w:pPr>
+                            <w:r>
+                              <w:rPr>
+                                <w:rFonts w:ascii="Avenir Next LT Pro" w:hAnsi="Avenir Next LT Pro"/>
+                                <w:color w:val="FFFFFF" w:themeColor="background1"/>
+                                <w:sz w:val="20"/>
+                                <w:szCs w:val="20"/>
                                 <w:lang w:val="es-MX"/>
                               </w:rPr>
                               <w:t>___________________________</w:t>
@@ -3689,8 +3714,8 @@
                               <w:rPr>
                                 <w:rFonts w:ascii="Avenir Next LT Pro" w:hAnsi="Avenir Next LT Pro"/>
                                 <w:color w:val="FFFFFF" w:themeColor="background1"/>
-                                <w:sz w:val="21"/>
-                                <w:szCs w:val="21"/>
+                                <w:sz w:val="20"/>
+                                <w:szCs w:val="20"/>
                                 <w:lang w:val="es-MX"/>
                               </w:rPr>
                             </w:pPr>
@@ -3704,8 +3729,8 @@
                                 <w:b/>
                                 <w:bCs/>
                                 <w:color w:val="FFFFFF" w:themeColor="background1"/>
-                                <w:sz w:val="21"/>
-                                <w:szCs w:val="21"/>
+                                <w:sz w:val="20"/>
+                                <w:szCs w:val="20"/>
                                 <w:lang w:val="es-MX"/>
                               </w:rPr>
                             </w:pPr>
@@ -3715,8 +3740,8 @@
                                 <w:b/>
                                 <w:bCs/>
                                 <w:color w:val="FFFFFF" w:themeColor="background1"/>
-                                <w:sz w:val="21"/>
-                                <w:szCs w:val="21"/>
+                                <w:sz w:val="20"/>
+                                <w:szCs w:val="20"/>
                                 <w:lang w:val="es-MX"/>
                               </w:rPr>
                               <w:t>CERTIFICACIONES</w:t>
@@ -3729,8 +3754,8 @@
                               <w:rPr>
                                 <w:rFonts w:ascii="Avenir Next LT Pro" w:hAnsi="Avenir Next LT Pro"/>
                                 <w:color w:val="FFFFFF" w:themeColor="background1"/>
-                                <w:sz w:val="21"/>
-                                <w:szCs w:val="21"/>
+                                <w:sz w:val="20"/>
+                                <w:szCs w:val="20"/>
                                 <w:lang w:val="es-MX"/>
                               </w:rPr>
                             </w:pPr>
@@ -3742,8 +3767,8 @@
                               <w:rPr>
                                 <w:rFonts w:ascii="Avenir Next LT Pro" w:hAnsi="Avenir Next LT Pro"/>
                                 <w:color w:val="FFFFFF" w:themeColor="background1"/>
-                                <w:sz w:val="21"/>
-                                <w:szCs w:val="21"/>
+                                <w:sz w:val="18"/>
+                                <w:szCs w:val="18"/>
                                 <w:lang w:val="es-MX"/>
                               </w:rPr>
                             </w:pPr>
@@ -3751,8 +3776,8 @@
                               <w:rPr>
                                 <w:rFonts w:ascii="Avenir Next LT Pro" w:hAnsi="Avenir Next LT Pro"/>
                                 <w:color w:val="FFFFFF" w:themeColor="background1"/>
-                                <w:sz w:val="21"/>
-                                <w:szCs w:val="21"/>
+                                <w:sz w:val="18"/>
+                                <w:szCs w:val="18"/>
                                 <w:lang w:val="es-MX"/>
                               </w:rPr>
                               <w:t xml:space="preserve">• Scrum Fundamentals </w:t>
@@ -3762,8 +3787,8 @@
                               <w:rPr>
                                 <w:rFonts w:ascii="Avenir Next LT Pro" w:hAnsi="Avenir Next LT Pro"/>
                                 <w:color w:val="FFFFFF" w:themeColor="background1"/>
-                                <w:sz w:val="21"/>
-                                <w:szCs w:val="21"/>
+                                <w:sz w:val="18"/>
+                                <w:szCs w:val="18"/>
                                 <w:lang w:val="es-MX"/>
                               </w:rPr>
                               <w:t>Certified</w:t>
@@ -3773,8 +3798,8 @@
                               <w:rPr>
                                 <w:rFonts w:ascii="Avenir Next LT Pro" w:hAnsi="Avenir Next LT Pro"/>
                                 <w:color w:val="FFFFFF" w:themeColor="background1"/>
-                                <w:sz w:val="21"/>
-                                <w:szCs w:val="21"/>
+                                <w:sz w:val="18"/>
+                                <w:szCs w:val="18"/>
                                 <w:lang w:val="es-MX"/>
                               </w:rPr>
                               <w:t xml:space="preserve"> (</w:t>
@@ -3784,8 +3809,8 @@
                               <w:rPr>
                                 <w:rFonts w:ascii="Avenir Next LT Pro" w:hAnsi="Avenir Next LT Pro"/>
                                 <w:color w:val="FFFFFF" w:themeColor="background1"/>
-                                <w:sz w:val="21"/>
-                                <w:szCs w:val="21"/>
+                                <w:sz w:val="18"/>
+                                <w:szCs w:val="18"/>
                                 <w:lang w:val="es-MX"/>
                               </w:rPr>
                               <w:t>SMstudy</w:t>
@@ -3795,8 +3820,8 @@
                               <w:rPr>
                                 <w:rFonts w:ascii="Avenir Next LT Pro" w:hAnsi="Avenir Next LT Pro"/>
                                 <w:color w:val="FFFFFF" w:themeColor="background1"/>
-                                <w:sz w:val="21"/>
-                                <w:szCs w:val="21"/>
+                                <w:sz w:val="18"/>
+                                <w:szCs w:val="18"/>
                                 <w:lang w:val="es-MX"/>
                               </w:rPr>
                               <w:t xml:space="preserve">) – </w:t>
@@ -3806,8 +3831,8 @@
                               <w:rPr>
                                 <w:rFonts w:ascii="Avenir Next LT Pro" w:hAnsi="Avenir Next LT Pro"/>
                                 <w:color w:val="FFFFFF" w:themeColor="background1"/>
-                                <w:sz w:val="21"/>
-                                <w:szCs w:val="21"/>
+                                <w:sz w:val="18"/>
+                                <w:szCs w:val="18"/>
                                 <w:lang w:val="es-MX"/>
                               </w:rPr>
                               <w:t>Octubre</w:t>
@@ -3817,8 +3842,8 @@
                               <w:rPr>
                                 <w:rFonts w:ascii="Avenir Next LT Pro" w:hAnsi="Avenir Next LT Pro"/>
                                 <w:color w:val="FFFFFF" w:themeColor="background1"/>
-                                <w:sz w:val="21"/>
-                                <w:szCs w:val="21"/>
+                                <w:sz w:val="18"/>
+                                <w:szCs w:val="18"/>
                                 <w:lang w:val="es-MX"/>
                               </w:rPr>
                               <w:t xml:space="preserve"> 2024</w:t>
@@ -3831,8 +3856,8 @@
                               <w:rPr>
                                 <w:rFonts w:ascii="Avenir Next LT Pro" w:hAnsi="Avenir Next LT Pro"/>
                                 <w:color w:val="FFFFFF" w:themeColor="background1"/>
-                                <w:sz w:val="21"/>
-                                <w:szCs w:val="21"/>
+                                <w:sz w:val="18"/>
+                                <w:szCs w:val="18"/>
                                 <w:lang w:val="es-MX"/>
                               </w:rPr>
                             </w:pPr>
@@ -3844,8 +3869,8 @@
                               <w:rPr>
                                 <w:rFonts w:ascii="Avenir Next LT Pro" w:hAnsi="Avenir Next LT Pro"/>
                                 <w:color w:val="FFFFFF" w:themeColor="background1"/>
-                                <w:sz w:val="21"/>
-                                <w:szCs w:val="21"/>
+                                <w:sz w:val="18"/>
+                                <w:szCs w:val="18"/>
                                 <w:lang w:val="es-MX"/>
                               </w:rPr>
                             </w:pPr>
@@ -3853,8 +3878,8 @@
                               <w:rPr>
                                 <w:rFonts w:ascii="Avenir Next LT Pro" w:hAnsi="Avenir Next LT Pro"/>
                                 <w:color w:val="FFFFFF" w:themeColor="background1"/>
-                                <w:sz w:val="21"/>
-                                <w:szCs w:val="21"/>
+                                <w:sz w:val="18"/>
+                                <w:szCs w:val="18"/>
                                 <w:lang w:val="es-MX"/>
                               </w:rPr>
                               <w:t xml:space="preserve">• AWS </w:t>
@@ -3864,8 +3889,8 @@
                               <w:rPr>
                                 <w:rFonts w:ascii="Avenir Next LT Pro" w:hAnsi="Avenir Next LT Pro"/>
                                 <w:color w:val="FFFFFF" w:themeColor="background1"/>
-                                <w:sz w:val="21"/>
-                                <w:szCs w:val="21"/>
+                                <w:sz w:val="18"/>
+                                <w:szCs w:val="18"/>
                                 <w:lang w:val="es-MX"/>
                               </w:rPr>
                               <w:t>Educate</w:t>
@@ -3875,8 +3900,8 @@
                               <w:rPr>
                                 <w:rFonts w:ascii="Avenir Next LT Pro" w:hAnsi="Avenir Next LT Pro"/>
                                 <w:color w:val="FFFFFF" w:themeColor="background1"/>
-                                <w:sz w:val="21"/>
-                                <w:szCs w:val="21"/>
+                                <w:sz w:val="18"/>
+                                <w:szCs w:val="18"/>
                                 <w:lang w:val="es-MX"/>
                               </w:rPr>
                               <w:t xml:space="preserve">: </w:t>
@@ -3886,8 +3911,8 @@
                               <w:rPr>
                                 <w:rFonts w:ascii="Avenir Next LT Pro" w:hAnsi="Avenir Next LT Pro"/>
                                 <w:color w:val="FFFFFF" w:themeColor="background1"/>
-                                <w:sz w:val="21"/>
-                                <w:szCs w:val="21"/>
+                                <w:sz w:val="18"/>
+                                <w:szCs w:val="18"/>
                                 <w:lang w:val="es-MX"/>
                               </w:rPr>
                               <w:t>Introduction</w:t>
@@ -3897,8 +3922,8 @@
                               <w:rPr>
                                 <w:rFonts w:ascii="Avenir Next LT Pro" w:hAnsi="Avenir Next LT Pro"/>
                                 <w:color w:val="FFFFFF" w:themeColor="background1"/>
-                                <w:sz w:val="21"/>
-                                <w:szCs w:val="21"/>
+                                <w:sz w:val="18"/>
+                                <w:szCs w:val="18"/>
                                 <w:lang w:val="es-MX"/>
                               </w:rPr>
                               <w:t xml:space="preserve"> </w:t>
@@ -3908,8 +3933,8 @@
                               <w:rPr>
                                 <w:rFonts w:ascii="Avenir Next LT Pro" w:hAnsi="Avenir Next LT Pro"/>
                                 <w:color w:val="FFFFFF" w:themeColor="background1"/>
-                                <w:sz w:val="21"/>
-                                <w:szCs w:val="21"/>
+                                <w:sz w:val="18"/>
+                                <w:szCs w:val="18"/>
                                 <w:lang w:val="es-MX"/>
                               </w:rPr>
                               <w:t>to</w:t>
@@ -3919,8 +3944,8 @@
                               <w:rPr>
                                 <w:rFonts w:ascii="Avenir Next LT Pro" w:hAnsi="Avenir Next LT Pro"/>
                                 <w:color w:val="FFFFFF" w:themeColor="background1"/>
-                                <w:sz w:val="21"/>
-                                <w:szCs w:val="21"/>
+                                <w:sz w:val="18"/>
+                                <w:szCs w:val="18"/>
                                 <w:lang w:val="es-MX"/>
                               </w:rPr>
                               <w:t xml:space="preserve"> Cloud 101 (AWS) – </w:t>
@@ -3930,8 +3955,8 @@
                               <w:rPr>
                                 <w:rFonts w:ascii="Avenir Next LT Pro" w:hAnsi="Avenir Next LT Pro"/>
                                 <w:color w:val="FFFFFF" w:themeColor="background1"/>
-                                <w:sz w:val="21"/>
-                                <w:szCs w:val="21"/>
+                                <w:sz w:val="18"/>
+                                <w:szCs w:val="18"/>
                                 <w:lang w:val="es-MX"/>
                               </w:rPr>
                               <w:t>Noviembre</w:t>
@@ -3941,8 +3966,8 @@
                               <w:rPr>
                                 <w:rFonts w:ascii="Avenir Next LT Pro" w:hAnsi="Avenir Next LT Pro"/>
                                 <w:color w:val="FFFFFF" w:themeColor="background1"/>
-                                <w:sz w:val="21"/>
-                                <w:szCs w:val="21"/>
+                                <w:sz w:val="18"/>
+                                <w:szCs w:val="18"/>
                                 <w:lang w:val="es-MX"/>
                               </w:rPr>
                               <w:t xml:space="preserve"> 2025</w:t>
@@ -3955,8 +3980,8 @@
                               <w:rPr>
                                 <w:rFonts w:ascii="Avenir Next LT Pro" w:hAnsi="Avenir Next LT Pro"/>
                                 <w:color w:val="FFFFFF" w:themeColor="background1"/>
-                                <w:sz w:val="21"/>
-                                <w:szCs w:val="21"/>
+                                <w:sz w:val="18"/>
+                                <w:szCs w:val="18"/>
                                 <w:lang w:val="es-MX"/>
                               </w:rPr>
                             </w:pPr>
@@ -3968,8 +3993,8 @@
                               <w:rPr>
                                 <w:rFonts w:ascii="Avenir Next LT Pro" w:hAnsi="Avenir Next LT Pro"/>
                                 <w:color w:val="FFFFFF" w:themeColor="background1"/>
-                                <w:sz w:val="21"/>
-                                <w:szCs w:val="21"/>
+                                <w:sz w:val="18"/>
+                                <w:szCs w:val="18"/>
                                 <w:lang w:val="es-MX"/>
                               </w:rPr>
                             </w:pPr>
@@ -3977,8 +4002,8 @@
                               <w:rPr>
                                 <w:rFonts w:ascii="Avenir Next LT Pro" w:hAnsi="Avenir Next LT Pro"/>
                                 <w:color w:val="FFFFFF" w:themeColor="background1"/>
-                                <w:sz w:val="21"/>
-                                <w:szCs w:val="21"/>
+                                <w:sz w:val="18"/>
+                                <w:szCs w:val="18"/>
                                 <w:lang w:val="es-MX"/>
                               </w:rPr>
                               <w:t xml:space="preserve">• Universidad Java – De Cero a Experto (+155 </w:t>
@@ -3988,8 +4013,8 @@
                               <w:rPr>
                                 <w:rFonts w:ascii="Avenir Next LT Pro" w:hAnsi="Avenir Next LT Pro"/>
                                 <w:color w:val="FFFFFF" w:themeColor="background1"/>
-                                <w:sz w:val="21"/>
-                                <w:szCs w:val="21"/>
+                                <w:sz w:val="18"/>
+                                <w:szCs w:val="18"/>
                                 <w:lang w:val="es-MX"/>
                               </w:rPr>
                               <w:t>hrs</w:t>
@@ -3999,8 +4024,8 @@
                               <w:rPr>
                                 <w:rFonts w:ascii="Avenir Next LT Pro" w:hAnsi="Avenir Next LT Pro"/>
                                 <w:color w:val="FFFFFF" w:themeColor="background1"/>
-                                <w:sz w:val="21"/>
-                                <w:szCs w:val="21"/>
+                                <w:sz w:val="18"/>
+                                <w:szCs w:val="18"/>
                                 <w:lang w:val="es-MX"/>
                               </w:rPr>
                               <w:t xml:space="preserve">) (Udemy) – </w:t>
@@ -4010,8 +4035,8 @@
                               <w:rPr>
                                 <w:rFonts w:ascii="Avenir Next LT Pro" w:hAnsi="Avenir Next LT Pro"/>
                                 <w:color w:val="FFFFFF" w:themeColor="background1"/>
-                                <w:sz w:val="21"/>
-                                <w:szCs w:val="21"/>
+                                <w:sz w:val="18"/>
+                                <w:szCs w:val="18"/>
                                 <w:lang w:val="es-MX"/>
                               </w:rPr>
                               <w:t>Marzo</w:t>
@@ -4021,8 +4046,8 @@
                               <w:rPr>
                                 <w:rFonts w:ascii="Avenir Next LT Pro" w:hAnsi="Avenir Next LT Pro"/>
                                 <w:color w:val="FFFFFF" w:themeColor="background1"/>
-                                <w:sz w:val="21"/>
-                                <w:szCs w:val="21"/>
+                                <w:sz w:val="18"/>
+                                <w:szCs w:val="18"/>
                                 <w:lang w:val="es-MX"/>
                               </w:rPr>
                               <w:t xml:space="preserve"> 2025</w:t>
@@ -4035,8 +4060,8 @@
                               <w:rPr>
                                 <w:rFonts w:ascii="Avenir Next LT Pro" w:hAnsi="Avenir Next LT Pro"/>
                                 <w:color w:val="FFFFFF" w:themeColor="background1"/>
-                                <w:sz w:val="21"/>
-                                <w:szCs w:val="21"/>
+                                <w:sz w:val="18"/>
+                                <w:szCs w:val="18"/>
                                 <w:lang w:val="es-MX"/>
                               </w:rPr>
                             </w:pPr>
@@ -4048,8 +4073,8 @@
                               <w:rPr>
                                 <w:rFonts w:ascii="Avenir Next LT Pro" w:hAnsi="Avenir Next LT Pro"/>
                                 <w:color w:val="FFFFFF" w:themeColor="background1"/>
-                                <w:sz w:val="21"/>
-                                <w:szCs w:val="21"/>
+                                <w:sz w:val="18"/>
+                                <w:szCs w:val="18"/>
                                 <w:lang w:val="es-MX"/>
                               </w:rPr>
                             </w:pPr>
@@ -4057,8 +4082,8 @@
                               <w:rPr>
                                 <w:rFonts w:ascii="Avenir Next LT Pro" w:hAnsi="Avenir Next LT Pro"/>
                                 <w:color w:val="FFFFFF" w:themeColor="background1"/>
-                                <w:sz w:val="21"/>
-                                <w:szCs w:val="21"/>
+                                <w:sz w:val="18"/>
+                                <w:szCs w:val="18"/>
                                 <w:lang w:val="es-MX"/>
                               </w:rPr>
                               <w:t xml:space="preserve">• </w:t>
@@ -4068,8 +4093,8 @@
                               <w:rPr>
                                 <w:rFonts w:ascii="Avenir Next LT Pro" w:hAnsi="Avenir Next LT Pro"/>
                                 <w:color w:val="FFFFFF" w:themeColor="background1"/>
-                                <w:sz w:val="21"/>
-                                <w:szCs w:val="21"/>
+                                <w:sz w:val="18"/>
+                                <w:szCs w:val="18"/>
                                 <w:lang w:val="es-MX"/>
                               </w:rPr>
                               <w:t>Learn</w:t>
@@ -4079,8 +4104,8 @@
                               <w:rPr>
                                 <w:rFonts w:ascii="Avenir Next LT Pro" w:hAnsi="Avenir Next LT Pro"/>
                                 <w:color w:val="FFFFFF" w:themeColor="background1"/>
-                                <w:sz w:val="21"/>
-                                <w:szCs w:val="21"/>
+                                <w:sz w:val="18"/>
+                                <w:szCs w:val="18"/>
                                 <w:lang w:val="es-MX"/>
                               </w:rPr>
                               <w:t xml:space="preserve"> Spring </w:t>
@@ -4090,8 +4115,8 @@
                               <w:rPr>
                                 <w:rFonts w:ascii="Avenir Next LT Pro" w:hAnsi="Avenir Next LT Pro"/>
                                 <w:color w:val="FFFFFF" w:themeColor="background1"/>
-                                <w:sz w:val="21"/>
-                                <w:szCs w:val="21"/>
+                                <w:sz w:val="18"/>
+                                <w:szCs w:val="18"/>
                                 <w:lang w:val="es-MX"/>
                               </w:rPr>
                               <w:t>Modulith</w:t>
@@ -4101,8 +4126,8 @@
                               <w:rPr>
                                 <w:rFonts w:ascii="Avenir Next LT Pro" w:hAnsi="Avenir Next LT Pro"/>
                                 <w:color w:val="FFFFFF" w:themeColor="background1"/>
-                                <w:sz w:val="21"/>
-                                <w:szCs w:val="21"/>
+                                <w:sz w:val="18"/>
+                                <w:szCs w:val="18"/>
                                 <w:lang w:val="es-MX"/>
                               </w:rPr>
                               <w:t xml:space="preserve">: </w:t>
@@ -4112,8 +4137,8 @@
                               <w:rPr>
                                 <w:rFonts w:ascii="Avenir Next LT Pro" w:hAnsi="Avenir Next LT Pro"/>
                                 <w:color w:val="FFFFFF" w:themeColor="background1"/>
-                                <w:sz w:val="21"/>
-                                <w:szCs w:val="21"/>
+                                <w:sz w:val="18"/>
+                                <w:szCs w:val="18"/>
                                 <w:lang w:val="es-MX"/>
                               </w:rPr>
                               <w:t>Monolith</w:t>
@@ -4123,8 +4148,8 @@
                               <w:rPr>
                                 <w:rFonts w:ascii="Avenir Next LT Pro" w:hAnsi="Avenir Next LT Pro"/>
                                 <w:color w:val="FFFFFF" w:themeColor="background1"/>
-                                <w:sz w:val="21"/>
-                                <w:szCs w:val="21"/>
+                                <w:sz w:val="18"/>
+                                <w:szCs w:val="18"/>
                                 <w:lang w:val="es-MX"/>
                               </w:rPr>
                               <w:t xml:space="preserve"> </w:t>
@@ -4134,8 +4159,8 @@
                               <w:rPr>
                                 <w:rFonts w:ascii="Avenir Next LT Pro" w:hAnsi="Avenir Next LT Pro"/>
                                 <w:color w:val="FFFFFF" w:themeColor="background1"/>
-                                <w:sz w:val="21"/>
-                                <w:szCs w:val="21"/>
+                                <w:sz w:val="18"/>
+                                <w:szCs w:val="18"/>
                                 <w:lang w:val="es-MX"/>
                               </w:rPr>
                               <w:t>to</w:t>
@@ -4145,8 +4170,8 @@
                               <w:rPr>
                                 <w:rFonts w:ascii="Avenir Next LT Pro" w:hAnsi="Avenir Next LT Pro"/>
                                 <w:color w:val="FFFFFF" w:themeColor="background1"/>
-                                <w:sz w:val="21"/>
-                                <w:szCs w:val="21"/>
+                                <w:sz w:val="18"/>
+                                <w:szCs w:val="18"/>
                                 <w:lang w:val="es-MX"/>
                               </w:rPr>
                               <w:t xml:space="preserve"> </w:t>
@@ -4156,8 +4181,8 @@
                               <w:rPr>
                                 <w:rFonts w:ascii="Avenir Next LT Pro" w:hAnsi="Avenir Next LT Pro"/>
                                 <w:color w:val="FFFFFF" w:themeColor="background1"/>
-                                <w:sz w:val="21"/>
-                                <w:szCs w:val="21"/>
+                                <w:sz w:val="18"/>
+                                <w:szCs w:val="18"/>
                                 <w:lang w:val="es-MX"/>
                               </w:rPr>
                               <w:t>Microservices</w:t>
@@ -4167,8 +4192,8 @@
                               <w:rPr>
                                 <w:rFonts w:ascii="Avenir Next LT Pro" w:hAnsi="Avenir Next LT Pro"/>
                                 <w:color w:val="FFFFFF" w:themeColor="background1"/>
-                                <w:sz w:val="21"/>
-                                <w:szCs w:val="21"/>
+                                <w:sz w:val="18"/>
+                                <w:szCs w:val="18"/>
                                 <w:lang w:val="es-MX"/>
                               </w:rPr>
                               <w:t xml:space="preserve"> </w:t>
@@ -4178,8 +4203,8 @@
                               <w:rPr>
                                 <w:rFonts w:ascii="Avenir Next LT Pro" w:hAnsi="Avenir Next LT Pro"/>
                                 <w:color w:val="FFFFFF" w:themeColor="background1"/>
-                                <w:sz w:val="21"/>
-                                <w:szCs w:val="21"/>
+                                <w:sz w:val="18"/>
+                                <w:szCs w:val="18"/>
                                 <w:lang w:val="es-MX"/>
                               </w:rPr>
                               <w:t>Seamlessly</w:t>
@@ -4189,8 +4214,8 @@
                               <w:rPr>
                                 <w:rFonts w:ascii="Avenir Next LT Pro" w:hAnsi="Avenir Next LT Pro"/>
                                 <w:color w:val="FFFFFF" w:themeColor="background1"/>
-                                <w:sz w:val="21"/>
-                                <w:szCs w:val="21"/>
+                                <w:sz w:val="18"/>
+                                <w:szCs w:val="18"/>
                                 <w:lang w:val="es-MX"/>
                               </w:rPr>
                               <w:t xml:space="preserve"> (Udemy) – </w:t>
@@ -4200,8 +4225,8 @@
                               <w:rPr>
                                 <w:rFonts w:ascii="Avenir Next LT Pro" w:hAnsi="Avenir Next LT Pro"/>
                                 <w:color w:val="FFFFFF" w:themeColor="background1"/>
-                                <w:sz w:val="21"/>
-                                <w:szCs w:val="21"/>
+                                <w:sz w:val="18"/>
+                                <w:szCs w:val="18"/>
                                 <w:lang w:val="es-MX"/>
                               </w:rPr>
                               <w:t>Febrero</w:t>
@@ -4211,8 +4236,8 @@
                               <w:rPr>
                                 <w:rFonts w:ascii="Avenir Next LT Pro" w:hAnsi="Avenir Next LT Pro"/>
                                 <w:color w:val="FFFFFF" w:themeColor="background1"/>
-                                <w:sz w:val="21"/>
-                                <w:szCs w:val="21"/>
+                                <w:sz w:val="18"/>
+                                <w:szCs w:val="18"/>
                                 <w:lang w:val="es-MX"/>
                               </w:rPr>
                               <w:t xml:space="preserve"> 2025</w:t>
@@ -4225,8 +4250,8 @@
                               <w:rPr>
                                 <w:rFonts w:ascii="Avenir Next LT Pro" w:hAnsi="Avenir Next LT Pro"/>
                                 <w:color w:val="FFFFFF" w:themeColor="background1"/>
-                                <w:sz w:val="21"/>
-                                <w:szCs w:val="21"/>
+                                <w:sz w:val="18"/>
+                                <w:szCs w:val="18"/>
                                 <w:lang w:val="es-MX"/>
                               </w:rPr>
                             </w:pPr>
@@ -4238,8 +4263,8 @@
                               <w:rPr>
                                 <w:rFonts w:ascii="Avenir Next LT Pro" w:hAnsi="Avenir Next LT Pro"/>
                                 <w:color w:val="FFFFFF" w:themeColor="background1"/>
-                                <w:sz w:val="21"/>
-                                <w:szCs w:val="21"/>
+                                <w:sz w:val="18"/>
+                                <w:szCs w:val="18"/>
                                 <w:lang w:val="es-MX"/>
                               </w:rPr>
                             </w:pPr>
@@ -4247,8 +4272,8 @@
                               <w:rPr>
                                 <w:rFonts w:ascii="Avenir Next LT Pro" w:hAnsi="Avenir Next LT Pro"/>
                                 <w:color w:val="FFFFFF" w:themeColor="background1"/>
-                                <w:sz w:val="21"/>
-                                <w:szCs w:val="21"/>
+                                <w:sz w:val="18"/>
+                                <w:szCs w:val="18"/>
                                 <w:lang w:val="es-MX"/>
                               </w:rPr>
                               <w:t xml:space="preserve">• Universidad Angular – De Cero a Experto (Udemy) – </w:t>
@@ -4258,8 +4283,8 @@
                               <w:rPr>
                                 <w:rFonts w:ascii="Avenir Next LT Pro" w:hAnsi="Avenir Next LT Pro"/>
                                 <w:color w:val="FFFFFF" w:themeColor="background1"/>
-                                <w:sz w:val="21"/>
-                                <w:szCs w:val="21"/>
+                                <w:sz w:val="18"/>
+                                <w:szCs w:val="18"/>
                                 <w:lang w:val="es-MX"/>
                               </w:rPr>
                               <w:t>Noviembre</w:t>
@@ -4269,8 +4294,8 @@
                               <w:rPr>
                                 <w:rFonts w:ascii="Avenir Next LT Pro" w:hAnsi="Avenir Next LT Pro"/>
                                 <w:color w:val="FFFFFF" w:themeColor="background1"/>
-                                <w:sz w:val="21"/>
-                                <w:szCs w:val="21"/>
+                                <w:sz w:val="18"/>
+                                <w:szCs w:val="18"/>
                                 <w:lang w:val="es-MX"/>
                               </w:rPr>
                               <w:t xml:space="preserve"> 2025</w:t>
@@ -4283,8 +4308,8 @@
                               <w:rPr>
                                 <w:rFonts w:ascii="Avenir Next LT Pro" w:hAnsi="Avenir Next LT Pro"/>
                                 <w:color w:val="FFFFFF" w:themeColor="background1"/>
-                                <w:sz w:val="21"/>
-                                <w:szCs w:val="21"/>
+                                <w:sz w:val="18"/>
+                                <w:szCs w:val="18"/>
                                 <w:lang w:val="es-MX"/>
                               </w:rPr>
                             </w:pPr>
@@ -4296,8 +4321,8 @@
                               <w:rPr>
                                 <w:rFonts w:ascii="Avenir Next LT Pro" w:hAnsi="Avenir Next LT Pro"/>
                                 <w:color w:val="FFFFFF" w:themeColor="background1"/>
-                                <w:sz w:val="21"/>
-                                <w:szCs w:val="21"/>
+                                <w:sz w:val="20"/>
+                                <w:szCs w:val="20"/>
                                 <w:lang w:val="es-MX"/>
                               </w:rPr>
                             </w:pPr>
@@ -4305,8 +4330,8 @@
                               <w:rPr>
                                 <w:rFonts w:ascii="Avenir Next LT Pro" w:hAnsi="Avenir Next LT Pro"/>
                                 <w:color w:val="FFFFFF" w:themeColor="background1"/>
-                                <w:sz w:val="21"/>
-                                <w:szCs w:val="21"/>
+                                <w:sz w:val="18"/>
+                                <w:szCs w:val="18"/>
                                 <w:lang w:val="es-MX"/>
                               </w:rPr>
                               <w:t xml:space="preserve">• </w:t>
@@ -4316,8 +4341,8 @@
                               <w:rPr>
                                 <w:rFonts w:ascii="Avenir Next LT Pro" w:hAnsi="Avenir Next LT Pro"/>
                                 <w:color w:val="FFFFFF" w:themeColor="background1"/>
-                                <w:sz w:val="21"/>
-                                <w:szCs w:val="21"/>
+                                <w:sz w:val="18"/>
+                                <w:szCs w:val="18"/>
                                 <w:lang w:val="es-MX"/>
                               </w:rPr>
                               <w:t>Introduction</w:t>
@@ -4327,8 +4352,8 @@
                               <w:rPr>
                                 <w:rFonts w:ascii="Avenir Next LT Pro" w:hAnsi="Avenir Next LT Pro"/>
                                 <w:color w:val="FFFFFF" w:themeColor="background1"/>
-                                <w:sz w:val="21"/>
-                                <w:szCs w:val="21"/>
+                                <w:sz w:val="18"/>
+                                <w:szCs w:val="18"/>
                                 <w:lang w:val="es-MX"/>
                               </w:rPr>
                               <w:t xml:space="preserve"> </w:t>
@@ -4338,8 +4363,8 @@
                               <w:rPr>
                                 <w:rFonts w:ascii="Avenir Next LT Pro" w:hAnsi="Avenir Next LT Pro"/>
                                 <w:color w:val="FFFFFF" w:themeColor="background1"/>
-                                <w:sz w:val="21"/>
-                                <w:szCs w:val="21"/>
+                                <w:sz w:val="18"/>
+                                <w:szCs w:val="18"/>
                                 <w:lang w:val="es-MX"/>
                               </w:rPr>
                               <w:t>to</w:t>
@@ -4349,8 +4374,8 @@
                               <w:rPr>
                                 <w:rFonts w:ascii="Avenir Next LT Pro" w:hAnsi="Avenir Next LT Pro"/>
                                 <w:color w:val="FFFFFF" w:themeColor="background1"/>
-                                <w:sz w:val="21"/>
-                                <w:szCs w:val="21"/>
+                                <w:sz w:val="18"/>
+                                <w:szCs w:val="18"/>
                                 <w:lang w:val="es-MX"/>
                               </w:rPr>
                               <w:t xml:space="preserve"> Software </w:t>
@@ -4360,8 +4385,8 @@
                               <w:rPr>
                                 <w:rFonts w:ascii="Avenir Next LT Pro" w:hAnsi="Avenir Next LT Pro"/>
                                 <w:color w:val="FFFFFF" w:themeColor="background1"/>
-                                <w:sz w:val="21"/>
-                                <w:szCs w:val="21"/>
+                                <w:sz w:val="20"/>
+                                <w:szCs w:val="20"/>
                                 <w:lang w:val="es-MX"/>
                               </w:rPr>
                               <w:t>Architecture</w:t>
@@ -4371,8 +4396,8 @@
                               <w:rPr>
                                 <w:rFonts w:ascii="Avenir Next LT Pro" w:hAnsi="Avenir Next LT Pro"/>
                                 <w:color w:val="FFFFFF" w:themeColor="background1"/>
-                                <w:sz w:val="21"/>
-                                <w:szCs w:val="21"/>
+                                <w:sz w:val="20"/>
+                                <w:szCs w:val="20"/>
                                 <w:lang w:val="es-MX"/>
                               </w:rPr>
                               <w:t xml:space="preserve"> (</w:t>
@@ -4382,8 +4407,8 @@
                               <w:rPr>
                                 <w:rFonts w:ascii="Avenir Next LT Pro" w:hAnsi="Avenir Next LT Pro"/>
                                 <w:color w:val="FFFFFF" w:themeColor="background1"/>
-                                <w:sz w:val="21"/>
-                                <w:szCs w:val="21"/>
+                                <w:sz w:val="20"/>
+                                <w:szCs w:val="20"/>
                                 <w:lang w:val="es-MX"/>
                               </w:rPr>
                               <w:t>Simplilearn</w:t>
@@ -4393,8 +4418,8 @@
                               <w:rPr>
                                 <w:rFonts w:ascii="Avenir Next LT Pro" w:hAnsi="Avenir Next LT Pro"/>
                                 <w:color w:val="FFFFFF" w:themeColor="background1"/>
-                                <w:sz w:val="21"/>
-                                <w:szCs w:val="21"/>
+                                <w:sz w:val="20"/>
+                                <w:szCs w:val="20"/>
                                 <w:lang w:val="es-MX"/>
                               </w:rPr>
                               <w:t xml:space="preserve">) – </w:t>
@@ -4404,8 +4429,8 @@
                               <w:rPr>
                                 <w:rFonts w:ascii="Avenir Next LT Pro" w:hAnsi="Avenir Next LT Pro"/>
                                 <w:color w:val="FFFFFF" w:themeColor="background1"/>
-                                <w:sz w:val="21"/>
-                                <w:szCs w:val="21"/>
+                                <w:sz w:val="20"/>
+                                <w:szCs w:val="20"/>
                                 <w:lang w:val="es-MX"/>
                               </w:rPr>
                               <w:t>Octubre</w:t>
@@ -4415,8 +4440,8 @@
                               <w:rPr>
                                 <w:rFonts w:ascii="Avenir Next LT Pro" w:hAnsi="Avenir Next LT Pro"/>
                                 <w:color w:val="FFFFFF" w:themeColor="background1"/>
-                                <w:sz w:val="21"/>
-                                <w:szCs w:val="21"/>
+                                <w:sz w:val="20"/>
+                                <w:szCs w:val="20"/>
                                 <w:lang w:val="es-MX"/>
                               </w:rPr>
                               <w:t xml:space="preserve"> 2025</w:t>
@@ -4429,8 +4454,8 @@
                               <w:rPr>
                                 <w:rFonts w:ascii="Avenir Next LT Pro" w:hAnsi="Avenir Next LT Pro"/>
                                 <w:color w:val="FFFFFF" w:themeColor="background1"/>
-                                <w:sz w:val="21"/>
-                                <w:szCs w:val="21"/>
+                                <w:sz w:val="20"/>
+                                <w:szCs w:val="20"/>
                                 <w:lang w:val="es-MX"/>
                               </w:rPr>
                             </w:pPr>
@@ -4442,8 +4467,8 @@
                               <w:rPr>
                                 <w:rFonts w:ascii="Avenir Next LT Pro" w:hAnsi="Avenir Next LT Pro"/>
                                 <w:color w:val="FFFFFF" w:themeColor="background1"/>
-                                <w:sz w:val="21"/>
-                                <w:szCs w:val="21"/>
+                                <w:sz w:val="20"/>
+                                <w:szCs w:val="20"/>
                                 <w:lang w:val="es-MX"/>
                               </w:rPr>
                             </w:pPr>
@@ -4451,8 +4476,8 @@
                               <w:rPr>
                                 <w:rFonts w:ascii="Avenir Next LT Pro" w:hAnsi="Avenir Next LT Pro"/>
                                 <w:color w:val="FFFFFF" w:themeColor="background1"/>
-                                <w:sz w:val="21"/>
-                                <w:szCs w:val="21"/>
+                                <w:sz w:val="20"/>
+                                <w:szCs w:val="20"/>
                                 <w:lang w:val="es-MX"/>
                               </w:rPr>
                               <w:t>• Fundamentos de la Arquitectura de Software y Diseño de Sistemas (</w:t>
@@ -4462,8 +4487,8 @@
                               <w:rPr>
                                 <w:rFonts w:ascii="Avenir Next LT Pro" w:hAnsi="Avenir Next LT Pro"/>
                                 <w:color w:val="FFFFFF" w:themeColor="background1"/>
-                                <w:sz w:val="21"/>
-                                <w:szCs w:val="21"/>
+                                <w:sz w:val="20"/>
+                                <w:szCs w:val="20"/>
                                 <w:lang w:val="es-MX"/>
                               </w:rPr>
                               <w:t>ScholarHat</w:t>
@@ -4473,8 +4498,8 @@
                               <w:rPr>
                                 <w:rFonts w:ascii="Avenir Next LT Pro" w:hAnsi="Avenir Next LT Pro"/>
                                 <w:color w:val="FFFFFF" w:themeColor="background1"/>
-                                <w:sz w:val="21"/>
-                                <w:szCs w:val="21"/>
+                                <w:sz w:val="20"/>
+                                <w:szCs w:val="20"/>
                                 <w:lang w:val="es-MX"/>
                               </w:rPr>
                               <w:t xml:space="preserve">) – </w:t>
@@ -4484,8 +4509,8 @@
                               <w:rPr>
                                 <w:rFonts w:ascii="Avenir Next LT Pro" w:hAnsi="Avenir Next LT Pro"/>
                                 <w:color w:val="FFFFFF" w:themeColor="background1"/>
-                                <w:sz w:val="21"/>
-                                <w:szCs w:val="21"/>
+                                <w:sz w:val="20"/>
+                                <w:szCs w:val="20"/>
                                 <w:lang w:val="es-MX"/>
                               </w:rPr>
                               <w:t>Noviembre</w:t>
@@ -4495,8 +4520,8 @@
                               <w:rPr>
                                 <w:rFonts w:ascii="Avenir Next LT Pro" w:hAnsi="Avenir Next LT Pro"/>
                                 <w:color w:val="FFFFFF" w:themeColor="background1"/>
-                                <w:sz w:val="21"/>
-                                <w:szCs w:val="21"/>
+                                <w:sz w:val="20"/>
+                                <w:szCs w:val="20"/>
                                 <w:lang w:val="es-MX"/>
                               </w:rPr>
                               <w:t xml:space="preserve"> 2025</w:t>
@@ -4509,8 +4534,8 @@
                               <w:rPr>
                                 <w:rFonts w:ascii="Avenir Next LT Pro" w:hAnsi="Avenir Next LT Pro"/>
                                 <w:color w:val="FFFFFF" w:themeColor="background1"/>
-                                <w:sz w:val="21"/>
-                                <w:szCs w:val="21"/>
+                                <w:sz w:val="20"/>
+                                <w:szCs w:val="20"/>
                                 <w:lang w:val="es-MX"/>
                               </w:rPr>
                             </w:pPr>
@@ -4522,8 +4547,8 @@
                               <w:rPr>
                                 <w:rFonts w:ascii="Avenir Next LT Pro" w:hAnsi="Avenir Next LT Pro"/>
                                 <w:color w:val="FFFFFF" w:themeColor="background1"/>
-                                <w:sz w:val="21"/>
-                                <w:szCs w:val="21"/>
+                                <w:sz w:val="20"/>
+                                <w:szCs w:val="20"/>
                                 <w:lang w:val="es-MX"/>
                               </w:rPr>
                             </w:pPr>
@@ -4531,8 +4556,8 @@
                               <w:rPr>
                                 <w:rFonts w:ascii="Avenir Next LT Pro" w:hAnsi="Avenir Next LT Pro"/>
                                 <w:color w:val="FFFFFF" w:themeColor="background1"/>
-                                <w:sz w:val="21"/>
-                                <w:szCs w:val="21"/>
+                                <w:sz w:val="20"/>
+                                <w:szCs w:val="20"/>
                                 <w:lang w:val="es-MX"/>
                               </w:rPr>
                               <w:t xml:space="preserve">• Complete </w:t>
@@ -4542,8 +4567,8 @@
                               <w:rPr>
                                 <w:rFonts w:ascii="Avenir Next LT Pro" w:hAnsi="Avenir Next LT Pro"/>
                                 <w:color w:val="FFFFFF" w:themeColor="background1"/>
-                                <w:sz w:val="21"/>
-                                <w:szCs w:val="21"/>
+                                <w:sz w:val="20"/>
+                                <w:szCs w:val="20"/>
                                 <w:lang w:val="es-MX"/>
                               </w:rPr>
                               <w:t>Database</w:t>
@@ -4553,8 +4578,8 @@
                               <w:rPr>
                                 <w:rFonts w:ascii="Avenir Next LT Pro" w:hAnsi="Avenir Next LT Pro"/>
                                 <w:color w:val="FFFFFF" w:themeColor="background1"/>
-                                <w:sz w:val="21"/>
-                                <w:szCs w:val="21"/>
+                                <w:sz w:val="20"/>
+                                <w:szCs w:val="20"/>
                                 <w:lang w:val="es-MX"/>
                               </w:rPr>
                               <w:t xml:space="preserve"> </w:t>
@@ -4564,8 +4589,8 @@
                               <w:rPr>
                                 <w:rFonts w:ascii="Avenir Next LT Pro" w:hAnsi="Avenir Next LT Pro"/>
                                 <w:color w:val="FFFFFF" w:themeColor="background1"/>
-                                <w:sz w:val="21"/>
-                                <w:szCs w:val="21"/>
+                                <w:sz w:val="20"/>
+                                <w:szCs w:val="20"/>
                                 <w:lang w:val="es-MX"/>
                               </w:rPr>
                               <w:t>Bootcamp</w:t>
@@ -4575,8 +4600,8 @@
                               <w:rPr>
                                 <w:rFonts w:ascii="Avenir Next LT Pro" w:hAnsi="Avenir Next LT Pro"/>
                                 <w:color w:val="FFFFFF" w:themeColor="background1"/>
-                                <w:sz w:val="21"/>
-                                <w:szCs w:val="21"/>
+                                <w:sz w:val="20"/>
+                                <w:szCs w:val="20"/>
                                 <w:lang w:val="es-MX"/>
                               </w:rPr>
                               <w:t xml:space="preserve"> </w:t>
@@ -4586,8 +4611,8 @@
                               <w:rPr>
                                 <w:rFonts w:ascii="Avenir Next LT Pro" w:hAnsi="Avenir Next LT Pro"/>
                                 <w:color w:val="FFFFFF" w:themeColor="background1"/>
-                                <w:sz w:val="21"/>
-                                <w:szCs w:val="21"/>
+                                <w:sz w:val="20"/>
+                                <w:szCs w:val="20"/>
                                 <w:lang w:val="es-MX"/>
                               </w:rPr>
                               <w:t>for</w:t>
@@ -4597,8 +4622,8 @@
                               <w:rPr>
                                 <w:rFonts w:ascii="Avenir Next LT Pro" w:hAnsi="Avenir Next LT Pro"/>
                                 <w:color w:val="FFFFFF" w:themeColor="background1"/>
-                                <w:sz w:val="21"/>
-                                <w:szCs w:val="21"/>
+                                <w:sz w:val="20"/>
+                                <w:szCs w:val="20"/>
                                 <w:lang w:val="es-MX"/>
                               </w:rPr>
                               <w:t xml:space="preserve"> </w:t>
@@ -4608,8 +4633,8 @@
                               <w:rPr>
                                 <w:rFonts w:ascii="Avenir Next LT Pro" w:hAnsi="Avenir Next LT Pro"/>
                                 <w:color w:val="FFFFFF" w:themeColor="background1"/>
-                                <w:sz w:val="21"/>
-                                <w:szCs w:val="21"/>
+                                <w:sz w:val="20"/>
+                                <w:szCs w:val="20"/>
                                 <w:lang w:val="es-MX"/>
                               </w:rPr>
                               <w:t>Beginners</w:t>
@@ -4619,8 +4644,8 @@
                               <w:rPr>
                                 <w:rFonts w:ascii="Avenir Next LT Pro" w:hAnsi="Avenir Next LT Pro"/>
                                 <w:color w:val="FFFFFF" w:themeColor="background1"/>
-                                <w:sz w:val="21"/>
-                                <w:szCs w:val="21"/>
+                                <w:sz w:val="20"/>
+                                <w:szCs w:val="20"/>
                                 <w:lang w:val="es-MX"/>
                               </w:rPr>
                               <w:t xml:space="preserve"> (Udemy) – </w:t>
@@ -4630,8 +4655,8 @@
                               <w:rPr>
                                 <w:rFonts w:ascii="Avenir Next LT Pro" w:hAnsi="Avenir Next LT Pro"/>
                                 <w:color w:val="FFFFFF" w:themeColor="background1"/>
-                                <w:sz w:val="21"/>
-                                <w:szCs w:val="21"/>
+                                <w:sz w:val="20"/>
+                                <w:szCs w:val="20"/>
                                 <w:lang w:val="es-MX"/>
                               </w:rPr>
                               <w:t>Febrero</w:t>
@@ -4641,8 +4666,8 @@
                               <w:rPr>
                                 <w:rFonts w:ascii="Avenir Next LT Pro" w:hAnsi="Avenir Next LT Pro"/>
                                 <w:color w:val="FFFFFF" w:themeColor="background1"/>
-                                <w:sz w:val="21"/>
-                                <w:szCs w:val="21"/>
+                                <w:sz w:val="20"/>
+                                <w:szCs w:val="20"/>
                                 <w:lang w:val="es-MX"/>
                               </w:rPr>
                               <w:t xml:space="preserve"> 2025</w:t>
@@ -4753,32 +4778,22 @@
           </mc:Choice>
           <mc:Fallback>
             <w:pict>
-              <v:rect w14:anchorId="1F4B07E7" id="Rectangle 2" o:spid="_x0000_s1030" style="position:absolute;margin-left:0;margin-top:-50.1pt;width:190.9pt;height:791.95pt;z-index:251661312;visibility:visible;mso-wrap-style:square;mso-width-percent:0;mso-height-percent:0;mso-wrap-distance-left:9pt;mso-wrap-distance-top:0;mso-wrap-distance-right:9pt;mso-wrap-distance-bottom:0;mso-position-horizontal:absolute;mso-position-horizontal-relative:page;mso-position-vertical:absolute;mso-position-vertical-relative:margin;mso-width-percent:0;mso-height-percent:0;mso-width-relative:margin;mso-height-relative:margin;v-text-anchor:top" o:gfxdata="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" fillcolor="#333237" strokecolor="#272727 [2749]" strokeweight="1pt">
+              <v:rect w14:anchorId="1F4B07E7" id="Rectangle 2" o:spid="_x0000_s1030" style="position:absolute;margin-left:0;margin-top:0;width:191.6pt;height:796.2pt;z-index:251661312;visibility:visible;mso-wrap-style:square;mso-width-percent:0;mso-height-percent:0;mso-wrap-distance-left:9pt;mso-wrap-distance-top:0;mso-wrap-distance-right:9pt;mso-wrap-distance-bottom:0;mso-position-horizontal:left;mso-position-horizontal-relative:page;mso-position-vertical:top;mso-position-vertical-relative:page;mso-width-percent:0;mso-height-percent:0;mso-width-relative:margin;mso-height-relative:margin;v-text-anchor:top" o:gfxdata="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" fillcolor="#333237" strokecolor="#272727 [2749]" strokeweight="1pt">
                 <v:path arrowok="t"/>
                 <o:lock v:ext="edit" aspectratio="t"/>
                 <v:textbox>
                   <w:txbxContent>
                     <w:p>
                       <w:pPr>
-                        <w:jc w:val="center"/>
+                        <w:spacing w:line="216" w:lineRule="auto"/>
+                        <w:ind w:left="340"/>
                         <w:rPr>
                           <w:rFonts w:ascii="Avenir Next LT Pro" w:hAnsi="Avenir Next LT Pro"/>
                           <w:b/>
                           <w:bCs/>
-                          <w:sz w:val="28"/>
-                          <w:szCs w:val="28"/>
-                        </w:rPr>
-                      </w:pPr>
-                    </w:p>
-                    <w:p>
-                      <w:pPr>
-                        <w:jc w:val="center"/>
-                        <w:rPr>
-                          <w:rFonts w:ascii="Avenir Next LT Pro" w:hAnsi="Avenir Next LT Pro"/>
-                          <w:b/>
-                          <w:bCs/>
-                          <w:sz w:val="28"/>
-                          <w:szCs w:val="28"/>
+                          <w:color w:val="FFFFFF" w:themeColor="background1"/>
+                          <w:sz w:val="20"/>
+                          <w:szCs w:val="20"/>
                         </w:rPr>
                       </w:pPr>
                     </w:p>
@@ -4791,8 +4806,122 @@
                           <w:b/>
                           <w:bCs/>
                           <w:color w:val="FFFFFF" w:themeColor="background1"/>
-                          <w:sz w:val="21"/>
-                          <w:szCs w:val="21"/>
+                          <w:sz w:val="20"/>
+                          <w:szCs w:val="20"/>
+                        </w:rPr>
+                      </w:pPr>
+                      <w:r>
+                        <w:rPr>
+                          <w:rFonts w:ascii="Avenir Next LT Pro" w:hAnsi="Avenir Next LT Pro"/>
+                          <w:b/>
+                          <w:bCs/>
+                          <w:color w:val="FFFFFF" w:themeColor="background1"/>
+                          <w:sz w:val="20"/>
+                          <w:szCs w:val="20"/>
+                        </w:rPr>
+                        <w:t>IDIOMAS</w:t>
+                      </w:r>
+                    </w:p>
+                    <w:p>
+                      <w:pPr>
+                        <w:spacing w:line="216" w:lineRule="auto"/>
+                        <w:ind w:left="340"/>
+                        <w:rPr>
+                          <w:rFonts w:ascii="Avenir Next LT Pro" w:hAnsi="Avenir Next LT Pro"/>
+                          <w:b/>
+                          <w:bCs/>
+                          <w:color w:val="FFFFFF" w:themeColor="background1"/>
+                          <w:sz w:val="20"/>
+                          <w:szCs w:val="20"/>
+                        </w:rPr>
+                      </w:pPr>
+                    </w:p>
+                    <w:p>
+                      <w:pPr>
+                        <w:spacing w:line="216" w:lineRule="auto"/>
+                        <w:ind w:firstLine="340"/>
+                        <w:rPr>
+                          <w:rFonts w:ascii="Avenir Next LT Pro" w:hAnsi="Avenir Next LT Pro"/>
+                          <w:color w:val="FFFFFF" w:themeColor="background1"/>
+                          <w:sz w:val="18"/>
+                          <w:szCs w:val="18"/>
+                        </w:rPr>
+                      </w:pPr>
+                      <w:r>
+                        <w:rPr>
+                          <w:rFonts w:ascii="Avenir Next LT Pro" w:hAnsi="Avenir Next LT Pro"/>
+                          <w:color w:val="FFFFFF" w:themeColor="background1"/>
+                          <w:sz w:val="18"/>
+                          <w:szCs w:val="18"/>
+                        </w:rPr>
+                        <w:t>Ingles</w:t>
+                      </w:r>
+                    </w:p>
+                    <w:p>
+                      <w:pPr>
+                        <w:spacing w:line="216" w:lineRule="auto"/>
+                        <w:ind w:left="340"/>
+                        <w:rPr>
+                          <w:rFonts w:ascii="Avenir Next LT Pro" w:hAnsi="Avenir Next LT Pro"/>
+                          <w:color w:val="FFFFFF" w:themeColor="background1"/>
+                          <w:sz w:val="18"/>
+                          <w:szCs w:val="18"/>
+                        </w:rPr>
+                      </w:pPr>
+                      <w:r>
+                        <w:rPr>
+                          <w:rFonts w:ascii="Avenir Next LT Pro" w:hAnsi="Avenir Next LT Pro"/>
+                          <w:color w:val="FFFFFF" w:themeColor="background1"/>
+                          <w:sz w:val="18"/>
+                          <w:szCs w:val="18"/>
+                        </w:rPr>
+                        <w:t>Lower Intermediate 31% - 50%</w:t>
+                      </w:r>
+                    </w:p>
+                    <w:p>
+                      <w:pPr>
+                        <w:spacing w:line="216" w:lineRule="auto"/>
+                        <w:ind w:left="340"/>
+                        <w:rPr>
+                          <w:rFonts w:ascii="Avenir Next LT Pro" w:hAnsi="Avenir Next LT Pro"/>
+                          <w:color w:val="FFFFFF" w:themeColor="background1"/>
+                          <w:sz w:val="20"/>
+                          <w:szCs w:val="20"/>
+                        </w:rPr>
+                      </w:pPr>
+                    </w:p>
+                    <w:p>
+                      <w:pPr>
+                        <w:spacing w:line="360" w:lineRule="auto"/>
+                        <w:ind w:left="340"/>
+                        <w:rPr>
+                          <w:rFonts w:ascii="Avenir Next LT Pro" w:hAnsi="Avenir Next LT Pro"/>
+                          <w:color w:val="FFFFFF" w:themeColor="background1"/>
+                          <w:sz w:val="20"/>
+                          <w:szCs w:val="20"/>
+                        </w:rPr>
+                      </w:pPr>
+                      <w:r>
+                        <w:rPr>
+                          <w:rFonts w:ascii="Avenir Next LT Pro" w:hAnsi="Avenir Next LT Pro"/>
+                          <w:color w:val="FFFFFF" w:themeColor="background1"/>
+                          <w:sz w:val="20"/>
+                          <w:szCs w:val="20"/>
+                        </w:rPr>
+                        <w:t>___________________________</w:t>
+                      </w:r>
+                    </w:p>
+                    <w:p>
+                      <w:pPr>
+                        <w:spacing w:line="216" w:lineRule="auto"/>
+                        <w:ind w:left="340"/>
+                        <w:rPr>
+                          <w:rFonts w:ascii="Avenir Next LT Pro" w:hAnsi="Avenir Next LT Pro"/>
+                          <w:b/>
+                          <w:bCs/>
+                          <w:color w:val="FFFFFF" w:themeColor="background1"/>
+                          <w:sz w:val="20"/>
+                          <w:szCs w:val="20"/>
                           <w:lang w:val="es-MX"/>
                         </w:rPr>
                       </w:pPr>
@@ -4806,8 +4935,8 @@
                           <w:b/>
                           <w:bCs/>
                           <w:color w:val="FFFFFF" w:themeColor="background1"/>
-                          <w:sz w:val="21"/>
-                          <w:szCs w:val="21"/>
+                          <w:sz w:val="20"/>
+                          <w:szCs w:val="20"/>
                           <w:lang w:val="es-MX"/>
                         </w:rPr>
                       </w:pPr>
@@ -4817,23 +4946,11 @@
                           <w:b/>
                           <w:bCs/>
                           <w:color w:val="FFFFFF" w:themeColor="background1"/>
-                          <w:sz w:val="21"/>
-                          <w:szCs w:val="21"/>
-                          <w:lang w:val="es-MX"/>
-                        </w:rPr>
-                        <w:t xml:space="preserve">EDUCACIÓN </w:t>
-                      </w:r>
-                      <w:r>
-                        <w:rPr>
-                          <w:rFonts w:ascii="Avenir Next LT Pro" w:hAnsi="Avenir Next LT Pro"/>
-                          <w:b/>
-                          <w:bCs/>
-                          <w:color w:val="FFFFFF" w:themeColor="background1"/>
-                          <w:sz w:val="21"/>
-                          <w:szCs w:val="21"/>
-                          <w:lang w:val="es-MX"/>
-                        </w:rPr>
-                        <w:t xml:space="preserve"> </w:t>
+                          <w:sz w:val="20"/>
+                          <w:szCs w:val="20"/>
+                          <w:lang w:val="es-MX"/>
+                        </w:rPr>
+                        <w:t xml:space="preserve">EDUCACIÓN  </w:t>
                       </w:r>
                     </w:p>
                     <w:p>
@@ -4845,8 +4962,8 @@
                           <w:b/>
                           <w:bCs/>
                           <w:color w:val="FFFFFF" w:themeColor="background1"/>
-                          <w:sz w:val="21"/>
-                          <w:szCs w:val="21"/>
+                          <w:sz w:val="20"/>
+                          <w:szCs w:val="20"/>
                           <w:lang w:val="es-MX"/>
                         </w:rPr>
                       </w:pPr>
@@ -4857,18 +4974,22 @@
                         <w:ind w:left="340"/>
                         <w:rPr>
                           <w:rFonts w:ascii="Avenir Next LT Pro" w:hAnsi="Avenir Next LT Pro"/>
-                          <w:color w:val="FFFFFF" w:themeColor="background1"/>
-                          <w:sz w:val="21"/>
-                          <w:szCs w:val="21"/>
+                          <w:b/>
+                          <w:bCs/>
+                          <w:color w:val="FFFFFF" w:themeColor="background1"/>
+                          <w:sz w:val="18"/>
+                          <w:szCs w:val="18"/>
                           <w:lang w:val="es-MX"/>
                         </w:rPr>
                       </w:pPr>
                       <w:r>
                         <w:rPr>
                           <w:rFonts w:ascii="Avenir Next LT Pro" w:hAnsi="Avenir Next LT Pro"/>
-                          <w:color w:val="FFFFFF" w:themeColor="background1"/>
-                          <w:sz w:val="21"/>
-                          <w:szCs w:val="21"/>
+                          <w:b/>
+                          <w:bCs/>
+                          <w:color w:val="FFFFFF" w:themeColor="background1"/>
+                          <w:sz w:val="18"/>
+                          <w:szCs w:val="18"/>
                           <w:lang w:val="es-MX"/>
                         </w:rPr>
                         <w:t>Ingeniería en Sistemas Computacionales</w:t>
@@ -4881,8 +5002,8 @@
                         <w:rPr>
                           <w:rFonts w:ascii="Avenir Next LT Pro" w:hAnsi="Avenir Next LT Pro"/>
                           <w:color w:val="FFFFFF" w:themeColor="background1"/>
-                          <w:sz w:val="21"/>
-                          <w:szCs w:val="21"/>
+                          <w:sz w:val="18"/>
+                          <w:szCs w:val="18"/>
                           <w:lang w:val="es-MX"/>
                         </w:rPr>
                       </w:pPr>
@@ -4890,8 +5011,8 @@
                         <w:rPr>
                           <w:rFonts w:ascii="Avenir Next LT Pro" w:hAnsi="Avenir Next LT Pro"/>
                           <w:color w:val="FFFFFF" w:themeColor="background1"/>
-                          <w:sz w:val="21"/>
-                          <w:szCs w:val="21"/>
+                          <w:sz w:val="18"/>
+                          <w:szCs w:val="18"/>
                           <w:lang w:val="es-MX"/>
                         </w:rPr>
                         <w:t>Universidad Bancaria de México</w:t>
@@ -4904,8 +5025,8 @@
                         <w:rPr>
                           <w:rFonts w:ascii="Avenir Next LT Pro" w:hAnsi="Avenir Next LT Pro"/>
                           <w:color w:val="FFFFFF" w:themeColor="background1"/>
-                          <w:sz w:val="21"/>
-                          <w:szCs w:val="21"/>
+                          <w:sz w:val="18"/>
+                          <w:szCs w:val="18"/>
                           <w:lang w:val="es-MX"/>
                         </w:rPr>
                       </w:pPr>
@@ -4913,29 +5034,19 @@
                         <w:rPr>
                           <w:rFonts w:ascii="Avenir Next LT Pro" w:hAnsi="Avenir Next LT Pro"/>
                           <w:color w:val="FFFFFF" w:themeColor="background1"/>
-                          <w:sz w:val="21"/>
-                          <w:szCs w:val="21"/>
-                          <w:lang w:val="es-MX"/>
-                        </w:rPr>
-                        <w:t>Septiembre 2021 –</w:t>
-                      </w:r>
-                      <w:r>
-                        <w:rPr>
-                          <w:rFonts w:ascii="Avenir Next LT Pro" w:hAnsi="Avenir Next LT Pro"/>
-                          <w:color w:val="FFFFFF" w:themeColor="background1"/>
-                          <w:sz w:val="21"/>
-                          <w:szCs w:val="21"/>
-                          <w:lang w:val="es-MX"/>
-                        </w:rPr>
-                        <w:t xml:space="preserve"> </w:t>
+                          <w:sz w:val="18"/>
+                          <w:szCs w:val="18"/>
+                          <w:lang w:val="es-MX"/>
+                        </w:rPr>
+                        <w:t xml:space="preserve">Septiembre 2021 – </w:t>
                       </w:r>
                       <w:proofErr w:type="gramStart"/>
                       <w:r>
                         <w:rPr>
                           <w:rFonts w:ascii="Avenir Next LT Pro" w:hAnsi="Avenir Next LT Pro"/>
                           <w:color w:val="FFFFFF" w:themeColor="background1"/>
-                          <w:sz w:val="21"/>
-                          <w:szCs w:val="21"/>
+                          <w:sz w:val="18"/>
+                          <w:szCs w:val="18"/>
                           <w:lang w:val="es-MX"/>
                         </w:rPr>
                         <w:t>Abril</w:t>
@@ -4945,8 +5056,8 @@
                         <w:rPr>
                           <w:rFonts w:ascii="Avenir Next LT Pro" w:hAnsi="Avenir Next LT Pro"/>
                           <w:color w:val="FFFFFF" w:themeColor="background1"/>
-                          <w:sz w:val="21"/>
-                          <w:szCs w:val="21"/>
+                          <w:sz w:val="18"/>
+                          <w:szCs w:val="18"/>
                           <w:lang w:val="es-MX"/>
                         </w:rPr>
                         <w:t xml:space="preserve"> 2025</w:t>
@@ -4959,8 +5070,8 @@
                         <w:rPr>
                           <w:rFonts w:ascii="Avenir Next LT Pro" w:hAnsi="Avenir Next LT Pro"/>
                           <w:color w:val="FFFFFF" w:themeColor="background1"/>
-                          <w:sz w:val="21"/>
-                          <w:szCs w:val="21"/>
+                          <w:sz w:val="18"/>
+                          <w:szCs w:val="18"/>
                           <w:lang w:val="es-MX"/>
                         </w:rPr>
                       </w:pPr>
@@ -4968,8 +5079,8 @@
                         <w:rPr>
                           <w:rFonts w:ascii="Avenir Next LT Pro" w:hAnsi="Avenir Next LT Pro"/>
                           <w:color w:val="FFFFFF" w:themeColor="background1"/>
-                          <w:sz w:val="21"/>
-                          <w:szCs w:val="21"/>
+                          <w:sz w:val="18"/>
+                          <w:szCs w:val="18"/>
                           <w:lang w:val="es-MX"/>
                         </w:rPr>
                         <w:t>Estado de México, México</w:t>
@@ -4982,17 +5093,193 @@
                         <w:rPr>
                           <w:rFonts w:ascii="Avenir Next LT Pro" w:hAnsi="Avenir Next LT Pro"/>
                           <w:color w:val="FFFFFF" w:themeColor="background1"/>
-                          <w:sz w:val="21"/>
-                          <w:szCs w:val="21"/>
+                          <w:sz w:val="18"/>
+                          <w:szCs w:val="18"/>
+                          <w:lang w:val="es-MX"/>
+                        </w:rPr>
+                      </w:pPr>
+                    </w:p>
+                    <w:p>
+                      <w:pPr>
+                        <w:spacing w:line="360" w:lineRule="auto"/>
+                        <w:ind w:left="340"/>
+                        <w:rPr>
+                          <w:rFonts w:ascii="Avenir Next LT Pro" w:hAnsi="Avenir Next LT Pro"/>
+                          <w:color w:val="FFFFFF" w:themeColor="background1"/>
+                          <w:sz w:val="18"/>
+                          <w:szCs w:val="18"/>
                           <w:lang w:val="es-MX"/>
                         </w:rPr>
                       </w:pPr>
                       <w:r>
                         <w:rPr>
                           <w:rFonts w:ascii="Avenir Next LT Pro" w:hAnsi="Avenir Next LT Pro"/>
-                          <w:color w:val="FFFFFF" w:themeColor="background1"/>
-                          <w:sz w:val="21"/>
-                          <w:szCs w:val="21"/>
+                          <w:b/>
+                          <w:bCs/>
+                          <w:color w:val="FFFFFF" w:themeColor="background1"/>
+                          <w:sz w:val="18"/>
+                          <w:szCs w:val="18"/>
+                        </w:rPr>
+                        <w:t xml:space="preserve">Técnico </w:t>
+                      </w:r>
+                      <w:proofErr w:type="spellStart"/>
+                      <w:r>
+                        <w:rPr>
+                          <w:rFonts w:ascii="Avenir Next LT Pro" w:hAnsi="Avenir Next LT Pro"/>
+                          <w:b/>
+                          <w:bCs/>
+                          <w:color w:val="FFFFFF" w:themeColor="background1"/>
+                          <w:sz w:val="18"/>
+                          <w:szCs w:val="18"/>
+                        </w:rPr>
+                        <w:t>en</w:t>
+                      </w:r>
+                      <w:proofErr w:type="spellEnd"/>
+                      <w:r>
+                        <w:rPr>
+                          <w:rFonts w:ascii="Avenir Next LT Pro" w:hAnsi="Avenir Next LT Pro"/>
+                          <w:b/>
+                          <w:bCs/>
+                          <w:color w:val="FFFFFF" w:themeColor="background1"/>
+                          <w:sz w:val="18"/>
+                          <w:szCs w:val="18"/>
+                        </w:rPr>
+                        <w:t xml:space="preserve"> </w:t>
+                      </w:r>
+                      <w:proofErr w:type="spellStart"/>
+                      <w:r>
+                        <w:rPr>
+                          <w:rFonts w:ascii="Avenir Next LT Pro" w:hAnsi="Avenir Next LT Pro"/>
+                          <w:b/>
+                          <w:bCs/>
+                          <w:color w:val="FFFFFF" w:themeColor="background1"/>
+                          <w:sz w:val="18"/>
+                          <w:szCs w:val="18"/>
+                        </w:rPr>
+                        <w:t>Programación</w:t>
+                      </w:r>
+                      <w:proofErr w:type="spellEnd"/>
+                      <w:r>
+                        <w:rPr>
+                          <w:rFonts w:ascii="Avenir Next LT Pro" w:hAnsi="Avenir Next LT Pro"/>
+                          <w:color w:val="FFFFFF" w:themeColor="background1"/>
+                          <w:sz w:val="18"/>
+                          <w:szCs w:val="18"/>
+                        </w:rPr>
+                        <w:br/>
+                        <w:t xml:space="preserve">Universidad </w:t>
+                      </w:r>
+                      <w:proofErr w:type="spellStart"/>
+                      <w:r>
+                        <w:rPr>
+                          <w:rFonts w:ascii="Avenir Next LT Pro" w:hAnsi="Avenir Next LT Pro"/>
+                          <w:color w:val="FFFFFF" w:themeColor="background1"/>
+                          <w:sz w:val="18"/>
+                          <w:szCs w:val="18"/>
+                        </w:rPr>
+                        <w:t>Bancaria</w:t>
+                      </w:r>
+                      <w:proofErr w:type="spellEnd"/>
+                      <w:r>
+                        <w:rPr>
+                          <w:rFonts w:ascii="Avenir Next LT Pro" w:hAnsi="Avenir Next LT Pro"/>
+                          <w:color w:val="FFFFFF" w:themeColor="background1"/>
+                          <w:sz w:val="18"/>
+                          <w:szCs w:val="18"/>
+                        </w:rPr>
+                        <w:t xml:space="preserve"> de México</w:t>
+                      </w:r>
+                      <w:r>
+                        <w:rPr>
+                          <w:rFonts w:ascii="Avenir Next LT Pro" w:hAnsi="Avenir Next LT Pro"/>
+                          <w:color w:val="FFFFFF" w:themeColor="background1"/>
+                          <w:sz w:val="18"/>
+                          <w:szCs w:val="18"/>
+                        </w:rPr>
+                        <w:br/>
+                      </w:r>
+                      <w:proofErr w:type="spellStart"/>
+                      <w:r>
+                        <w:rPr>
+                          <w:rFonts w:ascii="Avenir Next LT Pro" w:hAnsi="Avenir Next LT Pro"/>
+                          <w:color w:val="FFFFFF" w:themeColor="background1"/>
+                          <w:sz w:val="18"/>
+                          <w:szCs w:val="18"/>
+                        </w:rPr>
+                        <w:t>Septiembre</w:t>
+                      </w:r>
+                      <w:proofErr w:type="spellEnd"/>
+                      <w:r>
+                        <w:rPr>
+                          <w:rFonts w:ascii="Avenir Next LT Pro" w:hAnsi="Avenir Next LT Pro"/>
+                          <w:color w:val="FFFFFF" w:themeColor="background1"/>
+                          <w:sz w:val="18"/>
+                          <w:szCs w:val="18"/>
+                        </w:rPr>
+                        <w:t xml:space="preserve"> 2017 – </w:t>
+                      </w:r>
+                      <w:proofErr w:type="spellStart"/>
+                      <w:r>
+                        <w:rPr>
+                          <w:rFonts w:ascii="Avenir Next LT Pro" w:hAnsi="Avenir Next LT Pro"/>
+                          <w:color w:val="FFFFFF" w:themeColor="background1"/>
+                          <w:sz w:val="18"/>
+                          <w:szCs w:val="18"/>
+                        </w:rPr>
+                        <w:t>Noviembre</w:t>
+                      </w:r>
+                      <w:proofErr w:type="spellEnd"/>
+                      <w:r>
+                        <w:rPr>
+                          <w:rFonts w:ascii="Avenir Next LT Pro" w:hAnsi="Avenir Next LT Pro"/>
+                          <w:color w:val="FFFFFF" w:themeColor="background1"/>
+                          <w:sz w:val="18"/>
+                          <w:szCs w:val="18"/>
+                        </w:rPr>
+                        <w:t xml:space="preserve"> 2020</w:t>
+                      </w:r>
+                      <w:r>
+                        <w:rPr>
+                          <w:rFonts w:ascii="Avenir Next LT Pro" w:hAnsi="Avenir Next LT Pro"/>
+                          <w:color w:val="FFFFFF" w:themeColor="background1"/>
+                          <w:sz w:val="18"/>
+                          <w:szCs w:val="18"/>
+                        </w:rPr>
+                        <w:br/>
+                        <w:t>Estado de México, México</w:t>
+                      </w:r>
+                    </w:p>
+                    <w:p>
+                      <w:pPr>
+                        <w:spacing w:line="360" w:lineRule="auto"/>
+                        <w:ind w:left="340"/>
+                        <w:rPr>
+                          <w:rFonts w:ascii="Avenir Next LT Pro" w:hAnsi="Avenir Next LT Pro"/>
+                          <w:color w:val="FFFFFF" w:themeColor="background1"/>
+                          <w:sz w:val="20"/>
+                          <w:szCs w:val="20"/>
+                          <w:lang w:val="es-MX"/>
+                        </w:rPr>
+                      </w:pPr>
+                    </w:p>
+                    <w:p>
+                      <w:pPr>
+                        <w:spacing w:line="360" w:lineRule="auto"/>
+                        <w:ind w:left="340"/>
+                        <w:rPr>
+                          <w:rFonts w:ascii="Avenir Next LT Pro" w:hAnsi="Avenir Next LT Pro"/>
+                          <w:color w:val="FFFFFF" w:themeColor="background1"/>
+                          <w:sz w:val="20"/>
+                          <w:szCs w:val="20"/>
+                          <w:lang w:val="es-MX"/>
+                        </w:rPr>
+                      </w:pPr>
+                      <w:r>
+                        <w:rPr>
+                          <w:rFonts w:ascii="Avenir Next LT Pro" w:hAnsi="Avenir Next LT Pro"/>
+                          <w:color w:val="FFFFFF" w:themeColor="background1"/>
+                          <w:sz w:val="20"/>
+                          <w:szCs w:val="20"/>
                           <w:lang w:val="es-MX"/>
                         </w:rPr>
                         <w:t>___________________________</w:t>
@@ -5005,8 +5292,8 @@
                         <w:rPr>
                           <w:rFonts w:ascii="Avenir Next LT Pro" w:hAnsi="Avenir Next LT Pro"/>
                           <w:color w:val="FFFFFF" w:themeColor="background1"/>
-                          <w:sz w:val="21"/>
-                          <w:szCs w:val="21"/>
+                          <w:sz w:val="20"/>
+                          <w:szCs w:val="20"/>
                           <w:lang w:val="es-MX"/>
                         </w:rPr>
                       </w:pPr>
@@ -5020,8 +5307,8 @@
                           <w:b/>
                           <w:bCs/>
                           <w:color w:val="FFFFFF" w:themeColor="background1"/>
-                          <w:sz w:val="21"/>
-                          <w:szCs w:val="21"/>
+                          <w:sz w:val="20"/>
+                          <w:szCs w:val="20"/>
                           <w:lang w:val="es-MX"/>
                         </w:rPr>
                       </w:pPr>
@@ -5031,8 +5318,8 @@
                           <w:b/>
                           <w:bCs/>
                           <w:color w:val="FFFFFF" w:themeColor="background1"/>
-                          <w:sz w:val="21"/>
-                          <w:szCs w:val="21"/>
+                          <w:sz w:val="20"/>
+                          <w:szCs w:val="20"/>
                           <w:lang w:val="es-MX"/>
                         </w:rPr>
                         <w:t>CERTIFICACIONES</w:t>
@@ -5045,8 +5332,8 @@
                         <w:rPr>
                           <w:rFonts w:ascii="Avenir Next LT Pro" w:hAnsi="Avenir Next LT Pro"/>
                           <w:color w:val="FFFFFF" w:themeColor="background1"/>
-                          <w:sz w:val="21"/>
-                          <w:szCs w:val="21"/>
+                          <w:sz w:val="20"/>
+                          <w:szCs w:val="20"/>
                           <w:lang w:val="es-MX"/>
                         </w:rPr>
                       </w:pPr>
@@ -5058,8 +5345,8 @@
                         <w:rPr>
                           <w:rFonts w:ascii="Avenir Next LT Pro" w:hAnsi="Avenir Next LT Pro"/>
                           <w:color w:val="FFFFFF" w:themeColor="background1"/>
-                          <w:sz w:val="21"/>
-                          <w:szCs w:val="21"/>
+                          <w:sz w:val="18"/>
+                          <w:szCs w:val="18"/>
                           <w:lang w:val="es-MX"/>
                         </w:rPr>
                       </w:pPr>
@@ -5067,8 +5354,8 @@
                         <w:rPr>
                           <w:rFonts w:ascii="Avenir Next LT Pro" w:hAnsi="Avenir Next LT Pro"/>
                           <w:color w:val="FFFFFF" w:themeColor="background1"/>
-                          <w:sz w:val="21"/>
-                          <w:szCs w:val="21"/>
+                          <w:sz w:val="18"/>
+                          <w:szCs w:val="18"/>
                           <w:lang w:val="es-MX"/>
                         </w:rPr>
                         <w:t xml:space="preserve">• Scrum Fundamentals </w:t>
@@ -5078,8 +5365,8 @@
                         <w:rPr>
                           <w:rFonts w:ascii="Avenir Next LT Pro" w:hAnsi="Avenir Next LT Pro"/>
                           <w:color w:val="FFFFFF" w:themeColor="background1"/>
-                          <w:sz w:val="21"/>
-                          <w:szCs w:val="21"/>
+                          <w:sz w:val="18"/>
+                          <w:szCs w:val="18"/>
                           <w:lang w:val="es-MX"/>
                         </w:rPr>
                         <w:t>Certified</w:t>
@@ -5089,8 +5376,8 @@
                         <w:rPr>
                           <w:rFonts w:ascii="Avenir Next LT Pro" w:hAnsi="Avenir Next LT Pro"/>
                           <w:color w:val="FFFFFF" w:themeColor="background1"/>
-                          <w:sz w:val="21"/>
-                          <w:szCs w:val="21"/>
+                          <w:sz w:val="18"/>
+                          <w:szCs w:val="18"/>
                           <w:lang w:val="es-MX"/>
                         </w:rPr>
                         <w:t xml:space="preserve"> (</w:t>
@@ -5100,8 +5387,8 @@
                         <w:rPr>
                           <w:rFonts w:ascii="Avenir Next LT Pro" w:hAnsi="Avenir Next LT Pro"/>
                           <w:color w:val="FFFFFF" w:themeColor="background1"/>
-                          <w:sz w:val="21"/>
-                          <w:szCs w:val="21"/>
+                          <w:sz w:val="18"/>
+                          <w:szCs w:val="18"/>
                           <w:lang w:val="es-MX"/>
                         </w:rPr>
                         <w:t>SMstudy</w:t>
@@ -5111,8 +5398,8 @@
                         <w:rPr>
                           <w:rFonts w:ascii="Avenir Next LT Pro" w:hAnsi="Avenir Next LT Pro"/>
                           <w:color w:val="FFFFFF" w:themeColor="background1"/>
-                          <w:sz w:val="21"/>
-                          <w:szCs w:val="21"/>
+                          <w:sz w:val="18"/>
+                          <w:szCs w:val="18"/>
                           <w:lang w:val="es-MX"/>
                         </w:rPr>
                         <w:t xml:space="preserve">) – </w:t>
@@ -5122,8 +5409,8 @@
                         <w:rPr>
                           <w:rFonts w:ascii="Avenir Next LT Pro" w:hAnsi="Avenir Next LT Pro"/>
                           <w:color w:val="FFFFFF" w:themeColor="background1"/>
-                          <w:sz w:val="21"/>
-                          <w:szCs w:val="21"/>
+                          <w:sz w:val="18"/>
+                          <w:szCs w:val="18"/>
                           <w:lang w:val="es-MX"/>
                         </w:rPr>
                         <w:t>Octubre</w:t>
@@ -5133,8 +5420,8 @@
                         <w:rPr>
                           <w:rFonts w:ascii="Avenir Next LT Pro" w:hAnsi="Avenir Next LT Pro"/>
                           <w:color w:val="FFFFFF" w:themeColor="background1"/>
-                          <w:sz w:val="21"/>
-                          <w:szCs w:val="21"/>
+                          <w:sz w:val="18"/>
+                          <w:szCs w:val="18"/>
                           <w:lang w:val="es-MX"/>
                         </w:rPr>
                         <w:t xml:space="preserve"> 2024</w:t>
@@ -5147,8 +5434,8 @@
                         <w:rPr>
                           <w:rFonts w:ascii="Avenir Next LT Pro" w:hAnsi="Avenir Next LT Pro"/>
                           <w:color w:val="FFFFFF" w:themeColor="background1"/>
-                          <w:sz w:val="21"/>
-                          <w:szCs w:val="21"/>
+                          <w:sz w:val="18"/>
+                          <w:szCs w:val="18"/>
                           <w:lang w:val="es-MX"/>
                         </w:rPr>
                       </w:pPr>
@@ -5160,8 +5447,8 @@
                         <w:rPr>
                           <w:rFonts w:ascii="Avenir Next LT Pro" w:hAnsi="Avenir Next LT Pro"/>
                           <w:color w:val="FFFFFF" w:themeColor="background1"/>
-                          <w:sz w:val="21"/>
-                          <w:szCs w:val="21"/>
+                          <w:sz w:val="18"/>
+                          <w:szCs w:val="18"/>
                           <w:lang w:val="es-MX"/>
                         </w:rPr>
                       </w:pPr>
@@ -5169,8 +5456,8 @@
                         <w:rPr>
                           <w:rFonts w:ascii="Avenir Next LT Pro" w:hAnsi="Avenir Next LT Pro"/>
                           <w:color w:val="FFFFFF" w:themeColor="background1"/>
-                          <w:sz w:val="21"/>
-                          <w:szCs w:val="21"/>
+                          <w:sz w:val="18"/>
+                          <w:szCs w:val="18"/>
                           <w:lang w:val="es-MX"/>
                         </w:rPr>
                         <w:t xml:space="preserve">• AWS </w:t>
@@ -5180,8 +5467,8 @@
                         <w:rPr>
                           <w:rFonts w:ascii="Avenir Next LT Pro" w:hAnsi="Avenir Next LT Pro"/>
                           <w:color w:val="FFFFFF" w:themeColor="background1"/>
-                          <w:sz w:val="21"/>
-                          <w:szCs w:val="21"/>
+                          <w:sz w:val="18"/>
+                          <w:szCs w:val="18"/>
                           <w:lang w:val="es-MX"/>
                         </w:rPr>
                         <w:t>Educate</w:t>
@@ -5191,8 +5478,8 @@
                         <w:rPr>
                           <w:rFonts w:ascii="Avenir Next LT Pro" w:hAnsi="Avenir Next LT Pro"/>
                           <w:color w:val="FFFFFF" w:themeColor="background1"/>
-                          <w:sz w:val="21"/>
-                          <w:szCs w:val="21"/>
+                          <w:sz w:val="18"/>
+                          <w:szCs w:val="18"/>
                           <w:lang w:val="es-MX"/>
                         </w:rPr>
                         <w:t xml:space="preserve">: </w:t>
@@ -5202,8 +5489,8 @@
                         <w:rPr>
                           <w:rFonts w:ascii="Avenir Next LT Pro" w:hAnsi="Avenir Next LT Pro"/>
                           <w:color w:val="FFFFFF" w:themeColor="background1"/>
-                          <w:sz w:val="21"/>
-                          <w:szCs w:val="21"/>
+                          <w:sz w:val="18"/>
+                          <w:szCs w:val="18"/>
                           <w:lang w:val="es-MX"/>
                         </w:rPr>
                         <w:t>Introduction</w:t>
@@ -5213,8 +5500,8 @@
                         <w:rPr>
                           <w:rFonts w:ascii="Avenir Next LT Pro" w:hAnsi="Avenir Next LT Pro"/>
                           <w:color w:val="FFFFFF" w:themeColor="background1"/>
-                          <w:sz w:val="21"/>
-                          <w:szCs w:val="21"/>
+                          <w:sz w:val="18"/>
+                          <w:szCs w:val="18"/>
                           <w:lang w:val="es-MX"/>
                         </w:rPr>
                         <w:t xml:space="preserve"> </w:t>
@@ -5224,8 +5511,8 @@
                         <w:rPr>
                           <w:rFonts w:ascii="Avenir Next LT Pro" w:hAnsi="Avenir Next LT Pro"/>
                           <w:color w:val="FFFFFF" w:themeColor="background1"/>
-                          <w:sz w:val="21"/>
-                          <w:szCs w:val="21"/>
+                          <w:sz w:val="18"/>
+                          <w:szCs w:val="18"/>
                           <w:lang w:val="es-MX"/>
                         </w:rPr>
                         <w:t>to</w:t>
@@ -5235,8 +5522,8 @@
                         <w:rPr>
                           <w:rFonts w:ascii="Avenir Next LT Pro" w:hAnsi="Avenir Next LT Pro"/>
                           <w:color w:val="FFFFFF" w:themeColor="background1"/>
-                          <w:sz w:val="21"/>
-                          <w:szCs w:val="21"/>
+                          <w:sz w:val="18"/>
+                          <w:szCs w:val="18"/>
                           <w:lang w:val="es-MX"/>
                         </w:rPr>
                         <w:t xml:space="preserve"> Cloud 101 (AWS) – </w:t>
@@ -5246,8 +5533,8 @@
                         <w:rPr>
                           <w:rFonts w:ascii="Avenir Next LT Pro" w:hAnsi="Avenir Next LT Pro"/>
                           <w:color w:val="FFFFFF" w:themeColor="background1"/>
-                          <w:sz w:val="21"/>
-                          <w:szCs w:val="21"/>
+                          <w:sz w:val="18"/>
+                          <w:szCs w:val="18"/>
                           <w:lang w:val="es-MX"/>
                         </w:rPr>
                         <w:t>Noviembre</w:t>
@@ -5257,8 +5544,8 @@
                         <w:rPr>
                           <w:rFonts w:ascii="Avenir Next LT Pro" w:hAnsi="Avenir Next LT Pro"/>
                           <w:color w:val="FFFFFF" w:themeColor="background1"/>
-                          <w:sz w:val="21"/>
-                          <w:szCs w:val="21"/>
+                          <w:sz w:val="18"/>
+                          <w:szCs w:val="18"/>
                           <w:lang w:val="es-MX"/>
                         </w:rPr>
                         <w:t xml:space="preserve"> 2025</w:t>
@@ -5271,8 +5558,8 @@
                         <w:rPr>
                           <w:rFonts w:ascii="Avenir Next LT Pro" w:hAnsi="Avenir Next LT Pro"/>
                           <w:color w:val="FFFFFF" w:themeColor="background1"/>
-                          <w:sz w:val="21"/>
-                          <w:szCs w:val="21"/>
+                          <w:sz w:val="18"/>
+                          <w:szCs w:val="18"/>
                           <w:lang w:val="es-MX"/>
                         </w:rPr>
                       </w:pPr>
@@ -5284,8 +5571,8 @@
                         <w:rPr>
                           <w:rFonts w:ascii="Avenir Next LT Pro" w:hAnsi="Avenir Next LT Pro"/>
                           <w:color w:val="FFFFFF" w:themeColor="background1"/>
-                          <w:sz w:val="21"/>
-                          <w:szCs w:val="21"/>
+                          <w:sz w:val="18"/>
+                          <w:szCs w:val="18"/>
                           <w:lang w:val="es-MX"/>
                         </w:rPr>
                       </w:pPr>
@@ -5293,8 +5580,8 @@
                         <w:rPr>
                           <w:rFonts w:ascii="Avenir Next LT Pro" w:hAnsi="Avenir Next LT Pro"/>
                           <w:color w:val="FFFFFF" w:themeColor="background1"/>
-                          <w:sz w:val="21"/>
-                          <w:szCs w:val="21"/>
+                          <w:sz w:val="18"/>
+                          <w:szCs w:val="18"/>
                           <w:lang w:val="es-MX"/>
                         </w:rPr>
                         <w:t xml:space="preserve">• Universidad Java – De Cero a Experto (+155 </w:t>
@@ -5304,8 +5591,8 @@
                         <w:rPr>
                           <w:rFonts w:ascii="Avenir Next LT Pro" w:hAnsi="Avenir Next LT Pro"/>
                           <w:color w:val="FFFFFF" w:themeColor="background1"/>
-                          <w:sz w:val="21"/>
-                          <w:szCs w:val="21"/>
+                          <w:sz w:val="18"/>
+                          <w:szCs w:val="18"/>
                           <w:lang w:val="es-MX"/>
                         </w:rPr>
                         <w:t>hrs</w:t>
@@ -5315,8 +5602,8 @@
                         <w:rPr>
                           <w:rFonts w:ascii="Avenir Next LT Pro" w:hAnsi="Avenir Next LT Pro"/>
                           <w:color w:val="FFFFFF" w:themeColor="background1"/>
-                          <w:sz w:val="21"/>
-                          <w:szCs w:val="21"/>
+                          <w:sz w:val="18"/>
+                          <w:szCs w:val="18"/>
                           <w:lang w:val="es-MX"/>
                         </w:rPr>
                         <w:t xml:space="preserve">) (Udemy) – </w:t>
@@ -5326,8 +5613,8 @@
                         <w:rPr>
                           <w:rFonts w:ascii="Avenir Next LT Pro" w:hAnsi="Avenir Next LT Pro"/>
                           <w:color w:val="FFFFFF" w:themeColor="background1"/>
-                          <w:sz w:val="21"/>
-                          <w:szCs w:val="21"/>
+                          <w:sz w:val="18"/>
+                          <w:szCs w:val="18"/>
                           <w:lang w:val="es-MX"/>
                         </w:rPr>
                         <w:t>Marzo</w:t>
@@ -5337,8 +5624,8 @@
                         <w:rPr>
                           <w:rFonts w:ascii="Avenir Next LT Pro" w:hAnsi="Avenir Next LT Pro"/>
                           <w:color w:val="FFFFFF" w:themeColor="background1"/>
-                          <w:sz w:val="21"/>
-                          <w:szCs w:val="21"/>
+                          <w:sz w:val="18"/>
+                          <w:szCs w:val="18"/>
                           <w:lang w:val="es-MX"/>
                         </w:rPr>
                         <w:t xml:space="preserve"> 2025</w:t>
@@ -5351,8 +5638,8 @@
                         <w:rPr>
                           <w:rFonts w:ascii="Avenir Next LT Pro" w:hAnsi="Avenir Next LT Pro"/>
                           <w:color w:val="FFFFFF" w:themeColor="background1"/>
-                          <w:sz w:val="21"/>
-                          <w:szCs w:val="21"/>
+                          <w:sz w:val="18"/>
+                          <w:szCs w:val="18"/>
                           <w:lang w:val="es-MX"/>
                         </w:rPr>
                       </w:pPr>
@@ -5364,8 +5651,8 @@
                         <w:rPr>
                           <w:rFonts w:ascii="Avenir Next LT Pro" w:hAnsi="Avenir Next LT Pro"/>
                           <w:color w:val="FFFFFF" w:themeColor="background1"/>
-                          <w:sz w:val="21"/>
-                          <w:szCs w:val="21"/>
+                          <w:sz w:val="18"/>
+                          <w:szCs w:val="18"/>
                           <w:lang w:val="es-MX"/>
                         </w:rPr>
                       </w:pPr>
@@ -5373,8 +5660,8 @@
                         <w:rPr>
                           <w:rFonts w:ascii="Avenir Next LT Pro" w:hAnsi="Avenir Next LT Pro"/>
                           <w:color w:val="FFFFFF" w:themeColor="background1"/>
-                          <w:sz w:val="21"/>
-                          <w:szCs w:val="21"/>
+                          <w:sz w:val="18"/>
+                          <w:szCs w:val="18"/>
                           <w:lang w:val="es-MX"/>
                         </w:rPr>
                         <w:t xml:space="preserve">• </w:t>
@@ -5384,8 +5671,8 @@
                         <w:rPr>
                           <w:rFonts w:ascii="Avenir Next LT Pro" w:hAnsi="Avenir Next LT Pro"/>
                           <w:color w:val="FFFFFF" w:themeColor="background1"/>
-                          <w:sz w:val="21"/>
-                          <w:szCs w:val="21"/>
+                          <w:sz w:val="18"/>
+                          <w:szCs w:val="18"/>
                           <w:lang w:val="es-MX"/>
                         </w:rPr>
                         <w:t>Learn</w:t>
@@ -5395,8 +5682,8 @@
                         <w:rPr>
                           <w:rFonts w:ascii="Avenir Next LT Pro" w:hAnsi="Avenir Next LT Pro"/>
                           <w:color w:val="FFFFFF" w:themeColor="background1"/>
-                          <w:sz w:val="21"/>
-                          <w:szCs w:val="21"/>
+                          <w:sz w:val="18"/>
+                          <w:szCs w:val="18"/>
                           <w:lang w:val="es-MX"/>
                         </w:rPr>
                         <w:t xml:space="preserve"> Spring </w:t>
@@ -5406,8 +5693,8 @@
                         <w:rPr>
                           <w:rFonts w:ascii="Avenir Next LT Pro" w:hAnsi="Avenir Next LT Pro"/>
                           <w:color w:val="FFFFFF" w:themeColor="background1"/>
-                          <w:sz w:val="21"/>
-                          <w:szCs w:val="21"/>
+                          <w:sz w:val="18"/>
+                          <w:szCs w:val="18"/>
                           <w:lang w:val="es-MX"/>
                         </w:rPr>
                         <w:t>Modulith</w:t>
@@ -5417,8 +5704,8 @@
                         <w:rPr>
                           <w:rFonts w:ascii="Avenir Next LT Pro" w:hAnsi="Avenir Next LT Pro"/>
                           <w:color w:val="FFFFFF" w:themeColor="background1"/>
-                          <w:sz w:val="21"/>
-                          <w:szCs w:val="21"/>
+                          <w:sz w:val="18"/>
+                          <w:szCs w:val="18"/>
                           <w:lang w:val="es-MX"/>
                         </w:rPr>
                         <w:t xml:space="preserve">: </w:t>
@@ -5428,8 +5715,8 @@
                         <w:rPr>
                           <w:rFonts w:ascii="Avenir Next LT Pro" w:hAnsi="Avenir Next LT Pro"/>
                           <w:color w:val="FFFFFF" w:themeColor="background1"/>
-                          <w:sz w:val="21"/>
-                          <w:szCs w:val="21"/>
+                          <w:sz w:val="18"/>
+                          <w:szCs w:val="18"/>
                           <w:lang w:val="es-MX"/>
                         </w:rPr>
                         <w:t>Monolith</w:t>
@@ -5439,8 +5726,8 @@
                         <w:rPr>
                           <w:rFonts w:ascii="Avenir Next LT Pro" w:hAnsi="Avenir Next LT Pro"/>
                           <w:color w:val="FFFFFF" w:themeColor="background1"/>
-                          <w:sz w:val="21"/>
-                          <w:szCs w:val="21"/>
+                          <w:sz w:val="18"/>
+                          <w:szCs w:val="18"/>
                           <w:lang w:val="es-MX"/>
                         </w:rPr>
                         <w:t xml:space="preserve"> </w:t>
@@ -5450,8 +5737,8 @@
                         <w:rPr>
                           <w:rFonts w:ascii="Avenir Next LT Pro" w:hAnsi="Avenir Next LT Pro"/>
                           <w:color w:val="FFFFFF" w:themeColor="background1"/>
-                          <w:sz w:val="21"/>
-                          <w:szCs w:val="21"/>
+                          <w:sz w:val="18"/>
+                          <w:szCs w:val="18"/>
                           <w:lang w:val="es-MX"/>
                         </w:rPr>
                         <w:t>to</w:t>
@@ -5461,8 +5748,8 @@
                         <w:rPr>
                           <w:rFonts w:ascii="Avenir Next LT Pro" w:hAnsi="Avenir Next LT Pro"/>
                           <w:color w:val="FFFFFF" w:themeColor="background1"/>
-                          <w:sz w:val="21"/>
-                          <w:szCs w:val="21"/>
+                          <w:sz w:val="18"/>
+                          <w:szCs w:val="18"/>
                           <w:lang w:val="es-MX"/>
                         </w:rPr>
                         <w:t xml:space="preserve"> </w:t>
@@ -5472,8 +5759,8 @@
                         <w:rPr>
                           <w:rFonts w:ascii="Avenir Next LT Pro" w:hAnsi="Avenir Next LT Pro"/>
                           <w:color w:val="FFFFFF" w:themeColor="background1"/>
-                          <w:sz w:val="21"/>
-                          <w:szCs w:val="21"/>
+                          <w:sz w:val="18"/>
+                          <w:szCs w:val="18"/>
                           <w:lang w:val="es-MX"/>
                         </w:rPr>
                         <w:t>Microservices</w:t>
@@ -5483,8 +5770,8 @@
                         <w:rPr>
                           <w:rFonts w:ascii="Avenir Next LT Pro" w:hAnsi="Avenir Next LT Pro"/>
                           <w:color w:val="FFFFFF" w:themeColor="background1"/>
-                          <w:sz w:val="21"/>
-                          <w:szCs w:val="21"/>
+                          <w:sz w:val="18"/>
+                          <w:szCs w:val="18"/>
                           <w:lang w:val="es-MX"/>
                         </w:rPr>
                         <w:t xml:space="preserve"> </w:t>
@@ -5494,8 +5781,8 @@
                         <w:rPr>
                           <w:rFonts w:ascii="Avenir Next LT Pro" w:hAnsi="Avenir Next LT Pro"/>
                           <w:color w:val="FFFFFF" w:themeColor="background1"/>
-                          <w:sz w:val="21"/>
-                          <w:szCs w:val="21"/>
+                          <w:sz w:val="18"/>
+                          <w:szCs w:val="18"/>
                           <w:lang w:val="es-MX"/>
                         </w:rPr>
                         <w:t>Seamlessly</w:t>
@@ -5505,8 +5792,8 @@
                         <w:rPr>
                           <w:rFonts w:ascii="Avenir Next LT Pro" w:hAnsi="Avenir Next LT Pro"/>
                           <w:color w:val="FFFFFF" w:themeColor="background1"/>
-                          <w:sz w:val="21"/>
-                          <w:szCs w:val="21"/>
+                          <w:sz w:val="18"/>
+                          <w:szCs w:val="18"/>
                           <w:lang w:val="es-MX"/>
                         </w:rPr>
                         <w:t xml:space="preserve"> (Udemy) – </w:t>
@@ -5516,8 +5803,8 @@
                         <w:rPr>
                           <w:rFonts w:ascii="Avenir Next LT Pro" w:hAnsi="Avenir Next LT Pro"/>
                           <w:color w:val="FFFFFF" w:themeColor="background1"/>
-                          <w:sz w:val="21"/>
-                          <w:szCs w:val="21"/>
+                          <w:sz w:val="18"/>
+                          <w:szCs w:val="18"/>
                           <w:lang w:val="es-MX"/>
                         </w:rPr>
                         <w:t>Febrero</w:t>
@@ -5527,8 +5814,8 @@
                         <w:rPr>
                           <w:rFonts w:ascii="Avenir Next LT Pro" w:hAnsi="Avenir Next LT Pro"/>
                           <w:color w:val="FFFFFF" w:themeColor="background1"/>
-                          <w:sz w:val="21"/>
-                          <w:szCs w:val="21"/>
+                          <w:sz w:val="18"/>
+                          <w:szCs w:val="18"/>
                           <w:lang w:val="es-MX"/>
                         </w:rPr>
                         <w:t xml:space="preserve"> 2025</w:t>
@@ -5541,8 +5828,8 @@
                         <w:rPr>
                           <w:rFonts w:ascii="Avenir Next LT Pro" w:hAnsi="Avenir Next LT Pro"/>
                           <w:color w:val="FFFFFF" w:themeColor="background1"/>
-                          <w:sz w:val="21"/>
-                          <w:szCs w:val="21"/>
+                          <w:sz w:val="18"/>
+                          <w:szCs w:val="18"/>
                           <w:lang w:val="es-MX"/>
                         </w:rPr>
                       </w:pPr>
@@ -5554,8 +5841,8 @@
                         <w:rPr>
                           <w:rFonts w:ascii="Avenir Next LT Pro" w:hAnsi="Avenir Next LT Pro"/>
                           <w:color w:val="FFFFFF" w:themeColor="background1"/>
-                          <w:sz w:val="21"/>
-                          <w:szCs w:val="21"/>
+                          <w:sz w:val="18"/>
+                          <w:szCs w:val="18"/>
                           <w:lang w:val="es-MX"/>
                         </w:rPr>
                       </w:pPr>
@@ -5563,8 +5850,8 @@
                         <w:rPr>
                           <w:rFonts w:ascii="Avenir Next LT Pro" w:hAnsi="Avenir Next LT Pro"/>
                           <w:color w:val="FFFFFF" w:themeColor="background1"/>
-                          <w:sz w:val="21"/>
-                          <w:szCs w:val="21"/>
+                          <w:sz w:val="18"/>
+                          <w:szCs w:val="18"/>
                           <w:lang w:val="es-MX"/>
                         </w:rPr>
                         <w:t xml:space="preserve">• Universidad Angular – De Cero a Experto (Udemy) – </w:t>
@@ -5574,8 +5861,8 @@
                         <w:rPr>
                           <w:rFonts w:ascii="Avenir Next LT Pro" w:hAnsi="Avenir Next LT Pro"/>
                           <w:color w:val="FFFFFF" w:themeColor="background1"/>
-                          <w:sz w:val="21"/>
-                          <w:szCs w:val="21"/>
+                          <w:sz w:val="18"/>
+                          <w:szCs w:val="18"/>
                           <w:lang w:val="es-MX"/>
                         </w:rPr>
                         <w:t>Noviembre</w:t>
@@ -5585,8 +5872,8 @@
                         <w:rPr>
                           <w:rFonts w:ascii="Avenir Next LT Pro" w:hAnsi="Avenir Next LT Pro"/>
                           <w:color w:val="FFFFFF" w:themeColor="background1"/>
-                          <w:sz w:val="21"/>
-                          <w:szCs w:val="21"/>
+                          <w:sz w:val="18"/>
+                          <w:szCs w:val="18"/>
                           <w:lang w:val="es-MX"/>
                         </w:rPr>
                         <w:t xml:space="preserve"> 2025</w:t>
@@ -5599,8 +5886,8 @@
                         <w:rPr>
                           <w:rFonts w:ascii="Avenir Next LT Pro" w:hAnsi="Avenir Next LT Pro"/>
                           <w:color w:val="FFFFFF" w:themeColor="background1"/>
-                          <w:sz w:val="21"/>
-                          <w:szCs w:val="21"/>
+                          <w:sz w:val="18"/>
+                          <w:szCs w:val="18"/>
                           <w:lang w:val="es-MX"/>
                         </w:rPr>
                       </w:pPr>
@@ -5612,8 +5899,8 @@
                         <w:rPr>
                           <w:rFonts w:ascii="Avenir Next LT Pro" w:hAnsi="Avenir Next LT Pro"/>
                           <w:color w:val="FFFFFF" w:themeColor="background1"/>
-                          <w:sz w:val="21"/>
-                          <w:szCs w:val="21"/>
+                          <w:sz w:val="20"/>
+                          <w:szCs w:val="20"/>
                           <w:lang w:val="es-MX"/>
                         </w:rPr>
                       </w:pPr>
@@ -5621,8 +5908,8 @@
                         <w:rPr>
                           <w:rFonts w:ascii="Avenir Next LT Pro" w:hAnsi="Avenir Next LT Pro"/>
                           <w:color w:val="FFFFFF" w:themeColor="background1"/>
-                          <w:sz w:val="21"/>
-                          <w:szCs w:val="21"/>
+                          <w:sz w:val="18"/>
+                          <w:szCs w:val="18"/>
                           <w:lang w:val="es-MX"/>
                         </w:rPr>
                         <w:t xml:space="preserve">• </w:t>
@@ -5632,8 +5919,8 @@
                         <w:rPr>
                           <w:rFonts w:ascii="Avenir Next LT Pro" w:hAnsi="Avenir Next LT Pro"/>
                           <w:color w:val="FFFFFF" w:themeColor="background1"/>
-                          <w:sz w:val="21"/>
-                          <w:szCs w:val="21"/>
+                          <w:sz w:val="18"/>
+                          <w:szCs w:val="18"/>
                           <w:lang w:val="es-MX"/>
                         </w:rPr>
                         <w:t>Introduction</w:t>
@@ -5643,8 +5930,8 @@
                         <w:rPr>
                           <w:rFonts w:ascii="Avenir Next LT Pro" w:hAnsi="Avenir Next LT Pro"/>
                           <w:color w:val="FFFFFF" w:themeColor="background1"/>
-                          <w:sz w:val="21"/>
-                          <w:szCs w:val="21"/>
+                          <w:sz w:val="18"/>
+                          <w:szCs w:val="18"/>
                           <w:lang w:val="es-MX"/>
                         </w:rPr>
                         <w:t xml:space="preserve"> </w:t>
@@ -5654,8 +5941,8 @@
                         <w:rPr>
                           <w:rFonts w:ascii="Avenir Next LT Pro" w:hAnsi="Avenir Next LT Pro"/>
                           <w:color w:val="FFFFFF" w:themeColor="background1"/>
-                          <w:sz w:val="21"/>
-                          <w:szCs w:val="21"/>
+                          <w:sz w:val="18"/>
+                          <w:szCs w:val="18"/>
                           <w:lang w:val="es-MX"/>
                         </w:rPr>
                         <w:t>to</w:t>
@@ -5665,8 +5952,8 @@
                         <w:rPr>
                           <w:rFonts w:ascii="Avenir Next LT Pro" w:hAnsi="Avenir Next LT Pro"/>
                           <w:color w:val="FFFFFF" w:themeColor="background1"/>
-                          <w:sz w:val="21"/>
-                          <w:szCs w:val="21"/>
+                          <w:sz w:val="18"/>
+                          <w:szCs w:val="18"/>
                           <w:lang w:val="es-MX"/>
                         </w:rPr>
                         <w:t xml:space="preserve"> Software </w:t>
@@ -5676,8 +5963,8 @@
                         <w:rPr>
                           <w:rFonts w:ascii="Avenir Next LT Pro" w:hAnsi="Avenir Next LT Pro"/>
                           <w:color w:val="FFFFFF" w:themeColor="background1"/>
-                          <w:sz w:val="21"/>
-                          <w:szCs w:val="21"/>
+                          <w:sz w:val="20"/>
+                          <w:szCs w:val="20"/>
                           <w:lang w:val="es-MX"/>
                         </w:rPr>
                         <w:t>Architecture</w:t>
@@ -5687,8 +5974,8 @@
                         <w:rPr>
                           <w:rFonts w:ascii="Avenir Next LT Pro" w:hAnsi="Avenir Next LT Pro"/>
                           <w:color w:val="FFFFFF" w:themeColor="background1"/>
-                          <w:sz w:val="21"/>
-                          <w:szCs w:val="21"/>
+                          <w:sz w:val="20"/>
+                          <w:szCs w:val="20"/>
                           <w:lang w:val="es-MX"/>
                         </w:rPr>
                         <w:t xml:space="preserve"> (</w:t>
@@ -5698,8 +5985,8 @@
                         <w:rPr>
                           <w:rFonts w:ascii="Avenir Next LT Pro" w:hAnsi="Avenir Next LT Pro"/>
                           <w:color w:val="FFFFFF" w:themeColor="background1"/>
-                          <w:sz w:val="21"/>
-                          <w:szCs w:val="21"/>
+                          <w:sz w:val="20"/>
+                          <w:szCs w:val="20"/>
                           <w:lang w:val="es-MX"/>
                         </w:rPr>
                         <w:t>Simplilearn</w:t>
@@ -5709,8 +5996,8 @@
                         <w:rPr>
                           <w:rFonts w:ascii="Avenir Next LT Pro" w:hAnsi="Avenir Next LT Pro"/>
                           <w:color w:val="FFFFFF" w:themeColor="background1"/>
-                          <w:sz w:val="21"/>
-                          <w:szCs w:val="21"/>
+                          <w:sz w:val="20"/>
+                          <w:szCs w:val="20"/>
                           <w:lang w:val="es-MX"/>
                         </w:rPr>
                         <w:t xml:space="preserve">) – </w:t>
@@ -5720,8 +6007,8 @@
                         <w:rPr>
                           <w:rFonts w:ascii="Avenir Next LT Pro" w:hAnsi="Avenir Next LT Pro"/>
                           <w:color w:val="FFFFFF" w:themeColor="background1"/>
-                          <w:sz w:val="21"/>
-                          <w:szCs w:val="21"/>
+                          <w:sz w:val="20"/>
+                          <w:szCs w:val="20"/>
                           <w:lang w:val="es-MX"/>
                         </w:rPr>
                         <w:t>Octubre</w:t>
@@ -5731,8 +6018,8 @@
                         <w:rPr>
                           <w:rFonts w:ascii="Avenir Next LT Pro" w:hAnsi="Avenir Next LT Pro"/>
                           <w:color w:val="FFFFFF" w:themeColor="background1"/>
-                          <w:sz w:val="21"/>
-                          <w:szCs w:val="21"/>
+                          <w:sz w:val="20"/>
+                          <w:szCs w:val="20"/>
                           <w:lang w:val="es-MX"/>
                         </w:rPr>
                         <w:t xml:space="preserve"> 2025</w:t>
@@ -5745,8 +6032,8 @@
                         <w:rPr>
                           <w:rFonts w:ascii="Avenir Next LT Pro" w:hAnsi="Avenir Next LT Pro"/>
                           <w:color w:val="FFFFFF" w:themeColor="background1"/>
-                          <w:sz w:val="21"/>
-                          <w:szCs w:val="21"/>
+                          <w:sz w:val="20"/>
+                          <w:szCs w:val="20"/>
                           <w:lang w:val="es-MX"/>
                         </w:rPr>
                       </w:pPr>
@@ -5758,8 +6045,8 @@
                         <w:rPr>
                           <w:rFonts w:ascii="Avenir Next LT Pro" w:hAnsi="Avenir Next LT Pro"/>
                           <w:color w:val="FFFFFF" w:themeColor="background1"/>
-                          <w:sz w:val="21"/>
-                          <w:szCs w:val="21"/>
+                          <w:sz w:val="20"/>
+                          <w:szCs w:val="20"/>
                           <w:lang w:val="es-MX"/>
                         </w:rPr>
                       </w:pPr>
@@ -5767,8 +6054,8 @@
                         <w:rPr>
                           <w:rFonts w:ascii="Avenir Next LT Pro" w:hAnsi="Avenir Next LT Pro"/>
                           <w:color w:val="FFFFFF" w:themeColor="background1"/>
-                          <w:sz w:val="21"/>
-                          <w:szCs w:val="21"/>
+                          <w:sz w:val="20"/>
+                          <w:szCs w:val="20"/>
                           <w:lang w:val="es-MX"/>
                         </w:rPr>
                         <w:t>• Fundamentos de la Arquitectura de Software y Diseño de Sistemas (</w:t>
@@ -5778,8 +6065,8 @@
                         <w:rPr>
                           <w:rFonts w:ascii="Avenir Next LT Pro" w:hAnsi="Avenir Next LT Pro"/>
                           <w:color w:val="FFFFFF" w:themeColor="background1"/>
-                          <w:sz w:val="21"/>
-                          <w:szCs w:val="21"/>
+                          <w:sz w:val="20"/>
+                          <w:szCs w:val="20"/>
                           <w:lang w:val="es-MX"/>
                         </w:rPr>
                         <w:t>ScholarHat</w:t>
@@ -5789,8 +6076,8 @@
                         <w:rPr>
                           <w:rFonts w:ascii="Avenir Next LT Pro" w:hAnsi="Avenir Next LT Pro"/>
                           <w:color w:val="FFFFFF" w:themeColor="background1"/>
-                          <w:sz w:val="21"/>
-                          <w:szCs w:val="21"/>
+                          <w:sz w:val="20"/>
+                          <w:szCs w:val="20"/>
                           <w:lang w:val="es-MX"/>
                         </w:rPr>
                         <w:t xml:space="preserve">) – </w:t>
@@ -5800,8 +6087,8 @@
                         <w:rPr>
                           <w:rFonts w:ascii="Avenir Next LT Pro" w:hAnsi="Avenir Next LT Pro"/>
                           <w:color w:val="FFFFFF" w:themeColor="background1"/>
-                          <w:sz w:val="21"/>
-                          <w:szCs w:val="21"/>
+                          <w:sz w:val="20"/>
+                          <w:szCs w:val="20"/>
                           <w:lang w:val="es-MX"/>
                         </w:rPr>
                         <w:t>Noviembre</w:t>
@@ -5811,8 +6098,8 @@
                         <w:rPr>
                           <w:rFonts w:ascii="Avenir Next LT Pro" w:hAnsi="Avenir Next LT Pro"/>
                           <w:color w:val="FFFFFF" w:themeColor="background1"/>
-                          <w:sz w:val="21"/>
-                          <w:szCs w:val="21"/>
+                          <w:sz w:val="20"/>
+                          <w:szCs w:val="20"/>
                           <w:lang w:val="es-MX"/>
                         </w:rPr>
                         <w:t xml:space="preserve"> 2025</w:t>
@@ -5825,8 +6112,8 @@
                         <w:rPr>
                           <w:rFonts w:ascii="Avenir Next LT Pro" w:hAnsi="Avenir Next LT Pro"/>
                           <w:color w:val="FFFFFF" w:themeColor="background1"/>
-                          <w:sz w:val="21"/>
-                          <w:szCs w:val="21"/>
+                          <w:sz w:val="20"/>
+                          <w:szCs w:val="20"/>
                           <w:lang w:val="es-MX"/>
                         </w:rPr>
                       </w:pPr>
@@ -5838,8 +6125,8 @@
                         <w:rPr>
                           <w:rFonts w:ascii="Avenir Next LT Pro" w:hAnsi="Avenir Next LT Pro"/>
                           <w:color w:val="FFFFFF" w:themeColor="background1"/>
-                          <w:sz w:val="21"/>
-                          <w:szCs w:val="21"/>
+                          <w:sz w:val="20"/>
+                          <w:szCs w:val="20"/>
                           <w:lang w:val="es-MX"/>
                         </w:rPr>
                       </w:pPr>
@@ -5847,8 +6134,8 @@
                         <w:rPr>
                           <w:rFonts w:ascii="Avenir Next LT Pro" w:hAnsi="Avenir Next LT Pro"/>
                           <w:color w:val="FFFFFF" w:themeColor="background1"/>
-                          <w:sz w:val="21"/>
-                          <w:szCs w:val="21"/>
+                          <w:sz w:val="20"/>
+                          <w:szCs w:val="20"/>
                           <w:lang w:val="es-MX"/>
                         </w:rPr>
                         <w:t xml:space="preserve">• Complete </w:t>
@@ -5858,8 +6145,8 @@
                         <w:rPr>
                           <w:rFonts w:ascii="Avenir Next LT Pro" w:hAnsi="Avenir Next LT Pro"/>
                           <w:color w:val="FFFFFF" w:themeColor="background1"/>
-                          <w:sz w:val="21"/>
-                          <w:szCs w:val="21"/>
+                          <w:sz w:val="20"/>
+                          <w:szCs w:val="20"/>
                           <w:lang w:val="es-MX"/>
                         </w:rPr>
                         <w:t>Database</w:t>
@@ -5869,8 +6156,8 @@
                         <w:rPr>
                           <w:rFonts w:ascii="Avenir Next LT Pro" w:hAnsi="Avenir Next LT Pro"/>
                           <w:color w:val="FFFFFF" w:themeColor="background1"/>
-                          <w:sz w:val="21"/>
-                          <w:szCs w:val="21"/>
+                          <w:sz w:val="20"/>
+                          <w:szCs w:val="20"/>
                           <w:lang w:val="es-MX"/>
                         </w:rPr>
                         <w:t xml:space="preserve"> </w:t>
@@ -5880,8 +6167,8 @@
                         <w:rPr>
                           <w:rFonts w:ascii="Avenir Next LT Pro" w:hAnsi="Avenir Next LT Pro"/>
                           <w:color w:val="FFFFFF" w:themeColor="background1"/>
-                          <w:sz w:val="21"/>
-                          <w:szCs w:val="21"/>
+                          <w:sz w:val="20"/>
+                          <w:szCs w:val="20"/>
                           <w:lang w:val="es-MX"/>
                         </w:rPr>
                         <w:t>Bootcamp</w:t>
@@ -5891,8 +6178,8 @@
                         <w:rPr>
                           <w:rFonts w:ascii="Avenir Next LT Pro" w:hAnsi="Avenir Next LT Pro"/>
                           <w:color w:val="FFFFFF" w:themeColor="background1"/>
-                          <w:sz w:val="21"/>
-                          <w:szCs w:val="21"/>
+                          <w:sz w:val="20"/>
+                          <w:szCs w:val="20"/>
                           <w:lang w:val="es-MX"/>
                         </w:rPr>
                         <w:t xml:space="preserve"> </w:t>
@@ -5902,8 +6189,8 @@
                         <w:rPr>
                           <w:rFonts w:ascii="Avenir Next LT Pro" w:hAnsi="Avenir Next LT Pro"/>
                           <w:color w:val="FFFFFF" w:themeColor="background1"/>
-                          <w:sz w:val="21"/>
-                          <w:szCs w:val="21"/>
+                          <w:sz w:val="20"/>
+                          <w:szCs w:val="20"/>
                           <w:lang w:val="es-MX"/>
                         </w:rPr>
                         <w:t>for</w:t>
@@ -5913,8 +6200,8 @@
                         <w:rPr>
                           <w:rFonts w:ascii="Avenir Next LT Pro" w:hAnsi="Avenir Next LT Pro"/>
                           <w:color w:val="FFFFFF" w:themeColor="background1"/>
-                          <w:sz w:val="21"/>
-                          <w:szCs w:val="21"/>
+                          <w:sz w:val="20"/>
+                          <w:szCs w:val="20"/>
                           <w:lang w:val="es-MX"/>
                         </w:rPr>
                         <w:t xml:space="preserve"> </w:t>
@@ -5924,8 +6211,8 @@
                         <w:rPr>
                           <w:rFonts w:ascii="Avenir Next LT Pro" w:hAnsi="Avenir Next LT Pro"/>
                           <w:color w:val="FFFFFF" w:themeColor="background1"/>
-                          <w:sz w:val="21"/>
-                          <w:szCs w:val="21"/>
+                          <w:sz w:val="20"/>
+                          <w:szCs w:val="20"/>
                           <w:lang w:val="es-MX"/>
                         </w:rPr>
                         <w:t>Beginners</w:t>
@@ -5935,8 +6222,8 @@
                         <w:rPr>
                           <w:rFonts w:ascii="Avenir Next LT Pro" w:hAnsi="Avenir Next LT Pro"/>
                           <w:color w:val="FFFFFF" w:themeColor="background1"/>
-                          <w:sz w:val="21"/>
-                          <w:szCs w:val="21"/>
+                          <w:sz w:val="20"/>
+                          <w:szCs w:val="20"/>
                           <w:lang w:val="es-MX"/>
                         </w:rPr>
                         <w:t xml:space="preserve"> (Udemy) – </w:t>
@@ -5946,8 +6233,8 @@
                         <w:rPr>
                           <w:rFonts w:ascii="Avenir Next LT Pro" w:hAnsi="Avenir Next LT Pro"/>
                           <w:color w:val="FFFFFF" w:themeColor="background1"/>
-                          <w:sz w:val="21"/>
-                          <w:szCs w:val="21"/>
+                          <w:sz w:val="20"/>
+                          <w:szCs w:val="20"/>
                           <w:lang w:val="es-MX"/>
                         </w:rPr>
                         <w:t>Febrero</w:t>
@@ -5957,8 +6244,8 @@
                         <w:rPr>
                           <w:rFonts w:ascii="Avenir Next LT Pro" w:hAnsi="Avenir Next LT Pro"/>
                           <w:color w:val="FFFFFF" w:themeColor="background1"/>
-                          <w:sz w:val="21"/>
-                          <w:szCs w:val="21"/>
+                          <w:sz w:val="20"/>
+                          <w:szCs w:val="20"/>
                           <w:lang w:val="es-MX"/>
                         </w:rPr>
                         <w:t xml:space="preserve"> 2025</w:t>
@@ -6049,7 +6336,7 @@
                     </w:p>
                   </w:txbxContent>
                 </v:textbox>
-                <w10:wrap type="square" anchorx="page" anchory="margin"/>
+                <w10:wrap type="square" anchorx="page" anchory="page"/>
               </v:rect>
             </w:pict>
           </mc:Fallback>
@@ -6061,40 +6348,12 @@
           <w:b/>
           <w:bCs/>
           <w:kern w:val="0"/>
-          <w:sz w:val="21"/>
-          <w:szCs w:val="21"/>
-          <w:lang w:val="es-MX" w:eastAsia="es-MX"/>
-          <w14:ligatures w14:val="none"/>
-        </w:rPr>
-        <w:t xml:space="preserve">Desarrollador Full </w:t>
-      </w:r>
-      <w:proofErr w:type="spellStart"/>
-      <w:r>
-        <w:rPr>
-          <w:rFonts w:ascii="Avenir Next LT Pro" w:eastAsia="Times New Roman" w:hAnsi="Avenir Next LT Pro" w:cs="Times New Roman"/>
-          <w:b/>
-          <w:bCs/>
-          <w:kern w:val="0"/>
-          <w:sz w:val="21"/>
-          <w:szCs w:val="21"/>
-          <w:lang w:val="es-MX" w:eastAsia="es-MX"/>
-          <w14:ligatures w14:val="none"/>
-        </w:rPr>
-        <w:t>Stack</w:t>
-      </w:r>
-      <w:proofErr w:type="spellEnd"/>
-      <w:r>
-        <w:rPr>
-          <w:rFonts w:ascii="Avenir Next LT Pro" w:eastAsia="Times New Roman" w:hAnsi="Avenir Next LT Pro" w:cs="Times New Roman"/>
-          <w:b/>
-          <w:bCs/>
-          <w:kern w:val="0"/>
-          <w:sz w:val="21"/>
-          <w:szCs w:val="21"/>
-          <w:lang w:val="es-MX" w:eastAsia="es-MX"/>
-          <w14:ligatures w14:val="none"/>
-        </w:rPr>
-        <w:t xml:space="preserve"> – Universidad Bancaria de México | Estado de México</w:t>
+          <w:sz w:val="22"/>
+          <w:szCs w:val="22"/>
+          <w:lang w:val="es-MX" w:eastAsia="es-MX"/>
+          <w14:ligatures w14:val="none"/>
+        </w:rPr>
+        <w:t>Desarrollador Full Stack – Sistema de Punto de Venta | Trabajo Independiente | Estado de México</w:t>
       </w:r>
     </w:p>
     <w:p>
@@ -6103,8 +6362,8 @@
         <w:rPr>
           <w:rFonts w:ascii="Avenir Next LT Pro" w:eastAsia="Times New Roman" w:hAnsi="Avenir Next LT Pro" w:cs="Times New Roman"/>
           <w:kern w:val="0"/>
-          <w:sz w:val="21"/>
-          <w:szCs w:val="21"/>
+          <w:sz w:val="22"/>
+          <w:szCs w:val="22"/>
           <w:lang w:val="es-MX" w:eastAsia="es-MX"/>
           <w14:ligatures w14:val="none"/>
         </w:rPr>
@@ -6113,8 +6372,286 @@
         <w:rPr>
           <w:rFonts w:ascii="Avenir Next LT Pro" w:eastAsia="Times New Roman" w:hAnsi="Avenir Next LT Pro" w:cs="Times New Roman"/>
           <w:kern w:val="0"/>
-          <w:sz w:val="21"/>
-          <w:szCs w:val="21"/>
+          <w:sz w:val="22"/>
+          <w:szCs w:val="22"/>
+          <w:lang w:val="es-MX" w:eastAsia="es-MX"/>
+          <w14:ligatures w14:val="none"/>
+        </w:rPr>
+        <w:t xml:space="preserve">Agosto 2024 – </w:t>
+      </w:r>
+      <w:proofErr w:type="gramStart"/>
+      <w:r>
+        <w:rPr>
+          <w:rFonts w:ascii="Avenir Next LT Pro" w:eastAsia="Times New Roman" w:hAnsi="Avenir Next LT Pro" w:cs="Times New Roman"/>
+          <w:kern w:val="0"/>
+          <w:sz w:val="22"/>
+          <w:szCs w:val="22"/>
+          <w:lang w:val="es-MX" w:eastAsia="es-MX"/>
+          <w14:ligatures w14:val="none"/>
+        </w:rPr>
+        <w:t>Febrero</w:t>
+      </w:r>
+      <w:proofErr w:type="gramEnd"/>
+      <w:r>
+        <w:rPr>
+          <w:rFonts w:ascii="Avenir Next LT Pro" w:eastAsia="Times New Roman" w:hAnsi="Avenir Next LT Pro" w:cs="Times New Roman"/>
+          <w:kern w:val="0"/>
+          <w:sz w:val="22"/>
+          <w:szCs w:val="22"/>
+          <w:lang w:val="es-MX" w:eastAsia="es-MX"/>
+          <w14:ligatures w14:val="none"/>
+        </w:rPr>
+        <w:t xml:space="preserve"> 2025</w:t>
+      </w:r>
+    </w:p>
+    <w:p>
+      <w:pPr>
+        <w:spacing w:before="100" w:beforeAutospacing="1" w:after="100" w:afterAutospacing="1"/>
+        <w:rPr>
+          <w:rFonts w:ascii="Avenir Next LT Pro" w:eastAsia="Times New Roman" w:hAnsi="Avenir Next LT Pro" w:cs="Times New Roman"/>
+          <w:kern w:val="0"/>
+          <w:sz w:val="22"/>
+          <w:szCs w:val="22"/>
+          <w:lang w:val="es-MX" w:eastAsia="es-MX"/>
+          <w14:ligatures w14:val="none"/>
+        </w:rPr>
+      </w:pPr>
+      <w:r>
+        <w:rPr>
+          <w:rFonts w:ascii="Avenir Next LT Pro" w:eastAsia="Times New Roman" w:hAnsi="Avenir Next LT Pro" w:cs="Times New Roman"/>
+          <w:kern w:val="0"/>
+          <w:sz w:val="22"/>
+          <w:szCs w:val="22"/>
+          <w:lang w:val="es-MX" w:eastAsia="es-MX"/>
+          <w14:ligatures w14:val="none"/>
+        </w:rPr>
+        <w:t>Diseñé e implementé un sistema POS completo para la gestión de ventas e inventarios, participando end-to-end desde el análisis de requerimientos hasta la entrega final.</w:t>
+      </w:r>
+    </w:p>
+    <w:p>
+      <w:pPr>
+        <w:numPr>
+          <w:ilvl w:val="0"/>
+          <w:numId w:val="6"/>
+        </w:numPr>
+        <w:spacing w:before="100" w:beforeAutospacing="1" w:after="100" w:afterAutospacing="1"/>
+        <w:rPr>
+          <w:rFonts w:ascii="Avenir Next LT Pro" w:eastAsia="Times New Roman" w:hAnsi="Avenir Next LT Pro" w:cs="Times New Roman"/>
+          <w:kern w:val="0"/>
+          <w:sz w:val="22"/>
+          <w:szCs w:val="22"/>
+          <w:lang w:val="es-MX" w:eastAsia="es-MX"/>
+          <w14:ligatures w14:val="none"/>
+        </w:rPr>
+      </w:pPr>
+      <w:r>
+        <w:rPr>
+          <w:rFonts w:ascii="Avenir Next LT Pro" w:eastAsia="Times New Roman" w:hAnsi="Avenir Next LT Pro" w:cs="Times New Roman"/>
+          <w:kern w:val="0"/>
+          <w:sz w:val="22"/>
+          <w:szCs w:val="22"/>
+          <w:lang w:val="es-MX" w:eastAsia="es-MX"/>
+          <w14:ligatures w14:val="none"/>
+        </w:rPr>
+        <w:t xml:space="preserve">Desarrollé un sistema de ventas con lectura de códigos de barras, control de inventarios y gestión de transacciones, optimizando los procesos operativos del negocio. </w:t>
+      </w:r>
+    </w:p>
+    <w:p>
+      <w:pPr>
+        <w:numPr>
+          <w:ilvl w:val="0"/>
+          <w:numId w:val="6"/>
+        </w:numPr>
+        <w:spacing w:before="100" w:beforeAutospacing="1" w:after="100" w:afterAutospacing="1"/>
+        <w:rPr>
+          <w:rFonts w:ascii="Avenir Next LT Pro" w:eastAsia="Times New Roman" w:hAnsi="Avenir Next LT Pro" w:cs="Times New Roman"/>
+          <w:kern w:val="0"/>
+          <w:sz w:val="22"/>
+          <w:szCs w:val="22"/>
+          <w:lang w:val="es-MX" w:eastAsia="es-MX"/>
+          <w14:ligatures w14:val="none"/>
+        </w:rPr>
+      </w:pPr>
+      <w:r>
+        <w:rPr>
+          <w:rFonts w:ascii="Avenir Next LT Pro" w:eastAsia="Times New Roman" w:hAnsi="Avenir Next LT Pro" w:cs="Times New Roman"/>
+          <w:kern w:val="0"/>
+          <w:sz w:val="22"/>
+          <w:szCs w:val="22"/>
+          <w:lang w:val="es-MX" w:eastAsia="es-MX"/>
+          <w14:ligatures w14:val="none"/>
+        </w:rPr>
+        <w:t xml:space="preserve">Implementé autenticación y autorización con manejo de roles y permisos, asegurando el acceso controlado a la información. </w:t>
+      </w:r>
+    </w:p>
+    <w:p>
+      <w:pPr>
+        <w:numPr>
+          <w:ilvl w:val="0"/>
+          <w:numId w:val="6"/>
+        </w:numPr>
+        <w:spacing w:before="100" w:beforeAutospacing="1" w:after="100" w:afterAutospacing="1"/>
+        <w:rPr>
+          <w:rFonts w:ascii="Avenir Next LT Pro" w:eastAsia="Times New Roman" w:hAnsi="Avenir Next LT Pro" w:cs="Times New Roman"/>
+          <w:kern w:val="0"/>
+          <w:sz w:val="22"/>
+          <w:szCs w:val="22"/>
+          <w:lang w:val="es-MX" w:eastAsia="es-MX"/>
+          <w14:ligatures w14:val="none"/>
+        </w:rPr>
+      </w:pPr>
+      <w:r>
+        <w:rPr>
+          <w:rFonts w:ascii="Avenir Next LT Pro" w:eastAsia="Times New Roman" w:hAnsi="Avenir Next LT Pro" w:cs="Times New Roman"/>
+          <w:kern w:val="0"/>
+          <w:sz w:val="22"/>
+          <w:szCs w:val="22"/>
+          <w:lang w:val="es-MX" w:eastAsia="es-MX"/>
+          <w14:ligatures w14:val="none"/>
+        </w:rPr>
+        <w:t xml:space="preserve">Integré Elasticsearch como motor de búsqueda, mejorando significativamente la velocidad de consulta de productos, ventas y clientes. </w:t>
+      </w:r>
+    </w:p>
+    <w:p>
+      <w:pPr>
+        <w:numPr>
+          <w:ilvl w:val="0"/>
+          <w:numId w:val="6"/>
+        </w:numPr>
+        <w:spacing w:before="100" w:beforeAutospacing="1" w:after="100" w:afterAutospacing="1"/>
+        <w:rPr>
+          <w:rFonts w:ascii="Avenir Next LT Pro" w:eastAsia="Times New Roman" w:hAnsi="Avenir Next LT Pro" w:cs="Times New Roman"/>
+          <w:kern w:val="0"/>
+          <w:sz w:val="22"/>
+          <w:szCs w:val="22"/>
+          <w:lang w:val="es-MX" w:eastAsia="es-MX"/>
+          <w14:ligatures w14:val="none"/>
+        </w:rPr>
+      </w:pPr>
+      <w:r>
+        <w:rPr>
+          <w:rFonts w:ascii="Avenir Next LT Pro" w:eastAsia="Times New Roman" w:hAnsi="Avenir Next LT Pro" w:cs="Times New Roman"/>
+          <w:kern w:val="0"/>
+          <w:sz w:val="22"/>
+          <w:szCs w:val="22"/>
+          <w:lang w:val="es-MX" w:eastAsia="es-MX"/>
+          <w14:ligatures w14:val="none"/>
+        </w:rPr>
+        <w:t xml:space="preserve">Optimicé y refactoricé la capa de persistencia (SQL y MongoDB), mejorando el rendimiento y la escalabilidad del sistema. </w:t>
+      </w:r>
+    </w:p>
+    <w:p>
+      <w:pPr>
+        <w:numPr>
+          <w:ilvl w:val="0"/>
+          <w:numId w:val="6"/>
+        </w:numPr>
+        <w:spacing w:before="100" w:beforeAutospacing="1" w:after="100" w:afterAutospacing="1"/>
+        <w:rPr>
+          <w:rFonts w:ascii="Avenir Next LT Pro" w:eastAsia="Times New Roman" w:hAnsi="Avenir Next LT Pro" w:cs="Times New Roman"/>
+          <w:kern w:val="0"/>
+          <w:sz w:val="22"/>
+          <w:szCs w:val="22"/>
+          <w:lang w:val="es-MX" w:eastAsia="es-MX"/>
+          <w14:ligatures w14:val="none"/>
+        </w:rPr>
+      </w:pPr>
+      <w:r>
+        <w:rPr>
+          <w:rFonts w:ascii="Avenir Next LT Pro" w:eastAsia="Times New Roman" w:hAnsi="Avenir Next LT Pro" w:cs="Times New Roman"/>
+          <w:kern w:val="0"/>
+          <w:sz w:val="22"/>
+          <w:szCs w:val="22"/>
+          <w:lang w:val="es-MX" w:eastAsia="es-MX"/>
+          <w14:ligatures w14:val="none"/>
+        </w:rPr>
+        <w:t xml:space="preserve">Diseñé y expuse APIs REST para la comunicación entre módulos y futura integración con otros sistemas. </w:t>
+      </w:r>
+    </w:p>
+    <w:p>
+      <w:pPr>
+        <w:spacing w:before="100" w:beforeAutospacing="1" w:after="100" w:afterAutospacing="1"/>
+        <w:rPr>
+          <w:rFonts w:ascii="Avenir Next LT Pro" w:eastAsia="Times New Roman" w:hAnsi="Avenir Next LT Pro" w:cs="Times New Roman"/>
+          <w:kern w:val="0"/>
+          <w:sz w:val="22"/>
+          <w:szCs w:val="22"/>
+          <w:lang w:val="es-MX" w:eastAsia="es-MX"/>
+          <w14:ligatures w14:val="none"/>
+        </w:rPr>
+      </w:pPr>
+      <w:r>
+        <w:rPr>
+          <w:rFonts w:ascii="Avenir Next LT Pro" w:eastAsia="Times New Roman" w:hAnsi="Avenir Next LT Pro" w:cs="Times New Roman"/>
+          <w:b/>
+          <w:bCs/>
+          <w:kern w:val="0"/>
+          <w:sz w:val="22"/>
+          <w:szCs w:val="22"/>
+          <w:lang w:val="es-MX" w:eastAsia="es-MX"/>
+          <w14:ligatures w14:val="none"/>
+        </w:rPr>
+        <w:t>Tecnologías:</w:t>
+      </w:r>
+      <w:r>
+        <w:rPr>
+          <w:rFonts w:ascii="Avenir Next LT Pro" w:eastAsia="Times New Roman" w:hAnsi="Avenir Next LT Pro" w:cs="Times New Roman"/>
+          <w:kern w:val="0"/>
+          <w:sz w:val="22"/>
+          <w:szCs w:val="22"/>
+          <w:lang w:val="es-MX" w:eastAsia="es-MX"/>
+          <w14:ligatures w14:val="none"/>
+        </w:rPr>
+        <w:t xml:space="preserve"> Java, Spring Boot, SQL, MongoDB, Elasticsearch, APIs REST, Git.</w:t>
+      </w:r>
+    </w:p>
+    <w:p>
+      <w:pPr>
+        <w:spacing w:before="100" w:beforeAutospacing="1" w:after="100" w:afterAutospacing="1"/>
+        <w:outlineLvl w:val="2"/>
+        <w:rPr>
+          <w:rFonts w:ascii="Avenir Next LT Pro" w:eastAsia="Times New Roman" w:hAnsi="Avenir Next LT Pro" w:cs="Times New Roman"/>
+          <w:b/>
+          <w:bCs/>
+          <w:kern w:val="0"/>
+          <w:sz w:val="22"/>
+          <w:szCs w:val="22"/>
+          <w:lang w:val="es-MX" w:eastAsia="es-MX"/>
+          <w14:ligatures w14:val="none"/>
+        </w:rPr>
+      </w:pPr>
+      <w:r>
+        <w:rPr>
+          <w:rFonts w:ascii="Avenir Next LT Pro" w:eastAsia="Times New Roman" w:hAnsi="Avenir Next LT Pro" w:cs="Times New Roman"/>
+          <w:b/>
+          <w:bCs/>
+          <w:kern w:val="0"/>
+          <w:sz w:val="22"/>
+          <w:szCs w:val="22"/>
+          <w:lang w:val="es-MX" w:eastAsia="es-MX"/>
+          <w14:ligatures w14:val="none"/>
+        </w:rPr>
+        <w:t>Desarrollador Full Stack – Universidad Bancaria de México | Estado de México</w:t>
+      </w:r>
+    </w:p>
+    <w:p>
+      <w:pPr>
+        <w:spacing w:before="100" w:beforeAutospacing="1" w:after="100" w:afterAutospacing="1"/>
+        <w:rPr>
+          <w:rFonts w:ascii="Avenir Next LT Pro" w:eastAsia="Times New Roman" w:hAnsi="Avenir Next LT Pro" w:cs="Times New Roman"/>
+          <w:kern w:val="0"/>
+          <w:sz w:val="22"/>
+          <w:szCs w:val="22"/>
+          <w:lang w:val="es-MX" w:eastAsia="es-MX"/>
+          <w14:ligatures w14:val="none"/>
+        </w:rPr>
+      </w:pPr>
+      <w:r>
+        <w:rPr>
+          <w:rFonts w:ascii="Avenir Next LT Pro" w:eastAsia="Times New Roman" w:hAnsi="Avenir Next LT Pro" w:cs="Times New Roman"/>
+          <w:kern w:val="0"/>
+          <w:sz w:val="22"/>
+          <w:szCs w:val="22"/>
           <w:lang w:val="es-MX" w:eastAsia="es-MX"/>
           <w14:ligatures w14:val="none"/>
         </w:rPr>
@@ -6125,8 +6662,8 @@
         <w:rPr>
           <w:rFonts w:ascii="Avenir Next LT Pro" w:eastAsia="Times New Roman" w:hAnsi="Avenir Next LT Pro" w:cs="Times New Roman"/>
           <w:kern w:val="0"/>
-          <w:sz w:val="21"/>
-          <w:szCs w:val="21"/>
+          <w:sz w:val="22"/>
+          <w:szCs w:val="22"/>
           <w:lang w:val="es-MX" w:eastAsia="es-MX"/>
           <w14:ligatures w14:val="none"/>
         </w:rPr>
@@ -6137,8 +6674,8 @@
         <w:rPr>
           <w:rFonts w:ascii="Avenir Next LT Pro" w:eastAsia="Times New Roman" w:hAnsi="Avenir Next LT Pro" w:cs="Times New Roman"/>
           <w:kern w:val="0"/>
-          <w:sz w:val="21"/>
-          <w:szCs w:val="21"/>
+          <w:sz w:val="22"/>
+          <w:szCs w:val="22"/>
           <w:lang w:val="es-MX" w:eastAsia="es-MX"/>
           <w14:ligatures w14:val="none"/>
         </w:rPr>
@@ -6148,11 +6685,12 @@
     <w:p>
       <w:pPr>
         <w:spacing w:before="100" w:beforeAutospacing="1" w:after="100" w:afterAutospacing="1"/>
-        <w:rPr>
-          <w:rFonts w:ascii="Avenir Next LT Pro" w:eastAsia="Times New Roman" w:hAnsi="Avenir Next LT Pro" w:cs="Times New Roman"/>
-          <w:kern w:val="0"/>
-          <w:sz w:val="21"/>
-          <w:szCs w:val="21"/>
+        <w:outlineLvl w:val="2"/>
+        <w:rPr>
+          <w:rFonts w:ascii="Avenir Next LT Pro" w:eastAsia="Times New Roman" w:hAnsi="Avenir Next LT Pro" w:cs="Times New Roman"/>
+          <w:kern w:val="0"/>
+          <w:sz w:val="22"/>
+          <w:szCs w:val="22"/>
           <w:lang w:val="es-MX" w:eastAsia="es-MX"/>
           <w14:ligatures w14:val="none"/>
         </w:rPr>
@@ -6161,70 +6699,27 @@
         <w:rPr>
           <w:rFonts w:ascii="Avenir Next LT Pro" w:eastAsia="Times New Roman" w:hAnsi="Avenir Next LT Pro" w:cs="Times New Roman"/>
           <w:kern w:val="0"/>
-          <w:sz w:val="21"/>
-          <w:szCs w:val="21"/>
-          <w:lang w:val="es-MX" w:eastAsia="es-MX"/>
-          <w14:ligatures w14:val="none"/>
-        </w:rPr>
-        <w:t xml:space="preserve">Apoyo en el desarrollo de herramientas web y </w:t>
-      </w:r>
-      <w:proofErr w:type="spellStart"/>
-      <w:r>
-        <w:rPr>
-          <w:rFonts w:ascii="Avenir Next LT Pro" w:eastAsia="Times New Roman" w:hAnsi="Avenir Next LT Pro" w:cs="Times New Roman"/>
-          <w:kern w:val="0"/>
-          <w:sz w:val="21"/>
-          <w:szCs w:val="21"/>
-          <w:lang w:val="es-MX" w:eastAsia="es-MX"/>
-          <w14:ligatures w14:val="none"/>
-        </w:rPr>
-        <w:t>dashboards</w:t>
-      </w:r>
-      <w:proofErr w:type="spellEnd"/>
-      <w:r>
-        <w:rPr>
-          <w:rFonts w:ascii="Avenir Next LT Pro" w:eastAsia="Times New Roman" w:hAnsi="Avenir Next LT Pro" w:cs="Times New Roman"/>
-          <w:kern w:val="0"/>
-          <w:sz w:val="21"/>
-          <w:szCs w:val="21"/>
-          <w:lang w:val="es-MX" w:eastAsia="es-MX"/>
-          <w14:ligatures w14:val="none"/>
-        </w:rPr>
-        <w:t xml:space="preserve"> para uso académico. Participación en proyectos </w:t>
-      </w:r>
-      <w:proofErr w:type="spellStart"/>
-      <w:r>
-        <w:rPr>
-          <w:rFonts w:ascii="Avenir Next LT Pro" w:eastAsia="Times New Roman" w:hAnsi="Avenir Next LT Pro" w:cs="Times New Roman"/>
-          <w:kern w:val="0"/>
-          <w:sz w:val="21"/>
-          <w:szCs w:val="21"/>
-          <w:lang w:val="es-MX" w:eastAsia="es-MX"/>
-          <w14:ligatures w14:val="none"/>
-        </w:rPr>
-        <w:t>frontend</w:t>
-      </w:r>
-      <w:proofErr w:type="spellEnd"/>
-      <w:r>
-        <w:rPr>
-          <w:rFonts w:ascii="Avenir Next LT Pro" w:eastAsia="Times New Roman" w:hAnsi="Avenir Next LT Pro" w:cs="Times New Roman"/>
-          <w:kern w:val="0"/>
-          <w:sz w:val="21"/>
-          <w:szCs w:val="21"/>
-          <w:lang w:val="es-MX" w:eastAsia="es-MX"/>
-          <w14:ligatures w14:val="none"/>
-        </w:rPr>
-        <w:t xml:space="preserve"> y análisis de datos.</w:t>
+          <w:sz w:val="22"/>
+          <w:szCs w:val="22"/>
+          <w:lang w:val="es-MX" w:eastAsia="es-MX"/>
+          <w14:ligatures w14:val="none"/>
+        </w:rPr>
+        <w:t>Desarrollé herramientas web y dashboards para análisis de datos en entorno académico, contribuyendo a la visualización e interpretación de información.</w:t>
       </w:r>
     </w:p>
     <w:p>
       <w:pPr>
+        <w:numPr>
+          <w:ilvl w:val="0"/>
+          <w:numId w:val="7"/>
+        </w:numPr>
         <w:spacing w:before="100" w:beforeAutospacing="1" w:after="100" w:afterAutospacing="1"/>
-        <w:rPr>
-          <w:rFonts w:ascii="Avenir Next LT Pro" w:eastAsia="Times New Roman" w:hAnsi="Avenir Next LT Pro" w:cs="Times New Roman"/>
-          <w:kern w:val="0"/>
-          <w:sz w:val="21"/>
-          <w:szCs w:val="21"/>
+        <w:outlineLvl w:val="2"/>
+        <w:rPr>
+          <w:rFonts w:ascii="Avenir Next LT Pro" w:eastAsia="Times New Roman" w:hAnsi="Avenir Next LT Pro" w:cs="Times New Roman"/>
+          <w:kern w:val="0"/>
+          <w:sz w:val="22"/>
+          <w:szCs w:val="22"/>
           <w:lang w:val="es-MX" w:eastAsia="es-MX"/>
           <w14:ligatures w14:val="none"/>
         </w:rPr>
@@ -6233,118 +6728,27 @@
         <w:rPr>
           <w:rFonts w:ascii="Avenir Next LT Pro" w:eastAsia="Times New Roman" w:hAnsi="Avenir Next LT Pro" w:cs="Times New Roman"/>
           <w:kern w:val="0"/>
-          <w:sz w:val="21"/>
-          <w:szCs w:val="21"/>
-          <w:lang w:val="es-MX" w:eastAsia="es-MX"/>
-          <w14:ligatures w14:val="none"/>
-        </w:rPr>
-        <w:t>• Desarrollo de aplicaciones web para análisis y visualización de datos.</w:t>
-      </w:r>
-      <w:r>
-        <w:rPr>
-          <w:rFonts w:ascii="Avenir Next LT Pro" w:eastAsia="Times New Roman" w:hAnsi="Avenir Next LT Pro" w:cs="Times New Roman"/>
-          <w:kern w:val="0"/>
-          <w:sz w:val="21"/>
-          <w:szCs w:val="21"/>
-          <w:lang w:val="es-MX" w:eastAsia="es-MX"/>
-          <w14:ligatures w14:val="none"/>
-        </w:rPr>
-        <w:br/>
-        <w:t xml:space="preserve">• Creación de componentes interactivos y </w:t>
-      </w:r>
-      <w:proofErr w:type="spellStart"/>
-      <w:r>
-        <w:rPr>
-          <w:rFonts w:ascii="Avenir Next LT Pro" w:eastAsia="Times New Roman" w:hAnsi="Avenir Next LT Pro" w:cs="Times New Roman"/>
-          <w:kern w:val="0"/>
-          <w:sz w:val="21"/>
-          <w:szCs w:val="21"/>
-          <w:lang w:val="es-MX" w:eastAsia="es-MX"/>
-          <w14:ligatures w14:val="none"/>
-        </w:rPr>
-        <w:t>dashboards</w:t>
-      </w:r>
-      <w:proofErr w:type="spellEnd"/>
-      <w:r>
-        <w:rPr>
-          <w:rFonts w:ascii="Avenir Next LT Pro" w:eastAsia="Times New Roman" w:hAnsi="Avenir Next LT Pro" w:cs="Times New Roman"/>
-          <w:kern w:val="0"/>
-          <w:sz w:val="21"/>
-          <w:szCs w:val="21"/>
-          <w:lang w:val="es-MX" w:eastAsia="es-MX"/>
-          <w14:ligatures w14:val="none"/>
-        </w:rPr>
-        <w:t>.</w:t>
-      </w:r>
-      <w:r>
-        <w:rPr>
-          <w:rFonts w:ascii="Avenir Next LT Pro" w:eastAsia="Times New Roman" w:hAnsi="Avenir Next LT Pro" w:cs="Times New Roman"/>
-          <w:kern w:val="0"/>
-          <w:sz w:val="21"/>
-          <w:szCs w:val="21"/>
-          <w:lang w:val="es-MX" w:eastAsia="es-MX"/>
-          <w14:ligatures w14:val="none"/>
-        </w:rPr>
-        <w:br/>
-        <w:t xml:space="preserve">• Integración de </w:t>
-      </w:r>
-      <w:proofErr w:type="spellStart"/>
-      <w:r>
-        <w:rPr>
-          <w:rFonts w:ascii="Avenir Next LT Pro" w:eastAsia="Times New Roman" w:hAnsi="Avenir Next LT Pro" w:cs="Times New Roman"/>
-          <w:kern w:val="0"/>
-          <w:sz w:val="21"/>
-          <w:szCs w:val="21"/>
-          <w:lang w:val="es-MX" w:eastAsia="es-MX"/>
-          <w14:ligatures w14:val="none"/>
-        </w:rPr>
-        <w:t>frontend</w:t>
-      </w:r>
-      <w:proofErr w:type="spellEnd"/>
-      <w:r>
-        <w:rPr>
-          <w:rFonts w:ascii="Avenir Next LT Pro" w:eastAsia="Times New Roman" w:hAnsi="Avenir Next LT Pro" w:cs="Times New Roman"/>
-          <w:kern w:val="0"/>
-          <w:sz w:val="21"/>
-          <w:szCs w:val="21"/>
-          <w:lang w:val="es-MX" w:eastAsia="es-MX"/>
-          <w14:ligatures w14:val="none"/>
-        </w:rPr>
-        <w:t xml:space="preserve"> con </w:t>
-      </w:r>
-      <w:proofErr w:type="spellStart"/>
-      <w:r>
-        <w:rPr>
-          <w:rFonts w:ascii="Avenir Next LT Pro" w:eastAsia="Times New Roman" w:hAnsi="Avenir Next LT Pro" w:cs="Times New Roman"/>
-          <w:kern w:val="0"/>
-          <w:sz w:val="21"/>
-          <w:szCs w:val="21"/>
-          <w:lang w:val="es-MX" w:eastAsia="es-MX"/>
-          <w14:ligatures w14:val="none"/>
-        </w:rPr>
-        <w:t>APIs</w:t>
-      </w:r>
-      <w:proofErr w:type="spellEnd"/>
-      <w:r>
-        <w:rPr>
-          <w:rFonts w:ascii="Avenir Next LT Pro" w:eastAsia="Times New Roman" w:hAnsi="Avenir Next LT Pro" w:cs="Times New Roman"/>
-          <w:kern w:val="0"/>
-          <w:sz w:val="21"/>
-          <w:szCs w:val="21"/>
-          <w:lang w:val="es-MX" w:eastAsia="es-MX"/>
-          <w14:ligatures w14:val="none"/>
-        </w:rPr>
-        <w:t xml:space="preserve"> y flujos modernos de desarrollo.</w:t>
+          <w:sz w:val="22"/>
+          <w:szCs w:val="22"/>
+          <w:lang w:val="es-MX" w:eastAsia="es-MX"/>
+          <w14:ligatures w14:val="none"/>
+        </w:rPr>
+        <w:t xml:space="preserve">Desarrollé aplicaciones web enfocadas en visualización de datos, facilitando el análisis y consulta de información académica. </w:t>
       </w:r>
     </w:p>
     <w:p>
       <w:pPr>
+        <w:numPr>
+          <w:ilvl w:val="0"/>
+          <w:numId w:val="7"/>
+        </w:numPr>
         <w:spacing w:before="100" w:beforeAutospacing="1" w:after="100" w:afterAutospacing="1"/>
-        <w:rPr>
-          <w:rFonts w:ascii="Avenir Next LT Pro" w:eastAsia="Times New Roman" w:hAnsi="Avenir Next LT Pro" w:cs="Times New Roman"/>
-          <w:kern w:val="0"/>
-          <w:sz w:val="21"/>
-          <w:szCs w:val="21"/>
+        <w:outlineLvl w:val="2"/>
+        <w:rPr>
+          <w:rFonts w:ascii="Avenir Next LT Pro" w:eastAsia="Times New Roman" w:hAnsi="Avenir Next LT Pro" w:cs="Times New Roman"/>
+          <w:kern w:val="0"/>
+          <w:sz w:val="22"/>
+          <w:szCs w:val="22"/>
           <w:lang w:val="es-MX" w:eastAsia="es-MX"/>
           <w14:ligatures w14:val="none"/>
         </w:rPr>
@@ -6352,80 +6756,148 @@
       <w:r>
         <w:rPr>
           <w:rFonts w:ascii="Avenir Next LT Pro" w:eastAsia="Times New Roman" w:hAnsi="Avenir Next LT Pro" w:cs="Times New Roman"/>
-          <w:b/>
-          <w:bCs/>
-          <w:kern w:val="0"/>
-          <w:sz w:val="21"/>
-          <w:szCs w:val="21"/>
-          <w:lang w:val="es-MX" w:eastAsia="es-MX"/>
-          <w14:ligatures w14:val="none"/>
-        </w:rPr>
-        <w:t>Herramientas:</w:t>
-      </w:r>
-      <w:r>
-        <w:rPr>
-          <w:rFonts w:ascii="Avenir Next LT Pro" w:eastAsia="Times New Roman" w:hAnsi="Avenir Next LT Pro" w:cs="Times New Roman"/>
-          <w:kern w:val="0"/>
-          <w:sz w:val="21"/>
-          <w:szCs w:val="21"/>
-          <w:lang w:val="es-MX" w:eastAsia="es-MX"/>
-          <w14:ligatures w14:val="none"/>
-        </w:rPr>
-        <w:t xml:space="preserve"> JavaScript, </w:t>
-      </w:r>
-      <w:proofErr w:type="spellStart"/>
-      <w:r>
-        <w:rPr>
-          <w:rFonts w:ascii="Avenir Next LT Pro" w:eastAsia="Times New Roman" w:hAnsi="Avenir Next LT Pro" w:cs="Times New Roman"/>
-          <w:kern w:val="0"/>
-          <w:sz w:val="21"/>
-          <w:szCs w:val="21"/>
-          <w:lang w:val="es-MX" w:eastAsia="es-MX"/>
-          <w14:ligatures w14:val="none"/>
-        </w:rPr>
-        <w:t>React</w:t>
-      </w:r>
-      <w:proofErr w:type="spellEnd"/>
-      <w:r>
-        <w:rPr>
-          <w:rFonts w:ascii="Avenir Next LT Pro" w:eastAsia="Times New Roman" w:hAnsi="Avenir Next LT Pro" w:cs="Times New Roman"/>
-          <w:kern w:val="0"/>
-          <w:sz w:val="21"/>
-          <w:szCs w:val="21"/>
-          <w:lang w:val="es-MX" w:eastAsia="es-MX"/>
-          <w14:ligatures w14:val="none"/>
-        </w:rPr>
-        <w:t xml:space="preserve">, HTML, CSS, </w:t>
-      </w:r>
-      <w:proofErr w:type="spellStart"/>
-      <w:r>
-        <w:rPr>
-          <w:rFonts w:ascii="Avenir Next LT Pro" w:eastAsia="Times New Roman" w:hAnsi="Avenir Next LT Pro" w:cs="Times New Roman"/>
-          <w:kern w:val="0"/>
-          <w:sz w:val="21"/>
-          <w:szCs w:val="21"/>
-          <w:lang w:val="es-MX" w:eastAsia="es-MX"/>
-          <w14:ligatures w14:val="none"/>
-        </w:rPr>
-        <w:t>Fetch</w:t>
-      </w:r>
-      <w:proofErr w:type="spellEnd"/>
-      <w:r>
-        <w:rPr>
-          <w:rFonts w:ascii="Avenir Next LT Pro" w:eastAsia="Times New Roman" w:hAnsi="Avenir Next LT Pro" w:cs="Times New Roman"/>
-          <w:kern w:val="0"/>
-          <w:sz w:val="21"/>
-          <w:szCs w:val="21"/>
-          <w:lang w:val="es-MX" w:eastAsia="es-MX"/>
-          <w14:ligatures w14:val="none"/>
-        </w:rPr>
-        <w:t xml:space="preserve"> API, Git.</w:t>
+          <w:kern w:val="0"/>
+          <w:sz w:val="22"/>
+          <w:szCs w:val="22"/>
+          <w:lang w:val="es-MX" w:eastAsia="es-MX"/>
+          <w14:ligatures w14:val="none"/>
+        </w:rPr>
+        <w:t xml:space="preserve">Implementé dashboards interactivos y componentes reutilizables con React, mejorando la experiencia de usuario y la navegación. </w:t>
       </w:r>
     </w:p>
     <w:p>
       <w:pPr>
-        <w:rPr>
-          <w:rFonts w:ascii="Avenir Next LT Pro" w:eastAsia="Times New Roman" w:hAnsi="Avenir Next LT Pro" w:cs="Times New Roman"/>
+        <w:numPr>
+          <w:ilvl w:val="0"/>
+          <w:numId w:val="7"/>
+        </w:numPr>
+        <w:spacing w:before="100" w:beforeAutospacing="1" w:after="100" w:afterAutospacing="1"/>
+        <w:outlineLvl w:val="2"/>
+        <w:rPr>
+          <w:rFonts w:ascii="Avenir Next LT Pro" w:eastAsia="Times New Roman" w:hAnsi="Avenir Next LT Pro" w:cs="Times New Roman"/>
+          <w:kern w:val="0"/>
+          <w:sz w:val="22"/>
+          <w:szCs w:val="22"/>
+          <w:lang w:val="es-MX" w:eastAsia="es-MX"/>
+          <w14:ligatures w14:val="none"/>
+        </w:rPr>
+      </w:pPr>
+      <w:r>
+        <w:rPr>
+          <w:rFonts w:ascii="Avenir Next LT Pro" w:eastAsia="Times New Roman" w:hAnsi="Avenir Next LT Pro" w:cs="Times New Roman"/>
+          <w:kern w:val="0"/>
+          <w:sz w:val="22"/>
+          <w:szCs w:val="22"/>
+          <w:lang w:val="es-MX" w:eastAsia="es-MX"/>
+          <w14:ligatures w14:val="none"/>
+        </w:rPr>
+        <w:t xml:space="preserve">Integré Elasticsearch para procesamiento y consulta eficiente de datos, optimizando tiempos de búsqueda en los dashboards. </w:t>
+      </w:r>
+    </w:p>
+    <w:p>
+      <w:pPr>
+        <w:numPr>
+          <w:ilvl w:val="0"/>
+          <w:numId w:val="7"/>
+        </w:numPr>
+        <w:spacing w:before="100" w:beforeAutospacing="1" w:after="100" w:afterAutospacing="1"/>
+        <w:outlineLvl w:val="2"/>
+        <w:rPr>
+          <w:rFonts w:ascii="Avenir Next LT Pro" w:eastAsia="Times New Roman" w:hAnsi="Avenir Next LT Pro" w:cs="Times New Roman"/>
+          <w:kern w:val="0"/>
+          <w:sz w:val="22"/>
+          <w:szCs w:val="22"/>
+          <w:lang w:val="es-MX" w:eastAsia="es-MX"/>
+          <w14:ligatures w14:val="none"/>
+        </w:rPr>
+      </w:pPr>
+      <w:r>
+        <w:rPr>
+          <w:rFonts w:ascii="Avenir Next LT Pro" w:eastAsia="Times New Roman" w:hAnsi="Avenir Next LT Pro" w:cs="Times New Roman"/>
+          <w:kern w:val="0"/>
+          <w:sz w:val="22"/>
+          <w:szCs w:val="22"/>
+          <w:lang w:val="es-MX" w:eastAsia="es-MX"/>
+          <w14:ligatures w14:val="none"/>
+        </w:rPr>
+        <w:t xml:space="preserve">Realicé la integración de frontend con APIs REST, asegurando flujos de datos consistentes y dinámicos. </w:t>
+      </w:r>
+    </w:p>
+    <w:p>
+      <w:pPr>
+        <w:numPr>
+          <w:ilvl w:val="0"/>
+          <w:numId w:val="7"/>
+        </w:numPr>
+        <w:spacing w:before="100" w:beforeAutospacing="1" w:after="100" w:afterAutospacing="1"/>
+        <w:outlineLvl w:val="2"/>
+        <w:rPr>
+          <w:rFonts w:ascii="Avenir Next LT Pro" w:eastAsia="Times New Roman" w:hAnsi="Avenir Next LT Pro" w:cs="Times New Roman"/>
+          <w:kern w:val="0"/>
+          <w:sz w:val="22"/>
+          <w:szCs w:val="22"/>
+          <w:lang w:val="es-MX" w:eastAsia="es-MX"/>
+          <w14:ligatures w14:val="none"/>
+        </w:rPr>
+      </w:pPr>
+      <w:r>
+        <w:rPr>
+          <w:rFonts w:ascii="Avenir Next LT Pro" w:eastAsia="Times New Roman" w:hAnsi="Avenir Next LT Pro" w:cs="Times New Roman"/>
+          <w:kern w:val="0"/>
+          <w:sz w:val="22"/>
+          <w:szCs w:val="22"/>
+          <w:lang w:val="es-MX" w:eastAsia="es-MX"/>
+          <w14:ligatures w14:val="none"/>
+        </w:rPr>
+        <w:t xml:space="preserve">Participé en la mejora de la estructura y organización del código, alineado a buenas prácticas de desarrollo frontend. </w:t>
+      </w:r>
+    </w:p>
+    <w:p>
+      <w:pPr>
+        <w:spacing w:before="100" w:beforeAutospacing="1" w:after="100" w:afterAutospacing="1"/>
+        <w:outlineLvl w:val="2"/>
+        <w:rPr>
+          <w:rFonts w:ascii="Avenir Next LT Pro" w:eastAsia="Times New Roman" w:hAnsi="Avenir Next LT Pro" w:cs="Times New Roman"/>
+          <w:kern w:val="0"/>
+          <w:sz w:val="22"/>
+          <w:szCs w:val="22"/>
+          <w:lang w:val="es-MX" w:eastAsia="es-MX"/>
+          <w14:ligatures w14:val="none"/>
+        </w:rPr>
+      </w:pPr>
+      <w:r>
+        <w:rPr>
+          <w:rFonts w:ascii="Avenir Next LT Pro" w:eastAsia="Times New Roman" w:hAnsi="Avenir Next LT Pro" w:cs="Times New Roman"/>
+          <w:b/>
+          <w:bCs/>
+          <w:kern w:val="0"/>
+          <w:sz w:val="22"/>
+          <w:szCs w:val="22"/>
+          <w:lang w:val="es-MX" w:eastAsia="es-MX"/>
+          <w14:ligatures w14:val="none"/>
+        </w:rPr>
+        <w:t>Tecnologías:</w:t>
+      </w:r>
+      <w:r>
+        <w:rPr>
+          <w:rFonts w:ascii="Avenir Next LT Pro" w:eastAsia="Times New Roman" w:hAnsi="Avenir Next LT Pro" w:cs="Times New Roman"/>
+          <w:kern w:val="0"/>
+          <w:sz w:val="22"/>
+          <w:szCs w:val="22"/>
+          <w:lang w:val="es-MX" w:eastAsia="es-MX"/>
+          <w14:ligatures w14:val="none"/>
+        </w:rPr>
+        <w:t xml:space="preserve"> JavaScript (ES6+), React, HTML, CSS, Elasticsearch, Fetch API, Git.</w:t>
+      </w:r>
+    </w:p>
+    <w:p>
+      <w:pPr>
+        <w:spacing w:before="100" w:beforeAutospacing="1" w:after="100" w:afterAutospacing="1"/>
+        <w:outlineLvl w:val="2"/>
+        <w:rPr>
+          <w:rFonts w:ascii="Avenir Next LT Pro" w:eastAsia="Times New Roman" w:hAnsi="Avenir Next LT Pro" w:cs="Times New Roman"/>
+          <w:b/>
+          <w:bCs/>
           <w:kern w:val="0"/>
           <w:sz w:val="21"/>
           <w:szCs w:val="21"/>
@@ -6449,7 +6921,11 @@
           <w14:ligatures w14:val="none"/>
         </w:rPr>
       </w:pPr>
-      <w:r>
+    </w:p>
+    <w:p>
+      <w:pPr>
+        <w:spacing w:before="100" w:beforeAutospacing="1" w:after="100" w:afterAutospacing="1"/>
+        <w:outlineLvl w:val="2"/>
         <w:rPr>
           <w:rFonts w:ascii="Avenir Next LT Pro" w:eastAsia="Times New Roman" w:hAnsi="Avenir Next LT Pro" w:cs="Times New Roman"/>
           <w:b/>
@@ -6460,6 +6936,51 @@
           <w:lang w:val="es-MX" w:eastAsia="es-MX"/>
           <w14:ligatures w14:val="none"/>
         </w:rPr>
+      </w:pPr>
+    </w:p>
+    <w:p>
+      <w:pPr>
+        <w:spacing w:before="100" w:beforeAutospacing="1" w:after="100" w:afterAutospacing="1"/>
+        <w:outlineLvl w:val="2"/>
+        <w:rPr>
+          <w:rFonts w:ascii="Avenir Next LT Pro" w:eastAsia="Times New Roman" w:hAnsi="Avenir Next LT Pro" w:cs="Times New Roman"/>
+          <w:b/>
+          <w:bCs/>
+          <w:kern w:val="0"/>
+          <w:sz w:val="21"/>
+          <w:szCs w:val="21"/>
+          <w:lang w:val="es-MX" w:eastAsia="es-MX"/>
+          <w14:ligatures w14:val="none"/>
+        </w:rPr>
+      </w:pPr>
+    </w:p>
+    <w:p>
+      <w:pPr>
+        <w:spacing w:before="100" w:beforeAutospacing="1" w:after="100" w:afterAutospacing="1"/>
+        <w:outlineLvl w:val="2"/>
+        <w:rPr>
+          <w:rFonts w:ascii="Avenir Next LT Pro" w:eastAsia="Times New Roman" w:hAnsi="Avenir Next LT Pro" w:cs="Times New Roman"/>
+          <w:b/>
+          <w:bCs/>
+          <w:kern w:val="0"/>
+          <w:sz w:val="21"/>
+          <w:szCs w:val="21"/>
+          <w:lang w:val="es-MX" w:eastAsia="es-MX"/>
+          <w14:ligatures w14:val="none"/>
+        </w:rPr>
+      </w:pPr>
+      <w:r>
+        <w:rPr>
+          <w:rFonts w:ascii="Avenir Next LT Pro" w:eastAsia="Times New Roman" w:hAnsi="Avenir Next LT Pro" w:cs="Times New Roman"/>
+          <w:b/>
+          <w:bCs/>
+          <w:kern w:val="0"/>
+          <w:sz w:val="21"/>
+          <w:szCs w:val="21"/>
+          <w:lang w:val="es-MX" w:eastAsia="es-MX"/>
+          <w14:ligatures w14:val="none"/>
+        </w:rPr>
+        <w:lastRenderedPageBreak/>
         <w:t xml:space="preserve">Ingeniero de Software – The Pixel </w:t>
       </w:r>
       <w:proofErr w:type="spellStart"/>
@@ -6494,6 +7015,7 @@
     <w:p>
       <w:pPr>
         <w:spacing w:before="100" w:beforeAutospacing="1" w:after="100" w:afterAutospacing="1"/>
+        <w:ind w:left="708" w:hanging="708"/>
         <w:rPr>
           <w:rFonts w:ascii="Avenir Next LT Pro" w:eastAsia="Times New Roman" w:hAnsi="Avenir Next LT Pro" w:cs="Times New Roman"/>
           <w:kern w:val="0"/>
@@ -6542,11 +7064,12 @@
     <w:p>
       <w:pPr>
         <w:spacing w:before="100" w:beforeAutospacing="1" w:after="100" w:afterAutospacing="1"/>
-        <w:rPr>
-          <w:rFonts w:ascii="Avenir Next LT Pro" w:eastAsia="Times New Roman" w:hAnsi="Avenir Next LT Pro" w:cs="Times New Roman"/>
-          <w:kern w:val="0"/>
-          <w:sz w:val="21"/>
-          <w:szCs w:val="21"/>
+        <w:outlineLvl w:val="2"/>
+        <w:rPr>
+          <w:rFonts w:ascii="Avenir Next LT Pro" w:eastAsia="Times New Roman" w:hAnsi="Avenir Next LT Pro" w:cs="Times New Roman"/>
+          <w:kern w:val="0"/>
+          <w:sz w:val="20"/>
+          <w:szCs w:val="20"/>
           <w:lang w:val="es-MX" w:eastAsia="es-MX"/>
           <w14:ligatures w14:val="none"/>
         </w:rPr>
@@ -6555,46 +7078,27 @@
         <w:rPr>
           <w:rFonts w:ascii="Avenir Next LT Pro" w:eastAsia="Times New Roman" w:hAnsi="Avenir Next LT Pro" w:cs="Times New Roman"/>
           <w:kern w:val="0"/>
-          <w:sz w:val="21"/>
-          <w:szCs w:val="21"/>
-          <w:lang w:val="es-MX" w:eastAsia="es-MX"/>
-          <w14:ligatures w14:val="none"/>
-        </w:rPr>
-        <w:t xml:space="preserve">Desarrollo de componentes y herramientas </w:t>
-      </w:r>
-      <w:proofErr w:type="spellStart"/>
-      <w:r>
-        <w:rPr>
-          <w:rFonts w:ascii="Avenir Next LT Pro" w:eastAsia="Times New Roman" w:hAnsi="Avenir Next LT Pro" w:cs="Times New Roman"/>
-          <w:kern w:val="0"/>
-          <w:sz w:val="21"/>
-          <w:szCs w:val="21"/>
-          <w:lang w:val="es-MX" w:eastAsia="es-MX"/>
-          <w14:ligatures w14:val="none"/>
-        </w:rPr>
-        <w:t>frontend</w:t>
-      </w:r>
-      <w:proofErr w:type="spellEnd"/>
-      <w:r>
-        <w:rPr>
-          <w:rFonts w:ascii="Avenir Next LT Pro" w:eastAsia="Times New Roman" w:hAnsi="Avenir Next LT Pro" w:cs="Times New Roman"/>
-          <w:kern w:val="0"/>
-          <w:sz w:val="21"/>
-          <w:szCs w:val="21"/>
-          <w:lang w:val="es-MX" w:eastAsia="es-MX"/>
-          <w14:ligatures w14:val="none"/>
-        </w:rPr>
-        <w:t xml:space="preserve"> para campañas y productos web empresariales, enfocado en reutilización y rendimiento.</w:t>
+          <w:sz w:val="20"/>
+          <w:szCs w:val="20"/>
+          <w:lang w:val="es-MX" w:eastAsia="es-MX"/>
+          <w14:ligatures w14:val="none"/>
+        </w:rPr>
+        <w:t>Desarrollé soluciones Full Stack para campañas y productos web empresariales, enfocadas en rendimiento, reutilización de componentes y escalabilidad.</w:t>
       </w:r>
     </w:p>
     <w:p>
       <w:pPr>
+        <w:numPr>
+          <w:ilvl w:val="0"/>
+          <w:numId w:val="8"/>
+        </w:numPr>
         <w:spacing w:before="100" w:beforeAutospacing="1" w:after="100" w:afterAutospacing="1"/>
-        <w:rPr>
-          <w:rFonts w:ascii="Avenir Next LT Pro" w:eastAsia="Times New Roman" w:hAnsi="Avenir Next LT Pro" w:cs="Times New Roman"/>
-          <w:kern w:val="0"/>
-          <w:sz w:val="21"/>
-          <w:szCs w:val="21"/>
+        <w:outlineLvl w:val="2"/>
+        <w:rPr>
+          <w:rFonts w:ascii="Avenir Next LT Pro" w:eastAsia="Times New Roman" w:hAnsi="Avenir Next LT Pro" w:cs="Times New Roman"/>
+          <w:kern w:val="0"/>
+          <w:sz w:val="20"/>
+          <w:szCs w:val="20"/>
           <w:lang w:val="es-MX" w:eastAsia="es-MX"/>
           <w14:ligatures w14:val="none"/>
         </w:rPr>
@@ -6603,94 +7107,27 @@
         <w:rPr>
           <w:rFonts w:ascii="Avenir Next LT Pro" w:eastAsia="Times New Roman" w:hAnsi="Avenir Next LT Pro" w:cs="Times New Roman"/>
           <w:kern w:val="0"/>
-          <w:sz w:val="21"/>
-          <w:szCs w:val="21"/>
-          <w:lang w:val="es-MX" w:eastAsia="es-MX"/>
-          <w14:ligatures w14:val="none"/>
-        </w:rPr>
-        <w:t>• Desarrollo de interfaces responsivas y componentes reutilizables.</w:t>
-      </w:r>
-      <w:r>
-        <w:rPr>
-          <w:rFonts w:ascii="Avenir Next LT Pro" w:eastAsia="Times New Roman" w:hAnsi="Avenir Next LT Pro" w:cs="Times New Roman"/>
-          <w:kern w:val="0"/>
-          <w:sz w:val="21"/>
-          <w:szCs w:val="21"/>
-          <w:lang w:val="es-MX" w:eastAsia="es-MX"/>
-          <w14:ligatures w14:val="none"/>
-        </w:rPr>
-        <w:br/>
-        <w:t xml:space="preserve">• Integración </w:t>
-      </w:r>
-      <w:proofErr w:type="spellStart"/>
-      <w:r>
-        <w:rPr>
-          <w:rFonts w:ascii="Avenir Next LT Pro" w:eastAsia="Times New Roman" w:hAnsi="Avenir Next LT Pro" w:cs="Times New Roman"/>
-          <w:kern w:val="0"/>
-          <w:sz w:val="21"/>
-          <w:szCs w:val="21"/>
-          <w:lang w:val="es-MX" w:eastAsia="es-MX"/>
-          <w14:ligatures w14:val="none"/>
-        </w:rPr>
-        <w:t>frontend</w:t>
-      </w:r>
-      <w:proofErr w:type="spellEnd"/>
-      <w:r>
-        <w:rPr>
-          <w:rFonts w:ascii="Avenir Next LT Pro" w:eastAsia="Times New Roman" w:hAnsi="Avenir Next LT Pro" w:cs="Times New Roman"/>
-          <w:kern w:val="0"/>
-          <w:sz w:val="21"/>
-          <w:szCs w:val="21"/>
-          <w:lang w:val="es-MX" w:eastAsia="es-MX"/>
-          <w14:ligatures w14:val="none"/>
-        </w:rPr>
-        <w:t xml:space="preserve"> con </w:t>
-      </w:r>
-      <w:proofErr w:type="spellStart"/>
-      <w:r>
-        <w:rPr>
-          <w:rFonts w:ascii="Avenir Next LT Pro" w:eastAsia="Times New Roman" w:hAnsi="Avenir Next LT Pro" w:cs="Times New Roman"/>
-          <w:kern w:val="0"/>
-          <w:sz w:val="21"/>
-          <w:szCs w:val="21"/>
-          <w:lang w:val="es-MX" w:eastAsia="es-MX"/>
-          <w14:ligatures w14:val="none"/>
-        </w:rPr>
-        <w:t>APIs</w:t>
-      </w:r>
-      <w:proofErr w:type="spellEnd"/>
-      <w:r>
-        <w:rPr>
-          <w:rFonts w:ascii="Avenir Next LT Pro" w:eastAsia="Times New Roman" w:hAnsi="Avenir Next LT Pro" w:cs="Times New Roman"/>
-          <w:kern w:val="0"/>
-          <w:sz w:val="21"/>
-          <w:szCs w:val="21"/>
-          <w:lang w:val="es-MX" w:eastAsia="es-MX"/>
-          <w14:ligatures w14:val="none"/>
-        </w:rPr>
-        <w:t xml:space="preserve"> REST.</w:t>
-      </w:r>
-      <w:r>
-        <w:rPr>
-          <w:rFonts w:ascii="Avenir Next LT Pro" w:eastAsia="Times New Roman" w:hAnsi="Avenir Next LT Pro" w:cs="Times New Roman"/>
-          <w:kern w:val="0"/>
-          <w:sz w:val="21"/>
-          <w:szCs w:val="21"/>
-          <w:lang w:val="es-MX" w:eastAsia="es-MX"/>
-          <w14:ligatures w14:val="none"/>
-        </w:rPr>
-        <w:br/>
-        <w:t>• Optimización de scripts y mejora de productividad del equipo.</w:t>
+          <w:sz w:val="20"/>
+          <w:szCs w:val="20"/>
+          <w:lang w:val="es-MX" w:eastAsia="es-MX"/>
+          <w14:ligatures w14:val="none"/>
+        </w:rPr>
+        <w:t xml:space="preserve">Desarrollé interfaces responsivas y componentes reutilizables con React, mejorando la consistencia y velocidad de desarrollo en múltiples proyectos. </w:t>
       </w:r>
     </w:p>
     <w:p>
       <w:pPr>
+        <w:numPr>
+          <w:ilvl w:val="0"/>
+          <w:numId w:val="8"/>
+        </w:numPr>
         <w:spacing w:before="100" w:beforeAutospacing="1" w:after="100" w:afterAutospacing="1"/>
-        <w:rPr>
-          <w:rFonts w:ascii="Avenir Next LT Pro" w:eastAsia="Times New Roman" w:hAnsi="Avenir Next LT Pro" w:cs="Times New Roman"/>
-          <w:kern w:val="0"/>
-          <w:sz w:val="21"/>
-          <w:szCs w:val="21"/>
+        <w:outlineLvl w:val="2"/>
+        <w:rPr>
+          <w:rFonts w:ascii="Avenir Next LT Pro" w:eastAsia="Times New Roman" w:hAnsi="Avenir Next LT Pro" w:cs="Times New Roman"/>
+          <w:kern w:val="0"/>
+          <w:sz w:val="20"/>
+          <w:szCs w:val="20"/>
           <w:lang w:val="es-MX" w:eastAsia="es-MX"/>
           <w14:ligatures w14:val="none"/>
         </w:rPr>
@@ -6698,84 +7135,25 @@
       <w:r>
         <w:rPr>
           <w:rFonts w:ascii="Avenir Next LT Pro" w:eastAsia="Times New Roman" w:hAnsi="Avenir Next LT Pro" w:cs="Times New Roman"/>
-          <w:b/>
-          <w:bCs/>
-          <w:kern w:val="0"/>
-          <w:sz w:val="21"/>
-          <w:szCs w:val="21"/>
-          <w:lang w:val="es-MX" w:eastAsia="es-MX"/>
-          <w14:ligatures w14:val="none"/>
-        </w:rPr>
-        <w:t>Herramientas:</w:t>
-      </w:r>
-      <w:r>
-        <w:rPr>
-          <w:rFonts w:ascii="Avenir Next LT Pro" w:eastAsia="Times New Roman" w:hAnsi="Avenir Next LT Pro" w:cs="Times New Roman"/>
-          <w:kern w:val="0"/>
-          <w:sz w:val="21"/>
-          <w:szCs w:val="21"/>
-          <w:lang w:val="es-MX" w:eastAsia="es-MX"/>
-          <w14:ligatures w14:val="none"/>
-        </w:rPr>
-        <w:t xml:space="preserve"> JavaScript (ES6+), </w:t>
-      </w:r>
-      <w:proofErr w:type="spellStart"/>
-      <w:r>
-        <w:rPr>
-          <w:rFonts w:ascii="Avenir Next LT Pro" w:eastAsia="Times New Roman" w:hAnsi="Avenir Next LT Pro" w:cs="Times New Roman"/>
-          <w:kern w:val="0"/>
-          <w:sz w:val="21"/>
-          <w:szCs w:val="21"/>
-          <w:lang w:val="es-MX" w:eastAsia="es-MX"/>
-          <w14:ligatures w14:val="none"/>
-        </w:rPr>
-        <w:t>React</w:t>
-      </w:r>
-      <w:proofErr w:type="spellEnd"/>
-      <w:r>
-        <w:rPr>
-          <w:rFonts w:ascii="Avenir Next LT Pro" w:eastAsia="Times New Roman" w:hAnsi="Avenir Next LT Pro" w:cs="Times New Roman"/>
-          <w:kern w:val="0"/>
-          <w:sz w:val="21"/>
-          <w:szCs w:val="21"/>
-          <w:lang w:val="es-MX" w:eastAsia="es-MX"/>
-          <w14:ligatures w14:val="none"/>
-        </w:rPr>
-        <w:t xml:space="preserve">, HTML, CSS, </w:t>
-      </w:r>
-      <w:proofErr w:type="spellStart"/>
-      <w:r>
-        <w:rPr>
-          <w:rFonts w:ascii="Avenir Next LT Pro" w:eastAsia="Times New Roman" w:hAnsi="Avenir Next LT Pro" w:cs="Times New Roman"/>
-          <w:kern w:val="0"/>
-          <w:sz w:val="21"/>
-          <w:szCs w:val="21"/>
-          <w:lang w:val="es-MX" w:eastAsia="es-MX"/>
-          <w14:ligatures w14:val="none"/>
-        </w:rPr>
-        <w:t>APIs</w:t>
-      </w:r>
-      <w:proofErr w:type="spellEnd"/>
-      <w:r>
-        <w:rPr>
-          <w:rFonts w:ascii="Avenir Next LT Pro" w:eastAsia="Times New Roman" w:hAnsi="Avenir Next LT Pro" w:cs="Times New Roman"/>
-          <w:kern w:val="0"/>
-          <w:sz w:val="21"/>
-          <w:szCs w:val="21"/>
-          <w:lang w:val="es-MX" w:eastAsia="es-MX"/>
-          <w14:ligatures w14:val="none"/>
-        </w:rPr>
-        <w:t xml:space="preserve"> REST, Git.</w:t>
+          <w:kern w:val="0"/>
+          <w:sz w:val="20"/>
+          <w:szCs w:val="20"/>
+          <w:lang w:val="es-MX" w:eastAsia="es-MX"/>
+          <w14:ligatures w14:val="none"/>
+        </w:rPr>
+        <w:t xml:space="preserve">Implementé la integración entre frontend y backend mediante APIs REST, asegurando flujos de datos eficientes y desacoplados. </w:t>
       </w:r>
     </w:p>
     <w:p>
       <w:pPr>
+        <w:numPr>
+          <w:ilvl w:val="0"/>
+          <w:numId w:val="8"/>
+        </w:numPr>
         <w:spacing w:before="100" w:beforeAutospacing="1" w:after="100" w:afterAutospacing="1"/>
         <w:outlineLvl w:val="2"/>
         <w:rPr>
           <w:rFonts w:ascii="Avenir Next LT Pro" w:eastAsia="Times New Roman" w:hAnsi="Avenir Next LT Pro" w:cs="Times New Roman"/>
-          <w:b/>
-          <w:bCs/>
           <w:kern w:val="0"/>
           <w:sz w:val="20"/>
           <w:szCs w:val="20"/>
@@ -6786,48 +7164,23 @@
       <w:r>
         <w:rPr>
           <w:rFonts w:ascii="Avenir Next LT Pro" w:eastAsia="Times New Roman" w:hAnsi="Avenir Next LT Pro" w:cs="Times New Roman"/>
-          <w:b/>
-          <w:bCs/>
           <w:kern w:val="0"/>
           <w:sz w:val="20"/>
           <w:szCs w:val="20"/>
           <w:lang w:val="es-MX" w:eastAsia="es-MX"/>
           <w14:ligatures w14:val="none"/>
         </w:rPr>
-        <w:t xml:space="preserve">Becario en Sistemas Computacionales – </w:t>
-      </w:r>
-      <w:proofErr w:type="spellStart"/>
-      <w:r>
-        <w:rPr>
-          <w:rFonts w:ascii="Avenir Next LT Pro" w:eastAsia="Times New Roman" w:hAnsi="Avenir Next LT Pro" w:cs="Times New Roman"/>
-          <w:b/>
-          <w:bCs/>
-          <w:kern w:val="0"/>
-          <w:sz w:val="20"/>
-          <w:szCs w:val="20"/>
-          <w:lang w:val="es-MX" w:eastAsia="es-MX"/>
-          <w14:ligatures w14:val="none"/>
-        </w:rPr>
-        <w:t>Deecsa</w:t>
-      </w:r>
-      <w:proofErr w:type="spellEnd"/>
-      <w:r>
-        <w:rPr>
-          <w:rFonts w:ascii="Avenir Next LT Pro" w:eastAsia="Times New Roman" w:hAnsi="Avenir Next LT Pro" w:cs="Times New Roman"/>
-          <w:b/>
-          <w:bCs/>
-          <w:kern w:val="0"/>
-          <w:sz w:val="20"/>
-          <w:szCs w:val="20"/>
-          <w:lang w:val="es-MX" w:eastAsia="es-MX"/>
-          <w14:ligatures w14:val="none"/>
-        </w:rPr>
-        <w:t xml:space="preserve"> | Ciudad de México</w:t>
+        <w:t xml:space="preserve">Desarrollé servicios backend con Node.js para procesamiento y consumo de datos en aplicaciones web. </w:t>
       </w:r>
     </w:p>
     <w:p>
       <w:pPr>
+        <w:numPr>
+          <w:ilvl w:val="0"/>
+          <w:numId w:val="8"/>
+        </w:numPr>
         <w:spacing w:before="100" w:beforeAutospacing="1" w:after="100" w:afterAutospacing="1"/>
+        <w:outlineLvl w:val="2"/>
         <w:rPr>
           <w:rFonts w:ascii="Avenir Next LT Pro" w:eastAsia="Times New Roman" w:hAnsi="Avenir Next LT Pro" w:cs="Times New Roman"/>
           <w:kern w:val="0"/>
@@ -6846,36 +7199,17 @@
           <w:lang w:val="es-MX" w:eastAsia="es-MX"/>
           <w14:ligatures w14:val="none"/>
         </w:rPr>
-        <w:t xml:space="preserve">Septiembre 2018 – </w:t>
-      </w:r>
-      <w:proofErr w:type="gramStart"/>
-      <w:r>
-        <w:rPr>
-          <w:rFonts w:ascii="Avenir Next LT Pro" w:eastAsia="Times New Roman" w:hAnsi="Avenir Next LT Pro" w:cs="Times New Roman"/>
-          <w:kern w:val="0"/>
-          <w:sz w:val="20"/>
-          <w:szCs w:val="20"/>
-          <w:lang w:val="es-MX" w:eastAsia="es-MX"/>
-          <w14:ligatures w14:val="none"/>
-        </w:rPr>
-        <w:t>Noviembre</w:t>
-      </w:r>
-      <w:proofErr w:type="gramEnd"/>
-      <w:r>
-        <w:rPr>
-          <w:rFonts w:ascii="Avenir Next LT Pro" w:eastAsia="Times New Roman" w:hAnsi="Avenir Next LT Pro" w:cs="Times New Roman"/>
-          <w:kern w:val="0"/>
-          <w:sz w:val="20"/>
-          <w:szCs w:val="20"/>
-          <w:lang w:val="es-MX" w:eastAsia="es-MX"/>
-          <w14:ligatures w14:val="none"/>
-        </w:rPr>
-        <w:t xml:space="preserve"> 2019</w:t>
+        <w:t xml:space="preserve">Gestioné la persistencia de datos con MongoDB, soportando contenido dinámico para campañas y productos digitales. </w:t>
       </w:r>
     </w:p>
     <w:p>
       <w:pPr>
+        <w:numPr>
+          <w:ilvl w:val="0"/>
+          <w:numId w:val="8"/>
+        </w:numPr>
         <w:spacing w:before="100" w:beforeAutospacing="1" w:after="100" w:afterAutospacing="1"/>
+        <w:outlineLvl w:val="2"/>
         <w:rPr>
           <w:rFonts w:ascii="Avenir Next LT Pro" w:eastAsia="Times New Roman" w:hAnsi="Avenir Next LT Pro" w:cs="Times New Roman"/>
           <w:kern w:val="0"/>
@@ -6894,10 +7228,79 @@
           <w:lang w:val="es-MX" w:eastAsia="es-MX"/>
           <w14:ligatures w14:val="none"/>
         </w:rPr>
-        <w:t xml:space="preserve">Colaboración en la mejora de sistemas corporativos con enfoque en </w:t>
+        <w:t xml:space="preserve">Optimicé scripts, consultas y flujos de trabajo, mejorando el rendimiento de las aplicaciones y la productividad del equipo. </w:t>
       </w:r>
-      <w:proofErr w:type="spellStart"/>
+    </w:p>
+    <w:p>
+      <w:pPr>
+        <w:spacing w:before="100" w:beforeAutospacing="1" w:after="100" w:afterAutospacing="1"/>
+        <w:outlineLvl w:val="2"/>
+        <w:rPr>
+          <w:rFonts w:ascii="Avenir Next LT Pro" w:eastAsia="Times New Roman" w:hAnsi="Avenir Next LT Pro" w:cs="Times New Roman"/>
+          <w:kern w:val="0"/>
+          <w:sz w:val="21"/>
+          <w:szCs w:val="21"/>
+          <w:lang w:val="es-MX" w:eastAsia="es-MX"/>
+          <w14:ligatures w14:val="none"/>
+        </w:rPr>
+      </w:pPr>
       <w:r>
+        <w:rPr>
+          <w:rFonts w:ascii="Avenir Next LT Pro" w:eastAsia="Times New Roman" w:hAnsi="Avenir Next LT Pro" w:cs="Times New Roman"/>
+          <w:b/>
+          <w:bCs/>
+          <w:kern w:val="0"/>
+          <w:sz w:val="21"/>
+          <w:szCs w:val="21"/>
+          <w:lang w:val="es-MX" w:eastAsia="es-MX"/>
+          <w14:ligatures w14:val="none"/>
+        </w:rPr>
+        <w:t>Tecnologías:</w:t>
+      </w:r>
+      <w:r>
+        <w:rPr>
+          <w:rFonts w:ascii="Avenir Next LT Pro" w:eastAsia="Times New Roman" w:hAnsi="Avenir Next LT Pro" w:cs="Times New Roman"/>
+          <w:kern w:val="0"/>
+          <w:sz w:val="21"/>
+          <w:szCs w:val="21"/>
+          <w:lang w:val="es-MX" w:eastAsia="es-MX"/>
+          <w14:ligatures w14:val="none"/>
+        </w:rPr>
+        <w:t xml:space="preserve"> JavaScript (ES6+), React, Node.js, MongoDB, APIs REST, Git, HTML, CSS.</w:t>
+      </w:r>
+    </w:p>
+    <w:p>
+      <w:pPr>
+        <w:spacing w:before="100" w:beforeAutospacing="1" w:after="100" w:afterAutospacing="1"/>
+        <w:outlineLvl w:val="2"/>
+        <w:rPr>
+          <w:rFonts w:ascii="Avenir Next LT Pro" w:eastAsia="Times New Roman" w:hAnsi="Avenir Next LT Pro" w:cs="Times New Roman"/>
+          <w:b/>
+          <w:bCs/>
+          <w:kern w:val="0"/>
+          <w:sz w:val="21"/>
+          <w:szCs w:val="21"/>
+          <w:lang w:val="es-MX" w:eastAsia="es-MX"/>
+          <w14:ligatures w14:val="none"/>
+        </w:rPr>
+      </w:pPr>
+      <w:r>
+        <w:rPr>
+          <w:rFonts w:ascii="Avenir Next LT Pro" w:eastAsia="Times New Roman" w:hAnsi="Avenir Next LT Pro" w:cs="Times New Roman"/>
+          <w:b/>
+          <w:bCs/>
+          <w:kern w:val="0"/>
+          <w:sz w:val="21"/>
+          <w:szCs w:val="21"/>
+          <w:lang w:val="es-MX" w:eastAsia="es-MX"/>
+          <w14:ligatures w14:val="none"/>
+        </w:rPr>
+        <w:t>Becario en Sistemas Computacionales – Deecsa | Ciudad de México</w:t>
+      </w:r>
+    </w:p>
+    <w:p>
+      <w:pPr>
+        <w:spacing w:before="100" w:beforeAutospacing="1" w:after="100" w:afterAutospacing="1"/>
         <w:rPr>
           <w:rFonts w:ascii="Avenir Next LT Pro" w:eastAsia="Times New Roman" w:hAnsi="Avenir Next LT Pro" w:cs="Times New Roman"/>
           <w:kern w:val="0"/>
@@ -6906,9 +7309,7 @@
           <w:lang w:val="es-MX" w:eastAsia="es-MX"/>
           <w14:ligatures w14:val="none"/>
         </w:rPr>
-        <w:t>frontend</w:t>
-      </w:r>
-      <w:proofErr w:type="spellEnd"/>
+      </w:pPr>
       <w:r>
         <w:rPr>
           <w:rFonts w:ascii="Avenir Next LT Pro" w:eastAsia="Times New Roman" w:hAnsi="Avenir Next LT Pro" w:cs="Times New Roman"/>
@@ -6918,7 +7319,31 @@
           <w:lang w:val="es-MX" w:eastAsia="es-MX"/>
           <w14:ligatures w14:val="none"/>
         </w:rPr>
-        <w:t xml:space="preserve"> y experiencia de usuario.</w:t>
+        <w:t>Septiembre 2018 – Noviembre 2019</w:t>
+      </w:r>
+    </w:p>
+    <w:p>
+      <w:pPr>
+        <w:spacing w:before="100" w:beforeAutospacing="1" w:after="100" w:afterAutospacing="1"/>
+        <w:rPr>
+          <w:rFonts w:ascii="Avenir Next LT Pro" w:eastAsia="Times New Roman" w:hAnsi="Avenir Next LT Pro" w:cs="Times New Roman"/>
+          <w:kern w:val="0"/>
+          <w:sz w:val="20"/>
+          <w:szCs w:val="20"/>
+          <w:lang w:val="es-MX" w:eastAsia="es-MX"/>
+          <w14:ligatures w14:val="none"/>
+        </w:rPr>
+      </w:pPr>
+      <w:r>
+        <w:rPr>
+          <w:rFonts w:ascii="Avenir Next LT Pro" w:eastAsia="Times New Roman" w:hAnsi="Avenir Next LT Pro" w:cs="Times New Roman"/>
+          <w:kern w:val="0"/>
+          <w:sz w:val="20"/>
+          <w:szCs w:val="20"/>
+          <w:lang w:val="es-MX" w:eastAsia="es-MX"/>
+          <w14:ligatures w14:val="none"/>
+        </w:rPr>
+        <w:t>Colaboración en la mejora de sistemas corporativos con enfoque en frontend y experiencia de usuario.</w:t>
       </w:r>
     </w:p>
     <w:p>
@@ -7003,10 +7428,13 @@
           <w:lang w:val="es-MX" w:eastAsia="es-MX"/>
           <w14:ligatures w14:val="none"/>
         </w:rPr>
-        <w:t xml:space="preserve"> HTML5, CSS3, JavaScript, Git, </w:t>
+        <w:t xml:space="preserve"> HTML5, CSS3, JavaScript, Git, APIs REST.</w:t>
       </w:r>
-      <w:proofErr w:type="spellStart"/>
-      <w:r>
+    </w:p>
+    <w:p>
+      <w:pPr>
+        <w:spacing w:before="100" w:beforeAutospacing="1" w:after="100" w:afterAutospacing="1"/>
+        <w:outlineLvl w:val="2"/>
         <w:rPr>
           <w:rFonts w:ascii="Avenir Next LT Pro" w:eastAsia="Times New Roman" w:hAnsi="Avenir Next LT Pro" w:cs="Times New Roman"/>
           <w:kern w:val="0"/>
@@ -7015,20 +7443,7 @@
           <w:lang w:val="es-MX" w:eastAsia="es-MX"/>
           <w14:ligatures w14:val="none"/>
         </w:rPr>
-        <w:t>APIs</w:t>
-      </w:r>
-      <w:proofErr w:type="spellEnd"/>
-      <w:r>
-        <w:rPr>
-          <w:rFonts w:ascii="Avenir Next LT Pro" w:eastAsia="Times New Roman" w:hAnsi="Avenir Next LT Pro" w:cs="Times New Roman"/>
-          <w:kern w:val="0"/>
-          <w:sz w:val="20"/>
-          <w:szCs w:val="20"/>
-          <w:lang w:val="es-MX" w:eastAsia="es-MX"/>
-          <w14:ligatures w14:val="none"/>
-        </w:rPr>
-        <w:t xml:space="preserve"> REST.</w:t>
-      </w:r>
+      </w:pPr>
     </w:p>
     <w:p>
       <w:pPr>
@@ -7080,31 +7495,7 @@
           <w:lang w:val="es-MX" w:eastAsia="es-MX"/>
           <w14:ligatures w14:val="none"/>
         </w:rPr>
-        <w:t xml:space="preserve">Febrero 2016 – </w:t>
-      </w:r>
-      <w:proofErr w:type="gramStart"/>
-      <w:r>
-        <w:rPr>
-          <w:rFonts w:ascii="Avenir Next LT Pro" w:eastAsia="Times New Roman" w:hAnsi="Avenir Next LT Pro" w:cs="Times New Roman"/>
-          <w:kern w:val="0"/>
-          <w:sz w:val="20"/>
-          <w:szCs w:val="20"/>
-          <w:lang w:val="es-MX" w:eastAsia="es-MX"/>
-          <w14:ligatures w14:val="none"/>
-        </w:rPr>
-        <w:t>Agosto</w:t>
-      </w:r>
-      <w:proofErr w:type="gramEnd"/>
-      <w:r>
-        <w:rPr>
-          <w:rFonts w:ascii="Avenir Next LT Pro" w:eastAsia="Times New Roman" w:hAnsi="Avenir Next LT Pro" w:cs="Times New Roman"/>
-          <w:kern w:val="0"/>
-          <w:sz w:val="20"/>
-          <w:szCs w:val="20"/>
-          <w:lang w:val="es-MX" w:eastAsia="es-MX"/>
-          <w14:ligatures w14:val="none"/>
-        </w:rPr>
-        <w:t xml:space="preserve"> 2018</w:t>
+        <w:t>Febrero 2016 – Agosto 2018</w:t>
       </w:r>
     </w:p>
     <w:p>
@@ -7652,6 +8043,155 @@
     </w:lvl>
   </w:abstractNum>
   <w:abstractNum w:abstractNumId="1" w15:restartNumberingAfterBreak="0">
+    <w:nsid w:val="2BBA2DCC"/>
+    <w:multiLevelType w:val="multilevel"/>
+    <w:tmpl w:val="707245E6"/>
+    <w:lvl w:ilvl="0">
+      <w:start w:val="1"/>
+      <w:numFmt w:val="bullet"/>
+      <w:lvlText w:val=""/>
+      <w:lvlJc w:val="left"/>
+      <w:pPr>
+        <w:tabs>
+          <w:tab w:val="num" w:pos="720"/>
+        </w:tabs>
+        <w:ind w:left="720" w:hanging="360"/>
+      </w:pPr>
+      <w:rPr>
+        <w:rFonts w:ascii="Symbol" w:hAnsi="Symbol" w:hint="default"/>
+        <w:sz w:val="20"/>
+      </w:rPr>
+    </w:lvl>
+    <w:lvl w:ilvl="1" w:tentative="1">
+      <w:start w:val="1"/>
+      <w:numFmt w:val="bullet"/>
+      <w:lvlText w:val="o"/>
+      <w:lvlJc w:val="left"/>
+      <w:pPr>
+        <w:tabs>
+          <w:tab w:val="num" w:pos="1440"/>
+        </w:tabs>
+        <w:ind w:left="1440" w:hanging="360"/>
+      </w:pPr>
+      <w:rPr>
+        <w:rFonts w:ascii="Courier New" w:hAnsi="Courier New" w:hint="default"/>
+        <w:sz w:val="20"/>
+      </w:rPr>
+    </w:lvl>
+    <w:lvl w:ilvl="2" w:tentative="1">
+      <w:start w:val="1"/>
+      <w:numFmt w:val="bullet"/>
+      <w:lvlText w:val=""/>
+      <w:lvlJc w:val="left"/>
+      <w:pPr>
+        <w:tabs>
+          <w:tab w:val="num" w:pos="2160"/>
+        </w:tabs>
+        <w:ind w:left="2160" w:hanging="360"/>
+      </w:pPr>
+      <w:rPr>
+        <w:rFonts w:ascii="Wingdings" w:hAnsi="Wingdings" w:hint="default"/>
+        <w:sz w:val="20"/>
+      </w:rPr>
+    </w:lvl>
+    <w:lvl w:ilvl="3" w:tentative="1">
+      <w:start w:val="1"/>
+      <w:numFmt w:val="bullet"/>
+      <w:lvlText w:val=""/>
+      <w:lvlJc w:val="left"/>
+      <w:pPr>
+        <w:tabs>
+          <w:tab w:val="num" w:pos="2880"/>
+        </w:tabs>
+        <w:ind w:left="2880" w:hanging="360"/>
+      </w:pPr>
+      <w:rPr>
+        <w:rFonts w:ascii="Wingdings" w:hAnsi="Wingdings" w:hint="default"/>
+        <w:sz w:val="20"/>
+      </w:rPr>
+    </w:lvl>
+    <w:lvl w:ilvl="4" w:tentative="1">
+      <w:start w:val="1"/>
+      <w:numFmt w:val="bullet"/>
+      <w:lvlText w:val=""/>
+      <w:lvlJc w:val="left"/>
+      <w:pPr>
+        <w:tabs>
+          <w:tab w:val="num" w:pos="3600"/>
+        </w:tabs>
+        <w:ind w:left="3600" w:hanging="360"/>
+      </w:pPr>
+      <w:rPr>
+        <w:rFonts w:ascii="Wingdings" w:hAnsi="Wingdings" w:hint="default"/>
+        <w:sz w:val="20"/>
+      </w:rPr>
+    </w:lvl>
+    <w:lvl w:ilvl="5" w:tentative="1">
+      <w:start w:val="1"/>
+      <w:numFmt w:val="bullet"/>
+      <w:lvlText w:val=""/>
+      <w:lvlJc w:val="left"/>
+      <w:pPr>
+        <w:tabs>
+          <w:tab w:val="num" w:pos="4320"/>
+        </w:tabs>
+        <w:ind w:left="4320" w:hanging="360"/>
+      </w:pPr>
+      <w:rPr>
+        <w:rFonts w:ascii="Wingdings" w:hAnsi="Wingdings" w:hint="default"/>
+        <w:sz w:val="20"/>
+      </w:rPr>
+    </w:lvl>
+    <w:lvl w:ilvl="6" w:tentative="1">
+      <w:start w:val="1"/>
+      <w:numFmt w:val="bullet"/>
+      <w:lvlText w:val=""/>
+      <w:lvlJc w:val="left"/>
+      <w:pPr>
+        <w:tabs>
+          <w:tab w:val="num" w:pos="5040"/>
+        </w:tabs>
+        <w:ind w:left="5040" w:hanging="360"/>
+      </w:pPr>
+      <w:rPr>
+        <w:rFonts w:ascii="Wingdings" w:hAnsi="Wingdings" w:hint="default"/>
+        <w:sz w:val="20"/>
+      </w:rPr>
+    </w:lvl>
+    <w:lvl w:ilvl="7" w:tentative="1">
+      <w:start w:val="1"/>
+      <w:numFmt w:val="bullet"/>
+      <w:lvlText w:val=""/>
+      <w:lvlJc w:val="left"/>
+      <w:pPr>
+        <w:tabs>
+          <w:tab w:val="num" w:pos="5760"/>
+        </w:tabs>
+        <w:ind w:left="5760" w:hanging="360"/>
+      </w:pPr>
+      <w:rPr>
+        <w:rFonts w:ascii="Wingdings" w:hAnsi="Wingdings" w:hint="default"/>
+        <w:sz w:val="20"/>
+      </w:rPr>
+    </w:lvl>
+    <w:lvl w:ilvl="8" w:tentative="1">
+      <w:start w:val="1"/>
+      <w:numFmt w:val="bullet"/>
+      <w:lvlText w:val=""/>
+      <w:lvlJc w:val="left"/>
+      <w:pPr>
+        <w:tabs>
+          <w:tab w:val="num" w:pos="6480"/>
+        </w:tabs>
+        <w:ind w:left="6480" w:hanging="360"/>
+      </w:pPr>
+      <w:rPr>
+        <w:rFonts w:ascii="Wingdings" w:hAnsi="Wingdings" w:hint="default"/>
+        <w:sz w:val="20"/>
+      </w:rPr>
+    </w:lvl>
+  </w:abstractNum>
+  <w:abstractNum w:abstractNumId="2" w15:restartNumberingAfterBreak="0">
     <w:nsid w:val="34903BC8"/>
     <w:multiLevelType w:val="hybridMultilevel"/>
     <w:tmpl w:val="36D602CE"/>
@@ -7764,7 +8304,305 @@
       </w:rPr>
     </w:lvl>
   </w:abstractNum>
-  <w:abstractNum w:abstractNumId="2" w15:restartNumberingAfterBreak="0">
+  <w:abstractNum w:abstractNumId="3" w15:restartNumberingAfterBreak="0">
+    <w:nsid w:val="3BB41792"/>
+    <w:multiLevelType w:val="multilevel"/>
+    <w:tmpl w:val="DB444F8A"/>
+    <w:lvl w:ilvl="0">
+      <w:start w:val="1"/>
+      <w:numFmt w:val="bullet"/>
+      <w:lvlText w:val=""/>
+      <w:lvlJc w:val="left"/>
+      <w:pPr>
+        <w:tabs>
+          <w:tab w:val="num" w:pos="720"/>
+        </w:tabs>
+        <w:ind w:left="720" w:hanging="360"/>
+      </w:pPr>
+      <w:rPr>
+        <w:rFonts w:ascii="Symbol" w:hAnsi="Symbol" w:hint="default"/>
+        <w:sz w:val="20"/>
+      </w:rPr>
+    </w:lvl>
+    <w:lvl w:ilvl="1" w:tentative="1">
+      <w:start w:val="1"/>
+      <w:numFmt w:val="bullet"/>
+      <w:lvlText w:val="o"/>
+      <w:lvlJc w:val="left"/>
+      <w:pPr>
+        <w:tabs>
+          <w:tab w:val="num" w:pos="1440"/>
+        </w:tabs>
+        <w:ind w:left="1440" w:hanging="360"/>
+      </w:pPr>
+      <w:rPr>
+        <w:rFonts w:ascii="Courier New" w:hAnsi="Courier New" w:hint="default"/>
+        <w:sz w:val="20"/>
+      </w:rPr>
+    </w:lvl>
+    <w:lvl w:ilvl="2" w:tentative="1">
+      <w:start w:val="1"/>
+      <w:numFmt w:val="bullet"/>
+      <w:lvlText w:val=""/>
+      <w:lvlJc w:val="left"/>
+      <w:pPr>
+        <w:tabs>
+          <w:tab w:val="num" w:pos="2160"/>
+        </w:tabs>
+        <w:ind w:left="2160" w:hanging="360"/>
+      </w:pPr>
+      <w:rPr>
+        <w:rFonts w:ascii="Wingdings" w:hAnsi="Wingdings" w:hint="default"/>
+        <w:sz w:val="20"/>
+      </w:rPr>
+    </w:lvl>
+    <w:lvl w:ilvl="3" w:tentative="1">
+      <w:start w:val="1"/>
+      <w:numFmt w:val="bullet"/>
+      <w:lvlText w:val=""/>
+      <w:lvlJc w:val="left"/>
+      <w:pPr>
+        <w:tabs>
+          <w:tab w:val="num" w:pos="2880"/>
+        </w:tabs>
+        <w:ind w:left="2880" w:hanging="360"/>
+      </w:pPr>
+      <w:rPr>
+        <w:rFonts w:ascii="Wingdings" w:hAnsi="Wingdings" w:hint="default"/>
+        <w:sz w:val="20"/>
+      </w:rPr>
+    </w:lvl>
+    <w:lvl w:ilvl="4" w:tentative="1">
+      <w:start w:val="1"/>
+      <w:numFmt w:val="bullet"/>
+      <w:lvlText w:val=""/>
+      <w:lvlJc w:val="left"/>
+      <w:pPr>
+        <w:tabs>
+          <w:tab w:val="num" w:pos="3600"/>
+        </w:tabs>
+        <w:ind w:left="3600" w:hanging="360"/>
+      </w:pPr>
+      <w:rPr>
+        <w:rFonts w:ascii="Wingdings" w:hAnsi="Wingdings" w:hint="default"/>
+        <w:sz w:val="20"/>
+      </w:rPr>
+    </w:lvl>
+    <w:lvl w:ilvl="5" w:tentative="1">
+      <w:start w:val="1"/>
+      <w:numFmt w:val="bullet"/>
+      <w:lvlText w:val=""/>
+      <w:lvlJc w:val="left"/>
+      <w:pPr>
+        <w:tabs>
+          <w:tab w:val="num" w:pos="4320"/>
+        </w:tabs>
+        <w:ind w:left="4320" w:hanging="360"/>
+      </w:pPr>
+      <w:rPr>
+        <w:rFonts w:ascii="Wingdings" w:hAnsi="Wingdings" w:hint="default"/>
+        <w:sz w:val="20"/>
+      </w:rPr>
+    </w:lvl>
+    <w:lvl w:ilvl="6" w:tentative="1">
+      <w:start w:val="1"/>
+      <w:numFmt w:val="bullet"/>
+      <w:lvlText w:val=""/>
+      <w:lvlJc w:val="left"/>
+      <w:pPr>
+        <w:tabs>
+          <w:tab w:val="num" w:pos="5040"/>
+        </w:tabs>
+        <w:ind w:left="5040" w:hanging="360"/>
+      </w:pPr>
+      <w:rPr>
+        <w:rFonts w:ascii="Wingdings" w:hAnsi="Wingdings" w:hint="default"/>
+        <w:sz w:val="20"/>
+      </w:rPr>
+    </w:lvl>
+    <w:lvl w:ilvl="7" w:tentative="1">
+      <w:start w:val="1"/>
+      <w:numFmt w:val="bullet"/>
+      <w:lvlText w:val=""/>
+      <w:lvlJc w:val="left"/>
+      <w:pPr>
+        <w:tabs>
+          <w:tab w:val="num" w:pos="5760"/>
+        </w:tabs>
+        <w:ind w:left="5760" w:hanging="360"/>
+      </w:pPr>
+      <w:rPr>
+        <w:rFonts w:ascii="Wingdings" w:hAnsi="Wingdings" w:hint="default"/>
+        <w:sz w:val="20"/>
+      </w:rPr>
+    </w:lvl>
+    <w:lvl w:ilvl="8" w:tentative="1">
+      <w:start w:val="1"/>
+      <w:numFmt w:val="bullet"/>
+      <w:lvlText w:val=""/>
+      <w:lvlJc w:val="left"/>
+      <w:pPr>
+        <w:tabs>
+          <w:tab w:val="num" w:pos="6480"/>
+        </w:tabs>
+        <w:ind w:left="6480" w:hanging="360"/>
+      </w:pPr>
+      <w:rPr>
+        <w:rFonts w:ascii="Wingdings" w:hAnsi="Wingdings" w:hint="default"/>
+        <w:sz w:val="20"/>
+      </w:rPr>
+    </w:lvl>
+  </w:abstractNum>
+  <w:abstractNum w:abstractNumId="4" w15:restartNumberingAfterBreak="0">
+    <w:nsid w:val="3FB678A4"/>
+    <w:multiLevelType w:val="multilevel"/>
+    <w:tmpl w:val="1096AFA6"/>
+    <w:lvl w:ilvl="0">
+      <w:start w:val="1"/>
+      <w:numFmt w:val="bullet"/>
+      <w:lvlText w:val=""/>
+      <w:lvlJc w:val="left"/>
+      <w:pPr>
+        <w:tabs>
+          <w:tab w:val="num" w:pos="720"/>
+        </w:tabs>
+        <w:ind w:left="720" w:hanging="360"/>
+      </w:pPr>
+      <w:rPr>
+        <w:rFonts w:ascii="Symbol" w:hAnsi="Symbol" w:hint="default"/>
+        <w:sz w:val="20"/>
+      </w:rPr>
+    </w:lvl>
+    <w:lvl w:ilvl="1" w:tentative="1">
+      <w:start w:val="1"/>
+      <w:numFmt w:val="bullet"/>
+      <w:lvlText w:val="o"/>
+      <w:lvlJc w:val="left"/>
+      <w:pPr>
+        <w:tabs>
+          <w:tab w:val="num" w:pos="1440"/>
+        </w:tabs>
+        <w:ind w:left="1440" w:hanging="360"/>
+      </w:pPr>
+      <w:rPr>
+        <w:rFonts w:ascii="Courier New" w:hAnsi="Courier New" w:hint="default"/>
+        <w:sz w:val="20"/>
+      </w:rPr>
+    </w:lvl>
+    <w:lvl w:ilvl="2" w:tentative="1">
+      <w:start w:val="1"/>
+      <w:numFmt w:val="bullet"/>
+      <w:lvlText w:val=""/>
+      <w:lvlJc w:val="left"/>
+      <w:pPr>
+        <w:tabs>
+          <w:tab w:val="num" w:pos="2160"/>
+        </w:tabs>
+        <w:ind w:left="2160" w:hanging="360"/>
+      </w:pPr>
+      <w:rPr>
+        <w:rFonts w:ascii="Wingdings" w:hAnsi="Wingdings" w:hint="default"/>
+        <w:sz w:val="20"/>
+      </w:rPr>
+    </w:lvl>
+    <w:lvl w:ilvl="3" w:tentative="1">
+      <w:start w:val="1"/>
+      <w:numFmt w:val="bullet"/>
+      <w:lvlText w:val=""/>
+      <w:lvlJc w:val="left"/>
+      <w:pPr>
+        <w:tabs>
+          <w:tab w:val="num" w:pos="2880"/>
+        </w:tabs>
+        <w:ind w:left="2880" w:hanging="360"/>
+      </w:pPr>
+      <w:rPr>
+        <w:rFonts w:ascii="Wingdings" w:hAnsi="Wingdings" w:hint="default"/>
+        <w:sz w:val="20"/>
+      </w:rPr>
+    </w:lvl>
+    <w:lvl w:ilvl="4" w:tentative="1">
+      <w:start w:val="1"/>
+      <w:numFmt w:val="bullet"/>
+      <w:lvlText w:val=""/>
+      <w:lvlJc w:val="left"/>
+      <w:pPr>
+        <w:tabs>
+          <w:tab w:val="num" w:pos="3600"/>
+        </w:tabs>
+        <w:ind w:left="3600" w:hanging="360"/>
+      </w:pPr>
+      <w:rPr>
+        <w:rFonts w:ascii="Wingdings" w:hAnsi="Wingdings" w:hint="default"/>
+        <w:sz w:val="20"/>
+      </w:rPr>
+    </w:lvl>
+    <w:lvl w:ilvl="5" w:tentative="1">
+      <w:start w:val="1"/>
+      <w:numFmt w:val="bullet"/>
+      <w:lvlText w:val=""/>
+      <w:lvlJc w:val="left"/>
+      <w:pPr>
+        <w:tabs>
+          <w:tab w:val="num" w:pos="4320"/>
+        </w:tabs>
+        <w:ind w:left="4320" w:hanging="360"/>
+      </w:pPr>
+      <w:rPr>
+        <w:rFonts w:ascii="Wingdings" w:hAnsi="Wingdings" w:hint="default"/>
+        <w:sz w:val="20"/>
+      </w:rPr>
+    </w:lvl>
+    <w:lvl w:ilvl="6" w:tentative="1">
+      <w:start w:val="1"/>
+      <w:numFmt w:val="bullet"/>
+      <w:lvlText w:val=""/>
+      <w:lvlJc w:val="left"/>
+      <w:pPr>
+        <w:tabs>
+          <w:tab w:val="num" w:pos="5040"/>
+        </w:tabs>
+        <w:ind w:left="5040" w:hanging="360"/>
+      </w:pPr>
+      <w:rPr>
+        <w:rFonts w:ascii="Wingdings" w:hAnsi="Wingdings" w:hint="default"/>
+        <w:sz w:val="20"/>
+      </w:rPr>
+    </w:lvl>
+    <w:lvl w:ilvl="7" w:tentative="1">
+      <w:start w:val="1"/>
+      <w:numFmt w:val="bullet"/>
+      <w:lvlText w:val=""/>
+      <w:lvlJc w:val="left"/>
+      <w:pPr>
+        <w:tabs>
+          <w:tab w:val="num" w:pos="5760"/>
+        </w:tabs>
+        <w:ind w:left="5760" w:hanging="360"/>
+      </w:pPr>
+      <w:rPr>
+        <w:rFonts w:ascii="Wingdings" w:hAnsi="Wingdings" w:hint="default"/>
+        <w:sz w:val="20"/>
+      </w:rPr>
+    </w:lvl>
+    <w:lvl w:ilvl="8" w:tentative="1">
+      <w:start w:val="1"/>
+      <w:numFmt w:val="bullet"/>
+      <w:lvlText w:val=""/>
+      <w:lvlJc w:val="left"/>
+      <w:pPr>
+        <w:tabs>
+          <w:tab w:val="num" w:pos="6480"/>
+        </w:tabs>
+        <w:ind w:left="6480" w:hanging="360"/>
+      </w:pPr>
+      <w:rPr>
+        <w:rFonts w:ascii="Wingdings" w:hAnsi="Wingdings" w:hint="default"/>
+        <w:sz w:val="20"/>
+      </w:rPr>
+    </w:lvl>
+  </w:abstractNum>
+  <w:abstractNum w:abstractNumId="5" w15:restartNumberingAfterBreak="0">
     <w:nsid w:val="41261C8F"/>
     <w:multiLevelType w:val="hybridMultilevel"/>
     <w:tmpl w:val="B74A379A"/>
@@ -7877,7 +8715,7 @@
       </w:rPr>
     </w:lvl>
   </w:abstractNum>
-  <w:abstractNum w:abstractNumId="3" w15:restartNumberingAfterBreak="0">
+  <w:abstractNum w:abstractNumId="6" w15:restartNumberingAfterBreak="0">
     <w:nsid w:val="493247B4"/>
     <w:multiLevelType w:val="hybridMultilevel"/>
     <w:tmpl w:val="1428A0C6"/>
@@ -7990,17 +8828,178 @@
       </w:rPr>
     </w:lvl>
   </w:abstractNum>
+  <w:abstractNum w:abstractNumId="7" w15:restartNumberingAfterBreak="0">
+    <w:nsid w:val="5A3C7F1A"/>
+    <w:multiLevelType w:val="multilevel"/>
+    <w:tmpl w:val="BDBC48F2"/>
+    <w:lvl w:ilvl="0">
+      <w:start w:val="1"/>
+      <w:numFmt w:val="bullet"/>
+      <w:lvlText w:val=""/>
+      <w:lvlJc w:val="left"/>
+      <w:pPr>
+        <w:tabs>
+          <w:tab w:val="num" w:pos="720"/>
+        </w:tabs>
+        <w:ind w:left="720" w:hanging="360"/>
+      </w:pPr>
+      <w:rPr>
+        <w:rFonts w:ascii="Symbol" w:hAnsi="Symbol" w:hint="default"/>
+        <w:sz w:val="20"/>
+      </w:rPr>
+    </w:lvl>
+    <w:lvl w:ilvl="1" w:tentative="1">
+      <w:start w:val="1"/>
+      <w:numFmt w:val="bullet"/>
+      <w:lvlText w:val="o"/>
+      <w:lvlJc w:val="left"/>
+      <w:pPr>
+        <w:tabs>
+          <w:tab w:val="num" w:pos="1440"/>
+        </w:tabs>
+        <w:ind w:left="1440" w:hanging="360"/>
+      </w:pPr>
+      <w:rPr>
+        <w:rFonts w:ascii="Courier New" w:hAnsi="Courier New" w:hint="default"/>
+        <w:sz w:val="20"/>
+      </w:rPr>
+    </w:lvl>
+    <w:lvl w:ilvl="2" w:tentative="1">
+      <w:start w:val="1"/>
+      <w:numFmt w:val="bullet"/>
+      <w:lvlText w:val=""/>
+      <w:lvlJc w:val="left"/>
+      <w:pPr>
+        <w:tabs>
+          <w:tab w:val="num" w:pos="2160"/>
+        </w:tabs>
+        <w:ind w:left="2160" w:hanging="360"/>
+      </w:pPr>
+      <w:rPr>
+        <w:rFonts w:ascii="Wingdings" w:hAnsi="Wingdings" w:hint="default"/>
+        <w:sz w:val="20"/>
+      </w:rPr>
+    </w:lvl>
+    <w:lvl w:ilvl="3" w:tentative="1">
+      <w:start w:val="1"/>
+      <w:numFmt w:val="bullet"/>
+      <w:lvlText w:val=""/>
+      <w:lvlJc w:val="left"/>
+      <w:pPr>
+        <w:tabs>
+          <w:tab w:val="num" w:pos="2880"/>
+        </w:tabs>
+        <w:ind w:left="2880" w:hanging="360"/>
+      </w:pPr>
+      <w:rPr>
+        <w:rFonts w:ascii="Wingdings" w:hAnsi="Wingdings" w:hint="default"/>
+        <w:sz w:val="20"/>
+      </w:rPr>
+    </w:lvl>
+    <w:lvl w:ilvl="4" w:tentative="1">
+      <w:start w:val="1"/>
+      <w:numFmt w:val="bullet"/>
+      <w:lvlText w:val=""/>
+      <w:lvlJc w:val="left"/>
+      <w:pPr>
+        <w:tabs>
+          <w:tab w:val="num" w:pos="3600"/>
+        </w:tabs>
+        <w:ind w:left="3600" w:hanging="360"/>
+      </w:pPr>
+      <w:rPr>
+        <w:rFonts w:ascii="Wingdings" w:hAnsi="Wingdings" w:hint="default"/>
+        <w:sz w:val="20"/>
+      </w:rPr>
+    </w:lvl>
+    <w:lvl w:ilvl="5" w:tentative="1">
+      <w:start w:val="1"/>
+      <w:numFmt w:val="bullet"/>
+      <w:lvlText w:val=""/>
+      <w:lvlJc w:val="left"/>
+      <w:pPr>
+        <w:tabs>
+          <w:tab w:val="num" w:pos="4320"/>
+        </w:tabs>
+        <w:ind w:left="4320" w:hanging="360"/>
+      </w:pPr>
+      <w:rPr>
+        <w:rFonts w:ascii="Wingdings" w:hAnsi="Wingdings" w:hint="default"/>
+        <w:sz w:val="20"/>
+      </w:rPr>
+    </w:lvl>
+    <w:lvl w:ilvl="6" w:tentative="1">
+      <w:start w:val="1"/>
+      <w:numFmt w:val="bullet"/>
+      <w:lvlText w:val=""/>
+      <w:lvlJc w:val="left"/>
+      <w:pPr>
+        <w:tabs>
+          <w:tab w:val="num" w:pos="5040"/>
+        </w:tabs>
+        <w:ind w:left="5040" w:hanging="360"/>
+      </w:pPr>
+      <w:rPr>
+        <w:rFonts w:ascii="Wingdings" w:hAnsi="Wingdings" w:hint="default"/>
+        <w:sz w:val="20"/>
+      </w:rPr>
+    </w:lvl>
+    <w:lvl w:ilvl="7" w:tentative="1">
+      <w:start w:val="1"/>
+      <w:numFmt w:val="bullet"/>
+      <w:lvlText w:val=""/>
+      <w:lvlJc w:val="left"/>
+      <w:pPr>
+        <w:tabs>
+          <w:tab w:val="num" w:pos="5760"/>
+        </w:tabs>
+        <w:ind w:left="5760" w:hanging="360"/>
+      </w:pPr>
+      <w:rPr>
+        <w:rFonts w:ascii="Wingdings" w:hAnsi="Wingdings" w:hint="default"/>
+        <w:sz w:val="20"/>
+      </w:rPr>
+    </w:lvl>
+    <w:lvl w:ilvl="8" w:tentative="1">
+      <w:start w:val="1"/>
+      <w:numFmt w:val="bullet"/>
+      <w:lvlText w:val=""/>
+      <w:lvlJc w:val="left"/>
+      <w:pPr>
+        <w:tabs>
+          <w:tab w:val="num" w:pos="6480"/>
+        </w:tabs>
+        <w:ind w:left="6480" w:hanging="360"/>
+      </w:pPr>
+      <w:rPr>
+        <w:rFonts w:ascii="Wingdings" w:hAnsi="Wingdings" w:hint="default"/>
+        <w:sz w:val="20"/>
+      </w:rPr>
+    </w:lvl>
+  </w:abstractNum>
   <w:num w:numId="1">
-    <w:abstractNumId w:val="2"/>
+    <w:abstractNumId w:val="5"/>
   </w:num>
   <w:num w:numId="2">
-    <w:abstractNumId w:val="1"/>
+    <w:abstractNumId w:val="2"/>
   </w:num>
   <w:num w:numId="3">
     <w:abstractNumId w:val="0"/>
   </w:num>
   <w:num w:numId="4">
+    <w:abstractNumId w:val="6"/>
+  </w:num>
+  <w:num w:numId="5">
+    <w:abstractNumId w:val="1"/>
+  </w:num>
+  <w:num w:numId="6">
     <w:abstractNumId w:val="3"/>
+  </w:num>
+  <w:num w:numId="7">
+    <w:abstractNumId w:val="7"/>
+  </w:num>
+  <w:num w:numId="8">
+    <w:abstractNumId w:val="4"/>
   </w:num>
 </w:numbering>
 </file>
@@ -8405,7 +9404,7 @@
   <w:style w:type="paragraph" w:default="1" w:styleId="Normal">
     <w:name w:val="Normal"/>
     <w:qFormat/>
-    <w:rsid w:val="003401C6"/>
+    <w:rsid w:val="004E5A20"/>
     <w:pPr>
       <w:spacing w:after="0" w:line="240" w:lineRule="auto"/>
     </w:pPr>
@@ -8615,7 +9614,6 @@
   <w:style w:type="character" w:default="1" w:styleId="Fuentedeprrafopredeter">
     <w:name w:val="Default Paragraph Font"/>
     <w:uiPriority w:val="1"/>
-    <w:semiHidden/>
     <w:unhideWhenUsed/>
   </w:style>
   <w:style w:type="table" w:default="1" w:styleId="Tablanormal">
@@ -9029,6 +10027,38 @@
       <w:lang w:val="en-US"/>
     </w:rPr>
   </w:style>
+  <w:style w:type="paragraph" w:styleId="NormalWeb">
+    <w:name w:val="Normal (Web)"/>
+    <w:basedOn w:val="Normal"/>
+    <w:uiPriority w:val="99"/>
+    <w:unhideWhenUsed/>
+    <w:rsid w:val="00486D73"/>
+    <w:pPr>
+      <w:spacing w:before="100" w:beforeAutospacing="1" w:after="100" w:afterAutospacing="1"/>
+    </w:pPr>
+    <w:rPr>
+      <w:rFonts w:ascii="Times New Roman" w:eastAsia="Times New Roman" w:hAnsi="Times New Roman" w:cs="Times New Roman"/>
+      <w:kern w:val="0"/>
+      <w:lang w:val="es-MX" w:eastAsia="es-MX"/>
+      <w14:ligatures w14:val="none"/>
+    </w:rPr>
+  </w:style>
+  <w:style w:type="character" w:styleId="Textoennegrita">
+    <w:name w:val="Strong"/>
+    <w:basedOn w:val="Fuentedeprrafopredeter"/>
+    <w:uiPriority w:val="22"/>
+    <w:qFormat/>
+    <w:rsid w:val="00486D73"/>
+    <w:rPr>
+      <w:b/>
+      <w:bCs/>
+    </w:rPr>
+  </w:style>
+  <w:style w:type="character" w:customStyle="1" w:styleId="whitespace-normal">
+    <w:name w:val="whitespace-normal"/>
+    <w:basedOn w:val="Fuentedeprrafopredeter"/>
+    <w:rsid w:val="00486D73"/>
+  </w:style>
 </w:styles>
 </file>
 
